--- a/Documento Final Tesis - Prediccion Trafico Zonas Wifi 08012026-02-40pm.docx
+++ b/Documento Final Tesis - Prediccion Trafico Zonas Wifi 08012026-02-40pm.docx
@@ -1345,43 +1345,7 @@
           <w:sz w:val="22"/>
           <w:szCs w:val="22"/>
         </w:rPr>
-        <w:t xml:space="preserve"> </w:t>
-      </w:r>
-      <w:proofErr w:type="spellStart"/>
-      <w:r>
-        <w:rPr>
-          <w:rFonts w:asciiTheme="minorHAnsi" w:eastAsia="Calibri" w:hAnsiTheme="minorHAnsi" w:cstheme="minorHAnsi"/>
-          <w:sz w:val="22"/>
-          <w:szCs w:val="22"/>
-        </w:rPr>
-        <w:t>Scaler</w:t>
-      </w:r>
-      <w:proofErr w:type="spellEnd"/>
-      <w:r>
-        <w:rPr>
-          <w:rFonts w:asciiTheme="minorHAnsi" w:eastAsia="Calibri" w:hAnsiTheme="minorHAnsi" w:cstheme="minorHAnsi"/>
-          <w:sz w:val="22"/>
-          <w:szCs w:val="22"/>
-        </w:rPr>
-        <w:t xml:space="preserve">, </w:t>
-      </w:r>
-      <w:proofErr w:type="spellStart"/>
-      <w:r>
-        <w:rPr>
-          <w:rFonts w:asciiTheme="minorHAnsi" w:eastAsia="Calibri" w:hAnsiTheme="minorHAnsi" w:cstheme="minorHAnsi"/>
-          <w:sz w:val="22"/>
-          <w:szCs w:val="22"/>
-        </w:rPr>
-        <w:t>Random</w:t>
-      </w:r>
-      <w:proofErr w:type="spellEnd"/>
-      <w:r>
-        <w:rPr>
-          <w:rFonts w:asciiTheme="minorHAnsi" w:eastAsia="Calibri" w:hAnsiTheme="minorHAnsi" w:cstheme="minorHAnsi"/>
-          <w:sz w:val="22"/>
-          <w:szCs w:val="22"/>
-        </w:rPr>
-        <w:t xml:space="preserve"> Forest, Modelo Base, Multicolinealidad, Ventaneo, Serie Temporal</w:t>
+        <w:t xml:space="preserve"> Scaler, Random Forest, Modelo Base, Multicolinealidad, Ventaneo, Serie Temporal</w:t>
       </w:r>
     </w:p>
     <w:p>
@@ -8493,27 +8457,7 @@
           <w:szCs w:val="22"/>
           <w:lang w:val="es-MX"/>
         </w:rPr>
-        <w:t>En segundo lugar, se explorarán los conceptos y técnicas del aprendizaje supervisado, centrándose en los algoritmos de predicción más adecuados para este proyecto, como la regresión lineal, los bosques aleatorios (</w:t>
-      </w:r>
-      <w:proofErr w:type="spellStart"/>
-      <w:r>
-        <w:rPr>
-          <w:rFonts w:asciiTheme="minorHAnsi" w:hAnsiTheme="minorHAnsi" w:cstheme="minorHAnsi"/>
-          <w:sz w:val="22"/>
-          <w:szCs w:val="22"/>
-          <w:lang w:val="es-MX"/>
-        </w:rPr>
-        <w:t>Random</w:t>
-      </w:r>
-      <w:proofErr w:type="spellEnd"/>
-      <w:r>
-        <w:rPr>
-          <w:rFonts w:asciiTheme="minorHAnsi" w:hAnsiTheme="minorHAnsi" w:cstheme="minorHAnsi"/>
-          <w:sz w:val="22"/>
-          <w:szCs w:val="22"/>
-          <w:lang w:val="es-MX"/>
-        </w:rPr>
-        <w:t xml:space="preserve"> Forest) y las redes neuronales. Finalmente, se discutirán las métricas de evaluación empleadas para medir el desempeño de los modelos desarrollados y se presentarán antecedentes relevantes que aportan conocimiento y precedentes valiosos para la implementación de esta propuesta.</w:t>
+        <w:t>En segundo lugar, se explorarán los conceptos y técnicas del aprendizaje supervisado, centrándose en los algoritmos de predicción más adecuados para este proyecto, como la regresión lineal, los bosques aleatorios (Random Forest) y las redes neuronales. Finalmente, se discutirán las métricas de evaluación empleadas para medir el desempeño de los modelos desarrollados y se presentarán antecedentes relevantes que aportan conocimiento y precedentes valiosos para la implementación de esta propuesta.</w:t>
       </w:r>
     </w:p>
     <w:p>
@@ -10316,7 +10260,6 @@
           <w:lang w:val="es-VE"/>
         </w:rPr>
       </w:pPr>
-      <w:proofErr w:type="spellStart"/>
       <w:r>
         <w:rPr>
           <w:rFonts w:asciiTheme="minorHAnsi" w:hAnsiTheme="minorHAnsi" w:cstheme="minorHAnsi"/>
@@ -10327,19 +10270,16 @@
           <w:lang w:val="es-MX"/>
         </w:rPr>
         <w:lastRenderedPageBreak/>
-        <w:t>Random</w:t>
-      </w:r>
-      <w:proofErr w:type="spellEnd"/>
-      <w:r>
-        <w:rPr>
-          <w:rFonts w:asciiTheme="minorHAnsi" w:hAnsiTheme="minorHAnsi" w:cstheme="minorHAnsi"/>
-          <w:b/>
-          <w:bCs/>
+        <w:t>Random Forest:</w:t>
+      </w:r>
+      <w:r>
+        <w:rPr>
+          <w:rFonts w:asciiTheme="minorHAnsi" w:hAnsiTheme="minorHAnsi" w:cstheme="minorHAnsi"/>
           <w:sz w:val="22"/>
           <w:szCs w:val="22"/>
           <w:lang w:val="es-MX"/>
         </w:rPr>
-        <w:t xml:space="preserve"> Forest:</w:t>
+        <w:t xml:space="preserve"> </w:t>
       </w:r>
       <w:r>
         <w:rPr>
@@ -10355,21 +10295,10 @@
           <w:rFonts w:asciiTheme="minorHAnsi" w:hAnsiTheme="minorHAnsi" w:cstheme="minorHAnsi"/>
           <w:sz w:val="22"/>
           <w:szCs w:val="22"/>
-          <w:lang w:val="es-MX"/>
-        </w:rPr>
-        <w:t xml:space="preserve"> </w:t>
-      </w:r>
-      <w:proofErr w:type="spellStart"/>
-      <w:r>
-        <w:rPr>
-          <w:rFonts w:asciiTheme="minorHAnsi" w:hAnsiTheme="minorHAnsi" w:cstheme="minorHAnsi"/>
-          <w:sz w:val="22"/>
-          <w:szCs w:val="22"/>
           <w:lang w:val="es-VE"/>
         </w:rPr>
-        <w:t>Random</w:t>
-      </w:r>
-      <w:proofErr w:type="spellEnd"/>
+        <w:t xml:space="preserve">Random Forest es un algoritmo de aprendizaje supervisado basado en el enfoque </w:t>
+      </w:r>
       <w:r>
         <w:rPr>
           <w:rFonts w:asciiTheme="minorHAnsi" w:hAnsiTheme="minorHAnsi" w:cstheme="minorHAnsi"/>
@@ -10377,7 +10306,7 @@
           <w:szCs w:val="22"/>
           <w:lang w:val="es-VE"/>
         </w:rPr>
-        <w:t xml:space="preserve"> Forest es un algoritmo de aprendizaje supervisado basado en el enfoque </w:t>
+        <w:t>de ensambles, cuyo principio fundamental consiste en la construcción de múltiples árboles de decisión independientes</w:t>
       </w:r>
       <w:r>
         <w:rPr>
@@ -10386,17 +10315,20 @@
           <w:szCs w:val="22"/>
           <w:lang w:val="es-VE"/>
         </w:rPr>
-        <w:t>de ensambles, cuyo principio fundamental consiste en la construcción de múltiples árboles de decisión independientes</w:t>
-      </w:r>
-      <w:r>
+        <w:t xml:space="preserve"> durante la fase de entrenamiento. Cada árbol es generado a partir de una muestra aleatoria del conjunto de datos original y utiliza un subconjunto aleatorio de variables en cada división, lo que introduce diversidad entre los modelos individuales.</w:t>
+      </w:r>
+    </w:p>
+    <w:p>
+      <w:pPr>
+        <w:ind w:left="708"/>
+        <w:jc w:val="both"/>
         <w:rPr>
           <w:rFonts w:asciiTheme="minorHAnsi" w:hAnsiTheme="minorHAnsi" w:cstheme="minorHAnsi"/>
           <w:sz w:val="22"/>
           <w:szCs w:val="22"/>
           <w:lang w:val="es-VE"/>
         </w:rPr>
-        <w:t xml:space="preserve"> durante la fase de entrenamiento. Cada árbol es generado a partir de una muestra aleatoria del conjunto de datos original y utiliza un subconjunto aleatorio de variables en cada división, lo que introduce diversidad entre los modelos individuales.</w:t>
-      </w:r>
+      </w:pPr>
     </w:p>
     <w:p>
       <w:pPr>
@@ -10406,9 +10338,16 @@
           <w:rFonts w:asciiTheme="minorHAnsi" w:hAnsiTheme="minorHAnsi" w:cstheme="minorHAnsi"/>
           <w:sz w:val="22"/>
           <w:szCs w:val="22"/>
-          <w:lang w:val="es-VE"/>
-        </w:rPr>
-      </w:pPr>
+        </w:rPr>
+      </w:pPr>
+      <w:r>
+        <w:rPr>
+          <w:rFonts w:asciiTheme="minorHAnsi" w:hAnsiTheme="minorHAnsi" w:cstheme="minorHAnsi"/>
+          <w:sz w:val="22"/>
+          <w:szCs w:val="22"/>
+        </w:rPr>
+        <w:t>La predicción final del modelo se obtiene mediante la agregación de las predicciones de todos los árboles, generalmente a través del promedio en problemas de regresión o votación mayoritaria en problemas de clasificación. Este mecanismo permite reducir la varianza del modelo y mejorar su capacidad de generalización frente a datos no observados.</w:t>
+      </w:r>
     </w:p>
     <w:p>
       <w:pPr>
@@ -10420,14 +10359,6 @@
           <w:szCs w:val="22"/>
         </w:rPr>
       </w:pPr>
-      <w:r>
-        <w:rPr>
-          <w:rFonts w:asciiTheme="minorHAnsi" w:hAnsiTheme="minorHAnsi" w:cstheme="minorHAnsi"/>
-          <w:sz w:val="22"/>
-          <w:szCs w:val="22"/>
-        </w:rPr>
-        <w:t>La predicción final del modelo se obtiene mediante la agregación de las predicciones de todos los árboles, generalmente a través del promedio en problemas de regresión o votación mayoritaria en problemas de clasificación. Este mecanismo permite reducir la varianza del modelo y mejorar su capacidad de generalización frente a datos no observados.</w:t>
-      </w:r>
     </w:p>
     <w:p>
       <w:pPr>
@@ -10439,17 +10370,6 @@
           <w:szCs w:val="22"/>
         </w:rPr>
       </w:pPr>
-    </w:p>
-    <w:p>
-      <w:pPr>
-        <w:ind w:left="708"/>
-        <w:jc w:val="both"/>
-        <w:rPr>
-          <w:rFonts w:asciiTheme="minorHAnsi" w:hAnsiTheme="minorHAnsi" w:cstheme="minorHAnsi"/>
-          <w:sz w:val="22"/>
-          <w:szCs w:val="22"/>
-        </w:rPr>
-      </w:pPr>
       <w:r>
         <w:rPr>
           <w:rFonts w:asciiTheme="minorHAnsi" w:hAnsiTheme="minorHAnsi" w:cstheme="minorHAnsi"/>
@@ -10464,51 +10384,15 @@
           <w:sz w:val="22"/>
           <w:szCs w:val="22"/>
         </w:rPr>
-        <w:t xml:space="preserve">principales ventajas de </w:t>
-      </w:r>
-      <w:proofErr w:type="spellStart"/>
-      <w:r>
-        <w:rPr>
-          <w:rFonts w:asciiTheme="minorHAnsi" w:hAnsiTheme="minorHAnsi" w:cstheme="minorHAnsi"/>
-          <w:sz w:val="22"/>
-          <w:szCs w:val="22"/>
-        </w:rPr>
-        <w:t>Random</w:t>
-      </w:r>
-      <w:proofErr w:type="spellEnd"/>
-      <w:r>
-        <w:rPr>
-          <w:rFonts w:asciiTheme="minorHAnsi" w:hAnsiTheme="minorHAnsi" w:cstheme="minorHAnsi"/>
-          <w:sz w:val="22"/>
-          <w:szCs w:val="22"/>
-        </w:rPr>
-        <w:t xml:space="preserve"> Forest es su capacidad para modelar relaciones no lineales complejas y manejar conjuntos de datos con alta dimensionalidad, así como su robustez frente al ruido y los</w:t>
-      </w:r>
-      <w:r>
-        <w:rPr>
-          <w:rFonts w:asciiTheme="minorHAnsi" w:hAnsiTheme="minorHAnsi" w:cstheme="minorHAnsi"/>
-          <w:sz w:val="22"/>
-          <w:szCs w:val="22"/>
-        </w:rPr>
-        <w:t xml:space="preserve"> valores atípicos. No obstante, su interpretabilidad es menor en comparación con modelos lineales, dado que la predicción resulta de la combinación de múltiples árboles. En este proyecto, </w:t>
-      </w:r>
-      <w:proofErr w:type="spellStart"/>
-      <w:r>
-        <w:rPr>
-          <w:rFonts w:asciiTheme="minorHAnsi" w:hAnsiTheme="minorHAnsi" w:cstheme="minorHAnsi"/>
-          <w:sz w:val="22"/>
-          <w:szCs w:val="22"/>
-        </w:rPr>
-        <w:t>Random</w:t>
-      </w:r>
-      <w:proofErr w:type="spellEnd"/>
-      <w:r>
-        <w:rPr>
-          <w:rFonts w:asciiTheme="minorHAnsi" w:hAnsiTheme="minorHAnsi" w:cstheme="minorHAnsi"/>
-          <w:sz w:val="22"/>
-          <w:szCs w:val="22"/>
-        </w:rPr>
-        <w:t xml:space="preserve"> Forest se utiliza como un modelo robusto para capturar la variabilidad del tráfico de datos en las zonas </w:t>
+        <w:t>principales ventajas de Random Forest es su capacidad para modelar relaciones no lineales complejas y manejar conjuntos de datos con alta dimensionalidad, así como su robustez frente al ruido y los</w:t>
+      </w:r>
+      <w:r>
+        <w:rPr>
+          <w:rFonts w:asciiTheme="minorHAnsi" w:hAnsiTheme="minorHAnsi" w:cstheme="minorHAnsi"/>
+          <w:sz w:val="22"/>
+          <w:szCs w:val="22"/>
+        </w:rPr>
+        <w:t xml:space="preserve"> valores atípicos. No obstante, su interpretabilidad es menor en comparación con modelos lineales, dado que la predicción resulta de la combinación de múltiples árboles. En este proyecto, Random Forest se utiliza como un modelo robusto para capturar la variabilidad del tráfico de datos en las zonas </w:t>
       </w:r>
       <w:proofErr w:type="spellStart"/>
       <w:r>
@@ -12615,7 +12499,7 @@
           <w:sz w:val="22"/>
           <w:szCs w:val="22"/>
         </w:rPr>
-        <w:t xml:space="preserve">Los resultados evidenciaron que las redes neuronales profundas presentan una alta capacidad para identificar patrones complejos de comportamiento anómalo, mientras que los modelos SVM demostraron una mayor consistencia y robustez en diferentes escenarios de red. Adicionalmente, el artículo destaca que en la literatura previa se han empleado algoritmos como </w:t>
+        <w:t>Los resultados evidenciaron que las redes neuronales profundas presentan una alta capacidad para identificar patrones complejos de comportamiento anómalo, mientras que los modelos SVM demostraron una mayor consistencia y robustez en diferentes escenarios de red. Adicionalmente, el artículo destaca que en la literatura previa se han empleado algoritmos como Random Forest y K-</w:t>
       </w:r>
       <w:proofErr w:type="spellStart"/>
       <w:r>
@@ -12624,7 +12508,7 @@
           <w:sz w:val="22"/>
           <w:szCs w:val="22"/>
         </w:rPr>
-        <w:t>Random</w:t>
+        <w:t>Nearest</w:t>
       </w:r>
       <w:proofErr w:type="spellEnd"/>
       <w:r>
@@ -12633,43 +12517,7 @@
           <w:sz w:val="22"/>
           <w:szCs w:val="22"/>
         </w:rPr>
-        <w:t xml:space="preserve"> Forest y K-</w:t>
-      </w:r>
-      <w:proofErr w:type="spellStart"/>
-      <w:r>
-        <w:rPr>
-          <w:rFonts w:asciiTheme="minorHAnsi" w:hAnsiTheme="minorHAnsi" w:cstheme="minorHAnsi"/>
-          <w:sz w:val="22"/>
-          <w:szCs w:val="22"/>
-        </w:rPr>
-        <w:t>Nearest</w:t>
-      </w:r>
-      <w:proofErr w:type="spellEnd"/>
-      <w:r>
-        <w:rPr>
-          <w:rFonts w:asciiTheme="minorHAnsi" w:hAnsiTheme="minorHAnsi" w:cstheme="minorHAnsi"/>
-          <w:sz w:val="22"/>
-          <w:szCs w:val="22"/>
-        </w:rPr>
-        <w:t xml:space="preserve"> </w:t>
-      </w:r>
-      <w:proofErr w:type="spellStart"/>
-      <w:r>
-        <w:rPr>
-          <w:rFonts w:asciiTheme="minorHAnsi" w:hAnsiTheme="minorHAnsi" w:cstheme="minorHAnsi"/>
-          <w:sz w:val="22"/>
-          <w:szCs w:val="22"/>
-        </w:rPr>
-        <w:t>Neighbors</w:t>
-      </w:r>
-      <w:proofErr w:type="spellEnd"/>
-      <w:r>
-        <w:rPr>
-          <w:rFonts w:asciiTheme="minorHAnsi" w:hAnsiTheme="minorHAnsi" w:cstheme="minorHAnsi"/>
-          <w:sz w:val="22"/>
-          <w:szCs w:val="22"/>
-        </w:rPr>
-        <w:t xml:space="preserve"> para problemas similares, lo que resalta la relevancia de estos enfoques en el análisis de datos </w:t>
+        <w:t xml:space="preserve"> Neighbors para problemas similares, lo que resalta la relevancia de estos enfoques en el análisis de datos </w:t>
       </w:r>
       <w:proofErr w:type="spellStart"/>
       <w:r>
@@ -12889,6 +12737,34 @@
         <w:rPr>
           <w:rFonts w:asciiTheme="minorHAnsi" w:hAnsiTheme="minorHAnsi" w:cstheme="minorHAnsi"/>
         </w:rPr>
+        <w:t xml:space="preserve"> Large Wireless Networks </w:t>
+      </w:r>
+      <w:proofErr w:type="spellStart"/>
+      <w:r>
+        <w:rPr>
+          <w:rFonts w:asciiTheme="minorHAnsi" w:hAnsiTheme="minorHAnsi" w:cstheme="minorHAnsi"/>
+        </w:rPr>
+        <w:t>Using</w:t>
+      </w:r>
+      <w:proofErr w:type="spellEnd"/>
+      <w:r>
+        <w:rPr>
+          <w:rFonts w:asciiTheme="minorHAnsi" w:hAnsiTheme="minorHAnsi" w:cstheme="minorHAnsi"/>
+        </w:rPr>
+        <w:t xml:space="preserve"> Self-</w:t>
+      </w:r>
+      <w:proofErr w:type="spellStart"/>
+      <w:r>
+        <w:rPr>
+          <w:rFonts w:asciiTheme="minorHAnsi" w:hAnsiTheme="minorHAnsi" w:cstheme="minorHAnsi"/>
+        </w:rPr>
+        <w:t>Organizing</w:t>
+      </w:r>
+      <w:proofErr w:type="spellEnd"/>
+      <w:r>
+        <w:rPr>
+          <w:rFonts w:asciiTheme="minorHAnsi" w:hAnsiTheme="minorHAnsi" w:cstheme="minorHAnsi"/>
+        </w:rPr>
         <w:t xml:space="preserve"> </w:t>
       </w:r>
       <w:proofErr w:type="spellStart"/>
@@ -12896,107 +12772,65 @@
         <w:rPr>
           <w:rFonts w:asciiTheme="minorHAnsi" w:hAnsiTheme="minorHAnsi" w:cstheme="minorHAnsi"/>
         </w:rPr>
-        <w:t>Large</w:t>
+        <w:t>Maps</w:t>
       </w:r>
       <w:proofErr w:type="spellEnd"/>
       <w:r>
         <w:rPr>
           <w:rFonts w:asciiTheme="minorHAnsi" w:hAnsiTheme="minorHAnsi" w:cstheme="minorHAnsi"/>
         </w:rPr>
-        <w:t xml:space="preserve"> Wireless Networks </w:t>
+        <w:t>”</w:t>
+      </w:r>
+      <w:r>
+        <w:rPr>
+          <w:rFonts w:asciiTheme="minorHAnsi" w:hAnsiTheme="minorHAnsi" w:cstheme="minorHAnsi"/>
+        </w:rPr>
+        <w:t xml:space="preserve"> propone un enfoque sistemático para el análisis y modelado del comportamiento de uso de Internet en redes inalámbricas de gran escala, a partir del estudio de tendencias colectivas de usuarios móviles. </w:t>
+      </w:r>
+    </w:p>
+    <w:p>
+      <w:pPr>
+        <w:pStyle w:val="Prrafodelista"/>
+        <w:jc w:val="both"/>
+        <w:rPr>
+          <w:rFonts w:asciiTheme="minorHAnsi" w:hAnsiTheme="minorHAnsi" w:cstheme="minorHAnsi"/>
+        </w:rPr>
+      </w:pPr>
+    </w:p>
+    <w:p>
+      <w:pPr>
+        <w:pStyle w:val="Prrafodelista"/>
+        <w:jc w:val="both"/>
+        <w:rPr>
+          <w:rFonts w:asciiTheme="minorHAnsi" w:hAnsiTheme="minorHAnsi" w:cstheme="minorHAnsi"/>
+        </w:rPr>
+      </w:pPr>
+      <w:r>
+        <w:rPr>
+          <w:rFonts w:asciiTheme="minorHAnsi" w:hAnsiTheme="minorHAnsi" w:cstheme="minorHAnsi"/>
+        </w:rPr>
+        <w:t xml:space="preserve">Los autores emplean mapas </w:t>
       </w:r>
       <w:proofErr w:type="spellStart"/>
       <w:r>
         <w:rPr>
           <w:rFonts w:asciiTheme="minorHAnsi" w:hAnsiTheme="minorHAnsi" w:cstheme="minorHAnsi"/>
         </w:rPr>
-        <w:t>Using</w:t>
+        <w:t>auto-organizados</w:t>
       </w:r>
       <w:proofErr w:type="spellEnd"/>
       <w:r>
         <w:rPr>
           <w:rFonts w:asciiTheme="minorHAnsi" w:hAnsiTheme="minorHAnsi" w:cstheme="minorHAnsi"/>
         </w:rPr>
-        <w:t xml:space="preserve"> </w:t>
+        <w:t xml:space="preserve"> (Self-</w:t>
       </w:r>
       <w:proofErr w:type="spellStart"/>
       <w:r>
         <w:rPr>
           <w:rFonts w:asciiTheme="minorHAnsi" w:hAnsiTheme="minorHAnsi" w:cstheme="minorHAnsi"/>
         </w:rPr>
-        <w:t>Self-Organizing</w:t>
-      </w:r>
-      <w:proofErr w:type="spellEnd"/>
-      <w:r>
-        <w:rPr>
-          <w:rFonts w:asciiTheme="minorHAnsi" w:hAnsiTheme="minorHAnsi" w:cstheme="minorHAnsi"/>
-        </w:rPr>
-        <w:t xml:space="preserve"> </w:t>
-      </w:r>
-      <w:proofErr w:type="spellStart"/>
-      <w:r>
-        <w:rPr>
-          <w:rFonts w:asciiTheme="minorHAnsi" w:hAnsiTheme="minorHAnsi" w:cstheme="minorHAnsi"/>
-        </w:rPr>
-        <w:t>Maps</w:t>
-      </w:r>
-      <w:proofErr w:type="spellEnd"/>
-      <w:r>
-        <w:rPr>
-          <w:rFonts w:asciiTheme="minorHAnsi" w:hAnsiTheme="minorHAnsi" w:cstheme="minorHAnsi"/>
-        </w:rPr>
-        <w:t>”</w:t>
-      </w:r>
-      <w:r>
-        <w:rPr>
-          <w:rFonts w:asciiTheme="minorHAnsi" w:hAnsiTheme="minorHAnsi" w:cstheme="minorHAnsi"/>
-        </w:rPr>
-        <w:t xml:space="preserve"> propone un enfoque sistemático para el análisis y modelado del comportamiento de uso de Internet en redes inalámbricas de gran escala, a partir del estudio de tendencias colectivas de usuarios móviles. </w:t>
-      </w:r>
-    </w:p>
-    <w:p>
-      <w:pPr>
-        <w:pStyle w:val="Prrafodelista"/>
-        <w:jc w:val="both"/>
-        <w:rPr>
-          <w:rFonts w:asciiTheme="minorHAnsi" w:hAnsiTheme="minorHAnsi" w:cstheme="minorHAnsi"/>
-        </w:rPr>
-      </w:pPr>
-    </w:p>
-    <w:p>
-      <w:pPr>
-        <w:pStyle w:val="Prrafodelista"/>
-        <w:jc w:val="both"/>
-        <w:rPr>
-          <w:rFonts w:asciiTheme="minorHAnsi" w:hAnsiTheme="minorHAnsi" w:cstheme="minorHAnsi"/>
-        </w:rPr>
-      </w:pPr>
-      <w:r>
-        <w:rPr>
-          <w:rFonts w:asciiTheme="minorHAnsi" w:hAnsiTheme="minorHAnsi" w:cstheme="minorHAnsi"/>
-        </w:rPr>
-        <w:t xml:space="preserve">Los autores emplean mapas </w:t>
-      </w:r>
-      <w:proofErr w:type="spellStart"/>
-      <w:r>
-        <w:rPr>
-          <w:rFonts w:asciiTheme="minorHAnsi" w:hAnsiTheme="minorHAnsi" w:cstheme="minorHAnsi"/>
-        </w:rPr>
-        <w:t>auto-organizados</w:t>
-      </w:r>
-      <w:proofErr w:type="spellEnd"/>
-      <w:r>
-        <w:rPr>
-          <w:rFonts w:asciiTheme="minorHAnsi" w:hAnsiTheme="minorHAnsi" w:cstheme="minorHAnsi"/>
-        </w:rPr>
-        <w:t xml:space="preserve"> (</w:t>
-      </w:r>
-      <w:proofErr w:type="spellStart"/>
-      <w:r>
-        <w:rPr>
-          <w:rFonts w:asciiTheme="minorHAnsi" w:hAnsiTheme="minorHAnsi" w:cstheme="minorHAnsi"/>
-        </w:rPr>
-        <w:t>Self-Organizing</w:t>
+        <w:t>Organizing</w:t>
       </w:r>
       <w:proofErr w:type="spellEnd"/>
       <w:r>
@@ -13253,35 +13087,7 @@
         <w:rPr>
           <w:rFonts w:asciiTheme="minorHAnsi" w:hAnsiTheme="minorHAnsi" w:cstheme="minorHAnsi"/>
         </w:rPr>
-        <w:t xml:space="preserve"> Enterprise-</w:t>
-      </w:r>
-      <w:proofErr w:type="spellStart"/>
-      <w:r>
-        <w:rPr>
-          <w:rFonts w:asciiTheme="minorHAnsi" w:hAnsiTheme="minorHAnsi" w:cstheme="minorHAnsi"/>
-        </w:rPr>
-        <w:t>Class</w:t>
-      </w:r>
-      <w:proofErr w:type="spellEnd"/>
-      <w:r>
-        <w:rPr>
-          <w:rFonts w:asciiTheme="minorHAnsi" w:hAnsiTheme="minorHAnsi" w:cstheme="minorHAnsi"/>
-        </w:rPr>
-        <w:t xml:space="preserve"> </w:t>
-      </w:r>
-      <w:proofErr w:type="spellStart"/>
-      <w:r>
-        <w:rPr>
-          <w:rFonts w:asciiTheme="minorHAnsi" w:hAnsiTheme="minorHAnsi" w:cstheme="minorHAnsi"/>
-        </w:rPr>
-        <w:t>Guest</w:t>
-      </w:r>
-      <w:proofErr w:type="spellEnd"/>
-      <w:r>
-        <w:rPr>
-          <w:rFonts w:asciiTheme="minorHAnsi" w:hAnsiTheme="minorHAnsi" w:cstheme="minorHAnsi"/>
-        </w:rPr>
-        <w:t xml:space="preserve"> </w:t>
+        <w:t xml:space="preserve"> Enterprise-Class Guest </w:t>
       </w:r>
       <w:proofErr w:type="spellStart"/>
       <w:r>
@@ -23343,19 +23149,8 @@
                 <w:sz w:val="22"/>
                 <w:szCs w:val="22"/>
               </w:rPr>
-              <w:t xml:space="preserve">ZW Parque Skate </w:t>
+              <w:t>ZW Parque Skate Board</w:t>
             </w:r>
-            <w:proofErr w:type="spellStart"/>
-            <w:r>
-              <w:rPr>
-                <w:rFonts w:ascii="Aptos Narrow" w:eastAsia="Times New Roman" w:hAnsi="Aptos Narrow" w:cs="Times New Roman"/>
-                <w:color w:val="000000"/>
-                <w:sz w:val="22"/>
-                <w:szCs w:val="22"/>
-              </w:rPr>
-              <w:t>Board</w:t>
-            </w:r>
-            <w:proofErr w:type="spellEnd"/>
           </w:p>
         </w:tc>
         <w:tc>
@@ -24704,19 +24499,8 @@
                 <w:sz w:val="22"/>
                 <w:szCs w:val="22"/>
               </w:rPr>
-              <w:t xml:space="preserve">ZW Biblioteca Daniel </w:t>
+              <w:t>ZW Biblioteca Daniel Guillard</w:t>
             </w:r>
-            <w:proofErr w:type="spellStart"/>
-            <w:r>
-              <w:rPr>
-                <w:rFonts w:ascii="Aptos Narrow" w:eastAsia="Times New Roman" w:hAnsi="Aptos Narrow" w:cs="Times New Roman"/>
-                <w:color w:val="000000"/>
-                <w:sz w:val="22"/>
-                <w:szCs w:val="22"/>
-              </w:rPr>
-              <w:t>Guillard</w:t>
-            </w:r>
-            <w:proofErr w:type="spellEnd"/>
           </w:p>
         </w:tc>
         <w:tc>
@@ -24865,19 +24649,8 @@
                 <w:sz w:val="22"/>
                 <w:szCs w:val="22"/>
               </w:rPr>
-              <w:t xml:space="preserve">ZW Parque </w:t>
+              <w:t>ZW Parque Junin</w:t>
             </w:r>
-            <w:proofErr w:type="spellStart"/>
-            <w:r>
-              <w:rPr>
-                <w:rFonts w:ascii="Aptos Narrow" w:eastAsia="Times New Roman" w:hAnsi="Aptos Narrow" w:cs="Times New Roman"/>
-                <w:color w:val="000000"/>
-                <w:sz w:val="22"/>
-                <w:szCs w:val="22"/>
-              </w:rPr>
-              <w:t>Junin</w:t>
-            </w:r>
-            <w:proofErr w:type="spellEnd"/>
           </w:p>
         </w:tc>
         <w:tc>
@@ -25026,19 +24799,8 @@
                 <w:sz w:val="22"/>
                 <w:szCs w:val="22"/>
               </w:rPr>
-              <w:t xml:space="preserve">ZW Polideportivo Ricardo </w:t>
+              <w:t>ZW Polideportivo Ricardo Balcazar</w:t>
             </w:r>
-            <w:proofErr w:type="spellStart"/>
-            <w:r>
-              <w:rPr>
-                <w:rFonts w:ascii="Aptos Narrow" w:eastAsia="Times New Roman" w:hAnsi="Aptos Narrow" w:cs="Times New Roman"/>
-                <w:color w:val="000000"/>
-                <w:sz w:val="22"/>
-                <w:szCs w:val="22"/>
-              </w:rPr>
-              <w:t>Balcazar</w:t>
-            </w:r>
-            <w:proofErr w:type="spellEnd"/>
           </w:p>
         </w:tc>
         <w:tc>
@@ -25282,19 +25044,8 @@
                 <w:sz w:val="22"/>
                 <w:szCs w:val="22"/>
               </w:rPr>
-              <w:t xml:space="preserve"> </w:t>
+              <w:t xml:space="preserve"> Belalcazar</w:t>
             </w:r>
-            <w:proofErr w:type="spellStart"/>
-            <w:r>
-              <w:rPr>
-                <w:rFonts w:ascii="Aptos Narrow" w:eastAsia="Times New Roman" w:hAnsi="Aptos Narrow" w:cs="Times New Roman"/>
-                <w:color w:val="000000"/>
-                <w:sz w:val="22"/>
-                <w:szCs w:val="22"/>
-              </w:rPr>
-              <w:t>Belalcazar</w:t>
-            </w:r>
-            <w:proofErr w:type="spellEnd"/>
           </w:p>
         </w:tc>
         <w:tc>
@@ -26784,7 +26535,6 @@
           <w:szCs w:val="22"/>
         </w:rPr>
       </w:pPr>
-      <w:proofErr w:type="spellStart"/>
       <w:r>
         <w:rPr>
           <w:rFonts w:ascii="Calibri" w:eastAsia="Calibri" w:hAnsi="Calibri" w:cs="Calibri"/>
@@ -26793,18 +26543,7 @@
           <w:sz w:val="22"/>
           <w:szCs w:val="22"/>
         </w:rPr>
-        <w:t>Random</w:t>
-      </w:r>
-      <w:proofErr w:type="spellEnd"/>
-      <w:r>
-        <w:rPr>
-          <w:rFonts w:ascii="Calibri" w:eastAsia="Calibri" w:hAnsi="Calibri" w:cs="Calibri"/>
-          <w:b/>
-          <w:bCs/>
-          <w:sz w:val="22"/>
-          <w:szCs w:val="22"/>
-        </w:rPr>
-        <w:t xml:space="preserve"> Forest </w:t>
+        <w:t xml:space="preserve">Random Forest </w:t>
       </w:r>
       <w:proofErr w:type="spellStart"/>
       <w:r>
@@ -27059,6 +26798,2459 @@
     </w:p>
     <w:p>
       <w:pPr>
+        <w:jc w:val="both"/>
+        <w:rPr>
+          <w:rFonts w:ascii="Calibri" w:hAnsi="Calibri" w:cs="Calibri"/>
+          <w:sz w:val="22"/>
+          <w:szCs w:val="22"/>
+        </w:rPr>
+      </w:pPr>
+      <w:r>
+        <w:rPr>
+          <w:rFonts w:ascii="Calibri" w:hAnsi="Calibri" w:cs="Calibri"/>
+          <w:sz w:val="22"/>
+          <w:szCs w:val="22"/>
+        </w:rPr>
+        <w:t xml:space="preserve">A continuación, en la tabla 4, se muestran las primeras 10 zonas que </w:t>
+      </w:r>
+      <w:proofErr w:type="gramStart"/>
+      <w:r>
+        <w:rPr>
+          <w:rFonts w:ascii="Calibri" w:hAnsi="Calibri" w:cs="Calibri"/>
+          <w:sz w:val="22"/>
+          <w:szCs w:val="22"/>
+        </w:rPr>
+        <w:t>mejor predicciones</w:t>
+      </w:r>
+      <w:proofErr w:type="gramEnd"/>
+      <w:r>
+        <w:rPr>
+          <w:rFonts w:ascii="Calibri" w:hAnsi="Calibri" w:cs="Calibri"/>
+          <w:sz w:val="22"/>
+          <w:szCs w:val="22"/>
+        </w:rPr>
+        <w:t xml:space="preserve"> generaron con los modelo</w:t>
+      </w:r>
+      <w:r>
+        <w:rPr>
+          <w:rFonts w:ascii="Calibri" w:hAnsi="Calibri" w:cs="Calibri"/>
+          <w:sz w:val="22"/>
+          <w:szCs w:val="22"/>
+        </w:rPr>
+        <w:t>s</w:t>
+      </w:r>
+      <w:r>
+        <w:rPr>
+          <w:rFonts w:ascii="Calibri" w:hAnsi="Calibri" w:cs="Calibri"/>
+          <w:sz w:val="22"/>
+          <w:szCs w:val="22"/>
+        </w:rPr>
+        <w:t xml:space="preserve"> base de </w:t>
+      </w:r>
+      <w:proofErr w:type="spellStart"/>
+      <w:r>
+        <w:rPr>
+          <w:rFonts w:ascii="Calibri" w:hAnsi="Calibri" w:cs="Calibri"/>
+          <w:sz w:val="22"/>
+          <w:szCs w:val="22"/>
+        </w:rPr>
+        <w:t>Perceptron</w:t>
+      </w:r>
+      <w:proofErr w:type="spellEnd"/>
+      <w:r>
+        <w:rPr>
+          <w:rFonts w:ascii="Calibri" w:hAnsi="Calibri" w:cs="Calibri"/>
+          <w:sz w:val="22"/>
+          <w:szCs w:val="22"/>
+        </w:rPr>
+        <w:t xml:space="preserve">, Random Forest y SVR. (Regresión Lineal no permite búsqueda de </w:t>
+      </w:r>
+      <w:proofErr w:type="spellStart"/>
+      <w:r>
+        <w:rPr>
+          <w:rFonts w:ascii="Calibri" w:hAnsi="Calibri" w:cs="Calibri"/>
+          <w:sz w:val="22"/>
+          <w:szCs w:val="22"/>
+        </w:rPr>
+        <w:t>hiperparámetros</w:t>
+      </w:r>
+      <w:proofErr w:type="spellEnd"/>
+      <w:r>
+        <w:rPr>
+          <w:rFonts w:ascii="Calibri" w:hAnsi="Calibri" w:cs="Calibri"/>
+          <w:sz w:val="22"/>
+          <w:szCs w:val="22"/>
+        </w:rPr>
+        <w:t>).</w:t>
+      </w:r>
+    </w:p>
+    <w:p>
+      <w:pPr>
+        <w:jc w:val="both"/>
+        <w:rPr>
+          <w:rFonts w:ascii="Calibri" w:hAnsi="Calibri" w:cs="Calibri"/>
+          <w:sz w:val="22"/>
+          <w:szCs w:val="22"/>
+        </w:rPr>
+      </w:pPr>
+    </w:p>
+    <w:p>
+      <w:pPr>
+        <w:jc w:val="both"/>
+        <w:rPr>
+          <w:rFonts w:ascii="Calibri" w:hAnsi="Calibri" w:cs="Calibri"/>
+          <w:sz w:val="22"/>
+          <w:szCs w:val="22"/>
+        </w:rPr>
+      </w:pPr>
+    </w:p>
+    <w:p>
+      <w:pPr>
+        <w:jc w:val="both"/>
+        <w:rPr>
+          <w:rFonts w:ascii="Calibri" w:hAnsi="Calibri" w:cs="Calibri"/>
+          <w:sz w:val="22"/>
+          <w:szCs w:val="22"/>
+        </w:rPr>
+      </w:pPr>
+    </w:p>
+    <w:p>
+      <w:pPr>
+        <w:jc w:val="both"/>
+        <w:rPr>
+          <w:rFonts w:ascii="Calibri" w:hAnsi="Calibri" w:cs="Calibri"/>
+          <w:sz w:val="22"/>
+          <w:szCs w:val="22"/>
+        </w:rPr>
+      </w:pPr>
+    </w:p>
+    <w:p>
+      <w:pPr>
+        <w:jc w:val="both"/>
+        <w:rPr>
+          <w:rFonts w:ascii="Calibri" w:hAnsi="Calibri" w:cs="Calibri"/>
+          <w:sz w:val="22"/>
+          <w:szCs w:val="22"/>
+        </w:rPr>
+      </w:pPr>
+    </w:p>
+    <w:p>
+      <w:pPr>
+        <w:jc w:val="both"/>
+        <w:rPr>
+          <w:rFonts w:ascii="Calibri" w:hAnsi="Calibri" w:cs="Calibri"/>
+          <w:sz w:val="22"/>
+          <w:szCs w:val="22"/>
+        </w:rPr>
+      </w:pPr>
+    </w:p>
+    <w:p>
+      <w:pPr>
+        <w:jc w:val="both"/>
+        <w:rPr>
+          <w:rFonts w:ascii="Calibri" w:hAnsi="Calibri" w:cs="Calibri"/>
+          <w:sz w:val="22"/>
+          <w:szCs w:val="22"/>
+        </w:rPr>
+      </w:pPr>
+    </w:p>
+    <w:p>
+      <w:pPr>
+        <w:jc w:val="both"/>
+        <w:rPr>
+          <w:rFonts w:ascii="Calibri" w:hAnsi="Calibri" w:cs="Calibri"/>
+          <w:sz w:val="22"/>
+          <w:szCs w:val="22"/>
+        </w:rPr>
+      </w:pPr>
+    </w:p>
+    <w:p>
+      <w:pPr>
+        <w:jc w:val="both"/>
+        <w:rPr>
+          <w:rFonts w:ascii="Calibri" w:hAnsi="Calibri" w:cs="Calibri"/>
+          <w:sz w:val="22"/>
+          <w:szCs w:val="22"/>
+        </w:rPr>
+      </w:pPr>
+    </w:p>
+    <w:p>
+      <w:pPr>
+        <w:jc w:val="both"/>
+        <w:rPr>
+          <w:rFonts w:ascii="Calibri" w:hAnsi="Calibri" w:cs="Calibri"/>
+          <w:sz w:val="22"/>
+          <w:szCs w:val="22"/>
+        </w:rPr>
+      </w:pPr>
+    </w:p>
+    <w:p>
+      <w:pPr>
+        <w:jc w:val="both"/>
+        <w:rPr>
+          <w:rFonts w:ascii="Calibri" w:hAnsi="Calibri" w:cs="Calibri"/>
+          <w:sz w:val="22"/>
+          <w:szCs w:val="22"/>
+        </w:rPr>
+      </w:pPr>
+    </w:p>
+    <w:p>
+      <w:pPr>
+        <w:jc w:val="both"/>
+        <w:rPr>
+          <w:rFonts w:ascii="Calibri" w:hAnsi="Calibri" w:cs="Calibri"/>
+          <w:sz w:val="22"/>
+          <w:szCs w:val="22"/>
+        </w:rPr>
+      </w:pPr>
+    </w:p>
+    <w:tbl>
+      <w:tblPr>
+        <w:tblW w:w="8752" w:type="dxa"/>
+        <w:tblCellMar>
+          <w:left w:w="70" w:type="dxa"/>
+          <w:right w:w="70" w:type="dxa"/>
+        </w:tblCellMar>
+        <w:tblLook w:val="04A0" w:firstRow="1" w:lastRow="0" w:firstColumn="1" w:lastColumn="0" w:noHBand="0" w:noVBand="1"/>
+      </w:tblPr>
+      <w:tblGrid>
+        <w:gridCol w:w="1838"/>
+        <w:gridCol w:w="2286"/>
+        <w:gridCol w:w="2619"/>
+        <w:gridCol w:w="2520"/>
+      </w:tblGrid>
+      <w:tr>
+        <w:trPr>
+          <w:trHeight w:val="255"/>
+        </w:trPr>
+        <w:tc>
+          <w:tcPr>
+            <w:tcW w:w="1838" w:type="dxa"/>
+            <w:tcBorders>
+              <w:top w:val="single" w:sz="4" w:space="0" w:color="4DFB33"/>
+              <w:left w:val="single" w:sz="4" w:space="0" w:color="4DFB33"/>
+              <w:bottom w:val="single" w:sz="4" w:space="0" w:color="4DFB33"/>
+              <w:right w:val="nil"/>
+            </w:tcBorders>
+            <w:shd w:val="clear" w:color="18A303" w:fill="18A303"/>
+            <w:noWrap/>
+            <w:vAlign w:val="bottom"/>
+            <w:hideMark/>
+          </w:tcPr>
+          <w:p>
+            <w:pPr>
+              <w:widowControl/>
+              <w:rPr>
+                <w:rFonts w:ascii="Arial" w:eastAsia="Times New Roman" w:hAnsi="Arial" w:cs="Arial"/>
+                <w:b/>
+                <w:bCs/>
+                <w:color w:val="FFFFFF"/>
+                <w:sz w:val="20"/>
+                <w:szCs w:val="20"/>
+              </w:rPr>
+            </w:pPr>
+            <w:r>
+              <w:rPr>
+                <w:rFonts w:ascii="Arial" w:eastAsia="Times New Roman" w:hAnsi="Arial" w:cs="Arial"/>
+                <w:b/>
+                <w:bCs/>
+                <w:color w:val="FFFFFF"/>
+                <w:sz w:val="20"/>
+                <w:szCs w:val="20"/>
+              </w:rPr>
+              <w:t>Zona</w:t>
+            </w:r>
+          </w:p>
+        </w:tc>
+        <w:tc>
+          <w:tcPr>
+            <w:tcW w:w="2286" w:type="dxa"/>
+            <w:tcBorders>
+              <w:top w:val="single" w:sz="4" w:space="0" w:color="4DFB33"/>
+              <w:left w:val="nil"/>
+              <w:bottom w:val="single" w:sz="4" w:space="0" w:color="4DFB33"/>
+              <w:right w:val="nil"/>
+            </w:tcBorders>
+            <w:shd w:val="clear" w:color="18A303" w:fill="18A303"/>
+            <w:noWrap/>
+            <w:vAlign w:val="bottom"/>
+            <w:hideMark/>
+          </w:tcPr>
+          <w:p>
+            <w:pPr>
+              <w:widowControl/>
+              <w:rPr>
+                <w:rFonts w:ascii="Arial" w:eastAsia="Times New Roman" w:hAnsi="Arial" w:cs="Arial"/>
+                <w:b/>
+                <w:bCs/>
+                <w:color w:val="FFFFFF"/>
+                <w:sz w:val="20"/>
+                <w:szCs w:val="20"/>
+              </w:rPr>
+            </w:pPr>
+            <w:proofErr w:type="gramStart"/>
+            <w:r>
+              <w:rPr>
+                <w:rFonts w:ascii="Arial" w:eastAsia="Times New Roman" w:hAnsi="Arial" w:cs="Arial"/>
+                <w:b/>
+                <w:bCs/>
+                <w:color w:val="FFFFFF"/>
+                <w:sz w:val="20"/>
+                <w:szCs w:val="20"/>
+              </w:rPr>
+              <w:t>MAPE(%)</w:t>
+            </w:r>
+            <w:proofErr w:type="spellStart"/>
+            <w:r>
+              <w:rPr>
+                <w:rFonts w:ascii="Arial" w:eastAsia="Times New Roman" w:hAnsi="Arial" w:cs="Arial"/>
+                <w:b/>
+                <w:bCs/>
+                <w:color w:val="FFFFFF"/>
+                <w:sz w:val="20"/>
+                <w:szCs w:val="20"/>
+              </w:rPr>
+              <w:t>Percep</w:t>
+            </w:r>
+            <w:proofErr w:type="gramEnd"/>
+            <w:r>
+              <w:rPr>
+                <w:rFonts w:ascii="Arial" w:eastAsia="Times New Roman" w:hAnsi="Arial" w:cs="Arial"/>
+                <w:b/>
+                <w:bCs/>
+                <w:color w:val="FFFFFF"/>
+                <w:sz w:val="20"/>
+                <w:szCs w:val="20"/>
+              </w:rPr>
+              <w:t>_Base</w:t>
+            </w:r>
+            <w:proofErr w:type="spellEnd"/>
+          </w:p>
+        </w:tc>
+        <w:tc>
+          <w:tcPr>
+            <w:tcW w:w="2108" w:type="dxa"/>
+            <w:tcBorders>
+              <w:top w:val="single" w:sz="4" w:space="0" w:color="4DFB33"/>
+              <w:left w:val="nil"/>
+              <w:bottom w:val="single" w:sz="4" w:space="0" w:color="4DFB33"/>
+              <w:right w:val="nil"/>
+            </w:tcBorders>
+            <w:shd w:val="clear" w:color="18A303" w:fill="18A303"/>
+            <w:noWrap/>
+            <w:vAlign w:val="bottom"/>
+            <w:hideMark/>
+          </w:tcPr>
+          <w:p>
+            <w:pPr>
+              <w:widowControl/>
+              <w:rPr>
+                <w:rFonts w:ascii="Arial" w:eastAsia="Times New Roman" w:hAnsi="Arial" w:cs="Arial"/>
+                <w:b/>
+                <w:bCs/>
+                <w:color w:val="FFFFFF"/>
+                <w:sz w:val="20"/>
+                <w:szCs w:val="20"/>
+              </w:rPr>
+            </w:pPr>
+            <w:proofErr w:type="gramStart"/>
+            <w:r>
+              <w:rPr>
+                <w:rFonts w:ascii="Arial" w:eastAsia="Times New Roman" w:hAnsi="Arial" w:cs="Arial"/>
+                <w:b/>
+                <w:bCs/>
+                <w:color w:val="FFFFFF"/>
+                <w:sz w:val="20"/>
+                <w:szCs w:val="20"/>
+              </w:rPr>
+              <w:t>MAPE(%)</w:t>
+            </w:r>
+            <w:proofErr w:type="spellStart"/>
+            <w:r>
+              <w:rPr>
+                <w:rFonts w:ascii="Arial" w:eastAsia="Times New Roman" w:hAnsi="Arial" w:cs="Arial"/>
+                <w:b/>
+                <w:bCs/>
+                <w:color w:val="FFFFFF"/>
+                <w:sz w:val="20"/>
+                <w:szCs w:val="20"/>
+              </w:rPr>
+              <w:t>RandForst</w:t>
+            </w:r>
+            <w:proofErr w:type="gramEnd"/>
+            <w:r>
+              <w:rPr>
+                <w:rFonts w:ascii="Arial" w:eastAsia="Times New Roman" w:hAnsi="Arial" w:cs="Arial"/>
+                <w:b/>
+                <w:bCs/>
+                <w:color w:val="FFFFFF"/>
+                <w:sz w:val="20"/>
+                <w:szCs w:val="20"/>
+              </w:rPr>
+              <w:t>_Base</w:t>
+            </w:r>
+            <w:proofErr w:type="spellEnd"/>
+          </w:p>
+        </w:tc>
+        <w:tc>
+          <w:tcPr>
+            <w:tcW w:w="2520" w:type="dxa"/>
+            <w:tcBorders>
+              <w:top w:val="single" w:sz="4" w:space="0" w:color="4DFB33"/>
+              <w:left w:val="nil"/>
+              <w:bottom w:val="single" w:sz="4" w:space="0" w:color="4DFB33"/>
+              <w:right w:val="nil"/>
+            </w:tcBorders>
+            <w:shd w:val="clear" w:color="18A303" w:fill="18A303"/>
+            <w:noWrap/>
+            <w:vAlign w:val="bottom"/>
+            <w:hideMark/>
+          </w:tcPr>
+          <w:p>
+            <w:pPr>
+              <w:widowControl/>
+              <w:rPr>
+                <w:rFonts w:ascii="Arial" w:eastAsia="Times New Roman" w:hAnsi="Arial" w:cs="Arial"/>
+                <w:b/>
+                <w:bCs/>
+                <w:color w:val="FFFFFF"/>
+                <w:sz w:val="20"/>
+                <w:szCs w:val="20"/>
+              </w:rPr>
+            </w:pPr>
+            <w:proofErr w:type="gramStart"/>
+            <w:r>
+              <w:rPr>
+                <w:rFonts w:ascii="Arial" w:eastAsia="Times New Roman" w:hAnsi="Arial" w:cs="Arial"/>
+                <w:b/>
+                <w:bCs/>
+                <w:color w:val="FFFFFF"/>
+                <w:sz w:val="20"/>
+                <w:szCs w:val="20"/>
+              </w:rPr>
+              <w:t>MAPE(%)_</w:t>
+            </w:r>
+            <w:proofErr w:type="spellStart"/>
+            <w:proofErr w:type="gramEnd"/>
+            <w:r>
+              <w:rPr>
+                <w:rFonts w:ascii="Arial" w:eastAsia="Times New Roman" w:hAnsi="Arial" w:cs="Arial"/>
+                <w:b/>
+                <w:bCs/>
+                <w:color w:val="FFFFFF"/>
+                <w:sz w:val="20"/>
+                <w:szCs w:val="20"/>
+              </w:rPr>
+              <w:t>RegrsnLineal</w:t>
+            </w:r>
+            <w:proofErr w:type="spellEnd"/>
+          </w:p>
+        </w:tc>
+      </w:tr>
+      <w:tr>
+        <w:trPr>
+          <w:trHeight w:val="255"/>
+        </w:trPr>
+        <w:tc>
+          <w:tcPr>
+            <w:tcW w:w="1838" w:type="dxa"/>
+            <w:tcBorders>
+              <w:top w:val="single" w:sz="4" w:space="0" w:color="4DFB33"/>
+              <w:left w:val="single" w:sz="4" w:space="0" w:color="4DFB33"/>
+              <w:bottom w:val="single" w:sz="4" w:space="0" w:color="4DFB33"/>
+              <w:right w:val="nil"/>
+            </w:tcBorders>
+            <w:shd w:val="clear" w:color="C2FEBA" w:fill="C2FEBA"/>
+            <w:noWrap/>
+            <w:vAlign w:val="bottom"/>
+            <w:hideMark/>
+          </w:tcPr>
+          <w:p>
+            <w:pPr>
+              <w:widowControl/>
+              <w:rPr>
+                <w:rFonts w:ascii="Arial" w:eastAsia="Times New Roman" w:hAnsi="Arial" w:cs="Arial"/>
+                <w:color w:val="000000"/>
+                <w:sz w:val="20"/>
+                <w:szCs w:val="20"/>
+              </w:rPr>
+            </w:pPr>
+            <w:r>
+              <w:rPr>
+                <w:rFonts w:ascii="Arial" w:eastAsia="Times New Roman" w:hAnsi="Arial" w:cs="Arial"/>
+                <w:color w:val="000000"/>
+                <w:sz w:val="20"/>
+                <w:szCs w:val="20"/>
+              </w:rPr>
+              <w:t>022_ZW Parque Yo Amo a Siloé</w:t>
+            </w:r>
+          </w:p>
+        </w:tc>
+        <w:tc>
+          <w:tcPr>
+            <w:tcW w:w="2286" w:type="dxa"/>
+            <w:tcBorders>
+              <w:top w:val="single" w:sz="4" w:space="0" w:color="4DFB33"/>
+              <w:left w:val="nil"/>
+              <w:bottom w:val="single" w:sz="4" w:space="0" w:color="4DFB33"/>
+              <w:right w:val="nil"/>
+            </w:tcBorders>
+            <w:shd w:val="clear" w:color="C2FEBA" w:fill="C2FEBA"/>
+            <w:noWrap/>
+            <w:vAlign w:val="bottom"/>
+            <w:hideMark/>
+          </w:tcPr>
+          <w:p>
+            <w:pPr>
+              <w:widowControl/>
+              <w:jc w:val="right"/>
+              <w:rPr>
+                <w:rFonts w:ascii="Arial" w:eastAsia="Times New Roman" w:hAnsi="Arial" w:cs="Arial"/>
+                <w:color w:val="000000"/>
+                <w:sz w:val="20"/>
+                <w:szCs w:val="20"/>
+              </w:rPr>
+            </w:pPr>
+            <w:r>
+              <w:rPr>
+                <w:rFonts w:ascii="Arial" w:eastAsia="Times New Roman" w:hAnsi="Arial" w:cs="Arial"/>
+                <w:color w:val="000000"/>
+                <w:sz w:val="20"/>
+                <w:szCs w:val="20"/>
+              </w:rPr>
+              <w:t>16,701</w:t>
+            </w:r>
+          </w:p>
+        </w:tc>
+        <w:tc>
+          <w:tcPr>
+            <w:tcW w:w="2108" w:type="dxa"/>
+            <w:tcBorders>
+              <w:top w:val="single" w:sz="4" w:space="0" w:color="4DFB33"/>
+              <w:left w:val="nil"/>
+              <w:bottom w:val="single" w:sz="4" w:space="0" w:color="4DFB33"/>
+              <w:right w:val="nil"/>
+            </w:tcBorders>
+            <w:shd w:val="clear" w:color="C2FEBA" w:fill="C2FEBA"/>
+            <w:noWrap/>
+            <w:vAlign w:val="bottom"/>
+            <w:hideMark/>
+          </w:tcPr>
+          <w:p>
+            <w:pPr>
+              <w:widowControl/>
+              <w:jc w:val="right"/>
+              <w:rPr>
+                <w:rFonts w:ascii="Arial" w:eastAsia="Times New Roman" w:hAnsi="Arial" w:cs="Arial"/>
+                <w:color w:val="000000"/>
+                <w:sz w:val="20"/>
+                <w:szCs w:val="20"/>
+              </w:rPr>
+            </w:pPr>
+            <w:r>
+              <w:rPr>
+                <w:rFonts w:ascii="Arial" w:eastAsia="Times New Roman" w:hAnsi="Arial" w:cs="Arial"/>
+                <w:color w:val="000000"/>
+                <w:sz w:val="20"/>
+                <w:szCs w:val="20"/>
+              </w:rPr>
+              <w:t>18,2247</w:t>
+            </w:r>
+          </w:p>
+        </w:tc>
+        <w:tc>
+          <w:tcPr>
+            <w:tcW w:w="2520" w:type="dxa"/>
+            <w:tcBorders>
+              <w:top w:val="single" w:sz="4" w:space="0" w:color="4DFB33"/>
+              <w:left w:val="nil"/>
+              <w:bottom w:val="single" w:sz="4" w:space="0" w:color="4DFB33"/>
+              <w:right w:val="nil"/>
+            </w:tcBorders>
+            <w:shd w:val="clear" w:color="C2FEBA" w:fill="C2FEBA"/>
+            <w:noWrap/>
+            <w:vAlign w:val="bottom"/>
+            <w:hideMark/>
+          </w:tcPr>
+          <w:p>
+            <w:pPr>
+              <w:widowControl/>
+              <w:jc w:val="right"/>
+              <w:rPr>
+                <w:rFonts w:ascii="Arial" w:eastAsia="Times New Roman" w:hAnsi="Arial" w:cs="Arial"/>
+                <w:color w:val="000000"/>
+                <w:sz w:val="20"/>
+                <w:szCs w:val="20"/>
+              </w:rPr>
+            </w:pPr>
+            <w:r>
+              <w:rPr>
+                <w:rFonts w:ascii="Arial" w:eastAsia="Times New Roman" w:hAnsi="Arial" w:cs="Arial"/>
+                <w:color w:val="000000"/>
+                <w:sz w:val="20"/>
+                <w:szCs w:val="20"/>
+              </w:rPr>
+              <w:t>13,079</w:t>
+            </w:r>
+          </w:p>
+        </w:tc>
+      </w:tr>
+      <w:tr>
+        <w:trPr>
+          <w:trHeight w:val="255"/>
+        </w:trPr>
+        <w:tc>
+          <w:tcPr>
+            <w:tcW w:w="1838" w:type="dxa"/>
+            <w:tcBorders>
+              <w:top w:val="single" w:sz="4" w:space="0" w:color="4DFB33"/>
+              <w:left w:val="single" w:sz="4" w:space="0" w:color="4DFB33"/>
+              <w:bottom w:val="single" w:sz="4" w:space="0" w:color="4DFB33"/>
+              <w:right w:val="nil"/>
+            </w:tcBorders>
+            <w:noWrap/>
+            <w:vAlign w:val="bottom"/>
+            <w:hideMark/>
+          </w:tcPr>
+          <w:p>
+            <w:pPr>
+              <w:widowControl/>
+              <w:rPr>
+                <w:rFonts w:ascii="Arial" w:eastAsia="Times New Roman" w:hAnsi="Arial" w:cs="Arial"/>
+                <w:color w:val="000000"/>
+                <w:sz w:val="20"/>
+                <w:szCs w:val="20"/>
+              </w:rPr>
+            </w:pPr>
+            <w:r>
+              <w:rPr>
+                <w:rFonts w:ascii="Arial" w:eastAsia="Times New Roman" w:hAnsi="Arial" w:cs="Arial"/>
+                <w:color w:val="000000"/>
+                <w:sz w:val="20"/>
+                <w:szCs w:val="20"/>
+              </w:rPr>
+              <w:t>015_ZW Parque Alfonso Barberena</w:t>
+            </w:r>
+          </w:p>
+        </w:tc>
+        <w:tc>
+          <w:tcPr>
+            <w:tcW w:w="2286" w:type="dxa"/>
+            <w:tcBorders>
+              <w:top w:val="single" w:sz="4" w:space="0" w:color="4DFB33"/>
+              <w:left w:val="nil"/>
+              <w:bottom w:val="single" w:sz="4" w:space="0" w:color="4DFB33"/>
+              <w:right w:val="nil"/>
+            </w:tcBorders>
+            <w:noWrap/>
+            <w:vAlign w:val="bottom"/>
+            <w:hideMark/>
+          </w:tcPr>
+          <w:p>
+            <w:pPr>
+              <w:widowControl/>
+              <w:jc w:val="right"/>
+              <w:rPr>
+                <w:rFonts w:ascii="Arial" w:eastAsia="Times New Roman" w:hAnsi="Arial" w:cs="Arial"/>
+                <w:color w:val="000000"/>
+                <w:sz w:val="20"/>
+                <w:szCs w:val="20"/>
+              </w:rPr>
+            </w:pPr>
+            <w:r>
+              <w:rPr>
+                <w:rFonts w:ascii="Arial" w:eastAsia="Times New Roman" w:hAnsi="Arial" w:cs="Arial"/>
+                <w:color w:val="000000"/>
+                <w:sz w:val="20"/>
+                <w:szCs w:val="20"/>
+              </w:rPr>
+              <w:t>18,278</w:t>
+            </w:r>
+          </w:p>
+        </w:tc>
+        <w:tc>
+          <w:tcPr>
+            <w:tcW w:w="2108" w:type="dxa"/>
+            <w:tcBorders>
+              <w:top w:val="single" w:sz="4" w:space="0" w:color="4DFB33"/>
+              <w:left w:val="nil"/>
+              <w:bottom w:val="single" w:sz="4" w:space="0" w:color="4DFB33"/>
+              <w:right w:val="nil"/>
+            </w:tcBorders>
+            <w:noWrap/>
+            <w:vAlign w:val="bottom"/>
+            <w:hideMark/>
+          </w:tcPr>
+          <w:p>
+            <w:pPr>
+              <w:widowControl/>
+              <w:jc w:val="right"/>
+              <w:rPr>
+                <w:rFonts w:ascii="Arial" w:eastAsia="Times New Roman" w:hAnsi="Arial" w:cs="Arial"/>
+                <w:color w:val="000000"/>
+                <w:sz w:val="20"/>
+                <w:szCs w:val="20"/>
+              </w:rPr>
+            </w:pPr>
+            <w:r>
+              <w:rPr>
+                <w:rFonts w:ascii="Arial" w:eastAsia="Times New Roman" w:hAnsi="Arial" w:cs="Arial"/>
+                <w:color w:val="000000"/>
+                <w:sz w:val="20"/>
+                <w:szCs w:val="20"/>
+              </w:rPr>
+              <w:t>19,8192</w:t>
+            </w:r>
+          </w:p>
+        </w:tc>
+        <w:tc>
+          <w:tcPr>
+            <w:tcW w:w="2520" w:type="dxa"/>
+            <w:tcBorders>
+              <w:top w:val="single" w:sz="4" w:space="0" w:color="4DFB33"/>
+              <w:left w:val="nil"/>
+              <w:bottom w:val="single" w:sz="4" w:space="0" w:color="4DFB33"/>
+              <w:right w:val="nil"/>
+            </w:tcBorders>
+            <w:noWrap/>
+            <w:vAlign w:val="bottom"/>
+            <w:hideMark/>
+          </w:tcPr>
+          <w:p>
+            <w:pPr>
+              <w:widowControl/>
+              <w:jc w:val="right"/>
+              <w:rPr>
+                <w:rFonts w:ascii="Arial" w:eastAsia="Times New Roman" w:hAnsi="Arial" w:cs="Arial"/>
+                <w:color w:val="000000"/>
+                <w:sz w:val="20"/>
+                <w:szCs w:val="20"/>
+              </w:rPr>
+            </w:pPr>
+            <w:r>
+              <w:rPr>
+                <w:rFonts w:ascii="Arial" w:eastAsia="Times New Roman" w:hAnsi="Arial" w:cs="Arial"/>
+                <w:color w:val="000000"/>
+                <w:sz w:val="20"/>
+                <w:szCs w:val="20"/>
+              </w:rPr>
+              <w:t>15,345</w:t>
+            </w:r>
+          </w:p>
+        </w:tc>
+      </w:tr>
+      <w:tr>
+        <w:trPr>
+          <w:trHeight w:val="255"/>
+        </w:trPr>
+        <w:tc>
+          <w:tcPr>
+            <w:tcW w:w="1838" w:type="dxa"/>
+            <w:tcBorders>
+              <w:top w:val="single" w:sz="4" w:space="0" w:color="4DFB33"/>
+              <w:left w:val="single" w:sz="4" w:space="0" w:color="4DFB33"/>
+              <w:bottom w:val="single" w:sz="4" w:space="0" w:color="4DFB33"/>
+              <w:right w:val="nil"/>
+            </w:tcBorders>
+            <w:shd w:val="clear" w:color="C2FEBA" w:fill="C2FEBA"/>
+            <w:noWrap/>
+            <w:vAlign w:val="bottom"/>
+            <w:hideMark/>
+          </w:tcPr>
+          <w:p>
+            <w:pPr>
+              <w:widowControl/>
+              <w:rPr>
+                <w:rFonts w:ascii="Arial" w:eastAsia="Times New Roman" w:hAnsi="Arial" w:cs="Arial"/>
+                <w:color w:val="000000"/>
+                <w:sz w:val="20"/>
+                <w:szCs w:val="20"/>
+              </w:rPr>
+            </w:pPr>
+            <w:r>
+              <w:rPr>
+                <w:rFonts w:ascii="Arial" w:eastAsia="Times New Roman" w:hAnsi="Arial" w:cs="Arial"/>
+                <w:color w:val="000000"/>
+                <w:sz w:val="20"/>
+                <w:szCs w:val="20"/>
+              </w:rPr>
+              <w:t>041_ZW Parque Cien Palos</w:t>
+            </w:r>
+          </w:p>
+        </w:tc>
+        <w:tc>
+          <w:tcPr>
+            <w:tcW w:w="2286" w:type="dxa"/>
+            <w:tcBorders>
+              <w:top w:val="single" w:sz="4" w:space="0" w:color="4DFB33"/>
+              <w:left w:val="nil"/>
+              <w:bottom w:val="single" w:sz="4" w:space="0" w:color="4DFB33"/>
+              <w:right w:val="nil"/>
+            </w:tcBorders>
+            <w:shd w:val="clear" w:color="C2FEBA" w:fill="C2FEBA"/>
+            <w:noWrap/>
+            <w:vAlign w:val="bottom"/>
+            <w:hideMark/>
+          </w:tcPr>
+          <w:p>
+            <w:pPr>
+              <w:widowControl/>
+              <w:jc w:val="right"/>
+              <w:rPr>
+                <w:rFonts w:ascii="Arial" w:eastAsia="Times New Roman" w:hAnsi="Arial" w:cs="Arial"/>
+                <w:color w:val="000000"/>
+                <w:sz w:val="20"/>
+                <w:szCs w:val="20"/>
+              </w:rPr>
+            </w:pPr>
+            <w:r>
+              <w:rPr>
+                <w:rFonts w:ascii="Arial" w:eastAsia="Times New Roman" w:hAnsi="Arial" w:cs="Arial"/>
+                <w:color w:val="000000"/>
+                <w:sz w:val="20"/>
+                <w:szCs w:val="20"/>
+              </w:rPr>
+              <w:t>19</w:t>
+            </w:r>
+          </w:p>
+        </w:tc>
+        <w:tc>
+          <w:tcPr>
+            <w:tcW w:w="2108" w:type="dxa"/>
+            <w:tcBorders>
+              <w:top w:val="single" w:sz="4" w:space="0" w:color="4DFB33"/>
+              <w:left w:val="nil"/>
+              <w:bottom w:val="single" w:sz="4" w:space="0" w:color="4DFB33"/>
+              <w:right w:val="nil"/>
+            </w:tcBorders>
+            <w:shd w:val="clear" w:color="C2FEBA" w:fill="C2FEBA"/>
+            <w:noWrap/>
+            <w:vAlign w:val="bottom"/>
+            <w:hideMark/>
+          </w:tcPr>
+          <w:p>
+            <w:pPr>
+              <w:widowControl/>
+              <w:jc w:val="right"/>
+              <w:rPr>
+                <w:rFonts w:ascii="Arial" w:eastAsia="Times New Roman" w:hAnsi="Arial" w:cs="Arial"/>
+                <w:color w:val="000000"/>
+                <w:sz w:val="20"/>
+                <w:szCs w:val="20"/>
+              </w:rPr>
+            </w:pPr>
+            <w:r>
+              <w:rPr>
+                <w:rFonts w:ascii="Arial" w:eastAsia="Times New Roman" w:hAnsi="Arial" w:cs="Arial"/>
+                <w:color w:val="000000"/>
+                <w:sz w:val="20"/>
+                <w:szCs w:val="20"/>
+              </w:rPr>
+              <w:t>17,6997</w:t>
+            </w:r>
+          </w:p>
+        </w:tc>
+        <w:tc>
+          <w:tcPr>
+            <w:tcW w:w="2520" w:type="dxa"/>
+            <w:tcBorders>
+              <w:top w:val="single" w:sz="4" w:space="0" w:color="4DFB33"/>
+              <w:left w:val="nil"/>
+              <w:bottom w:val="single" w:sz="4" w:space="0" w:color="4DFB33"/>
+              <w:right w:val="nil"/>
+            </w:tcBorders>
+            <w:shd w:val="clear" w:color="C2FEBA" w:fill="C2FEBA"/>
+            <w:noWrap/>
+            <w:vAlign w:val="bottom"/>
+            <w:hideMark/>
+          </w:tcPr>
+          <w:p>
+            <w:pPr>
+              <w:widowControl/>
+              <w:jc w:val="right"/>
+              <w:rPr>
+                <w:rFonts w:ascii="Arial" w:eastAsia="Times New Roman" w:hAnsi="Arial" w:cs="Arial"/>
+                <w:color w:val="000000"/>
+                <w:sz w:val="20"/>
+                <w:szCs w:val="20"/>
+              </w:rPr>
+            </w:pPr>
+            <w:r>
+              <w:rPr>
+                <w:rFonts w:ascii="Arial" w:eastAsia="Times New Roman" w:hAnsi="Arial" w:cs="Arial"/>
+                <w:color w:val="000000"/>
+                <w:sz w:val="20"/>
+                <w:szCs w:val="20"/>
+              </w:rPr>
+              <w:t>10,997</w:t>
+            </w:r>
+          </w:p>
+        </w:tc>
+      </w:tr>
+      <w:tr>
+        <w:trPr>
+          <w:trHeight w:val="255"/>
+        </w:trPr>
+        <w:tc>
+          <w:tcPr>
+            <w:tcW w:w="1838" w:type="dxa"/>
+            <w:tcBorders>
+              <w:top w:val="single" w:sz="4" w:space="0" w:color="4DFB33"/>
+              <w:left w:val="single" w:sz="4" w:space="0" w:color="4DFB33"/>
+              <w:bottom w:val="single" w:sz="4" w:space="0" w:color="4DFB33"/>
+              <w:right w:val="nil"/>
+            </w:tcBorders>
+            <w:noWrap/>
+            <w:vAlign w:val="bottom"/>
+            <w:hideMark/>
+          </w:tcPr>
+          <w:p>
+            <w:pPr>
+              <w:widowControl/>
+              <w:rPr>
+                <w:rFonts w:ascii="Arial" w:eastAsia="Times New Roman" w:hAnsi="Arial" w:cs="Arial"/>
+                <w:color w:val="000000"/>
+                <w:sz w:val="20"/>
+                <w:szCs w:val="20"/>
+              </w:rPr>
+            </w:pPr>
+            <w:r>
+              <w:rPr>
+                <w:rFonts w:ascii="Arial" w:eastAsia="Times New Roman" w:hAnsi="Arial" w:cs="Arial"/>
+                <w:color w:val="000000"/>
+                <w:sz w:val="20"/>
+                <w:szCs w:val="20"/>
+              </w:rPr>
+              <w:t>014_ZW Parque Skate Board</w:t>
+            </w:r>
+          </w:p>
+        </w:tc>
+        <w:tc>
+          <w:tcPr>
+            <w:tcW w:w="2286" w:type="dxa"/>
+            <w:tcBorders>
+              <w:top w:val="single" w:sz="4" w:space="0" w:color="4DFB33"/>
+              <w:left w:val="nil"/>
+              <w:bottom w:val="single" w:sz="4" w:space="0" w:color="4DFB33"/>
+              <w:right w:val="nil"/>
+            </w:tcBorders>
+            <w:noWrap/>
+            <w:vAlign w:val="bottom"/>
+            <w:hideMark/>
+          </w:tcPr>
+          <w:p>
+            <w:pPr>
+              <w:widowControl/>
+              <w:jc w:val="right"/>
+              <w:rPr>
+                <w:rFonts w:ascii="Arial" w:eastAsia="Times New Roman" w:hAnsi="Arial" w:cs="Arial"/>
+                <w:color w:val="000000"/>
+                <w:sz w:val="20"/>
+                <w:szCs w:val="20"/>
+              </w:rPr>
+            </w:pPr>
+            <w:r>
+              <w:rPr>
+                <w:rFonts w:ascii="Arial" w:eastAsia="Times New Roman" w:hAnsi="Arial" w:cs="Arial"/>
+                <w:color w:val="000000"/>
+                <w:sz w:val="20"/>
+                <w:szCs w:val="20"/>
+              </w:rPr>
+              <w:t>19,029</w:t>
+            </w:r>
+          </w:p>
+        </w:tc>
+        <w:tc>
+          <w:tcPr>
+            <w:tcW w:w="2108" w:type="dxa"/>
+            <w:tcBorders>
+              <w:top w:val="single" w:sz="4" w:space="0" w:color="4DFB33"/>
+              <w:left w:val="nil"/>
+              <w:bottom w:val="single" w:sz="4" w:space="0" w:color="4DFB33"/>
+              <w:right w:val="nil"/>
+            </w:tcBorders>
+            <w:noWrap/>
+            <w:vAlign w:val="bottom"/>
+            <w:hideMark/>
+          </w:tcPr>
+          <w:p>
+            <w:pPr>
+              <w:widowControl/>
+              <w:jc w:val="right"/>
+              <w:rPr>
+                <w:rFonts w:ascii="Arial" w:eastAsia="Times New Roman" w:hAnsi="Arial" w:cs="Arial"/>
+                <w:color w:val="000000"/>
+                <w:sz w:val="20"/>
+                <w:szCs w:val="20"/>
+              </w:rPr>
+            </w:pPr>
+            <w:r>
+              <w:rPr>
+                <w:rFonts w:ascii="Arial" w:eastAsia="Times New Roman" w:hAnsi="Arial" w:cs="Arial"/>
+                <w:color w:val="000000"/>
+                <w:sz w:val="20"/>
+                <w:szCs w:val="20"/>
+              </w:rPr>
+              <w:t>25,0045</w:t>
+            </w:r>
+          </w:p>
+        </w:tc>
+        <w:tc>
+          <w:tcPr>
+            <w:tcW w:w="2520" w:type="dxa"/>
+            <w:tcBorders>
+              <w:top w:val="single" w:sz="4" w:space="0" w:color="4DFB33"/>
+              <w:left w:val="nil"/>
+              <w:bottom w:val="single" w:sz="4" w:space="0" w:color="4DFB33"/>
+              <w:right w:val="nil"/>
+            </w:tcBorders>
+            <w:noWrap/>
+            <w:vAlign w:val="bottom"/>
+            <w:hideMark/>
+          </w:tcPr>
+          <w:p>
+            <w:pPr>
+              <w:widowControl/>
+              <w:jc w:val="right"/>
+              <w:rPr>
+                <w:rFonts w:ascii="Arial" w:eastAsia="Times New Roman" w:hAnsi="Arial" w:cs="Arial"/>
+                <w:color w:val="000000"/>
+                <w:sz w:val="20"/>
+                <w:szCs w:val="20"/>
+              </w:rPr>
+            </w:pPr>
+            <w:r>
+              <w:rPr>
+                <w:rFonts w:ascii="Arial" w:eastAsia="Times New Roman" w:hAnsi="Arial" w:cs="Arial"/>
+                <w:color w:val="000000"/>
+                <w:sz w:val="20"/>
+                <w:szCs w:val="20"/>
+              </w:rPr>
+              <w:t>22,735</w:t>
+            </w:r>
+          </w:p>
+        </w:tc>
+      </w:tr>
+      <w:tr>
+        <w:trPr>
+          <w:trHeight w:val="255"/>
+        </w:trPr>
+        <w:tc>
+          <w:tcPr>
+            <w:tcW w:w="1838" w:type="dxa"/>
+            <w:tcBorders>
+              <w:top w:val="single" w:sz="4" w:space="0" w:color="4DFB33"/>
+              <w:left w:val="single" w:sz="4" w:space="0" w:color="4DFB33"/>
+              <w:bottom w:val="single" w:sz="4" w:space="0" w:color="4DFB33"/>
+              <w:right w:val="nil"/>
+            </w:tcBorders>
+            <w:shd w:val="clear" w:color="C2FEBA" w:fill="C2FEBA"/>
+            <w:noWrap/>
+            <w:vAlign w:val="bottom"/>
+            <w:hideMark/>
+          </w:tcPr>
+          <w:p>
+            <w:pPr>
+              <w:widowControl/>
+              <w:rPr>
+                <w:rFonts w:ascii="Arial" w:eastAsia="Times New Roman" w:hAnsi="Arial" w:cs="Arial"/>
+                <w:color w:val="000000"/>
+                <w:sz w:val="20"/>
+                <w:szCs w:val="20"/>
+              </w:rPr>
+            </w:pPr>
+            <w:r>
+              <w:rPr>
+                <w:rFonts w:ascii="Arial" w:eastAsia="Times New Roman" w:hAnsi="Arial" w:cs="Arial"/>
+                <w:color w:val="000000"/>
+                <w:sz w:val="20"/>
+                <w:szCs w:val="20"/>
+              </w:rPr>
+              <w:t xml:space="preserve">006_ZW Parque </w:t>
+            </w:r>
+            <w:proofErr w:type="spellStart"/>
+            <w:r>
+              <w:rPr>
+                <w:rFonts w:ascii="Arial" w:eastAsia="Times New Roman" w:hAnsi="Arial" w:cs="Arial"/>
+                <w:color w:val="000000"/>
+                <w:sz w:val="20"/>
+                <w:szCs w:val="20"/>
+              </w:rPr>
+              <w:t>Pizamos</w:t>
+            </w:r>
+            <w:proofErr w:type="spellEnd"/>
+          </w:p>
+        </w:tc>
+        <w:tc>
+          <w:tcPr>
+            <w:tcW w:w="2286" w:type="dxa"/>
+            <w:tcBorders>
+              <w:top w:val="single" w:sz="4" w:space="0" w:color="4DFB33"/>
+              <w:left w:val="nil"/>
+              <w:bottom w:val="single" w:sz="4" w:space="0" w:color="4DFB33"/>
+              <w:right w:val="nil"/>
+            </w:tcBorders>
+            <w:shd w:val="clear" w:color="C2FEBA" w:fill="C2FEBA"/>
+            <w:noWrap/>
+            <w:vAlign w:val="bottom"/>
+            <w:hideMark/>
+          </w:tcPr>
+          <w:p>
+            <w:pPr>
+              <w:widowControl/>
+              <w:jc w:val="right"/>
+              <w:rPr>
+                <w:rFonts w:ascii="Arial" w:eastAsia="Times New Roman" w:hAnsi="Arial" w:cs="Arial"/>
+                <w:color w:val="000000"/>
+                <w:sz w:val="20"/>
+                <w:szCs w:val="20"/>
+              </w:rPr>
+            </w:pPr>
+            <w:r>
+              <w:rPr>
+                <w:rFonts w:ascii="Arial" w:eastAsia="Times New Roman" w:hAnsi="Arial" w:cs="Arial"/>
+                <w:color w:val="000000"/>
+                <w:sz w:val="20"/>
+                <w:szCs w:val="20"/>
+              </w:rPr>
+              <w:t>20,387</w:t>
+            </w:r>
+          </w:p>
+        </w:tc>
+        <w:tc>
+          <w:tcPr>
+            <w:tcW w:w="2108" w:type="dxa"/>
+            <w:tcBorders>
+              <w:top w:val="single" w:sz="4" w:space="0" w:color="4DFB33"/>
+              <w:left w:val="nil"/>
+              <w:bottom w:val="single" w:sz="4" w:space="0" w:color="4DFB33"/>
+              <w:right w:val="nil"/>
+            </w:tcBorders>
+            <w:shd w:val="clear" w:color="C2FEBA" w:fill="C2FEBA"/>
+            <w:noWrap/>
+            <w:vAlign w:val="bottom"/>
+            <w:hideMark/>
+          </w:tcPr>
+          <w:p>
+            <w:pPr>
+              <w:widowControl/>
+              <w:jc w:val="right"/>
+              <w:rPr>
+                <w:rFonts w:ascii="Arial" w:eastAsia="Times New Roman" w:hAnsi="Arial" w:cs="Arial"/>
+                <w:color w:val="000000"/>
+                <w:sz w:val="20"/>
+                <w:szCs w:val="20"/>
+              </w:rPr>
+            </w:pPr>
+            <w:r>
+              <w:rPr>
+                <w:rFonts w:ascii="Arial" w:eastAsia="Times New Roman" w:hAnsi="Arial" w:cs="Arial"/>
+                <w:color w:val="000000"/>
+                <w:sz w:val="20"/>
+                <w:szCs w:val="20"/>
+              </w:rPr>
+              <w:t>20,7838</w:t>
+            </w:r>
+          </w:p>
+        </w:tc>
+        <w:tc>
+          <w:tcPr>
+            <w:tcW w:w="2520" w:type="dxa"/>
+            <w:tcBorders>
+              <w:top w:val="single" w:sz="4" w:space="0" w:color="4DFB33"/>
+              <w:left w:val="nil"/>
+              <w:bottom w:val="single" w:sz="4" w:space="0" w:color="4DFB33"/>
+              <w:right w:val="nil"/>
+            </w:tcBorders>
+            <w:shd w:val="clear" w:color="C2FEBA" w:fill="C2FEBA"/>
+            <w:noWrap/>
+            <w:vAlign w:val="bottom"/>
+            <w:hideMark/>
+          </w:tcPr>
+          <w:p>
+            <w:pPr>
+              <w:widowControl/>
+              <w:jc w:val="right"/>
+              <w:rPr>
+                <w:rFonts w:ascii="Arial" w:eastAsia="Times New Roman" w:hAnsi="Arial" w:cs="Arial"/>
+                <w:color w:val="000000"/>
+                <w:sz w:val="20"/>
+                <w:szCs w:val="20"/>
+              </w:rPr>
+            </w:pPr>
+            <w:r>
+              <w:rPr>
+                <w:rFonts w:ascii="Arial" w:eastAsia="Times New Roman" w:hAnsi="Arial" w:cs="Arial"/>
+                <w:color w:val="000000"/>
+                <w:sz w:val="20"/>
+                <w:szCs w:val="20"/>
+              </w:rPr>
+              <w:t>20,559</w:t>
+            </w:r>
+          </w:p>
+        </w:tc>
+      </w:tr>
+      <w:tr>
+        <w:trPr>
+          <w:trHeight w:val="255"/>
+        </w:trPr>
+        <w:tc>
+          <w:tcPr>
+            <w:tcW w:w="1838" w:type="dxa"/>
+            <w:tcBorders>
+              <w:top w:val="single" w:sz="4" w:space="0" w:color="4DFB33"/>
+              <w:left w:val="single" w:sz="4" w:space="0" w:color="4DFB33"/>
+              <w:bottom w:val="single" w:sz="4" w:space="0" w:color="4DFB33"/>
+              <w:right w:val="nil"/>
+            </w:tcBorders>
+            <w:noWrap/>
+            <w:vAlign w:val="bottom"/>
+            <w:hideMark/>
+          </w:tcPr>
+          <w:p>
+            <w:pPr>
+              <w:widowControl/>
+              <w:rPr>
+                <w:rFonts w:ascii="Arial" w:eastAsia="Times New Roman" w:hAnsi="Arial" w:cs="Arial"/>
+                <w:color w:val="000000"/>
+                <w:sz w:val="20"/>
+                <w:szCs w:val="20"/>
+              </w:rPr>
+            </w:pPr>
+            <w:r>
+              <w:rPr>
+                <w:rFonts w:ascii="Arial" w:eastAsia="Times New Roman" w:hAnsi="Arial" w:cs="Arial"/>
+                <w:color w:val="000000"/>
+                <w:sz w:val="20"/>
+                <w:szCs w:val="20"/>
+              </w:rPr>
+              <w:t>036_ZW Polideportivo Ricardo Balcazar</w:t>
+            </w:r>
+          </w:p>
+        </w:tc>
+        <w:tc>
+          <w:tcPr>
+            <w:tcW w:w="2286" w:type="dxa"/>
+            <w:tcBorders>
+              <w:top w:val="single" w:sz="4" w:space="0" w:color="4DFB33"/>
+              <w:left w:val="nil"/>
+              <w:bottom w:val="single" w:sz="4" w:space="0" w:color="4DFB33"/>
+              <w:right w:val="nil"/>
+            </w:tcBorders>
+            <w:noWrap/>
+            <w:vAlign w:val="bottom"/>
+            <w:hideMark/>
+          </w:tcPr>
+          <w:p>
+            <w:pPr>
+              <w:widowControl/>
+              <w:jc w:val="right"/>
+              <w:rPr>
+                <w:rFonts w:ascii="Arial" w:eastAsia="Times New Roman" w:hAnsi="Arial" w:cs="Arial"/>
+                <w:color w:val="000000"/>
+                <w:sz w:val="20"/>
+                <w:szCs w:val="20"/>
+              </w:rPr>
+            </w:pPr>
+            <w:r>
+              <w:rPr>
+                <w:rFonts w:ascii="Arial" w:eastAsia="Times New Roman" w:hAnsi="Arial" w:cs="Arial"/>
+                <w:color w:val="000000"/>
+                <w:sz w:val="20"/>
+                <w:szCs w:val="20"/>
+              </w:rPr>
+              <w:t>20,423</w:t>
+            </w:r>
+          </w:p>
+        </w:tc>
+        <w:tc>
+          <w:tcPr>
+            <w:tcW w:w="2108" w:type="dxa"/>
+            <w:tcBorders>
+              <w:top w:val="single" w:sz="4" w:space="0" w:color="4DFB33"/>
+              <w:left w:val="nil"/>
+              <w:bottom w:val="single" w:sz="4" w:space="0" w:color="4DFB33"/>
+              <w:right w:val="nil"/>
+            </w:tcBorders>
+            <w:noWrap/>
+            <w:vAlign w:val="bottom"/>
+            <w:hideMark/>
+          </w:tcPr>
+          <w:p>
+            <w:pPr>
+              <w:widowControl/>
+              <w:jc w:val="right"/>
+              <w:rPr>
+                <w:rFonts w:ascii="Arial" w:eastAsia="Times New Roman" w:hAnsi="Arial" w:cs="Arial"/>
+                <w:color w:val="000000"/>
+                <w:sz w:val="20"/>
+                <w:szCs w:val="20"/>
+              </w:rPr>
+            </w:pPr>
+            <w:r>
+              <w:rPr>
+                <w:rFonts w:ascii="Arial" w:eastAsia="Times New Roman" w:hAnsi="Arial" w:cs="Arial"/>
+                <w:color w:val="000000"/>
+                <w:sz w:val="20"/>
+                <w:szCs w:val="20"/>
+              </w:rPr>
+              <w:t>19,6558</w:t>
+            </w:r>
+          </w:p>
+        </w:tc>
+        <w:tc>
+          <w:tcPr>
+            <w:tcW w:w="2520" w:type="dxa"/>
+            <w:tcBorders>
+              <w:top w:val="single" w:sz="4" w:space="0" w:color="4DFB33"/>
+              <w:left w:val="nil"/>
+              <w:bottom w:val="single" w:sz="4" w:space="0" w:color="4DFB33"/>
+              <w:right w:val="nil"/>
+            </w:tcBorders>
+            <w:noWrap/>
+            <w:vAlign w:val="bottom"/>
+            <w:hideMark/>
+          </w:tcPr>
+          <w:p>
+            <w:pPr>
+              <w:widowControl/>
+              <w:jc w:val="right"/>
+              <w:rPr>
+                <w:rFonts w:ascii="Arial" w:eastAsia="Times New Roman" w:hAnsi="Arial" w:cs="Arial"/>
+                <w:color w:val="000000"/>
+                <w:sz w:val="20"/>
+                <w:szCs w:val="20"/>
+              </w:rPr>
+            </w:pPr>
+            <w:r>
+              <w:rPr>
+                <w:rFonts w:ascii="Arial" w:eastAsia="Times New Roman" w:hAnsi="Arial" w:cs="Arial"/>
+                <w:color w:val="000000"/>
+                <w:sz w:val="20"/>
+                <w:szCs w:val="20"/>
+              </w:rPr>
+              <w:t>14,142</w:t>
+            </w:r>
+          </w:p>
+        </w:tc>
+      </w:tr>
+      <w:tr>
+        <w:trPr>
+          <w:trHeight w:val="255"/>
+        </w:trPr>
+        <w:tc>
+          <w:tcPr>
+            <w:tcW w:w="1838" w:type="dxa"/>
+            <w:tcBorders>
+              <w:top w:val="single" w:sz="4" w:space="0" w:color="4DFB33"/>
+              <w:left w:val="single" w:sz="4" w:space="0" w:color="4DFB33"/>
+              <w:bottom w:val="single" w:sz="4" w:space="0" w:color="4DFB33"/>
+              <w:right w:val="nil"/>
+            </w:tcBorders>
+            <w:shd w:val="clear" w:color="C2FEBA" w:fill="C2FEBA"/>
+            <w:noWrap/>
+            <w:vAlign w:val="bottom"/>
+            <w:hideMark/>
+          </w:tcPr>
+          <w:p>
+            <w:pPr>
+              <w:widowControl/>
+              <w:rPr>
+                <w:rFonts w:ascii="Arial" w:eastAsia="Times New Roman" w:hAnsi="Arial" w:cs="Arial"/>
+                <w:color w:val="000000"/>
+                <w:sz w:val="20"/>
+                <w:szCs w:val="20"/>
+              </w:rPr>
+            </w:pPr>
+            <w:r>
+              <w:rPr>
+                <w:rFonts w:ascii="Arial" w:eastAsia="Times New Roman" w:hAnsi="Arial" w:cs="Arial"/>
+                <w:color w:val="000000"/>
+                <w:sz w:val="20"/>
+                <w:szCs w:val="20"/>
+              </w:rPr>
+              <w:t>004_ZW Parque San Nicolas</w:t>
+            </w:r>
+          </w:p>
+        </w:tc>
+        <w:tc>
+          <w:tcPr>
+            <w:tcW w:w="2286" w:type="dxa"/>
+            <w:tcBorders>
+              <w:top w:val="single" w:sz="4" w:space="0" w:color="4DFB33"/>
+              <w:left w:val="nil"/>
+              <w:bottom w:val="single" w:sz="4" w:space="0" w:color="4DFB33"/>
+              <w:right w:val="nil"/>
+            </w:tcBorders>
+            <w:shd w:val="clear" w:color="C2FEBA" w:fill="C2FEBA"/>
+            <w:noWrap/>
+            <w:vAlign w:val="bottom"/>
+            <w:hideMark/>
+          </w:tcPr>
+          <w:p>
+            <w:pPr>
+              <w:widowControl/>
+              <w:jc w:val="right"/>
+              <w:rPr>
+                <w:rFonts w:ascii="Arial" w:eastAsia="Times New Roman" w:hAnsi="Arial" w:cs="Arial"/>
+                <w:color w:val="000000"/>
+                <w:sz w:val="20"/>
+                <w:szCs w:val="20"/>
+              </w:rPr>
+            </w:pPr>
+            <w:r>
+              <w:rPr>
+                <w:rFonts w:ascii="Arial" w:eastAsia="Times New Roman" w:hAnsi="Arial" w:cs="Arial"/>
+                <w:color w:val="000000"/>
+                <w:sz w:val="20"/>
+                <w:szCs w:val="20"/>
+              </w:rPr>
+              <w:t>20,831</w:t>
+            </w:r>
+          </w:p>
+        </w:tc>
+        <w:tc>
+          <w:tcPr>
+            <w:tcW w:w="2108" w:type="dxa"/>
+            <w:tcBorders>
+              <w:top w:val="single" w:sz="4" w:space="0" w:color="4DFB33"/>
+              <w:left w:val="nil"/>
+              <w:bottom w:val="single" w:sz="4" w:space="0" w:color="4DFB33"/>
+              <w:right w:val="nil"/>
+            </w:tcBorders>
+            <w:shd w:val="clear" w:color="C2FEBA" w:fill="C2FEBA"/>
+            <w:noWrap/>
+            <w:vAlign w:val="bottom"/>
+            <w:hideMark/>
+          </w:tcPr>
+          <w:p>
+            <w:pPr>
+              <w:widowControl/>
+              <w:jc w:val="right"/>
+              <w:rPr>
+                <w:rFonts w:ascii="Arial" w:eastAsia="Times New Roman" w:hAnsi="Arial" w:cs="Arial"/>
+                <w:color w:val="000000"/>
+                <w:sz w:val="20"/>
+                <w:szCs w:val="20"/>
+              </w:rPr>
+            </w:pPr>
+            <w:r>
+              <w:rPr>
+                <w:rFonts w:ascii="Arial" w:eastAsia="Times New Roman" w:hAnsi="Arial" w:cs="Arial"/>
+                <w:color w:val="000000"/>
+                <w:sz w:val="20"/>
+                <w:szCs w:val="20"/>
+              </w:rPr>
+              <w:t>20,0522</w:t>
+            </w:r>
+          </w:p>
+        </w:tc>
+        <w:tc>
+          <w:tcPr>
+            <w:tcW w:w="2520" w:type="dxa"/>
+            <w:tcBorders>
+              <w:top w:val="single" w:sz="4" w:space="0" w:color="4DFB33"/>
+              <w:left w:val="nil"/>
+              <w:bottom w:val="single" w:sz="4" w:space="0" w:color="4DFB33"/>
+              <w:right w:val="nil"/>
+            </w:tcBorders>
+            <w:shd w:val="clear" w:color="C2FEBA" w:fill="C2FEBA"/>
+            <w:noWrap/>
+            <w:vAlign w:val="bottom"/>
+            <w:hideMark/>
+          </w:tcPr>
+          <w:p>
+            <w:pPr>
+              <w:widowControl/>
+              <w:jc w:val="right"/>
+              <w:rPr>
+                <w:rFonts w:ascii="Arial" w:eastAsia="Times New Roman" w:hAnsi="Arial" w:cs="Arial"/>
+                <w:color w:val="000000"/>
+                <w:sz w:val="20"/>
+                <w:szCs w:val="20"/>
+              </w:rPr>
+            </w:pPr>
+            <w:r>
+              <w:rPr>
+                <w:rFonts w:ascii="Arial" w:eastAsia="Times New Roman" w:hAnsi="Arial" w:cs="Arial"/>
+                <w:color w:val="000000"/>
+                <w:sz w:val="20"/>
+                <w:szCs w:val="20"/>
+              </w:rPr>
+              <w:t>20,008</w:t>
+            </w:r>
+          </w:p>
+        </w:tc>
+      </w:tr>
+      <w:tr>
+        <w:trPr>
+          <w:trHeight w:val="255"/>
+        </w:trPr>
+        <w:tc>
+          <w:tcPr>
+            <w:tcW w:w="1838" w:type="dxa"/>
+            <w:tcBorders>
+              <w:top w:val="single" w:sz="4" w:space="0" w:color="4DFB33"/>
+              <w:left w:val="single" w:sz="4" w:space="0" w:color="4DFB33"/>
+              <w:bottom w:val="single" w:sz="4" w:space="0" w:color="4DFB33"/>
+              <w:right w:val="nil"/>
+            </w:tcBorders>
+            <w:noWrap/>
+            <w:vAlign w:val="bottom"/>
+            <w:hideMark/>
+          </w:tcPr>
+          <w:p>
+            <w:pPr>
+              <w:widowControl/>
+              <w:rPr>
+                <w:rFonts w:ascii="Arial" w:eastAsia="Times New Roman" w:hAnsi="Arial" w:cs="Arial"/>
+                <w:color w:val="000000"/>
+                <w:sz w:val="20"/>
+                <w:szCs w:val="20"/>
+              </w:rPr>
+            </w:pPr>
+            <w:r>
+              <w:rPr>
+                <w:rFonts w:ascii="Arial" w:eastAsia="Times New Roman" w:hAnsi="Arial" w:cs="Arial"/>
+                <w:color w:val="000000"/>
+                <w:sz w:val="20"/>
+                <w:szCs w:val="20"/>
+              </w:rPr>
+              <w:t>008_ZW Parque Antonio Nariño</w:t>
+            </w:r>
+          </w:p>
+        </w:tc>
+        <w:tc>
+          <w:tcPr>
+            <w:tcW w:w="2286" w:type="dxa"/>
+            <w:tcBorders>
+              <w:top w:val="single" w:sz="4" w:space="0" w:color="4DFB33"/>
+              <w:left w:val="nil"/>
+              <w:bottom w:val="single" w:sz="4" w:space="0" w:color="4DFB33"/>
+              <w:right w:val="nil"/>
+            </w:tcBorders>
+            <w:noWrap/>
+            <w:vAlign w:val="bottom"/>
+            <w:hideMark/>
+          </w:tcPr>
+          <w:p>
+            <w:pPr>
+              <w:widowControl/>
+              <w:jc w:val="right"/>
+              <w:rPr>
+                <w:rFonts w:ascii="Arial" w:eastAsia="Times New Roman" w:hAnsi="Arial" w:cs="Arial"/>
+                <w:color w:val="000000"/>
+                <w:sz w:val="20"/>
+                <w:szCs w:val="20"/>
+              </w:rPr>
+            </w:pPr>
+            <w:r>
+              <w:rPr>
+                <w:rFonts w:ascii="Arial" w:eastAsia="Times New Roman" w:hAnsi="Arial" w:cs="Arial"/>
+                <w:color w:val="000000"/>
+                <w:sz w:val="20"/>
+                <w:szCs w:val="20"/>
+              </w:rPr>
+              <w:t>21,416</w:t>
+            </w:r>
+          </w:p>
+        </w:tc>
+        <w:tc>
+          <w:tcPr>
+            <w:tcW w:w="2108" w:type="dxa"/>
+            <w:tcBorders>
+              <w:top w:val="single" w:sz="4" w:space="0" w:color="4DFB33"/>
+              <w:left w:val="nil"/>
+              <w:bottom w:val="single" w:sz="4" w:space="0" w:color="4DFB33"/>
+              <w:right w:val="nil"/>
+            </w:tcBorders>
+            <w:noWrap/>
+            <w:vAlign w:val="bottom"/>
+            <w:hideMark/>
+          </w:tcPr>
+          <w:p>
+            <w:pPr>
+              <w:widowControl/>
+              <w:jc w:val="right"/>
+              <w:rPr>
+                <w:rFonts w:ascii="Arial" w:eastAsia="Times New Roman" w:hAnsi="Arial" w:cs="Arial"/>
+                <w:color w:val="000000"/>
+                <w:sz w:val="20"/>
+                <w:szCs w:val="20"/>
+              </w:rPr>
+            </w:pPr>
+            <w:r>
+              <w:rPr>
+                <w:rFonts w:ascii="Arial" w:eastAsia="Times New Roman" w:hAnsi="Arial" w:cs="Arial"/>
+                <w:color w:val="000000"/>
+                <w:sz w:val="20"/>
+                <w:szCs w:val="20"/>
+              </w:rPr>
+              <w:t>16,8507</w:t>
+            </w:r>
+          </w:p>
+        </w:tc>
+        <w:tc>
+          <w:tcPr>
+            <w:tcW w:w="2520" w:type="dxa"/>
+            <w:tcBorders>
+              <w:top w:val="single" w:sz="4" w:space="0" w:color="4DFB33"/>
+              <w:left w:val="nil"/>
+              <w:bottom w:val="single" w:sz="4" w:space="0" w:color="4DFB33"/>
+              <w:right w:val="nil"/>
+            </w:tcBorders>
+            <w:noWrap/>
+            <w:vAlign w:val="bottom"/>
+            <w:hideMark/>
+          </w:tcPr>
+          <w:p>
+            <w:pPr>
+              <w:widowControl/>
+              <w:jc w:val="right"/>
+              <w:rPr>
+                <w:rFonts w:ascii="Arial" w:eastAsia="Times New Roman" w:hAnsi="Arial" w:cs="Arial"/>
+                <w:color w:val="000000"/>
+                <w:sz w:val="20"/>
+                <w:szCs w:val="20"/>
+              </w:rPr>
+            </w:pPr>
+            <w:r>
+              <w:rPr>
+                <w:rFonts w:ascii="Arial" w:eastAsia="Times New Roman" w:hAnsi="Arial" w:cs="Arial"/>
+                <w:color w:val="000000"/>
+                <w:sz w:val="20"/>
+                <w:szCs w:val="20"/>
+              </w:rPr>
+              <w:t>14,921</w:t>
+            </w:r>
+          </w:p>
+        </w:tc>
+      </w:tr>
+      <w:tr>
+        <w:trPr>
+          <w:trHeight w:val="255"/>
+        </w:trPr>
+        <w:tc>
+          <w:tcPr>
+            <w:tcW w:w="1838" w:type="dxa"/>
+            <w:tcBorders>
+              <w:top w:val="single" w:sz="4" w:space="0" w:color="4DFB33"/>
+              <w:left w:val="single" w:sz="4" w:space="0" w:color="4DFB33"/>
+              <w:bottom w:val="single" w:sz="4" w:space="0" w:color="4DFB33"/>
+              <w:right w:val="nil"/>
+            </w:tcBorders>
+            <w:shd w:val="clear" w:color="C2FEBA" w:fill="C2FEBA"/>
+            <w:noWrap/>
+            <w:vAlign w:val="bottom"/>
+            <w:hideMark/>
+          </w:tcPr>
+          <w:p>
+            <w:pPr>
+              <w:widowControl/>
+              <w:rPr>
+                <w:rFonts w:ascii="Arial" w:eastAsia="Times New Roman" w:hAnsi="Arial" w:cs="Arial"/>
+                <w:color w:val="000000"/>
+                <w:sz w:val="20"/>
+                <w:szCs w:val="20"/>
+              </w:rPr>
+            </w:pPr>
+            <w:r>
+              <w:rPr>
+                <w:rFonts w:ascii="Arial" w:eastAsia="Times New Roman" w:hAnsi="Arial" w:cs="Arial"/>
+                <w:color w:val="000000"/>
+                <w:sz w:val="20"/>
+                <w:szCs w:val="20"/>
+              </w:rPr>
+              <w:t>030_ZW Parque Tequendama</w:t>
+            </w:r>
+          </w:p>
+        </w:tc>
+        <w:tc>
+          <w:tcPr>
+            <w:tcW w:w="2286" w:type="dxa"/>
+            <w:tcBorders>
+              <w:top w:val="single" w:sz="4" w:space="0" w:color="4DFB33"/>
+              <w:left w:val="nil"/>
+              <w:bottom w:val="single" w:sz="4" w:space="0" w:color="4DFB33"/>
+              <w:right w:val="nil"/>
+            </w:tcBorders>
+            <w:shd w:val="clear" w:color="C2FEBA" w:fill="C2FEBA"/>
+            <w:noWrap/>
+            <w:vAlign w:val="bottom"/>
+            <w:hideMark/>
+          </w:tcPr>
+          <w:p>
+            <w:pPr>
+              <w:widowControl/>
+              <w:jc w:val="right"/>
+              <w:rPr>
+                <w:rFonts w:ascii="Arial" w:eastAsia="Times New Roman" w:hAnsi="Arial" w:cs="Arial"/>
+                <w:color w:val="000000"/>
+                <w:sz w:val="20"/>
+                <w:szCs w:val="20"/>
+              </w:rPr>
+            </w:pPr>
+            <w:r>
+              <w:rPr>
+                <w:rFonts w:ascii="Arial" w:eastAsia="Times New Roman" w:hAnsi="Arial" w:cs="Arial"/>
+                <w:color w:val="000000"/>
+                <w:sz w:val="20"/>
+                <w:szCs w:val="20"/>
+              </w:rPr>
+              <w:t>21,641</w:t>
+            </w:r>
+          </w:p>
+        </w:tc>
+        <w:tc>
+          <w:tcPr>
+            <w:tcW w:w="2108" w:type="dxa"/>
+            <w:tcBorders>
+              <w:top w:val="single" w:sz="4" w:space="0" w:color="4DFB33"/>
+              <w:left w:val="nil"/>
+              <w:bottom w:val="single" w:sz="4" w:space="0" w:color="4DFB33"/>
+              <w:right w:val="nil"/>
+            </w:tcBorders>
+            <w:shd w:val="clear" w:color="C2FEBA" w:fill="C2FEBA"/>
+            <w:noWrap/>
+            <w:vAlign w:val="bottom"/>
+            <w:hideMark/>
+          </w:tcPr>
+          <w:p>
+            <w:pPr>
+              <w:widowControl/>
+              <w:jc w:val="right"/>
+              <w:rPr>
+                <w:rFonts w:ascii="Arial" w:eastAsia="Times New Roman" w:hAnsi="Arial" w:cs="Arial"/>
+                <w:color w:val="000000"/>
+                <w:sz w:val="20"/>
+                <w:szCs w:val="20"/>
+              </w:rPr>
+            </w:pPr>
+            <w:r>
+              <w:rPr>
+                <w:rFonts w:ascii="Arial" w:eastAsia="Times New Roman" w:hAnsi="Arial" w:cs="Arial"/>
+                <w:color w:val="000000"/>
+                <w:sz w:val="20"/>
+                <w:szCs w:val="20"/>
+              </w:rPr>
+              <w:t>21,777</w:t>
+            </w:r>
+          </w:p>
+        </w:tc>
+        <w:tc>
+          <w:tcPr>
+            <w:tcW w:w="2520" w:type="dxa"/>
+            <w:tcBorders>
+              <w:top w:val="single" w:sz="4" w:space="0" w:color="4DFB33"/>
+              <w:left w:val="nil"/>
+              <w:bottom w:val="single" w:sz="4" w:space="0" w:color="4DFB33"/>
+              <w:right w:val="nil"/>
+            </w:tcBorders>
+            <w:shd w:val="clear" w:color="C2FEBA" w:fill="C2FEBA"/>
+            <w:noWrap/>
+            <w:vAlign w:val="bottom"/>
+            <w:hideMark/>
+          </w:tcPr>
+          <w:p>
+            <w:pPr>
+              <w:widowControl/>
+              <w:jc w:val="right"/>
+              <w:rPr>
+                <w:rFonts w:ascii="Arial" w:eastAsia="Times New Roman" w:hAnsi="Arial" w:cs="Arial"/>
+                <w:color w:val="000000"/>
+                <w:sz w:val="20"/>
+                <w:szCs w:val="20"/>
+              </w:rPr>
+            </w:pPr>
+            <w:r>
+              <w:rPr>
+                <w:rFonts w:ascii="Arial" w:eastAsia="Times New Roman" w:hAnsi="Arial" w:cs="Arial"/>
+                <w:color w:val="000000"/>
+                <w:sz w:val="20"/>
+                <w:szCs w:val="20"/>
+              </w:rPr>
+              <w:t>27,034</w:t>
+            </w:r>
+          </w:p>
+        </w:tc>
+      </w:tr>
+      <w:tr>
+        <w:trPr>
+          <w:trHeight w:val="255"/>
+        </w:trPr>
+        <w:tc>
+          <w:tcPr>
+            <w:tcW w:w="1838" w:type="dxa"/>
+            <w:tcBorders>
+              <w:top w:val="single" w:sz="4" w:space="0" w:color="4DFB33"/>
+              <w:left w:val="single" w:sz="4" w:space="0" w:color="4DFB33"/>
+              <w:bottom w:val="single" w:sz="4" w:space="0" w:color="4DFB33"/>
+              <w:right w:val="nil"/>
+            </w:tcBorders>
+            <w:noWrap/>
+            <w:vAlign w:val="bottom"/>
+            <w:hideMark/>
+          </w:tcPr>
+          <w:p>
+            <w:pPr>
+              <w:widowControl/>
+              <w:rPr>
+                <w:rFonts w:ascii="Arial" w:eastAsia="Times New Roman" w:hAnsi="Arial" w:cs="Arial"/>
+                <w:color w:val="000000"/>
+                <w:sz w:val="20"/>
+                <w:szCs w:val="20"/>
+              </w:rPr>
+            </w:pPr>
+            <w:r>
+              <w:rPr>
+                <w:rFonts w:ascii="Arial" w:eastAsia="Times New Roman" w:hAnsi="Arial" w:cs="Arial"/>
+                <w:color w:val="000000"/>
+                <w:sz w:val="20"/>
+                <w:szCs w:val="20"/>
+              </w:rPr>
+              <w:t>005_ZW Parque Barrio Obrero</w:t>
+            </w:r>
+          </w:p>
+        </w:tc>
+        <w:tc>
+          <w:tcPr>
+            <w:tcW w:w="2286" w:type="dxa"/>
+            <w:tcBorders>
+              <w:top w:val="single" w:sz="4" w:space="0" w:color="4DFB33"/>
+              <w:left w:val="nil"/>
+              <w:bottom w:val="single" w:sz="4" w:space="0" w:color="4DFB33"/>
+              <w:right w:val="nil"/>
+            </w:tcBorders>
+            <w:noWrap/>
+            <w:vAlign w:val="bottom"/>
+            <w:hideMark/>
+          </w:tcPr>
+          <w:p>
+            <w:pPr>
+              <w:widowControl/>
+              <w:jc w:val="right"/>
+              <w:rPr>
+                <w:rFonts w:ascii="Arial" w:eastAsia="Times New Roman" w:hAnsi="Arial" w:cs="Arial"/>
+                <w:color w:val="000000"/>
+                <w:sz w:val="20"/>
+                <w:szCs w:val="20"/>
+              </w:rPr>
+            </w:pPr>
+            <w:r>
+              <w:rPr>
+                <w:rFonts w:ascii="Arial" w:eastAsia="Times New Roman" w:hAnsi="Arial" w:cs="Arial"/>
+                <w:color w:val="000000"/>
+                <w:sz w:val="20"/>
+                <w:szCs w:val="20"/>
+              </w:rPr>
+              <w:t>21,787</w:t>
+            </w:r>
+          </w:p>
+        </w:tc>
+        <w:tc>
+          <w:tcPr>
+            <w:tcW w:w="2108" w:type="dxa"/>
+            <w:tcBorders>
+              <w:top w:val="single" w:sz="4" w:space="0" w:color="4DFB33"/>
+              <w:left w:val="nil"/>
+              <w:bottom w:val="single" w:sz="4" w:space="0" w:color="4DFB33"/>
+              <w:right w:val="nil"/>
+            </w:tcBorders>
+            <w:noWrap/>
+            <w:vAlign w:val="bottom"/>
+            <w:hideMark/>
+          </w:tcPr>
+          <w:p>
+            <w:pPr>
+              <w:widowControl/>
+              <w:jc w:val="right"/>
+              <w:rPr>
+                <w:rFonts w:ascii="Arial" w:eastAsia="Times New Roman" w:hAnsi="Arial" w:cs="Arial"/>
+                <w:color w:val="000000"/>
+                <w:sz w:val="20"/>
+                <w:szCs w:val="20"/>
+              </w:rPr>
+            </w:pPr>
+            <w:r>
+              <w:rPr>
+                <w:rFonts w:ascii="Arial" w:eastAsia="Times New Roman" w:hAnsi="Arial" w:cs="Arial"/>
+                <w:color w:val="000000"/>
+                <w:sz w:val="20"/>
+                <w:szCs w:val="20"/>
+              </w:rPr>
+              <w:t>17,9138</w:t>
+            </w:r>
+          </w:p>
+        </w:tc>
+        <w:tc>
+          <w:tcPr>
+            <w:tcW w:w="2520" w:type="dxa"/>
+            <w:tcBorders>
+              <w:top w:val="single" w:sz="4" w:space="0" w:color="4DFB33"/>
+              <w:left w:val="nil"/>
+              <w:bottom w:val="single" w:sz="4" w:space="0" w:color="4DFB33"/>
+              <w:right w:val="nil"/>
+            </w:tcBorders>
+            <w:noWrap/>
+            <w:vAlign w:val="bottom"/>
+            <w:hideMark/>
+          </w:tcPr>
+          <w:p>
+            <w:pPr>
+              <w:widowControl/>
+              <w:jc w:val="right"/>
+              <w:rPr>
+                <w:rFonts w:ascii="Arial" w:eastAsia="Times New Roman" w:hAnsi="Arial" w:cs="Arial"/>
+                <w:color w:val="000000"/>
+                <w:sz w:val="20"/>
+                <w:szCs w:val="20"/>
+              </w:rPr>
+            </w:pPr>
+            <w:r>
+              <w:rPr>
+                <w:rFonts w:ascii="Arial" w:eastAsia="Times New Roman" w:hAnsi="Arial" w:cs="Arial"/>
+                <w:color w:val="000000"/>
+                <w:sz w:val="20"/>
+                <w:szCs w:val="20"/>
+              </w:rPr>
+              <w:t>34,062</w:t>
+            </w:r>
+          </w:p>
+        </w:tc>
+      </w:tr>
+    </w:tbl>
+    <w:p>
+      <w:pPr>
+        <w:jc w:val="both"/>
+        <w:rPr>
+          <w:rFonts w:ascii="Calibri" w:hAnsi="Calibri" w:cs="Calibri"/>
+          <w:sz w:val="22"/>
+          <w:szCs w:val="22"/>
+        </w:rPr>
+      </w:pPr>
+    </w:p>
+    <w:tbl>
+      <w:tblPr>
+        <w:tblW w:w="2140" w:type="dxa"/>
+        <w:tblCellMar>
+          <w:left w:w="70" w:type="dxa"/>
+          <w:right w:w="70" w:type="dxa"/>
+        </w:tblCellMar>
+        <w:tblLook w:val="04A0" w:firstRow="1" w:lastRow="0" w:firstColumn="1" w:lastColumn="0" w:noHBand="0" w:noVBand="1"/>
+      </w:tblPr>
+      <w:tblGrid>
+        <w:gridCol w:w="2140"/>
+      </w:tblGrid>
+      <w:tr>
+        <w:trPr>
+          <w:trHeight w:val="255"/>
+        </w:trPr>
+        <w:tc>
+          <w:tcPr>
+            <w:tcW w:w="2140" w:type="dxa"/>
+            <w:tcBorders>
+              <w:top w:val="single" w:sz="4" w:space="0" w:color="4DFB33"/>
+              <w:left w:val="nil"/>
+              <w:bottom w:val="single" w:sz="4" w:space="0" w:color="4DFB33"/>
+              <w:right w:val="single" w:sz="4" w:space="0" w:color="4DFB33"/>
+            </w:tcBorders>
+            <w:shd w:val="clear" w:color="18A303" w:fill="18A303"/>
+            <w:noWrap/>
+            <w:vAlign w:val="bottom"/>
+            <w:hideMark/>
+          </w:tcPr>
+          <w:p>
+            <w:pPr>
+              <w:widowControl/>
+              <w:rPr>
+                <w:rFonts w:ascii="Arial" w:eastAsia="Times New Roman" w:hAnsi="Arial" w:cs="Arial"/>
+                <w:b/>
+                <w:bCs/>
+                <w:color w:val="FFFFFF"/>
+                <w:sz w:val="20"/>
+                <w:szCs w:val="20"/>
+              </w:rPr>
+            </w:pPr>
+            <w:proofErr w:type="gramStart"/>
+            <w:r>
+              <w:rPr>
+                <w:rFonts w:ascii="Arial" w:eastAsia="Times New Roman" w:hAnsi="Arial" w:cs="Arial"/>
+                <w:b/>
+                <w:bCs/>
+                <w:color w:val="FFFFFF"/>
+                <w:sz w:val="20"/>
+                <w:szCs w:val="20"/>
+              </w:rPr>
+              <w:t>MAPE(%)</w:t>
+            </w:r>
+            <w:proofErr w:type="spellStart"/>
+            <w:r>
+              <w:rPr>
+                <w:rFonts w:ascii="Arial" w:eastAsia="Times New Roman" w:hAnsi="Arial" w:cs="Arial"/>
+                <w:b/>
+                <w:bCs/>
+                <w:color w:val="FFFFFF"/>
+                <w:sz w:val="20"/>
+                <w:szCs w:val="20"/>
+              </w:rPr>
+              <w:t>SVR</w:t>
+            </w:r>
+            <w:proofErr w:type="gramEnd"/>
+            <w:r>
+              <w:rPr>
+                <w:rFonts w:ascii="Arial" w:eastAsia="Times New Roman" w:hAnsi="Arial" w:cs="Arial"/>
+                <w:b/>
+                <w:bCs/>
+                <w:color w:val="FFFFFF"/>
+                <w:sz w:val="20"/>
+                <w:szCs w:val="20"/>
+              </w:rPr>
+              <w:t>_Base</w:t>
+            </w:r>
+            <w:proofErr w:type="spellEnd"/>
+          </w:p>
+        </w:tc>
+      </w:tr>
+      <w:tr>
+        <w:trPr>
+          <w:trHeight w:val="255"/>
+        </w:trPr>
+        <w:tc>
+          <w:tcPr>
+            <w:tcW w:w="2140" w:type="dxa"/>
+            <w:tcBorders>
+              <w:top w:val="single" w:sz="4" w:space="0" w:color="4DFB33"/>
+              <w:left w:val="nil"/>
+              <w:bottom w:val="single" w:sz="4" w:space="0" w:color="4DFB33"/>
+              <w:right w:val="single" w:sz="4" w:space="0" w:color="4DFB33"/>
+            </w:tcBorders>
+            <w:shd w:val="clear" w:color="C2FEBA" w:fill="C2FEBA"/>
+            <w:noWrap/>
+            <w:vAlign w:val="bottom"/>
+            <w:hideMark/>
+          </w:tcPr>
+          <w:p>
+            <w:pPr>
+              <w:widowControl/>
+              <w:jc w:val="right"/>
+              <w:rPr>
+                <w:rFonts w:ascii="Arial" w:eastAsia="Times New Roman" w:hAnsi="Arial" w:cs="Arial"/>
+                <w:color w:val="000000"/>
+                <w:sz w:val="20"/>
+                <w:szCs w:val="20"/>
+              </w:rPr>
+            </w:pPr>
+            <w:r>
+              <w:rPr>
+                <w:rFonts w:ascii="Arial" w:eastAsia="Times New Roman" w:hAnsi="Arial" w:cs="Arial"/>
+                <w:color w:val="000000"/>
+                <w:sz w:val="20"/>
+                <w:szCs w:val="20"/>
+              </w:rPr>
+              <w:t>24,399</w:t>
+            </w:r>
+          </w:p>
+        </w:tc>
+      </w:tr>
+      <w:tr>
+        <w:trPr>
+          <w:trHeight w:val="255"/>
+        </w:trPr>
+        <w:tc>
+          <w:tcPr>
+            <w:tcW w:w="2140" w:type="dxa"/>
+            <w:tcBorders>
+              <w:top w:val="single" w:sz="4" w:space="0" w:color="4DFB33"/>
+              <w:left w:val="nil"/>
+              <w:bottom w:val="single" w:sz="4" w:space="0" w:color="4DFB33"/>
+              <w:right w:val="single" w:sz="4" w:space="0" w:color="4DFB33"/>
+            </w:tcBorders>
+            <w:noWrap/>
+            <w:vAlign w:val="bottom"/>
+            <w:hideMark/>
+          </w:tcPr>
+          <w:p>
+            <w:pPr>
+              <w:widowControl/>
+              <w:jc w:val="right"/>
+              <w:rPr>
+                <w:rFonts w:ascii="Arial" w:eastAsia="Times New Roman" w:hAnsi="Arial" w:cs="Arial"/>
+                <w:color w:val="000000"/>
+                <w:sz w:val="20"/>
+                <w:szCs w:val="20"/>
+              </w:rPr>
+            </w:pPr>
+            <w:r>
+              <w:rPr>
+                <w:rFonts w:ascii="Arial" w:eastAsia="Times New Roman" w:hAnsi="Arial" w:cs="Arial"/>
+                <w:color w:val="000000"/>
+                <w:sz w:val="20"/>
+                <w:szCs w:val="20"/>
+              </w:rPr>
+              <w:t>25,863</w:t>
+            </w:r>
+          </w:p>
+        </w:tc>
+      </w:tr>
+      <w:tr>
+        <w:trPr>
+          <w:trHeight w:val="255"/>
+        </w:trPr>
+        <w:tc>
+          <w:tcPr>
+            <w:tcW w:w="2140" w:type="dxa"/>
+            <w:tcBorders>
+              <w:top w:val="single" w:sz="4" w:space="0" w:color="4DFB33"/>
+              <w:left w:val="nil"/>
+              <w:bottom w:val="single" w:sz="4" w:space="0" w:color="4DFB33"/>
+              <w:right w:val="single" w:sz="4" w:space="0" w:color="4DFB33"/>
+            </w:tcBorders>
+            <w:shd w:val="clear" w:color="C2FEBA" w:fill="C2FEBA"/>
+            <w:noWrap/>
+            <w:vAlign w:val="bottom"/>
+            <w:hideMark/>
+          </w:tcPr>
+          <w:p>
+            <w:pPr>
+              <w:widowControl/>
+              <w:jc w:val="right"/>
+              <w:rPr>
+                <w:rFonts w:ascii="Arial" w:eastAsia="Times New Roman" w:hAnsi="Arial" w:cs="Arial"/>
+                <w:color w:val="000000"/>
+                <w:sz w:val="20"/>
+                <w:szCs w:val="20"/>
+              </w:rPr>
+            </w:pPr>
+            <w:r>
+              <w:rPr>
+                <w:rFonts w:ascii="Arial" w:eastAsia="Times New Roman" w:hAnsi="Arial" w:cs="Arial"/>
+                <w:color w:val="000000"/>
+                <w:sz w:val="20"/>
+                <w:szCs w:val="20"/>
+              </w:rPr>
+              <w:t>24,378</w:t>
+            </w:r>
+          </w:p>
+        </w:tc>
+      </w:tr>
+      <w:tr>
+        <w:trPr>
+          <w:trHeight w:val="255"/>
+        </w:trPr>
+        <w:tc>
+          <w:tcPr>
+            <w:tcW w:w="2140" w:type="dxa"/>
+            <w:tcBorders>
+              <w:top w:val="single" w:sz="4" w:space="0" w:color="4DFB33"/>
+              <w:left w:val="nil"/>
+              <w:bottom w:val="single" w:sz="4" w:space="0" w:color="4DFB33"/>
+              <w:right w:val="single" w:sz="4" w:space="0" w:color="4DFB33"/>
+            </w:tcBorders>
+            <w:noWrap/>
+            <w:vAlign w:val="bottom"/>
+            <w:hideMark/>
+          </w:tcPr>
+          <w:p>
+            <w:pPr>
+              <w:widowControl/>
+              <w:jc w:val="right"/>
+              <w:rPr>
+                <w:rFonts w:ascii="Arial" w:eastAsia="Times New Roman" w:hAnsi="Arial" w:cs="Arial"/>
+                <w:color w:val="000000"/>
+                <w:sz w:val="20"/>
+                <w:szCs w:val="20"/>
+              </w:rPr>
+            </w:pPr>
+            <w:r>
+              <w:rPr>
+                <w:rFonts w:ascii="Arial" w:eastAsia="Times New Roman" w:hAnsi="Arial" w:cs="Arial"/>
+                <w:color w:val="000000"/>
+                <w:sz w:val="20"/>
+                <w:szCs w:val="20"/>
+              </w:rPr>
+              <w:t>20,695</w:t>
+            </w:r>
+          </w:p>
+        </w:tc>
+      </w:tr>
+      <w:tr>
+        <w:trPr>
+          <w:trHeight w:val="255"/>
+        </w:trPr>
+        <w:tc>
+          <w:tcPr>
+            <w:tcW w:w="2140" w:type="dxa"/>
+            <w:tcBorders>
+              <w:top w:val="single" w:sz="4" w:space="0" w:color="4DFB33"/>
+              <w:left w:val="nil"/>
+              <w:bottom w:val="single" w:sz="4" w:space="0" w:color="4DFB33"/>
+              <w:right w:val="single" w:sz="4" w:space="0" w:color="4DFB33"/>
+            </w:tcBorders>
+            <w:shd w:val="clear" w:color="C2FEBA" w:fill="C2FEBA"/>
+            <w:noWrap/>
+            <w:vAlign w:val="bottom"/>
+            <w:hideMark/>
+          </w:tcPr>
+          <w:p>
+            <w:pPr>
+              <w:widowControl/>
+              <w:jc w:val="right"/>
+              <w:rPr>
+                <w:rFonts w:ascii="Arial" w:eastAsia="Times New Roman" w:hAnsi="Arial" w:cs="Arial"/>
+                <w:color w:val="000000"/>
+                <w:sz w:val="20"/>
+                <w:szCs w:val="20"/>
+              </w:rPr>
+            </w:pPr>
+            <w:r>
+              <w:rPr>
+                <w:rFonts w:ascii="Arial" w:eastAsia="Times New Roman" w:hAnsi="Arial" w:cs="Arial"/>
+                <w:color w:val="000000"/>
+                <w:sz w:val="20"/>
+                <w:szCs w:val="20"/>
+              </w:rPr>
+              <w:t>45,839</w:t>
+            </w:r>
+          </w:p>
+        </w:tc>
+      </w:tr>
+      <w:tr>
+        <w:trPr>
+          <w:trHeight w:val="255"/>
+        </w:trPr>
+        <w:tc>
+          <w:tcPr>
+            <w:tcW w:w="2140" w:type="dxa"/>
+            <w:tcBorders>
+              <w:top w:val="single" w:sz="4" w:space="0" w:color="4DFB33"/>
+              <w:left w:val="nil"/>
+              <w:bottom w:val="single" w:sz="4" w:space="0" w:color="4DFB33"/>
+              <w:right w:val="single" w:sz="4" w:space="0" w:color="4DFB33"/>
+            </w:tcBorders>
+            <w:noWrap/>
+            <w:vAlign w:val="bottom"/>
+            <w:hideMark/>
+          </w:tcPr>
+          <w:p>
+            <w:pPr>
+              <w:widowControl/>
+              <w:jc w:val="right"/>
+              <w:rPr>
+                <w:rFonts w:ascii="Arial" w:eastAsia="Times New Roman" w:hAnsi="Arial" w:cs="Arial"/>
+                <w:color w:val="000000"/>
+                <w:sz w:val="20"/>
+                <w:szCs w:val="20"/>
+              </w:rPr>
+            </w:pPr>
+            <w:r>
+              <w:rPr>
+                <w:rFonts w:ascii="Arial" w:eastAsia="Times New Roman" w:hAnsi="Arial" w:cs="Arial"/>
+                <w:color w:val="000000"/>
+                <w:sz w:val="20"/>
+                <w:szCs w:val="20"/>
+              </w:rPr>
+              <w:t>22,233</w:t>
+            </w:r>
+          </w:p>
+        </w:tc>
+      </w:tr>
+      <w:tr>
+        <w:trPr>
+          <w:trHeight w:val="255"/>
+        </w:trPr>
+        <w:tc>
+          <w:tcPr>
+            <w:tcW w:w="2140" w:type="dxa"/>
+            <w:tcBorders>
+              <w:top w:val="single" w:sz="4" w:space="0" w:color="4DFB33"/>
+              <w:left w:val="nil"/>
+              <w:bottom w:val="single" w:sz="4" w:space="0" w:color="4DFB33"/>
+              <w:right w:val="single" w:sz="4" w:space="0" w:color="4DFB33"/>
+            </w:tcBorders>
+            <w:shd w:val="clear" w:color="C2FEBA" w:fill="C2FEBA"/>
+            <w:noWrap/>
+            <w:vAlign w:val="bottom"/>
+            <w:hideMark/>
+          </w:tcPr>
+          <w:p>
+            <w:pPr>
+              <w:widowControl/>
+              <w:jc w:val="right"/>
+              <w:rPr>
+                <w:rFonts w:ascii="Arial" w:eastAsia="Times New Roman" w:hAnsi="Arial" w:cs="Arial"/>
+                <w:color w:val="000000"/>
+                <w:sz w:val="20"/>
+                <w:szCs w:val="20"/>
+              </w:rPr>
+            </w:pPr>
+            <w:r>
+              <w:rPr>
+                <w:rFonts w:ascii="Arial" w:eastAsia="Times New Roman" w:hAnsi="Arial" w:cs="Arial"/>
+                <w:color w:val="000000"/>
+                <w:sz w:val="20"/>
+                <w:szCs w:val="20"/>
+              </w:rPr>
+              <w:t>28,012</w:t>
+            </w:r>
+          </w:p>
+        </w:tc>
+      </w:tr>
+      <w:tr>
+        <w:trPr>
+          <w:trHeight w:val="255"/>
+        </w:trPr>
+        <w:tc>
+          <w:tcPr>
+            <w:tcW w:w="2140" w:type="dxa"/>
+            <w:tcBorders>
+              <w:top w:val="single" w:sz="4" w:space="0" w:color="4DFB33"/>
+              <w:left w:val="nil"/>
+              <w:bottom w:val="single" w:sz="4" w:space="0" w:color="4DFB33"/>
+              <w:right w:val="single" w:sz="4" w:space="0" w:color="4DFB33"/>
+            </w:tcBorders>
+            <w:noWrap/>
+            <w:vAlign w:val="bottom"/>
+            <w:hideMark/>
+          </w:tcPr>
+          <w:p>
+            <w:pPr>
+              <w:widowControl/>
+              <w:jc w:val="right"/>
+              <w:rPr>
+                <w:rFonts w:ascii="Arial" w:eastAsia="Times New Roman" w:hAnsi="Arial" w:cs="Arial"/>
+                <w:color w:val="000000"/>
+                <w:sz w:val="20"/>
+                <w:szCs w:val="20"/>
+              </w:rPr>
+            </w:pPr>
+            <w:r>
+              <w:rPr>
+                <w:rFonts w:ascii="Arial" w:eastAsia="Times New Roman" w:hAnsi="Arial" w:cs="Arial"/>
+                <w:color w:val="000000"/>
+                <w:sz w:val="20"/>
+                <w:szCs w:val="20"/>
+              </w:rPr>
+              <w:t>21,461</w:t>
+            </w:r>
+          </w:p>
+        </w:tc>
+      </w:tr>
+      <w:tr>
+        <w:trPr>
+          <w:trHeight w:val="255"/>
+        </w:trPr>
+        <w:tc>
+          <w:tcPr>
+            <w:tcW w:w="2140" w:type="dxa"/>
+            <w:tcBorders>
+              <w:top w:val="single" w:sz="4" w:space="0" w:color="4DFB33"/>
+              <w:left w:val="nil"/>
+              <w:bottom w:val="single" w:sz="4" w:space="0" w:color="4DFB33"/>
+              <w:right w:val="single" w:sz="4" w:space="0" w:color="4DFB33"/>
+            </w:tcBorders>
+            <w:shd w:val="clear" w:color="C2FEBA" w:fill="C2FEBA"/>
+            <w:noWrap/>
+            <w:vAlign w:val="bottom"/>
+            <w:hideMark/>
+          </w:tcPr>
+          <w:p>
+            <w:pPr>
+              <w:widowControl/>
+              <w:jc w:val="right"/>
+              <w:rPr>
+                <w:rFonts w:ascii="Arial" w:eastAsia="Times New Roman" w:hAnsi="Arial" w:cs="Arial"/>
+                <w:color w:val="000000"/>
+                <w:sz w:val="20"/>
+                <w:szCs w:val="20"/>
+              </w:rPr>
+            </w:pPr>
+            <w:r>
+              <w:rPr>
+                <w:rFonts w:ascii="Arial" w:eastAsia="Times New Roman" w:hAnsi="Arial" w:cs="Arial"/>
+                <w:color w:val="000000"/>
+                <w:sz w:val="20"/>
+                <w:szCs w:val="20"/>
+              </w:rPr>
+              <w:t>28,323</w:t>
+            </w:r>
+          </w:p>
+        </w:tc>
+      </w:tr>
+      <w:tr>
+        <w:trPr>
+          <w:trHeight w:val="255"/>
+        </w:trPr>
+        <w:tc>
+          <w:tcPr>
+            <w:tcW w:w="2140" w:type="dxa"/>
+            <w:tcBorders>
+              <w:top w:val="single" w:sz="4" w:space="0" w:color="4DFB33"/>
+              <w:left w:val="nil"/>
+              <w:bottom w:val="single" w:sz="4" w:space="0" w:color="4DFB33"/>
+              <w:right w:val="single" w:sz="4" w:space="0" w:color="4DFB33"/>
+            </w:tcBorders>
+            <w:noWrap/>
+            <w:vAlign w:val="bottom"/>
+            <w:hideMark/>
+          </w:tcPr>
+          <w:p>
+            <w:pPr>
+              <w:widowControl/>
+              <w:jc w:val="right"/>
+              <w:rPr>
+                <w:rFonts w:ascii="Arial" w:eastAsia="Times New Roman" w:hAnsi="Arial" w:cs="Arial"/>
+                <w:color w:val="000000"/>
+                <w:sz w:val="20"/>
+                <w:szCs w:val="20"/>
+              </w:rPr>
+            </w:pPr>
+            <w:r>
+              <w:rPr>
+                <w:rFonts w:ascii="Arial" w:eastAsia="Times New Roman" w:hAnsi="Arial" w:cs="Arial"/>
+                <w:color w:val="000000"/>
+                <w:sz w:val="20"/>
+                <w:szCs w:val="20"/>
+              </w:rPr>
+              <w:t>28,725</w:t>
+            </w:r>
+          </w:p>
+        </w:tc>
+      </w:tr>
+    </w:tbl>
+    <w:p>
+      <w:pPr>
+        <w:jc w:val="center"/>
+        <w:rPr>
+          <w:rFonts w:ascii="Calibri" w:hAnsi="Calibri" w:cs="Calibri"/>
+          <w:i/>
+          <w:iCs/>
+          <w:sz w:val="22"/>
+          <w:szCs w:val="22"/>
+        </w:rPr>
+      </w:pPr>
+      <w:r>
+        <w:rPr>
+          <w:rFonts w:ascii="Calibri" w:hAnsi="Calibri" w:cs="Calibri"/>
+          <w:i/>
+          <w:iCs/>
+          <w:sz w:val="22"/>
+          <w:szCs w:val="22"/>
+        </w:rPr>
+        <w:t xml:space="preserve">Tabla 4. 10 mejores errores MAPE de las zonas Wifi en sus modelos Base </w:t>
+      </w:r>
+    </w:p>
+    <w:p>
+      <w:pPr>
+        <w:jc w:val="both"/>
+        <w:rPr>
+          <w:rFonts w:ascii="Calibri" w:hAnsi="Calibri" w:cs="Calibri"/>
+          <w:sz w:val="22"/>
+          <w:szCs w:val="22"/>
+        </w:rPr>
+      </w:pPr>
+    </w:p>
+    <w:p>
+      <w:pPr>
         <w:pStyle w:val="Ttulo2"/>
         <w:rPr>
           <w:rFonts w:cs="Calibri"/>
@@ -27263,7 +29455,6 @@
           <w:szCs w:val="22"/>
         </w:rPr>
       </w:pPr>
-      <w:proofErr w:type="spellStart"/>
       <w:r>
         <w:rPr>
           <w:rFonts w:ascii="Calibri" w:eastAsia="Calibri" w:hAnsi="Calibri" w:cs="Calibri"/>
@@ -27272,9 +29463,9 @@
           <w:sz w:val="22"/>
           <w:szCs w:val="22"/>
         </w:rPr>
-        <w:t>Random</w:t>
-      </w:r>
-      <w:proofErr w:type="spellEnd"/>
+        <w:t xml:space="preserve">Random Forest </w:t>
+      </w:r>
+      <w:proofErr w:type="spellStart"/>
       <w:r>
         <w:rPr>
           <w:rFonts w:ascii="Calibri" w:eastAsia="Calibri" w:hAnsi="Calibri" w:cs="Calibri"/>
@@ -27283,17 +29474,6 @@
           <w:sz w:val="22"/>
           <w:szCs w:val="22"/>
         </w:rPr>
-        <w:t xml:space="preserve"> Forest </w:t>
-      </w:r>
-      <w:proofErr w:type="spellStart"/>
-      <w:r>
-        <w:rPr>
-          <w:rFonts w:ascii="Calibri" w:eastAsia="Calibri" w:hAnsi="Calibri" w:cs="Calibri"/>
-          <w:b/>
-          <w:bCs/>
-          <w:sz w:val="22"/>
-          <w:szCs w:val="22"/>
-        </w:rPr>
         <w:t>Regressor</w:t>
       </w:r>
       <w:proofErr w:type="spellEnd"/>
@@ -27312,25 +29492,7 @@
           <w:sz w:val="22"/>
           <w:szCs w:val="22"/>
         </w:rPr>
-        <w:t xml:space="preserve">Número de árboles y profundidad máxima en </w:t>
-      </w:r>
-      <w:proofErr w:type="spellStart"/>
-      <w:r>
-        <w:rPr>
-          <w:rFonts w:ascii="Calibri" w:eastAsia="Calibri" w:hAnsi="Calibri" w:cs="Calibri"/>
-          <w:sz w:val="22"/>
-          <w:szCs w:val="22"/>
-        </w:rPr>
-        <w:t>Random</w:t>
-      </w:r>
-      <w:proofErr w:type="spellEnd"/>
-      <w:r>
-        <w:rPr>
-          <w:rFonts w:ascii="Calibri" w:eastAsia="Calibri" w:hAnsi="Calibri" w:cs="Calibri"/>
-          <w:sz w:val="22"/>
-          <w:szCs w:val="22"/>
-        </w:rPr>
-        <w:t xml:space="preserve"> Forest.</w:t>
+        <w:t>Número de árboles y profundidad máxima en Random Forest.</w:t>
       </w:r>
     </w:p>
     <w:p>
@@ -27355,6 +29517,7 @@
           <w:sz w:val="22"/>
           <w:szCs w:val="22"/>
         </w:rPr>
+        <w:lastRenderedPageBreak/>
         <w:t>Support</w:t>
       </w:r>
       <w:proofErr w:type="spellEnd"/>
@@ -27486,16 +29649,7 @@
           <w:sz w:val="22"/>
           <w:szCs w:val="22"/>
         </w:rPr>
-        <w:t xml:space="preserve">Número de capas ocultas, número de neuronas y tasa de </w:t>
-      </w:r>
-      <w:r>
-        <w:rPr>
-          <w:rFonts w:ascii="Calibri" w:eastAsia="Calibri" w:hAnsi="Calibri" w:cs="Calibri"/>
-          <w:sz w:val="22"/>
-          <w:szCs w:val="22"/>
-        </w:rPr>
-        <w:lastRenderedPageBreak/>
-        <w:t>aprendizaje en el Perceptrón Multicapa.</w:t>
+        <w:t>Número de capas ocultas, número de neuronas y tasa de aprendizaje en el Perceptrón Multicapa.</w:t>
       </w:r>
     </w:p>
     <w:p>
@@ -27922,7 +30076,16 @@
           <w:sz w:val="22"/>
           <w:szCs w:val="22"/>
         </w:rPr>
-        <w:t>Estas diferencias ponen de manifiesto la influencia de factores externos, como la ubicación de la zona, la afluencia de usuarios y la naturaleza de las actividades que se desarrollan en cada sector. En zonas con mayor previsibilidad del consumo, los modelos lograron capturar de manera efectiva las tendencias y estacionalidades presentes en la serie temporal, obteniendo valores más bajos de error absoluto medio y raíz del error cuadrático medio.</w:t>
+        <w:t xml:space="preserve">Estas diferencias ponen de manifiesto la influencia de factores externos, como la ubicación de la zona, la afluencia de usuarios y la naturaleza de las actividades que se desarrollan en cada sector. En zonas con mayor previsibilidad del consumo, los modelos lograron capturar de manera efectiva las tendencias y estacionalidades presentes en la serie temporal, obteniendo valores más bajos de error absoluto medio y </w:t>
+      </w:r>
+      <w:r>
+        <w:rPr>
+          <w:rFonts w:ascii="Calibri" w:eastAsia="Calibri" w:hAnsi="Calibri" w:cs="Calibri"/>
+          <w:sz w:val="22"/>
+          <w:szCs w:val="22"/>
+        </w:rPr>
+        <w:lastRenderedPageBreak/>
+        <w:t>raíz del error cuadrático medio.</w:t>
       </w:r>
     </w:p>
     <w:p>
@@ -27940,16 +30103,7 @@
           <w:sz w:val="22"/>
           <w:szCs w:val="22"/>
         </w:rPr>
-        <w:t xml:space="preserve">Por el contrario, en zonas con patrones de uso más irregulares, los errores de predicción tendieron a </w:t>
-      </w:r>
-      <w:r>
-        <w:rPr>
-          <w:rFonts w:ascii="Calibri" w:eastAsia="Calibri" w:hAnsi="Calibri" w:cs="Calibri"/>
-          <w:sz w:val="22"/>
-          <w:szCs w:val="22"/>
-        </w:rPr>
-        <w:lastRenderedPageBreak/>
-        <w:t>incrementarse, lo que sugiere la necesidad de considerar información adicional o modelos más complejos para capturar adecuadamente dichos comportamientos.</w:t>
+        <w:t>Por el contrario, en zonas con patrones de uso más irregulares, los errores de predicción tendieron a incrementarse, lo que sugiere la necesidad de considerar información adicional o modelos más complejos para capturar adecuadamente dichos comportamientos.</w:t>
       </w:r>
     </w:p>
     <w:p>
@@ -28146,25 +30300,7 @@
           <w:sz w:val="22"/>
           <w:szCs w:val="22"/>
         </w:rPr>
-        <w:t xml:space="preserve">Los resultados obtenidos muestran que los modelos basados en ensambles, particularmente </w:t>
-      </w:r>
-      <w:proofErr w:type="spellStart"/>
-      <w:r>
-        <w:rPr>
-          <w:rFonts w:ascii="Calibri" w:eastAsia="Calibri" w:hAnsi="Calibri" w:cs="Calibri"/>
-          <w:sz w:val="22"/>
-          <w:szCs w:val="22"/>
-        </w:rPr>
-        <w:t>Random</w:t>
-      </w:r>
-      <w:proofErr w:type="spellEnd"/>
-      <w:r>
-        <w:rPr>
-          <w:rFonts w:ascii="Calibri" w:eastAsia="Calibri" w:hAnsi="Calibri" w:cs="Calibri"/>
-          <w:sz w:val="22"/>
-          <w:szCs w:val="22"/>
-        </w:rPr>
-        <w:t xml:space="preserve"> Forest, presentan el mejor desempeño global, al ser el modelo con menor error en 27 de las</w:t>
+        <w:t>Los resultados obtenidos muestran que los modelos basados en ensambles, particularmente Random Forest, presentan el mejor desempeño global, al ser el modelo con menor error en 27 de las</w:t>
       </w:r>
       <w:r>
         <w:rPr>
@@ -28407,319 +30543,319 @@
           <w:sz w:val="22"/>
           <w:szCs w:val="22"/>
         </w:rPr>
+        <w:t>Análisis de las métricas de evaluación</w:t>
+      </w:r>
+      <w:bookmarkEnd w:id="45"/>
+    </w:p>
+    <w:p>
+      <w:pPr>
+        <w:jc w:val="both"/>
+        <w:rPr>
+          <w:rFonts w:ascii="Calibri" w:hAnsi="Calibri" w:cs="Calibri"/>
+          <w:sz w:val="22"/>
+          <w:szCs w:val="22"/>
+        </w:rPr>
+      </w:pPr>
+    </w:p>
+    <w:p>
+      <w:pPr>
+        <w:jc w:val="both"/>
+        <w:rPr>
+          <w:rFonts w:ascii="Calibri" w:eastAsia="Calibri" w:hAnsi="Calibri" w:cs="Calibri"/>
+          <w:sz w:val="22"/>
+          <w:szCs w:val="22"/>
+        </w:rPr>
+      </w:pPr>
+      <w:r>
+        <w:rPr>
+          <w:rFonts w:ascii="Calibri" w:eastAsia="Calibri" w:hAnsi="Calibri" w:cs="Calibri"/>
+          <w:sz w:val="22"/>
+          <w:szCs w:val="22"/>
+        </w:rPr>
+        <w:t xml:space="preserve">El uso conjunto de múltiples métricas permitió realizar una evaluación robusta del desempeño de los modelos predictivos. </w:t>
+      </w:r>
+      <w:r>
+        <w:rPr>
+          <w:rFonts w:ascii="Calibri" w:eastAsia="Calibri" w:hAnsi="Calibri" w:cs="Calibri"/>
+          <w:sz w:val="22"/>
+          <w:szCs w:val="22"/>
+          <w:lang w:val="es-ES"/>
+        </w:rPr>
+        <w:t>S</w:t>
+      </w:r>
+      <w:proofErr w:type="spellStart"/>
+      <w:r>
+        <w:rPr>
+          <w:rFonts w:ascii="Calibri" w:eastAsia="Calibri" w:hAnsi="Calibri" w:cs="Calibri"/>
+          <w:sz w:val="22"/>
+          <w:szCs w:val="22"/>
+        </w:rPr>
+        <w:t>e</w:t>
+      </w:r>
+      <w:proofErr w:type="spellEnd"/>
+      <w:r>
+        <w:rPr>
+          <w:rFonts w:ascii="Calibri" w:eastAsia="Calibri" w:hAnsi="Calibri" w:cs="Calibri"/>
+          <w:sz w:val="22"/>
+          <w:szCs w:val="22"/>
+        </w:rPr>
+        <w:t xml:space="preserve"> emplearon el Error Absoluto Medio (MAE), la Raíz del Error Cuadrático Medio (RMSE), el Coeficiente de Determinación (R²) y el Error Porcentual Absoluto Medio (MAPE)</w:t>
+      </w:r>
+      <w:r>
+        <w:rPr>
+          <w:rFonts w:ascii="Calibri" w:eastAsia="Calibri" w:hAnsi="Calibri" w:cs="Calibri"/>
+          <w:sz w:val="22"/>
+          <w:szCs w:val="22"/>
+          <w:lang w:val="es-ES"/>
+        </w:rPr>
+        <w:t>.</w:t>
+      </w:r>
+    </w:p>
+    <w:p>
+      <w:pPr>
+        <w:jc w:val="both"/>
+        <w:rPr>
+          <w:rFonts w:ascii="Calibri" w:hAnsi="Calibri" w:cs="Calibri"/>
+          <w:sz w:val="22"/>
+          <w:szCs w:val="22"/>
+        </w:rPr>
+      </w:pPr>
+    </w:p>
+    <w:p>
+      <w:pPr>
+        <w:jc w:val="both"/>
+        <w:rPr>
+          <w:rFonts w:ascii="Calibri" w:eastAsia="Calibri" w:hAnsi="Calibri" w:cs="Calibri"/>
+          <w:sz w:val="22"/>
+          <w:szCs w:val="22"/>
+        </w:rPr>
+      </w:pPr>
+      <w:r>
+        <w:rPr>
+          <w:rFonts w:ascii="Calibri" w:eastAsia="Calibri" w:hAnsi="Calibri" w:cs="Calibri"/>
+          <w:sz w:val="22"/>
+          <w:szCs w:val="22"/>
+        </w:rPr>
+        <w:t xml:space="preserve">El MAE proporcionó una medida directa del error </w:t>
+      </w:r>
+      <w:r>
+        <w:rPr>
+          <w:rFonts w:ascii="Calibri" w:eastAsia="Calibri" w:hAnsi="Calibri" w:cs="Calibri"/>
+          <w:sz w:val="22"/>
+          <w:szCs w:val="22"/>
+          <w:lang w:val="es-ES"/>
+        </w:rPr>
+        <w:t>absoluto</w:t>
+      </w:r>
+      <w:r>
+        <w:rPr>
+          <w:rFonts w:ascii="Calibri" w:eastAsia="Calibri" w:hAnsi="Calibri" w:cs="Calibri"/>
+          <w:sz w:val="22"/>
+          <w:szCs w:val="22"/>
+        </w:rPr>
+        <w:t xml:space="preserve"> cometido por los modelos en las mismas unidades del tráfico de datos, mientras que el RMSE permitió identificar la sensibilidad de los modelos frente a errores de gran magnitud</w:t>
+      </w:r>
+      <w:r>
+        <w:rPr>
+          <w:rFonts w:ascii="Calibri" w:eastAsia="Calibri" w:hAnsi="Calibri" w:cs="Calibri"/>
+          <w:sz w:val="22"/>
+          <w:szCs w:val="22"/>
+          <w:lang w:val="es-ES"/>
+        </w:rPr>
+        <w:t>.</w:t>
+      </w:r>
+      <w:r>
+        <w:rPr>
+          <w:rFonts w:ascii="Calibri" w:eastAsia="Calibri" w:hAnsi="Calibri" w:cs="Calibri"/>
+          <w:sz w:val="22"/>
+          <w:szCs w:val="22"/>
+        </w:rPr>
+        <w:t xml:space="preserve"> Sin embargo, dado que la variable objetivo del proyecto corresponde al volumen de tráfico medido en gigabytes, estas métricas tendieron a arrojar valores numéricamente elevados, incluso en escenarios donde el ajuste relativo del modelo era adecuado. Esta característica dificulta su interpretación comparativa entre zonas con diferentes niveles de consumo.</w:t>
+      </w:r>
+    </w:p>
+    <w:p>
+      <w:pPr>
+        <w:jc w:val="both"/>
+        <w:rPr>
+          <w:rFonts w:ascii="Calibri" w:hAnsi="Calibri" w:cs="Calibri"/>
+          <w:sz w:val="22"/>
+          <w:szCs w:val="22"/>
+        </w:rPr>
+      </w:pPr>
+    </w:p>
+    <w:p>
+      <w:pPr>
+        <w:jc w:val="both"/>
+        <w:rPr>
+          <w:rFonts w:ascii="Calibri" w:eastAsia="Calibri" w:hAnsi="Calibri" w:cs="Calibri"/>
+          <w:sz w:val="22"/>
+          <w:szCs w:val="22"/>
+        </w:rPr>
+      </w:pPr>
+      <w:r>
+        <w:rPr>
+          <w:rFonts w:ascii="Calibri" w:eastAsia="Calibri" w:hAnsi="Calibri" w:cs="Calibri"/>
+          <w:sz w:val="22"/>
+          <w:szCs w:val="22"/>
+          <w:lang w:val="es-ES"/>
+        </w:rPr>
+        <w:t>E</w:t>
+      </w:r>
+      <w:r>
+        <w:rPr>
+          <w:rFonts w:ascii="Calibri" w:eastAsia="Calibri" w:hAnsi="Calibri" w:cs="Calibri"/>
+          <w:sz w:val="22"/>
+          <w:szCs w:val="22"/>
+        </w:rPr>
+        <w:t xml:space="preserve">l coeficiente de determinación R² ofreció una visión global de la capacidad explicativa de los modelos, indicando qué proporción de la variabilidad del tráfico observado es capturada por las variables de entrada. </w:t>
+      </w:r>
+      <w:r>
+        <w:rPr>
+          <w:rFonts w:ascii="Calibri" w:eastAsia="Calibri" w:hAnsi="Calibri" w:cs="Calibri"/>
+          <w:sz w:val="22"/>
+          <w:szCs w:val="22"/>
+          <w:lang w:val="es-ES"/>
+        </w:rPr>
+        <w:t>S</w:t>
+      </w:r>
+      <w:r>
+        <w:rPr>
+          <w:rFonts w:ascii="Calibri" w:eastAsia="Calibri" w:hAnsi="Calibri" w:cs="Calibri"/>
+          <w:sz w:val="22"/>
+          <w:szCs w:val="22"/>
+        </w:rPr>
+        <w:t>e identificaron casos en los que un modelo presentaba un buen R², pero errores absolutos elevados, lo que evidencia que esta métrica, por sí sola, no es suficiente para evaluar la precisión práctica de las predicciones.</w:t>
+      </w:r>
+    </w:p>
+    <w:p>
+      <w:pPr>
+        <w:jc w:val="both"/>
+        <w:rPr>
+          <w:rFonts w:ascii="Calibri" w:hAnsi="Calibri" w:cs="Calibri"/>
+          <w:sz w:val="22"/>
+          <w:szCs w:val="22"/>
+        </w:rPr>
+      </w:pPr>
+    </w:p>
+    <w:p>
+      <w:pPr>
+        <w:jc w:val="both"/>
+        <w:rPr>
+          <w:rFonts w:ascii="Calibri" w:eastAsia="Calibri" w:hAnsi="Calibri" w:cs="Calibri"/>
+          <w:sz w:val="22"/>
+          <w:szCs w:val="22"/>
+        </w:rPr>
+      </w:pPr>
+      <w:r>
+        <w:rPr>
+          <w:rFonts w:ascii="Calibri" w:eastAsia="Calibri" w:hAnsi="Calibri" w:cs="Calibri"/>
+          <w:sz w:val="22"/>
+          <w:szCs w:val="22"/>
+        </w:rPr>
+        <w:t>En este contexto, el MAPE se consolidó como la métrica más adecuada para la comparación y selección de modelos, al expresar el error de predicción en términos porcentuales respecto al valor real del tráfico.</w:t>
+      </w:r>
+      <w:r>
+        <w:rPr>
+          <w:rFonts w:ascii="Calibri" w:eastAsia="Calibri" w:hAnsi="Calibri" w:cs="Calibri"/>
+          <w:sz w:val="22"/>
+          <w:szCs w:val="22"/>
+          <w:lang w:val="es-ES"/>
+        </w:rPr>
+        <w:t xml:space="preserve"> A</w:t>
+      </w:r>
+      <w:proofErr w:type="spellStart"/>
+      <w:r>
+        <w:rPr>
+          <w:rFonts w:ascii="Calibri" w:eastAsia="Calibri" w:hAnsi="Calibri" w:cs="Calibri"/>
+          <w:sz w:val="22"/>
+          <w:szCs w:val="22"/>
+        </w:rPr>
+        <w:t>unque</w:t>
+      </w:r>
+      <w:proofErr w:type="spellEnd"/>
+      <w:r>
+        <w:rPr>
+          <w:rFonts w:ascii="Calibri" w:eastAsia="Calibri" w:hAnsi="Calibri" w:cs="Calibri"/>
+          <w:sz w:val="22"/>
+          <w:szCs w:val="22"/>
+        </w:rPr>
+        <w:t xml:space="preserve"> el MAE, el RMSE y el R² aportan información relevante sobre distintos aspectos del ajuste de los modelos, el MAPE fue la métrica principal utilizada para evaluar y comparar el desempeño predictivo, debido a su mayor pertinencia en un contexto donde la variable objetivo presenta valores elevados en gigabytes.</w:t>
+      </w:r>
+    </w:p>
+    <w:p>
+      <w:pPr>
+        <w:jc w:val="both"/>
+        <w:rPr>
+          <w:rFonts w:ascii="Calibri" w:hAnsi="Calibri" w:cs="Calibri"/>
+          <w:sz w:val="22"/>
+          <w:szCs w:val="22"/>
+        </w:rPr>
+      </w:pPr>
+    </w:p>
+    <w:p>
+      <w:pPr>
+        <w:jc w:val="both"/>
+        <w:rPr>
+          <w:rFonts w:ascii="Calibri" w:eastAsia="Calibri" w:hAnsi="Calibri" w:cs="Calibri"/>
+          <w:sz w:val="22"/>
+          <w:szCs w:val="22"/>
+          <w:lang w:val="es-ES"/>
+        </w:rPr>
+      </w:pPr>
+      <w:r>
+        <w:rPr>
+          <w:rFonts w:ascii="Calibri" w:eastAsia="Calibri" w:hAnsi="Calibri" w:cs="Calibri"/>
+          <w:sz w:val="22"/>
+          <w:szCs w:val="22"/>
+          <w:lang w:val="es-ES"/>
+        </w:rPr>
+        <w:t xml:space="preserve">A </w:t>
+      </w:r>
+      <w:proofErr w:type="gramStart"/>
+      <w:r>
+        <w:rPr>
+          <w:rFonts w:ascii="Calibri" w:eastAsia="Calibri" w:hAnsi="Calibri" w:cs="Calibri"/>
+          <w:sz w:val="22"/>
+          <w:szCs w:val="22"/>
+          <w:lang w:val="es-ES"/>
+        </w:rPr>
+        <w:t>continuación</w:t>
+      </w:r>
+      <w:proofErr w:type="gramEnd"/>
+      <w:r>
+        <w:rPr>
+          <w:rFonts w:ascii="Calibri" w:eastAsia="Calibri" w:hAnsi="Calibri" w:cs="Calibri"/>
+          <w:sz w:val="22"/>
+          <w:szCs w:val="22"/>
+          <w:lang w:val="es-ES"/>
+        </w:rPr>
+        <w:t xml:space="preserve"> se muestran un análisis del top 10 de las zonas con menor y mejor MAPE dependiendo de su mejor modelo desempeñado:</w:t>
+      </w:r>
+    </w:p>
+    <w:p>
+      <w:pPr>
+        <w:jc w:val="both"/>
+        <w:rPr>
+          <w:rFonts w:ascii="Calibri" w:hAnsi="Calibri" w:cs="Calibri"/>
+          <w:sz w:val="22"/>
+          <w:szCs w:val="22"/>
+        </w:rPr>
+      </w:pPr>
+    </w:p>
+    <w:p>
+      <w:pPr>
+        <w:jc w:val="center"/>
+        <w:rPr>
+          <w:rFonts w:ascii="Calibri" w:hAnsi="Calibri" w:cs="Calibri"/>
+          <w:sz w:val="22"/>
+          <w:szCs w:val="22"/>
+        </w:rPr>
+      </w:pPr>
+      <w:r>
+        <w:rPr>
+          <w:noProof/>
+        </w:rPr>
         <w:lastRenderedPageBreak/>
-        <w:t>Análisis de las métricas de evaluación</w:t>
-      </w:r>
-      <w:bookmarkEnd w:id="45"/>
-    </w:p>
-    <w:p>
-      <w:pPr>
-        <w:jc w:val="both"/>
-        <w:rPr>
-          <w:rFonts w:ascii="Calibri" w:hAnsi="Calibri" w:cs="Calibri"/>
-          <w:sz w:val="22"/>
-          <w:szCs w:val="22"/>
-        </w:rPr>
-      </w:pPr>
-    </w:p>
-    <w:p>
-      <w:pPr>
-        <w:jc w:val="both"/>
-        <w:rPr>
-          <w:rFonts w:ascii="Calibri" w:eastAsia="Calibri" w:hAnsi="Calibri" w:cs="Calibri"/>
-          <w:sz w:val="22"/>
-          <w:szCs w:val="22"/>
-        </w:rPr>
-      </w:pPr>
-      <w:r>
-        <w:rPr>
-          <w:rFonts w:ascii="Calibri" w:eastAsia="Calibri" w:hAnsi="Calibri" w:cs="Calibri"/>
-          <w:sz w:val="22"/>
-          <w:szCs w:val="22"/>
-        </w:rPr>
-        <w:t xml:space="preserve">El uso conjunto de múltiples métricas permitió realizar una evaluación robusta del desempeño de los modelos predictivos. </w:t>
-      </w:r>
-      <w:r>
-        <w:rPr>
-          <w:rFonts w:ascii="Calibri" w:eastAsia="Calibri" w:hAnsi="Calibri" w:cs="Calibri"/>
-          <w:sz w:val="22"/>
-          <w:szCs w:val="22"/>
-          <w:lang w:val="es-ES"/>
-        </w:rPr>
-        <w:t>S</w:t>
-      </w:r>
-      <w:proofErr w:type="spellStart"/>
-      <w:r>
-        <w:rPr>
-          <w:rFonts w:ascii="Calibri" w:eastAsia="Calibri" w:hAnsi="Calibri" w:cs="Calibri"/>
-          <w:sz w:val="22"/>
-          <w:szCs w:val="22"/>
-        </w:rPr>
-        <w:t>e</w:t>
-      </w:r>
-      <w:proofErr w:type="spellEnd"/>
-      <w:r>
-        <w:rPr>
-          <w:rFonts w:ascii="Calibri" w:eastAsia="Calibri" w:hAnsi="Calibri" w:cs="Calibri"/>
-          <w:sz w:val="22"/>
-          <w:szCs w:val="22"/>
-        </w:rPr>
-        <w:t xml:space="preserve"> emplearon el Error Absoluto Medio (MAE), la Raíz del Error Cuadrático Medio (RMSE), el Coeficiente de Determinación (R²) y el Error Porcentual Absoluto Medio (MAPE)</w:t>
-      </w:r>
-      <w:r>
-        <w:rPr>
-          <w:rFonts w:ascii="Calibri" w:eastAsia="Calibri" w:hAnsi="Calibri" w:cs="Calibri"/>
-          <w:sz w:val="22"/>
-          <w:szCs w:val="22"/>
-          <w:lang w:val="es-ES"/>
-        </w:rPr>
-        <w:t>.</w:t>
-      </w:r>
-    </w:p>
-    <w:p>
-      <w:pPr>
-        <w:jc w:val="both"/>
-        <w:rPr>
-          <w:rFonts w:ascii="Calibri" w:hAnsi="Calibri" w:cs="Calibri"/>
-          <w:sz w:val="22"/>
-          <w:szCs w:val="22"/>
-        </w:rPr>
-      </w:pPr>
-    </w:p>
-    <w:p>
-      <w:pPr>
-        <w:jc w:val="both"/>
-        <w:rPr>
-          <w:rFonts w:ascii="Calibri" w:eastAsia="Calibri" w:hAnsi="Calibri" w:cs="Calibri"/>
-          <w:sz w:val="22"/>
-          <w:szCs w:val="22"/>
-        </w:rPr>
-      </w:pPr>
-      <w:r>
-        <w:rPr>
-          <w:rFonts w:ascii="Calibri" w:eastAsia="Calibri" w:hAnsi="Calibri" w:cs="Calibri"/>
-          <w:sz w:val="22"/>
-          <w:szCs w:val="22"/>
-        </w:rPr>
-        <w:t xml:space="preserve">El MAE proporcionó una medida directa del error </w:t>
-      </w:r>
-      <w:r>
-        <w:rPr>
-          <w:rFonts w:ascii="Calibri" w:eastAsia="Calibri" w:hAnsi="Calibri" w:cs="Calibri"/>
-          <w:sz w:val="22"/>
-          <w:szCs w:val="22"/>
-          <w:lang w:val="es-ES"/>
-        </w:rPr>
-        <w:t>absoluto</w:t>
-      </w:r>
-      <w:r>
-        <w:rPr>
-          <w:rFonts w:ascii="Calibri" w:eastAsia="Calibri" w:hAnsi="Calibri" w:cs="Calibri"/>
-          <w:sz w:val="22"/>
-          <w:szCs w:val="22"/>
-        </w:rPr>
-        <w:t xml:space="preserve"> cometido por los modelos en las mismas unidades del tráfico de datos, mientras que el RMSE permitió identificar la sensibilidad de los modelos frente a errores de gran magnitud</w:t>
-      </w:r>
-      <w:r>
-        <w:rPr>
-          <w:rFonts w:ascii="Calibri" w:eastAsia="Calibri" w:hAnsi="Calibri" w:cs="Calibri"/>
-          <w:sz w:val="22"/>
-          <w:szCs w:val="22"/>
-          <w:lang w:val="es-ES"/>
-        </w:rPr>
-        <w:t>.</w:t>
-      </w:r>
-      <w:r>
-        <w:rPr>
-          <w:rFonts w:ascii="Calibri" w:eastAsia="Calibri" w:hAnsi="Calibri" w:cs="Calibri"/>
-          <w:sz w:val="22"/>
-          <w:szCs w:val="22"/>
-        </w:rPr>
-        <w:t xml:space="preserve"> Sin embargo, dado que la variable objetivo del proyecto corresponde al volumen de tráfico medido en gigabytes, estas métricas tendieron a arrojar valores numéricamente elevados, incluso en escenarios donde el ajuste relativo del modelo era adecuado. Esta característica dificulta su interpretación comparativa entre zonas con diferentes niveles de consumo.</w:t>
-      </w:r>
-    </w:p>
-    <w:p>
-      <w:pPr>
-        <w:jc w:val="both"/>
-        <w:rPr>
-          <w:rFonts w:ascii="Calibri" w:hAnsi="Calibri" w:cs="Calibri"/>
-          <w:sz w:val="22"/>
-          <w:szCs w:val="22"/>
-        </w:rPr>
-      </w:pPr>
-    </w:p>
-    <w:p>
-      <w:pPr>
-        <w:jc w:val="both"/>
-        <w:rPr>
-          <w:rFonts w:ascii="Calibri" w:eastAsia="Calibri" w:hAnsi="Calibri" w:cs="Calibri"/>
-          <w:sz w:val="22"/>
-          <w:szCs w:val="22"/>
-        </w:rPr>
-      </w:pPr>
-      <w:r>
-        <w:rPr>
-          <w:rFonts w:ascii="Calibri" w:eastAsia="Calibri" w:hAnsi="Calibri" w:cs="Calibri"/>
-          <w:sz w:val="22"/>
-          <w:szCs w:val="22"/>
-          <w:lang w:val="es-ES"/>
-        </w:rPr>
-        <w:t>E</w:t>
-      </w:r>
-      <w:r>
-        <w:rPr>
-          <w:rFonts w:ascii="Calibri" w:eastAsia="Calibri" w:hAnsi="Calibri" w:cs="Calibri"/>
-          <w:sz w:val="22"/>
-          <w:szCs w:val="22"/>
-        </w:rPr>
-        <w:t xml:space="preserve">l coeficiente de determinación R² ofreció una visión global de la capacidad explicativa de los modelos, indicando qué proporción de la variabilidad del tráfico observado es capturada por las variables de entrada. </w:t>
-      </w:r>
-      <w:r>
-        <w:rPr>
-          <w:rFonts w:ascii="Calibri" w:eastAsia="Calibri" w:hAnsi="Calibri" w:cs="Calibri"/>
-          <w:sz w:val="22"/>
-          <w:szCs w:val="22"/>
-          <w:lang w:val="es-ES"/>
-        </w:rPr>
-        <w:t>S</w:t>
-      </w:r>
-      <w:r>
-        <w:rPr>
-          <w:rFonts w:ascii="Calibri" w:eastAsia="Calibri" w:hAnsi="Calibri" w:cs="Calibri"/>
-          <w:sz w:val="22"/>
-          <w:szCs w:val="22"/>
-        </w:rPr>
-        <w:t>e identificaron casos en los que un modelo presentaba un buen R², pero errores absolutos elevados, lo que evidencia que esta métrica, por sí sola, no es suficiente para evaluar la precisión práctica de las predicciones.</w:t>
-      </w:r>
-    </w:p>
-    <w:p>
-      <w:pPr>
-        <w:jc w:val="both"/>
-        <w:rPr>
-          <w:rFonts w:ascii="Calibri" w:hAnsi="Calibri" w:cs="Calibri"/>
-          <w:sz w:val="22"/>
-          <w:szCs w:val="22"/>
-        </w:rPr>
-      </w:pPr>
-    </w:p>
-    <w:p>
-      <w:pPr>
-        <w:jc w:val="both"/>
-        <w:rPr>
-          <w:rFonts w:ascii="Calibri" w:eastAsia="Calibri" w:hAnsi="Calibri" w:cs="Calibri"/>
-          <w:sz w:val="22"/>
-          <w:szCs w:val="22"/>
-        </w:rPr>
-      </w:pPr>
-      <w:r>
-        <w:rPr>
-          <w:rFonts w:ascii="Calibri" w:eastAsia="Calibri" w:hAnsi="Calibri" w:cs="Calibri"/>
-          <w:sz w:val="22"/>
-          <w:szCs w:val="22"/>
-        </w:rPr>
-        <w:t>En este contexto, el MAPE se consolidó como la métrica más adecuada para la comparación y selección de modelos, al expresar el error de predicción en términos porcentuales respecto al valor real del tráfico.</w:t>
-      </w:r>
-      <w:r>
-        <w:rPr>
-          <w:rFonts w:ascii="Calibri" w:eastAsia="Calibri" w:hAnsi="Calibri" w:cs="Calibri"/>
-          <w:sz w:val="22"/>
-          <w:szCs w:val="22"/>
-          <w:lang w:val="es-ES"/>
-        </w:rPr>
-        <w:t xml:space="preserve"> A</w:t>
-      </w:r>
-      <w:proofErr w:type="spellStart"/>
-      <w:r>
-        <w:rPr>
-          <w:rFonts w:ascii="Calibri" w:eastAsia="Calibri" w:hAnsi="Calibri" w:cs="Calibri"/>
-          <w:sz w:val="22"/>
-          <w:szCs w:val="22"/>
-        </w:rPr>
-        <w:t>unque</w:t>
-      </w:r>
-      <w:proofErr w:type="spellEnd"/>
-      <w:r>
-        <w:rPr>
-          <w:rFonts w:ascii="Calibri" w:eastAsia="Calibri" w:hAnsi="Calibri" w:cs="Calibri"/>
-          <w:sz w:val="22"/>
-          <w:szCs w:val="22"/>
-        </w:rPr>
-        <w:t xml:space="preserve"> el MAE, el RMSE y el R² aportan información relevante sobre distintos aspectos del ajuste de los modelos, el MAPE fue la métrica principal utilizada para evaluar y comparar el desempeño predictivo, debido a su mayor pertinencia en un contexto donde la variable objetivo presenta valores elevados en gigabytes.</w:t>
-      </w:r>
-    </w:p>
-    <w:p>
-      <w:pPr>
-        <w:jc w:val="both"/>
-        <w:rPr>
-          <w:rFonts w:ascii="Calibri" w:hAnsi="Calibri" w:cs="Calibri"/>
-          <w:sz w:val="22"/>
-          <w:szCs w:val="22"/>
-        </w:rPr>
-      </w:pPr>
-    </w:p>
-    <w:p>
-      <w:pPr>
-        <w:jc w:val="both"/>
-        <w:rPr>
-          <w:rFonts w:ascii="Calibri" w:eastAsia="Calibri" w:hAnsi="Calibri" w:cs="Calibri"/>
-          <w:sz w:val="22"/>
-          <w:szCs w:val="22"/>
-          <w:lang w:val="es-ES"/>
-        </w:rPr>
-      </w:pPr>
-      <w:r>
-        <w:rPr>
-          <w:rFonts w:ascii="Calibri" w:eastAsia="Calibri" w:hAnsi="Calibri" w:cs="Calibri"/>
-          <w:sz w:val="22"/>
-          <w:szCs w:val="22"/>
-          <w:lang w:val="es-ES"/>
-        </w:rPr>
-        <w:t xml:space="preserve">A </w:t>
-      </w:r>
-      <w:proofErr w:type="gramStart"/>
-      <w:r>
-        <w:rPr>
-          <w:rFonts w:ascii="Calibri" w:eastAsia="Calibri" w:hAnsi="Calibri" w:cs="Calibri"/>
-          <w:sz w:val="22"/>
-          <w:szCs w:val="22"/>
-          <w:lang w:val="es-ES"/>
-        </w:rPr>
-        <w:t>continuación</w:t>
-      </w:r>
-      <w:proofErr w:type="gramEnd"/>
-      <w:r>
-        <w:rPr>
-          <w:rFonts w:ascii="Calibri" w:eastAsia="Calibri" w:hAnsi="Calibri" w:cs="Calibri"/>
-          <w:sz w:val="22"/>
-          <w:szCs w:val="22"/>
-          <w:lang w:val="es-ES"/>
-        </w:rPr>
-        <w:t xml:space="preserve"> se muestran un análisis del top 10 de las zonas con menor y mejor MAPE dependiendo de su mejor modelo desempeñado:</w:t>
-      </w:r>
-    </w:p>
-    <w:p>
-      <w:pPr>
-        <w:jc w:val="both"/>
-        <w:rPr>
-          <w:rFonts w:ascii="Calibri" w:hAnsi="Calibri" w:cs="Calibri"/>
-          <w:sz w:val="22"/>
-          <w:szCs w:val="22"/>
-        </w:rPr>
-      </w:pPr>
-    </w:p>
-    <w:p>
-      <w:pPr>
-        <w:jc w:val="center"/>
-        <w:rPr>
-          <w:rFonts w:ascii="Calibri" w:hAnsi="Calibri" w:cs="Calibri"/>
-          <w:sz w:val="22"/>
-          <w:szCs w:val="22"/>
-        </w:rPr>
-      </w:pPr>
-      <w:r>
-        <w:rPr>
-          <w:noProof/>
-        </w:rPr>
         <mc:AlternateContent>
           <mc:Choice Requires="wpg">
             <w:drawing>
@@ -28808,7 +30944,6 @@
           <w:sz w:val="22"/>
           <w:szCs w:val="22"/>
         </w:rPr>
-        <w:lastRenderedPageBreak/>
         <w:t>Análisis desde la perspectiva del negocio</w:t>
       </w:r>
       <w:bookmarkEnd w:id="46"/>
@@ -29281,6 +31416,7 @@
           <w:sz w:val="22"/>
           <w:szCs w:val="22"/>
         </w:rPr>
+        <w:lastRenderedPageBreak/>
         <w:t>WiFi</w:t>
       </w:r>
       <w:proofErr w:type="spellEnd"/>
@@ -29691,7 +31827,6 @@
           <w:sz w:val="22"/>
           <w:szCs w:val="22"/>
         </w:rPr>
-        <w:lastRenderedPageBreak/>
         <w:t>Cálculo de métricas agregadas (promedios, rankings, mejoras).</w:t>
       </w:r>
     </w:p>
@@ -30140,7 +32275,6 @@
           <w:szCs w:val="22"/>
         </w:rPr>
       </w:pPr>
-      <w:proofErr w:type="spellStart"/>
       <w:r>
         <w:rPr>
           <w:rFonts w:ascii="Calibri" w:eastAsia="Calibri" w:hAnsi="Calibri" w:cs="Calibri"/>
@@ -30149,18 +32283,7 @@
           <w:sz w:val="22"/>
           <w:szCs w:val="22"/>
         </w:rPr>
-        <w:t>Pillow</w:t>
-      </w:r>
-      <w:proofErr w:type="spellEnd"/>
-      <w:r>
-        <w:rPr>
-          <w:rFonts w:ascii="Calibri" w:eastAsia="Calibri" w:hAnsi="Calibri" w:cs="Calibri"/>
-          <w:b/>
-          <w:bCs/>
-          <w:sz w:val="22"/>
-          <w:szCs w:val="22"/>
-        </w:rPr>
-        <w:t xml:space="preserve"> (PIL)</w:t>
+        <w:t>Pillow (PIL)</w:t>
       </w:r>
       <w:r>
         <w:rPr>
@@ -30403,6 +32526,7 @@
           <w:sz w:val="22"/>
           <w:szCs w:val="22"/>
         </w:rPr>
+        <w:lastRenderedPageBreak/>
         <w:t>Predicción interactiva</w:t>
       </w:r>
       <w:bookmarkEnd w:id="52"/>
@@ -30539,7 +32663,6 @@
           <w:sz w:val="22"/>
           <w:szCs w:val="22"/>
         </w:rPr>
-        <w:lastRenderedPageBreak/>
         <w:t xml:space="preserve">Seleccionar una </w:t>
       </w:r>
       <w:r>
@@ -30866,6 +32989,7 @@
         <w:rPr>
           <w:noProof/>
         </w:rPr>
+        <w:lastRenderedPageBreak/>
         <mc:AlternateContent>
           <mc:Choice Requires="wpg">
             <w:drawing>
@@ -31455,6 +33579,7 @@
           <w:sz w:val="22"/>
           <w:szCs w:val="22"/>
         </w:rPr>
+        <w:lastRenderedPageBreak/>
         <w:t xml:space="preserve">Apoyar decisiones de gestión de infraestructura </w:t>
       </w:r>
       <w:proofErr w:type="spellStart"/>
@@ -31995,6 +34120,7 @@
           <w:sz w:val="22"/>
           <w:szCs w:val="22"/>
         </w:rPr>
+        <w:lastRenderedPageBreak/>
         <w:t>El proceso de preparación de datos resultó determinante para el desempeño de los modelos predictivos. Las etapas de depuración, transformación, escalado y ventaneo permitieron convertir datos crudos en conjuntos de datos estructurados y adecuados para el aprendizaje automático, evidenciando que una correcta ingeniería de datos es un factor crítico en proyectos de predicción sobre series temporales.</w:t>
       </w:r>
     </w:p>
@@ -32356,111 +34482,119 @@
           <w:sz w:val="22"/>
           <w:szCs w:val="22"/>
         </w:rPr>
+        <w:t>TRABAJOS FUTUROS</w:t>
+      </w:r>
+      <w:bookmarkEnd w:id="58"/>
+    </w:p>
+    <w:p>
+      <w:pPr>
+        <w:jc w:val="both"/>
+        <w:rPr>
+          <w:rFonts w:ascii="Calibri" w:eastAsia="Calibri" w:hAnsi="Calibri" w:cs="Calibri"/>
+          <w:sz w:val="22"/>
+          <w:szCs w:val="22"/>
+        </w:rPr>
+      </w:pPr>
+    </w:p>
+    <w:p>
+      <w:pPr>
+        <w:jc w:val="both"/>
+        <w:rPr>
+          <w:rFonts w:ascii="Calibri" w:eastAsia="Calibri" w:hAnsi="Calibri" w:cs="Calibri"/>
+          <w:sz w:val="22"/>
+          <w:szCs w:val="22"/>
+        </w:rPr>
+      </w:pPr>
+      <w:r>
+        <w:rPr>
+          <w:rFonts w:ascii="Calibri" w:eastAsia="Calibri" w:hAnsi="Calibri" w:cs="Calibri"/>
+          <w:sz w:val="22"/>
+          <w:szCs w:val="22"/>
+        </w:rPr>
+        <w:t xml:space="preserve">Si bien el proyecto permitió cumplir los objetivos planteados y obtener resultados relevantes en la predicción del tráfico de datos de las zonas </w:t>
+      </w:r>
+      <w:proofErr w:type="spellStart"/>
+      <w:r>
+        <w:rPr>
+          <w:rFonts w:ascii="Calibri" w:eastAsia="Calibri" w:hAnsi="Calibri" w:cs="Calibri"/>
+          <w:sz w:val="22"/>
+          <w:szCs w:val="22"/>
+        </w:rPr>
+        <w:t>WiFi</w:t>
+      </w:r>
+      <w:proofErr w:type="spellEnd"/>
+      <w:r>
+        <w:rPr>
+          <w:rFonts w:ascii="Calibri" w:eastAsia="Calibri" w:hAnsi="Calibri" w:cs="Calibri"/>
+          <w:sz w:val="22"/>
+          <w:szCs w:val="22"/>
+        </w:rPr>
+        <w:t xml:space="preserve"> públicas de la ciudad de Santiago de Cali, se identifican diversas líneas de trabajo que podrían explorarse para ampliar o profundizar los alcances del estudio.</w:t>
+      </w:r>
+    </w:p>
+    <w:p>
+      <w:pPr>
+        <w:jc w:val="both"/>
+        <w:rPr>
+          <w:rFonts w:ascii="Calibri" w:hAnsi="Calibri" w:cs="Calibri"/>
+          <w:sz w:val="22"/>
+          <w:szCs w:val="22"/>
+        </w:rPr>
+      </w:pPr>
+    </w:p>
+    <w:p>
+      <w:pPr>
+        <w:jc w:val="both"/>
+        <w:rPr>
+          <w:rFonts w:ascii="Calibri" w:eastAsia="Calibri" w:hAnsi="Calibri" w:cs="Calibri"/>
+          <w:sz w:val="22"/>
+          <w:szCs w:val="22"/>
+        </w:rPr>
+      </w:pPr>
+      <w:r>
+        <w:rPr>
+          <w:rFonts w:ascii="Calibri" w:eastAsia="Calibri" w:hAnsi="Calibri" w:cs="Calibri"/>
+          <w:sz w:val="22"/>
+          <w:szCs w:val="22"/>
+        </w:rPr>
+        <w:t>Una posible línea de extensión consiste en la incorporación de nuevas fuentes de información, tales como variables climáticas, eventos especiales, calendarios académicos o actividades culturales, que podrían contribuir a explicar variaciones abruptas en el consumo de datos y mejorar la capacidad predictiva de los modelos, especialmente en zonas con alta variabilidad.</w:t>
+      </w:r>
+    </w:p>
+    <w:p>
+      <w:pPr>
+        <w:jc w:val="both"/>
+        <w:rPr>
+          <w:rFonts w:ascii="Calibri" w:hAnsi="Calibri" w:cs="Calibri"/>
+          <w:sz w:val="22"/>
+          <w:szCs w:val="22"/>
+        </w:rPr>
+      </w:pPr>
+    </w:p>
+    <w:p>
+      <w:pPr>
+        <w:jc w:val="both"/>
+        <w:rPr>
+          <w:rFonts w:ascii="Calibri" w:eastAsia="Calibri" w:hAnsi="Calibri" w:cs="Calibri"/>
+          <w:sz w:val="22"/>
+          <w:szCs w:val="22"/>
+        </w:rPr>
+      </w:pPr>
+      <w:r>
+        <w:rPr>
+          <w:rFonts w:ascii="Calibri" w:eastAsia="Calibri" w:hAnsi="Calibri" w:cs="Calibri"/>
+          <w:sz w:val="22"/>
+          <w:szCs w:val="22"/>
+        </w:rPr>
+        <w:t xml:space="preserve">Otra línea de trabajo corresponde a la integración del sistema predictivo con datos en tiempo casi real, lo cual permitiría evaluar el comportamiento de los modelos bajo escenarios dinámicos y analizar su </w:t>
+      </w:r>
+      <w:r>
+        <w:rPr>
+          <w:rFonts w:ascii="Calibri" w:eastAsia="Calibri" w:hAnsi="Calibri" w:cs="Calibri"/>
+          <w:sz w:val="22"/>
+          <w:szCs w:val="22"/>
+        </w:rPr>
         <w:lastRenderedPageBreak/>
-        <w:t>TRABAJOS FUTUROS</w:t>
-      </w:r>
-      <w:bookmarkEnd w:id="58"/>
-    </w:p>
-    <w:p>
-      <w:pPr>
-        <w:jc w:val="both"/>
-        <w:rPr>
-          <w:rFonts w:ascii="Calibri" w:eastAsia="Calibri" w:hAnsi="Calibri" w:cs="Calibri"/>
-          <w:sz w:val="22"/>
-          <w:szCs w:val="22"/>
-        </w:rPr>
-      </w:pPr>
-    </w:p>
-    <w:p>
-      <w:pPr>
-        <w:jc w:val="both"/>
-        <w:rPr>
-          <w:rFonts w:ascii="Calibri" w:eastAsia="Calibri" w:hAnsi="Calibri" w:cs="Calibri"/>
-          <w:sz w:val="22"/>
-          <w:szCs w:val="22"/>
-        </w:rPr>
-      </w:pPr>
-      <w:r>
-        <w:rPr>
-          <w:rFonts w:ascii="Calibri" w:eastAsia="Calibri" w:hAnsi="Calibri" w:cs="Calibri"/>
-          <w:sz w:val="22"/>
-          <w:szCs w:val="22"/>
-        </w:rPr>
-        <w:t xml:space="preserve">Si bien el proyecto permitió cumplir los objetivos planteados y obtener resultados relevantes en la predicción del tráfico de datos de las zonas </w:t>
-      </w:r>
-      <w:proofErr w:type="spellStart"/>
-      <w:r>
-        <w:rPr>
-          <w:rFonts w:ascii="Calibri" w:eastAsia="Calibri" w:hAnsi="Calibri" w:cs="Calibri"/>
-          <w:sz w:val="22"/>
-          <w:szCs w:val="22"/>
-        </w:rPr>
-        <w:t>WiFi</w:t>
-      </w:r>
-      <w:proofErr w:type="spellEnd"/>
-      <w:r>
-        <w:rPr>
-          <w:rFonts w:ascii="Calibri" w:eastAsia="Calibri" w:hAnsi="Calibri" w:cs="Calibri"/>
-          <w:sz w:val="22"/>
-          <w:szCs w:val="22"/>
-        </w:rPr>
-        <w:t xml:space="preserve"> públicas de la ciudad de Santiago de Cali, se identifican diversas líneas de trabajo que podrían explorarse para ampliar o profundizar los alcances del estudio.</w:t>
-      </w:r>
-    </w:p>
-    <w:p>
-      <w:pPr>
-        <w:jc w:val="both"/>
-        <w:rPr>
-          <w:rFonts w:ascii="Calibri" w:hAnsi="Calibri" w:cs="Calibri"/>
-          <w:sz w:val="22"/>
-          <w:szCs w:val="22"/>
-        </w:rPr>
-      </w:pPr>
-    </w:p>
-    <w:p>
-      <w:pPr>
-        <w:jc w:val="both"/>
-        <w:rPr>
-          <w:rFonts w:ascii="Calibri" w:eastAsia="Calibri" w:hAnsi="Calibri" w:cs="Calibri"/>
-          <w:sz w:val="22"/>
-          <w:szCs w:val="22"/>
-        </w:rPr>
-      </w:pPr>
-      <w:r>
-        <w:rPr>
-          <w:rFonts w:ascii="Calibri" w:eastAsia="Calibri" w:hAnsi="Calibri" w:cs="Calibri"/>
-          <w:sz w:val="22"/>
-          <w:szCs w:val="22"/>
-        </w:rPr>
-        <w:t>Una posible línea de extensión consiste en la incorporación de nuevas fuentes de información, tales como variables climáticas, eventos especiales, calendarios académicos o actividades culturales, que podrían contribuir a explicar variaciones abruptas en el consumo de datos y mejorar la capacidad predictiva de los modelos, especialmente en zonas con alta variabilidad.</w:t>
-      </w:r>
-    </w:p>
-    <w:p>
-      <w:pPr>
-        <w:jc w:val="both"/>
-        <w:rPr>
-          <w:rFonts w:ascii="Calibri" w:hAnsi="Calibri" w:cs="Calibri"/>
-          <w:sz w:val="22"/>
-          <w:szCs w:val="22"/>
-        </w:rPr>
-      </w:pPr>
-    </w:p>
-    <w:p>
-      <w:pPr>
-        <w:jc w:val="both"/>
-        <w:rPr>
-          <w:rFonts w:ascii="Calibri" w:eastAsia="Calibri" w:hAnsi="Calibri" w:cs="Calibri"/>
-          <w:sz w:val="22"/>
-          <w:szCs w:val="22"/>
-        </w:rPr>
-      </w:pPr>
-      <w:r>
-        <w:rPr>
-          <w:rFonts w:ascii="Calibri" w:eastAsia="Calibri" w:hAnsi="Calibri" w:cs="Calibri"/>
-          <w:sz w:val="22"/>
-          <w:szCs w:val="22"/>
-        </w:rPr>
-        <w:t>Otra línea de trabajo corresponde a la integración del sistema predictivo con datos en tiempo casi real, lo cual permitiría evaluar el comportamiento de los modelos bajo escenarios dinámicos y analizar su aplicabilidad en contextos operativos más exigentes. Este enfoque requeriría considerar aspectos adicionales relacionados con la infraestructura tecnológica y la disponibilidad de datos.</w:t>
+        <w:t>aplicabilidad en contextos operativos más exigentes. Este enfoque requeriría considerar aspectos adicionales relacionados con la infraestructura tecnológica y la disponibilidad de datos.</w:t>
       </w:r>
     </w:p>
     <w:p>
@@ -32671,7 +34805,6 @@
           <w:szCs w:val="22"/>
           <w:lang w:val="es-ES"/>
         </w:rPr>
-        <w:lastRenderedPageBreak/>
         <w:t xml:space="preserve">10. </w:t>
       </w:r>
       <w:r>
@@ -33000,7 +35133,15 @@
           <w:rFonts w:eastAsia="Calibri" w:cs="Calibri"/>
           <w:lang w:val="en-US"/>
         </w:rPr>
-        <w:t xml:space="preserve">, RFC 5416, Proposed Standard, Internet Engineering Task Force, Mar. 2009, </w:t>
+        <w:t xml:space="preserve">, RFC 5416, Proposed Standard, Internet </w:t>
+      </w:r>
+      <w:r>
+        <w:rPr>
+          <w:rFonts w:eastAsia="Calibri" w:cs="Calibri"/>
+          <w:lang w:val="en-US"/>
+        </w:rPr>
+        <w:lastRenderedPageBreak/>
+        <w:t xml:space="preserve">Engineering Task Force, Mar. 2009, </w:t>
       </w:r>
       <w:proofErr w:type="spellStart"/>
       <w:r>
@@ -34097,27 +36238,7 @@
           <w:sz w:val="22"/>
           <w:szCs w:val="22"/>
         </w:rPr>
-        <w:t xml:space="preserve"> Blog Uniandes. [Online]. </w:t>
-      </w:r>
-      <w:proofErr w:type="spellStart"/>
-      <w:r>
-        <w:rPr>
-          <w:rFonts w:ascii="Calibri" w:hAnsi="Calibri" w:cs="Calibri"/>
-          <w:color w:val="000000"/>
-          <w:sz w:val="22"/>
-          <w:szCs w:val="22"/>
-        </w:rPr>
-        <w:t>Available</w:t>
-      </w:r>
-      <w:proofErr w:type="spellEnd"/>
-      <w:r>
-        <w:rPr>
-          <w:rFonts w:ascii="Calibri" w:hAnsi="Calibri" w:cs="Calibri"/>
-          <w:color w:val="000000"/>
-          <w:sz w:val="22"/>
-          <w:szCs w:val="22"/>
-        </w:rPr>
-        <w:t xml:space="preserve">: </w:t>
+        <w:t xml:space="preserve"> Blog Uniandes. [Online]. Available: </w:t>
       </w:r>
       <w:hyperlink r:id="rId68" w:history="1">
         <w:r>
@@ -34233,39 +36354,7 @@
           <w:rFonts w:eastAsia="Calibri" w:cs="Calibri"/>
           <w:color w:val="000000"/>
         </w:rPr>
-        <w:t>n de los algoritmos K-</w:t>
-      </w:r>
-      <w:proofErr w:type="spellStart"/>
-      <w:r>
-        <w:rPr>
-          <w:rFonts w:eastAsia="Calibri" w:cs="Calibri"/>
-          <w:color w:val="000000"/>
-        </w:rPr>
-        <w:t>Means</w:t>
-      </w:r>
-      <w:proofErr w:type="spellEnd"/>
-      <w:r>
-        <w:rPr>
-          <w:rFonts w:eastAsia="Calibri" w:cs="Calibri"/>
-          <w:color w:val="000000"/>
-        </w:rPr>
-        <w:t xml:space="preserve"> y </w:t>
-      </w:r>
-      <w:proofErr w:type="spellStart"/>
-      <w:r>
-        <w:rPr>
-          <w:rFonts w:eastAsia="Calibri" w:cs="Calibri"/>
-          <w:color w:val="000000"/>
-        </w:rPr>
-        <w:t>Random</w:t>
-      </w:r>
-      <w:proofErr w:type="spellEnd"/>
-      <w:r>
-        <w:rPr>
-          <w:rFonts w:eastAsia="Calibri" w:cs="Calibri"/>
-          <w:color w:val="000000"/>
-        </w:rPr>
-        <w:t xml:space="preserve"> Forest para la segmentaci</w:t>
+        <w:t>n de los algoritmos K-Means y Random Forest para la segmentaci</w:t>
       </w:r>
       <w:r>
         <w:rPr>
@@ -50929,28 +53018,28 @@
 </file>
 
 <file path=customXml/item1.xml><?xml version="1.0" encoding="utf-8"?>
+<b:Sources xmlns:b="http://schemas.openxmlformats.org/officeDocument/2006/bibliography" xmlns="http://schemas.openxmlformats.org/officeDocument/2006/bibliography" SelectedStyle="\APASixthEditionOfficeOnline.xsl" StyleName="APA" Version="6"/>
+</file>
+
+<file path=customXml/item2.xml><?xml version="1.0" encoding="utf-8"?>
 <go:gDocsCustomXmlDataStorage xmlns:go="http://customooxmlschemas.google.com/" xmlns:r="http://schemas.openxmlformats.org/officeDocument/2006/relationships">
   <go:docsCustomData xmlns:go="http://customooxmlschemas.google.com/" roundtripDataSignature="AMtx7mgsUzkiSmtwDNtWpH0zC5RDs8Xs6Q==">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</go:docsCustomData>
 </go:gDocsCustomXmlDataStorage>
 </file>
 
-<file path=customXml/item2.xml><?xml version="1.0" encoding="utf-8"?>
-<b:Sources xmlns:b="http://schemas.openxmlformats.org/officeDocument/2006/bibliography" xmlns="http://schemas.openxmlformats.org/officeDocument/2006/bibliography" SelectedStyle="\APASixthEditionOfficeOnline.xsl" StyleName="APA" Version="6"/>
+<file path=customXml/itemProps1.xml><?xml version="1.0" encoding="utf-8"?>
+<ds:datastoreItem xmlns:ds="http://schemas.openxmlformats.org/officeDocument/2006/customXml" ds:itemID="{13FE3122-7F22-4835-BB1D-A67622394732}">
+  <ds:schemaRefs>
+    <ds:schemaRef ds:uri="http://schemas.openxmlformats.org/officeDocument/2006/bibliography"/>
+  </ds:schemaRefs>
+</ds:datastoreItem>
 </file>
 
-<file path=customXml/itemProps1.xml><?xml version="1.0" encoding="utf-8"?>
+<file path=customXml/itemProps2.xml><?xml version="1.0" encoding="utf-8"?>
 <ds:datastoreItem xmlns:ds="http://schemas.openxmlformats.org/officeDocument/2006/customXml" ds:itemID="{11111111-1234-1234-1234-123412341234}">
   <ds:schemaRefs>
     <ds:schemaRef ds:uri="http://customooxmlschemas.google.com/"/>
     <ds:schemaRef ds:uri="http://schemas.openxmlformats.org/officeDocument/2006/relationships"/>
   </ds:schemaRefs>
 </ds:datastoreItem>
-</file>
-
-<file path=customXml/itemProps2.xml><?xml version="1.0" encoding="utf-8"?>
-<ds:datastoreItem xmlns:ds="http://schemas.openxmlformats.org/officeDocument/2006/customXml" ds:itemID="{13FE3122-7F22-4835-BB1D-A67622394732}">
-  <ds:schemaRefs>
-    <ds:schemaRef ds:uri="http://schemas.openxmlformats.org/officeDocument/2006/bibliography"/>
-  </ds:schemaRefs>
-</ds:datastoreItem>
 </file>
--- a/Documento Final Tesis - Prediccion Trafico Zonas Wifi 08012026-02-40pm.docx
+++ b/Documento Final Tesis - Prediccion Trafico Zonas Wifi 08012026-02-40pm.docx
@@ -29674,40 +29674,1631 @@
       <w:pPr>
         <w:jc w:val="both"/>
         <w:rPr>
+          <w:rFonts w:ascii="Calibri" w:eastAsia="Calibri" w:hAnsi="Calibri" w:cs="Calibri"/>
+          <w:sz w:val="22"/>
+          <w:szCs w:val="22"/>
+          <w:lang w:val="es-ES"/>
+        </w:rPr>
+      </w:pPr>
+      <w:r>
+        <w:rPr>
+          <w:rFonts w:ascii="Calibri" w:eastAsia="Calibri" w:hAnsi="Calibri" w:cs="Calibri"/>
+          <w:sz w:val="22"/>
+          <w:szCs w:val="22"/>
+          <w:lang w:val="es-ES"/>
+        </w:rPr>
+        <w:t xml:space="preserve">Para la optimización de </w:t>
+      </w:r>
+      <w:proofErr w:type="spellStart"/>
+      <w:r>
+        <w:rPr>
+          <w:rFonts w:ascii="Calibri" w:eastAsia="Calibri" w:hAnsi="Calibri" w:cs="Calibri"/>
+          <w:sz w:val="22"/>
+          <w:szCs w:val="22"/>
+          <w:lang w:val="es-ES"/>
+        </w:rPr>
+        <w:t>hiperparámetros</w:t>
+      </w:r>
+      <w:proofErr w:type="spellEnd"/>
+      <w:r>
+        <w:rPr>
+          <w:rFonts w:ascii="Calibri" w:eastAsia="Calibri" w:hAnsi="Calibri" w:cs="Calibri"/>
+          <w:sz w:val="22"/>
+          <w:szCs w:val="22"/>
+          <w:lang w:val="es-ES"/>
+        </w:rPr>
+        <w:t xml:space="preserve"> se excluyó el modelo de Regresión Lineal, ya que este no tiene esta característica.</w:t>
+      </w:r>
+    </w:p>
+    <w:p>
+      <w:pPr>
+        <w:jc w:val="both"/>
+        <w:rPr>
+          <w:rFonts w:ascii="Calibri" w:eastAsia="Calibri" w:hAnsi="Calibri" w:cs="Calibri"/>
+          <w:sz w:val="22"/>
+          <w:szCs w:val="22"/>
+          <w:lang w:val="es-ES"/>
+        </w:rPr>
+      </w:pPr>
+    </w:p>
+    <w:p>
+      <w:pPr>
+        <w:jc w:val="both"/>
+        <w:rPr>
+          <w:rFonts w:ascii="Calibri" w:eastAsia="Calibri" w:hAnsi="Calibri" w:cs="Calibri"/>
+          <w:sz w:val="22"/>
+          <w:szCs w:val="22"/>
+          <w:lang w:val="es-ES"/>
+        </w:rPr>
+      </w:pPr>
+      <w:r>
+        <w:rPr>
+          <w:rFonts w:ascii="Calibri" w:eastAsia="Calibri" w:hAnsi="Calibri" w:cs="Calibri"/>
+          <w:sz w:val="22"/>
+          <w:szCs w:val="22"/>
+          <w:lang w:val="es-ES"/>
+        </w:rPr>
+        <w:t xml:space="preserve">Se muestra en la siguiente tabla los </w:t>
+      </w:r>
+      <w:proofErr w:type="spellStart"/>
+      <w:r>
+        <w:rPr>
+          <w:rFonts w:ascii="Calibri" w:eastAsia="Calibri" w:hAnsi="Calibri" w:cs="Calibri"/>
+          <w:sz w:val="22"/>
+          <w:szCs w:val="22"/>
+          <w:lang w:val="es-ES"/>
+        </w:rPr>
+        <w:t>hiperparámetros</w:t>
+      </w:r>
+      <w:proofErr w:type="spellEnd"/>
+      <w:r>
+        <w:rPr>
+          <w:rFonts w:ascii="Calibri" w:eastAsia="Calibri" w:hAnsi="Calibri" w:cs="Calibri"/>
+          <w:sz w:val="22"/>
+          <w:szCs w:val="22"/>
+          <w:lang w:val="es-ES"/>
+        </w:rPr>
+        <w:t xml:space="preserve"> que fueron usados para encontrar los modelos optimizados:</w:t>
+      </w:r>
+    </w:p>
+    <w:p>
+      <w:pPr>
+        <w:jc w:val="both"/>
+        <w:rPr>
+          <w:rFonts w:ascii="Calibri" w:eastAsia="Calibri" w:hAnsi="Calibri" w:cs="Calibri"/>
+          <w:sz w:val="22"/>
+          <w:szCs w:val="22"/>
+          <w:lang w:val="es-ES"/>
+        </w:rPr>
+      </w:pPr>
+    </w:p>
+    <w:tbl>
+      <w:tblPr>
+        <w:tblW w:w="9918" w:type="dxa"/>
+        <w:tblCellMar>
+          <w:left w:w="70" w:type="dxa"/>
+          <w:right w:w="70" w:type="dxa"/>
+        </w:tblCellMar>
+        <w:tblLook w:val="04A0" w:firstRow="1" w:lastRow="0" w:firstColumn="1" w:lastColumn="0" w:noHBand="0" w:noVBand="1"/>
+      </w:tblPr>
+      <w:tblGrid>
+        <w:gridCol w:w="1838"/>
+        <w:gridCol w:w="2377"/>
+        <w:gridCol w:w="5703"/>
+      </w:tblGrid>
+      <w:tr>
+        <w:trPr>
+          <w:trHeight w:val="300"/>
+        </w:trPr>
+        <w:tc>
+          <w:tcPr>
+            <w:tcW w:w="1838" w:type="dxa"/>
+            <w:tcBorders>
+              <w:top w:val="single" w:sz="4" w:space="0" w:color="auto"/>
+              <w:left w:val="single" w:sz="4" w:space="0" w:color="auto"/>
+              <w:bottom w:val="single" w:sz="4" w:space="0" w:color="auto"/>
+              <w:right w:val="single" w:sz="4" w:space="0" w:color="auto"/>
+            </w:tcBorders>
+            <w:shd w:val="clear" w:color="000000" w:fill="18A303"/>
+            <w:noWrap/>
+            <w:vAlign w:val="bottom"/>
+            <w:hideMark/>
+          </w:tcPr>
+          <w:p>
+            <w:pPr>
+              <w:widowControl/>
+              <w:jc w:val="center"/>
+              <w:rPr>
+                <w:rFonts w:ascii="Arial" w:eastAsia="Times New Roman" w:hAnsi="Arial" w:cs="Arial"/>
+                <w:b/>
+                <w:bCs/>
+                <w:color w:val="FFFFFF"/>
+                <w:sz w:val="20"/>
+                <w:szCs w:val="20"/>
+              </w:rPr>
+            </w:pPr>
+            <w:r>
+              <w:rPr>
+                <w:rFonts w:ascii="Arial" w:eastAsia="Times New Roman" w:hAnsi="Arial" w:cs="Arial"/>
+                <w:b/>
+                <w:bCs/>
+                <w:color w:val="FFFFFF"/>
+                <w:sz w:val="20"/>
+                <w:szCs w:val="20"/>
+              </w:rPr>
+              <w:t>MODELO</w:t>
+            </w:r>
+          </w:p>
+        </w:tc>
+        <w:tc>
+          <w:tcPr>
+            <w:tcW w:w="2377" w:type="dxa"/>
+            <w:tcBorders>
+              <w:top w:val="single" w:sz="4" w:space="0" w:color="auto"/>
+              <w:left w:val="nil"/>
+              <w:bottom w:val="single" w:sz="4" w:space="0" w:color="auto"/>
+              <w:right w:val="single" w:sz="4" w:space="0" w:color="auto"/>
+            </w:tcBorders>
+            <w:shd w:val="clear" w:color="000000" w:fill="18A303"/>
+            <w:noWrap/>
+            <w:vAlign w:val="bottom"/>
+            <w:hideMark/>
+          </w:tcPr>
+          <w:p>
+            <w:pPr>
+              <w:widowControl/>
+              <w:jc w:val="center"/>
+              <w:rPr>
+                <w:rFonts w:ascii="Arial" w:eastAsia="Times New Roman" w:hAnsi="Arial" w:cs="Arial"/>
+                <w:b/>
+                <w:bCs/>
+                <w:color w:val="FFFFFF"/>
+                <w:sz w:val="20"/>
+                <w:szCs w:val="20"/>
+              </w:rPr>
+            </w:pPr>
+            <w:r>
+              <w:rPr>
+                <w:rFonts w:ascii="Arial" w:eastAsia="Times New Roman" w:hAnsi="Arial" w:cs="Arial"/>
+                <w:b/>
+                <w:bCs/>
+                <w:color w:val="FFFFFF"/>
+                <w:sz w:val="20"/>
+                <w:szCs w:val="20"/>
+              </w:rPr>
+              <w:t>HIPERPARAMETROS</w:t>
+            </w:r>
+          </w:p>
+        </w:tc>
+        <w:tc>
+          <w:tcPr>
+            <w:tcW w:w="5703" w:type="dxa"/>
+            <w:tcBorders>
+              <w:top w:val="single" w:sz="4" w:space="0" w:color="auto"/>
+              <w:left w:val="nil"/>
+              <w:bottom w:val="single" w:sz="4" w:space="0" w:color="auto"/>
+              <w:right w:val="single" w:sz="4" w:space="0" w:color="auto"/>
+            </w:tcBorders>
+            <w:shd w:val="clear" w:color="000000" w:fill="18A303"/>
+            <w:noWrap/>
+            <w:vAlign w:val="bottom"/>
+            <w:hideMark/>
+          </w:tcPr>
+          <w:p>
+            <w:pPr>
+              <w:widowControl/>
+              <w:jc w:val="center"/>
+              <w:rPr>
+                <w:rFonts w:ascii="Arial" w:eastAsia="Times New Roman" w:hAnsi="Arial" w:cs="Arial"/>
+                <w:b/>
+                <w:bCs/>
+                <w:color w:val="FFFFFF"/>
+                <w:sz w:val="20"/>
+                <w:szCs w:val="20"/>
+              </w:rPr>
+            </w:pPr>
+            <w:r>
+              <w:rPr>
+                <w:rFonts w:ascii="Arial" w:eastAsia="Times New Roman" w:hAnsi="Arial" w:cs="Arial"/>
+                <w:b/>
+                <w:bCs/>
+                <w:color w:val="FFFFFF"/>
+                <w:sz w:val="20"/>
+                <w:szCs w:val="20"/>
+              </w:rPr>
+              <w:t>VALORES</w:t>
+            </w:r>
+          </w:p>
+        </w:tc>
+      </w:tr>
+      <w:tr>
+        <w:trPr>
+          <w:trHeight w:val="285"/>
+        </w:trPr>
+        <w:tc>
+          <w:tcPr>
+            <w:tcW w:w="1838" w:type="dxa"/>
+            <w:vMerge w:val="restart"/>
+            <w:tcBorders>
+              <w:top w:val="nil"/>
+              <w:left w:val="single" w:sz="4" w:space="0" w:color="auto"/>
+              <w:bottom w:val="single" w:sz="4" w:space="0" w:color="auto"/>
+              <w:right w:val="single" w:sz="4" w:space="0" w:color="auto"/>
+            </w:tcBorders>
+            <w:shd w:val="clear" w:color="000000" w:fill="4DFB33"/>
+            <w:noWrap/>
+            <w:vAlign w:val="center"/>
+            <w:hideMark/>
+          </w:tcPr>
+          <w:p>
+            <w:pPr>
+              <w:widowControl/>
+              <w:jc w:val="center"/>
+              <w:rPr>
+                <w:rFonts w:ascii="Arial" w:eastAsia="Times New Roman" w:hAnsi="Arial" w:cs="Arial"/>
+                <w:b/>
+                <w:bCs/>
+                <w:color w:val="000000"/>
+                <w:sz w:val="20"/>
+                <w:szCs w:val="20"/>
+              </w:rPr>
+            </w:pPr>
+            <w:r>
+              <w:rPr>
+                <w:rFonts w:ascii="Arial" w:eastAsia="Times New Roman" w:hAnsi="Arial" w:cs="Arial"/>
+                <w:b/>
+                <w:bCs/>
+                <w:color w:val="000000"/>
+                <w:sz w:val="20"/>
+                <w:szCs w:val="20"/>
+              </w:rPr>
+              <w:t>Random Forest</w:t>
+            </w:r>
+          </w:p>
+        </w:tc>
+        <w:tc>
+          <w:tcPr>
+            <w:tcW w:w="2377" w:type="dxa"/>
+            <w:tcBorders>
+              <w:top w:val="nil"/>
+              <w:left w:val="nil"/>
+              <w:bottom w:val="single" w:sz="4" w:space="0" w:color="auto"/>
+              <w:right w:val="single" w:sz="4" w:space="0" w:color="auto"/>
+            </w:tcBorders>
+            <w:shd w:val="clear" w:color="000000" w:fill="4DFB33"/>
+            <w:noWrap/>
+            <w:vAlign w:val="bottom"/>
+            <w:hideMark/>
+          </w:tcPr>
+          <w:p>
+            <w:pPr>
+              <w:widowControl/>
+              <w:rPr>
+                <w:rFonts w:ascii="Arial" w:eastAsia="Times New Roman" w:hAnsi="Arial" w:cs="Arial"/>
+                <w:color w:val="000000"/>
+                <w:sz w:val="20"/>
+                <w:szCs w:val="20"/>
+              </w:rPr>
+            </w:pPr>
+            <w:proofErr w:type="spellStart"/>
+            <w:r>
+              <w:rPr>
+                <w:rFonts w:ascii="Arial" w:eastAsia="Times New Roman" w:hAnsi="Arial" w:cs="Arial"/>
+                <w:color w:val="000000"/>
+                <w:sz w:val="20"/>
+                <w:szCs w:val="20"/>
+              </w:rPr>
+              <w:t>n_estimators</w:t>
+            </w:r>
+            <w:proofErr w:type="spellEnd"/>
+          </w:p>
+        </w:tc>
+        <w:tc>
+          <w:tcPr>
+            <w:tcW w:w="5703" w:type="dxa"/>
+            <w:tcBorders>
+              <w:top w:val="nil"/>
+              <w:left w:val="nil"/>
+              <w:bottom w:val="single" w:sz="4" w:space="0" w:color="auto"/>
+              <w:right w:val="single" w:sz="4" w:space="0" w:color="auto"/>
+            </w:tcBorders>
+            <w:shd w:val="clear" w:color="000000" w:fill="4DFB33"/>
+            <w:vAlign w:val="bottom"/>
+            <w:hideMark/>
+          </w:tcPr>
+          <w:p>
+            <w:pPr>
+              <w:widowControl/>
+              <w:rPr>
+                <w:rFonts w:ascii="Arial" w:eastAsia="Times New Roman" w:hAnsi="Arial" w:cs="Arial"/>
+                <w:color w:val="000000"/>
+                <w:sz w:val="20"/>
+                <w:szCs w:val="20"/>
+              </w:rPr>
+            </w:pPr>
+            <w:r>
+              <w:rPr>
+                <w:rFonts w:ascii="Arial" w:eastAsia="Times New Roman" w:hAnsi="Arial" w:cs="Arial"/>
+                <w:color w:val="000000"/>
+                <w:sz w:val="20"/>
+                <w:szCs w:val="20"/>
+              </w:rPr>
+              <w:t xml:space="preserve">[50, 100, 150, 250, 350] </w:t>
+            </w:r>
+          </w:p>
+        </w:tc>
+      </w:tr>
+      <w:tr>
+        <w:trPr>
+          <w:trHeight w:val="255"/>
+        </w:trPr>
+        <w:tc>
+          <w:tcPr>
+            <w:tcW w:w="1838" w:type="dxa"/>
+            <w:vMerge/>
+            <w:tcBorders>
+              <w:top w:val="nil"/>
+              <w:left w:val="single" w:sz="4" w:space="0" w:color="auto"/>
+              <w:bottom w:val="single" w:sz="4" w:space="0" w:color="auto"/>
+              <w:right w:val="single" w:sz="4" w:space="0" w:color="auto"/>
+            </w:tcBorders>
+            <w:vAlign w:val="center"/>
+            <w:hideMark/>
+          </w:tcPr>
+          <w:p>
+            <w:pPr>
+              <w:widowControl/>
+              <w:rPr>
+                <w:rFonts w:ascii="Arial" w:eastAsia="Times New Roman" w:hAnsi="Arial" w:cs="Arial"/>
+                <w:b/>
+                <w:bCs/>
+                <w:color w:val="000000"/>
+                <w:sz w:val="20"/>
+                <w:szCs w:val="20"/>
+              </w:rPr>
+            </w:pPr>
+          </w:p>
+        </w:tc>
+        <w:tc>
+          <w:tcPr>
+            <w:tcW w:w="2377" w:type="dxa"/>
+            <w:tcBorders>
+              <w:top w:val="nil"/>
+              <w:left w:val="nil"/>
+              <w:bottom w:val="single" w:sz="4" w:space="0" w:color="auto"/>
+              <w:right w:val="single" w:sz="4" w:space="0" w:color="auto"/>
+            </w:tcBorders>
+            <w:noWrap/>
+            <w:vAlign w:val="bottom"/>
+            <w:hideMark/>
+          </w:tcPr>
+          <w:p>
+            <w:pPr>
+              <w:widowControl/>
+              <w:rPr>
+                <w:rFonts w:ascii="Arial" w:eastAsia="Times New Roman" w:hAnsi="Arial" w:cs="Arial"/>
+                <w:sz w:val="20"/>
+                <w:szCs w:val="20"/>
+              </w:rPr>
+            </w:pPr>
+            <w:proofErr w:type="spellStart"/>
+            <w:r>
+              <w:rPr>
+                <w:rFonts w:ascii="Arial" w:eastAsia="Times New Roman" w:hAnsi="Arial" w:cs="Arial"/>
+                <w:sz w:val="20"/>
+                <w:szCs w:val="20"/>
+              </w:rPr>
+              <w:t>max_depth</w:t>
+            </w:r>
+            <w:proofErr w:type="spellEnd"/>
+          </w:p>
+        </w:tc>
+        <w:tc>
+          <w:tcPr>
+            <w:tcW w:w="5703" w:type="dxa"/>
+            <w:tcBorders>
+              <w:top w:val="nil"/>
+              <w:left w:val="nil"/>
+              <w:bottom w:val="single" w:sz="4" w:space="0" w:color="auto"/>
+              <w:right w:val="single" w:sz="4" w:space="0" w:color="auto"/>
+            </w:tcBorders>
+            <w:noWrap/>
+            <w:vAlign w:val="bottom"/>
+            <w:hideMark/>
+          </w:tcPr>
+          <w:p>
+            <w:pPr>
+              <w:widowControl/>
+              <w:rPr>
+                <w:rFonts w:ascii="Arial" w:eastAsia="Times New Roman" w:hAnsi="Arial" w:cs="Arial"/>
+                <w:sz w:val="20"/>
+                <w:szCs w:val="20"/>
+              </w:rPr>
+            </w:pPr>
+            <w:r>
+              <w:rPr>
+                <w:rFonts w:ascii="Arial" w:eastAsia="Times New Roman" w:hAnsi="Arial" w:cs="Arial"/>
+                <w:sz w:val="20"/>
+                <w:szCs w:val="20"/>
+              </w:rPr>
+              <w:t>[5, 10, 20, 30, 40]</w:t>
+            </w:r>
+          </w:p>
+        </w:tc>
+      </w:tr>
+      <w:tr>
+        <w:trPr>
+          <w:trHeight w:val="285"/>
+        </w:trPr>
+        <w:tc>
+          <w:tcPr>
+            <w:tcW w:w="1838" w:type="dxa"/>
+            <w:vMerge w:val="restart"/>
+            <w:tcBorders>
+              <w:top w:val="nil"/>
+              <w:left w:val="single" w:sz="4" w:space="0" w:color="auto"/>
+              <w:bottom w:val="single" w:sz="4" w:space="0" w:color="auto"/>
+              <w:right w:val="single" w:sz="4" w:space="0" w:color="auto"/>
+            </w:tcBorders>
+            <w:shd w:val="clear" w:color="000000" w:fill="C2FEBA"/>
+            <w:noWrap/>
+            <w:vAlign w:val="center"/>
+            <w:hideMark/>
+          </w:tcPr>
+          <w:p>
+            <w:pPr>
+              <w:widowControl/>
+              <w:jc w:val="center"/>
+              <w:rPr>
+                <w:rFonts w:ascii="Arial" w:eastAsia="Times New Roman" w:hAnsi="Arial" w:cs="Arial"/>
+                <w:b/>
+                <w:bCs/>
+                <w:color w:val="000000"/>
+                <w:sz w:val="20"/>
+                <w:szCs w:val="20"/>
+              </w:rPr>
+            </w:pPr>
+            <w:proofErr w:type="spellStart"/>
+            <w:r>
+              <w:rPr>
+                <w:rFonts w:ascii="Arial" w:eastAsia="Times New Roman" w:hAnsi="Arial" w:cs="Arial"/>
+                <w:b/>
+                <w:bCs/>
+                <w:color w:val="000000"/>
+                <w:sz w:val="20"/>
+                <w:szCs w:val="20"/>
+              </w:rPr>
+              <w:t>Perceptron</w:t>
+            </w:r>
+            <w:proofErr w:type="spellEnd"/>
+          </w:p>
+        </w:tc>
+        <w:tc>
+          <w:tcPr>
+            <w:tcW w:w="2377" w:type="dxa"/>
+            <w:tcBorders>
+              <w:top w:val="nil"/>
+              <w:left w:val="nil"/>
+              <w:bottom w:val="single" w:sz="4" w:space="0" w:color="auto"/>
+              <w:right w:val="single" w:sz="4" w:space="0" w:color="auto"/>
+            </w:tcBorders>
+            <w:shd w:val="clear" w:color="000000" w:fill="C2FEBA"/>
+            <w:noWrap/>
+            <w:vAlign w:val="bottom"/>
+            <w:hideMark/>
+          </w:tcPr>
+          <w:p>
+            <w:pPr>
+              <w:widowControl/>
+              <w:rPr>
+                <w:rFonts w:ascii="Arial" w:eastAsia="Times New Roman" w:hAnsi="Arial" w:cs="Arial"/>
+                <w:color w:val="000000"/>
+                <w:sz w:val="20"/>
+                <w:szCs w:val="20"/>
+              </w:rPr>
+            </w:pPr>
+            <w:proofErr w:type="spellStart"/>
+            <w:r>
+              <w:rPr>
+                <w:rFonts w:ascii="Arial" w:eastAsia="Times New Roman" w:hAnsi="Arial" w:cs="Arial"/>
+                <w:color w:val="000000"/>
+                <w:sz w:val="20"/>
+                <w:szCs w:val="20"/>
+              </w:rPr>
+              <w:t>hidden_layer_sizes</w:t>
+            </w:r>
+            <w:proofErr w:type="spellEnd"/>
+          </w:p>
+        </w:tc>
+        <w:tc>
+          <w:tcPr>
+            <w:tcW w:w="5703" w:type="dxa"/>
+            <w:tcBorders>
+              <w:top w:val="nil"/>
+              <w:left w:val="nil"/>
+              <w:bottom w:val="single" w:sz="4" w:space="0" w:color="auto"/>
+              <w:right w:val="single" w:sz="4" w:space="0" w:color="auto"/>
+            </w:tcBorders>
+            <w:shd w:val="clear" w:color="000000" w:fill="C2FEBA"/>
+            <w:noWrap/>
+            <w:vAlign w:val="bottom"/>
+            <w:hideMark/>
+          </w:tcPr>
+          <w:p>
+            <w:pPr>
+              <w:widowControl/>
+              <w:rPr>
+                <w:rFonts w:ascii="Arial" w:eastAsia="Times New Roman" w:hAnsi="Arial" w:cs="Arial"/>
+                <w:color w:val="000000"/>
+                <w:sz w:val="20"/>
+                <w:szCs w:val="20"/>
+              </w:rPr>
+            </w:pPr>
+            <w:r>
+              <w:rPr>
+                <w:rFonts w:ascii="Arial" w:eastAsia="Times New Roman" w:hAnsi="Arial" w:cs="Arial"/>
+                <w:color w:val="000000"/>
+                <w:sz w:val="20"/>
+                <w:szCs w:val="20"/>
+              </w:rPr>
+              <w:t>[(50,), (100,), (50, 50), (100, 50), (100, 100), (50, 25, 10)]</w:t>
+            </w:r>
+          </w:p>
+        </w:tc>
+      </w:tr>
+      <w:tr>
+        <w:trPr>
+          <w:trHeight w:val="255"/>
+        </w:trPr>
+        <w:tc>
+          <w:tcPr>
+            <w:tcW w:w="1838" w:type="dxa"/>
+            <w:vMerge/>
+            <w:tcBorders>
+              <w:top w:val="nil"/>
+              <w:left w:val="single" w:sz="4" w:space="0" w:color="auto"/>
+              <w:bottom w:val="single" w:sz="4" w:space="0" w:color="auto"/>
+              <w:right w:val="single" w:sz="4" w:space="0" w:color="auto"/>
+            </w:tcBorders>
+            <w:vAlign w:val="center"/>
+            <w:hideMark/>
+          </w:tcPr>
+          <w:p>
+            <w:pPr>
+              <w:widowControl/>
+              <w:rPr>
+                <w:rFonts w:ascii="Arial" w:eastAsia="Times New Roman" w:hAnsi="Arial" w:cs="Arial"/>
+                <w:b/>
+                <w:bCs/>
+                <w:color w:val="000000"/>
+                <w:sz w:val="20"/>
+                <w:szCs w:val="20"/>
+              </w:rPr>
+            </w:pPr>
+          </w:p>
+        </w:tc>
+        <w:tc>
+          <w:tcPr>
+            <w:tcW w:w="2377" w:type="dxa"/>
+            <w:tcBorders>
+              <w:top w:val="nil"/>
+              <w:left w:val="nil"/>
+              <w:bottom w:val="single" w:sz="4" w:space="0" w:color="auto"/>
+              <w:right w:val="single" w:sz="4" w:space="0" w:color="auto"/>
+            </w:tcBorders>
+            <w:noWrap/>
+            <w:vAlign w:val="bottom"/>
+            <w:hideMark/>
+          </w:tcPr>
+          <w:p>
+            <w:pPr>
+              <w:widowControl/>
+              <w:rPr>
+                <w:rFonts w:ascii="Arial" w:eastAsia="Times New Roman" w:hAnsi="Arial" w:cs="Arial"/>
+                <w:sz w:val="20"/>
+                <w:szCs w:val="20"/>
+              </w:rPr>
+            </w:pPr>
+            <w:proofErr w:type="spellStart"/>
+            <w:r>
+              <w:rPr>
+                <w:rFonts w:ascii="Arial" w:eastAsia="Times New Roman" w:hAnsi="Arial" w:cs="Arial"/>
+                <w:sz w:val="20"/>
+                <w:szCs w:val="20"/>
+              </w:rPr>
+              <w:t>activation</w:t>
+            </w:r>
+            <w:proofErr w:type="spellEnd"/>
+          </w:p>
+        </w:tc>
+        <w:tc>
+          <w:tcPr>
+            <w:tcW w:w="5703" w:type="dxa"/>
+            <w:tcBorders>
+              <w:top w:val="nil"/>
+              <w:left w:val="nil"/>
+              <w:bottom w:val="single" w:sz="4" w:space="0" w:color="auto"/>
+              <w:right w:val="single" w:sz="4" w:space="0" w:color="auto"/>
+            </w:tcBorders>
+            <w:noWrap/>
+            <w:vAlign w:val="bottom"/>
+            <w:hideMark/>
+          </w:tcPr>
+          <w:p>
+            <w:pPr>
+              <w:widowControl/>
+              <w:rPr>
+                <w:rFonts w:ascii="Arial" w:eastAsia="Times New Roman" w:hAnsi="Arial" w:cs="Arial"/>
+                <w:sz w:val="20"/>
+                <w:szCs w:val="20"/>
+              </w:rPr>
+            </w:pPr>
+            <w:r>
+              <w:rPr>
+                <w:rFonts w:ascii="Arial" w:eastAsia="Times New Roman" w:hAnsi="Arial" w:cs="Arial"/>
+                <w:sz w:val="20"/>
+                <w:szCs w:val="20"/>
+              </w:rPr>
+              <w:t>['</w:t>
+            </w:r>
+            <w:proofErr w:type="spellStart"/>
+            <w:r>
+              <w:rPr>
+                <w:rFonts w:ascii="Arial" w:eastAsia="Times New Roman" w:hAnsi="Arial" w:cs="Arial"/>
+                <w:sz w:val="20"/>
+                <w:szCs w:val="20"/>
+              </w:rPr>
+              <w:t>relu</w:t>
+            </w:r>
+            <w:proofErr w:type="spellEnd"/>
+            <w:r>
+              <w:rPr>
+                <w:rFonts w:ascii="Arial" w:eastAsia="Times New Roman" w:hAnsi="Arial" w:cs="Arial"/>
+                <w:sz w:val="20"/>
+                <w:szCs w:val="20"/>
+              </w:rPr>
+              <w:t>', '</w:t>
+            </w:r>
+            <w:proofErr w:type="spellStart"/>
+            <w:r>
+              <w:rPr>
+                <w:rFonts w:ascii="Arial" w:eastAsia="Times New Roman" w:hAnsi="Arial" w:cs="Arial"/>
+                <w:sz w:val="20"/>
+                <w:szCs w:val="20"/>
+              </w:rPr>
+              <w:t>tanh</w:t>
+            </w:r>
+            <w:proofErr w:type="spellEnd"/>
+            <w:r>
+              <w:rPr>
+                <w:rFonts w:ascii="Arial" w:eastAsia="Times New Roman" w:hAnsi="Arial" w:cs="Arial"/>
+                <w:sz w:val="20"/>
+                <w:szCs w:val="20"/>
+              </w:rPr>
+              <w:t>']</w:t>
+            </w:r>
+          </w:p>
+        </w:tc>
+      </w:tr>
+      <w:tr>
+        <w:trPr>
+          <w:trHeight w:val="285"/>
+        </w:trPr>
+        <w:tc>
+          <w:tcPr>
+            <w:tcW w:w="1838" w:type="dxa"/>
+            <w:vMerge/>
+            <w:tcBorders>
+              <w:top w:val="nil"/>
+              <w:left w:val="single" w:sz="4" w:space="0" w:color="auto"/>
+              <w:bottom w:val="single" w:sz="4" w:space="0" w:color="auto"/>
+              <w:right w:val="single" w:sz="4" w:space="0" w:color="auto"/>
+            </w:tcBorders>
+            <w:vAlign w:val="center"/>
+            <w:hideMark/>
+          </w:tcPr>
+          <w:p>
+            <w:pPr>
+              <w:widowControl/>
+              <w:rPr>
+                <w:rFonts w:ascii="Arial" w:eastAsia="Times New Roman" w:hAnsi="Arial" w:cs="Arial"/>
+                <w:b/>
+                <w:bCs/>
+                <w:color w:val="000000"/>
+                <w:sz w:val="20"/>
+                <w:szCs w:val="20"/>
+              </w:rPr>
+            </w:pPr>
+          </w:p>
+        </w:tc>
+        <w:tc>
+          <w:tcPr>
+            <w:tcW w:w="2377" w:type="dxa"/>
+            <w:tcBorders>
+              <w:top w:val="nil"/>
+              <w:left w:val="nil"/>
+              <w:bottom w:val="single" w:sz="4" w:space="0" w:color="auto"/>
+              <w:right w:val="single" w:sz="4" w:space="0" w:color="auto"/>
+            </w:tcBorders>
+            <w:shd w:val="clear" w:color="000000" w:fill="C2FEBA"/>
+            <w:noWrap/>
+            <w:vAlign w:val="bottom"/>
+            <w:hideMark/>
+          </w:tcPr>
+          <w:p>
+            <w:pPr>
+              <w:widowControl/>
+              <w:rPr>
+                <w:rFonts w:ascii="Arial" w:eastAsia="Times New Roman" w:hAnsi="Arial" w:cs="Arial"/>
+                <w:color w:val="000000"/>
+                <w:sz w:val="20"/>
+                <w:szCs w:val="20"/>
+              </w:rPr>
+            </w:pPr>
+            <w:proofErr w:type="spellStart"/>
+            <w:r>
+              <w:rPr>
+                <w:rFonts w:ascii="Arial" w:eastAsia="Times New Roman" w:hAnsi="Arial" w:cs="Arial"/>
+                <w:color w:val="000000"/>
+                <w:sz w:val="20"/>
+                <w:szCs w:val="20"/>
+              </w:rPr>
+              <w:t>solver</w:t>
+            </w:r>
+            <w:proofErr w:type="spellEnd"/>
+          </w:p>
+        </w:tc>
+        <w:tc>
+          <w:tcPr>
+            <w:tcW w:w="5703" w:type="dxa"/>
+            <w:tcBorders>
+              <w:top w:val="nil"/>
+              <w:left w:val="nil"/>
+              <w:bottom w:val="single" w:sz="4" w:space="0" w:color="auto"/>
+              <w:right w:val="single" w:sz="4" w:space="0" w:color="auto"/>
+            </w:tcBorders>
+            <w:shd w:val="clear" w:color="000000" w:fill="C2FEBA"/>
+            <w:noWrap/>
+            <w:vAlign w:val="bottom"/>
+            <w:hideMark/>
+          </w:tcPr>
+          <w:p>
+            <w:pPr>
+              <w:widowControl/>
+              <w:rPr>
+                <w:rFonts w:ascii="Arial" w:eastAsia="Times New Roman" w:hAnsi="Arial" w:cs="Arial"/>
+                <w:color w:val="000000"/>
+                <w:sz w:val="20"/>
+                <w:szCs w:val="20"/>
+              </w:rPr>
+            </w:pPr>
+            <w:proofErr w:type="spellStart"/>
+            <w:r>
+              <w:rPr>
+                <w:rFonts w:ascii="Arial" w:eastAsia="Times New Roman" w:hAnsi="Arial" w:cs="Arial"/>
+                <w:color w:val="000000"/>
+                <w:sz w:val="20"/>
+                <w:szCs w:val="20"/>
+              </w:rPr>
+              <w:t>adam</w:t>
+            </w:r>
+            <w:proofErr w:type="spellEnd"/>
+          </w:p>
+        </w:tc>
+      </w:tr>
+      <w:tr>
+        <w:trPr>
+          <w:trHeight w:val="255"/>
+        </w:trPr>
+        <w:tc>
+          <w:tcPr>
+            <w:tcW w:w="1838" w:type="dxa"/>
+            <w:vMerge/>
+            <w:tcBorders>
+              <w:top w:val="nil"/>
+              <w:left w:val="single" w:sz="4" w:space="0" w:color="auto"/>
+              <w:bottom w:val="single" w:sz="4" w:space="0" w:color="auto"/>
+              <w:right w:val="single" w:sz="4" w:space="0" w:color="auto"/>
+            </w:tcBorders>
+            <w:vAlign w:val="center"/>
+            <w:hideMark/>
+          </w:tcPr>
+          <w:p>
+            <w:pPr>
+              <w:widowControl/>
+              <w:rPr>
+                <w:rFonts w:ascii="Arial" w:eastAsia="Times New Roman" w:hAnsi="Arial" w:cs="Arial"/>
+                <w:b/>
+                <w:bCs/>
+                <w:color w:val="000000"/>
+                <w:sz w:val="20"/>
+                <w:szCs w:val="20"/>
+              </w:rPr>
+            </w:pPr>
+          </w:p>
+        </w:tc>
+        <w:tc>
+          <w:tcPr>
+            <w:tcW w:w="2377" w:type="dxa"/>
+            <w:tcBorders>
+              <w:top w:val="nil"/>
+              <w:left w:val="nil"/>
+              <w:bottom w:val="single" w:sz="4" w:space="0" w:color="auto"/>
+              <w:right w:val="single" w:sz="4" w:space="0" w:color="auto"/>
+            </w:tcBorders>
+            <w:noWrap/>
+            <w:vAlign w:val="bottom"/>
+            <w:hideMark/>
+          </w:tcPr>
+          <w:p>
+            <w:pPr>
+              <w:widowControl/>
+              <w:rPr>
+                <w:rFonts w:ascii="Arial" w:eastAsia="Times New Roman" w:hAnsi="Arial" w:cs="Arial"/>
+                <w:sz w:val="20"/>
+                <w:szCs w:val="20"/>
+              </w:rPr>
+            </w:pPr>
+            <w:proofErr w:type="spellStart"/>
+            <w:r>
+              <w:rPr>
+                <w:rFonts w:ascii="Arial" w:eastAsia="Times New Roman" w:hAnsi="Arial" w:cs="Arial"/>
+                <w:sz w:val="20"/>
+                <w:szCs w:val="20"/>
+              </w:rPr>
+              <w:t>alpha</w:t>
+            </w:r>
+            <w:proofErr w:type="spellEnd"/>
+          </w:p>
+        </w:tc>
+        <w:tc>
+          <w:tcPr>
+            <w:tcW w:w="5703" w:type="dxa"/>
+            <w:tcBorders>
+              <w:top w:val="nil"/>
+              <w:left w:val="nil"/>
+              <w:bottom w:val="single" w:sz="4" w:space="0" w:color="auto"/>
+              <w:right w:val="single" w:sz="4" w:space="0" w:color="auto"/>
+            </w:tcBorders>
+            <w:noWrap/>
+            <w:vAlign w:val="bottom"/>
+            <w:hideMark/>
+          </w:tcPr>
+          <w:p>
+            <w:pPr>
+              <w:widowControl/>
+              <w:rPr>
+                <w:rFonts w:ascii="Arial" w:eastAsia="Times New Roman" w:hAnsi="Arial" w:cs="Arial"/>
+                <w:sz w:val="20"/>
+                <w:szCs w:val="20"/>
+              </w:rPr>
+            </w:pPr>
+            <w:r>
+              <w:rPr>
+                <w:rFonts w:ascii="Arial" w:eastAsia="Times New Roman" w:hAnsi="Arial" w:cs="Arial"/>
+                <w:sz w:val="20"/>
+                <w:szCs w:val="20"/>
+              </w:rPr>
+              <w:t>[0.0001, 0.001, 0.01]</w:t>
+            </w:r>
+          </w:p>
+        </w:tc>
+      </w:tr>
+      <w:tr>
+        <w:trPr>
+          <w:trHeight w:val="285"/>
+        </w:trPr>
+        <w:tc>
+          <w:tcPr>
+            <w:tcW w:w="1838" w:type="dxa"/>
+            <w:vMerge/>
+            <w:tcBorders>
+              <w:top w:val="nil"/>
+              <w:left w:val="single" w:sz="4" w:space="0" w:color="auto"/>
+              <w:bottom w:val="single" w:sz="4" w:space="0" w:color="auto"/>
+              <w:right w:val="single" w:sz="4" w:space="0" w:color="auto"/>
+            </w:tcBorders>
+            <w:vAlign w:val="center"/>
+            <w:hideMark/>
+          </w:tcPr>
+          <w:p>
+            <w:pPr>
+              <w:widowControl/>
+              <w:rPr>
+                <w:rFonts w:ascii="Arial" w:eastAsia="Times New Roman" w:hAnsi="Arial" w:cs="Arial"/>
+                <w:b/>
+                <w:bCs/>
+                <w:color w:val="000000"/>
+                <w:sz w:val="20"/>
+                <w:szCs w:val="20"/>
+              </w:rPr>
+            </w:pPr>
+          </w:p>
+        </w:tc>
+        <w:tc>
+          <w:tcPr>
+            <w:tcW w:w="2377" w:type="dxa"/>
+            <w:tcBorders>
+              <w:top w:val="nil"/>
+              <w:left w:val="nil"/>
+              <w:bottom w:val="single" w:sz="4" w:space="0" w:color="auto"/>
+              <w:right w:val="single" w:sz="4" w:space="0" w:color="auto"/>
+            </w:tcBorders>
+            <w:shd w:val="clear" w:color="000000" w:fill="C2FEBA"/>
+            <w:noWrap/>
+            <w:vAlign w:val="bottom"/>
+            <w:hideMark/>
+          </w:tcPr>
+          <w:p>
+            <w:pPr>
+              <w:widowControl/>
+              <w:rPr>
+                <w:rFonts w:ascii="Arial" w:eastAsia="Times New Roman" w:hAnsi="Arial" w:cs="Arial"/>
+                <w:color w:val="000000"/>
+                <w:sz w:val="20"/>
+                <w:szCs w:val="20"/>
+              </w:rPr>
+            </w:pPr>
+            <w:proofErr w:type="spellStart"/>
+            <w:r>
+              <w:rPr>
+                <w:rFonts w:ascii="Arial" w:eastAsia="Times New Roman" w:hAnsi="Arial" w:cs="Arial"/>
+                <w:color w:val="000000"/>
+                <w:sz w:val="20"/>
+                <w:szCs w:val="20"/>
+              </w:rPr>
+              <w:t>learning_rate</w:t>
+            </w:r>
+            <w:proofErr w:type="spellEnd"/>
+          </w:p>
+        </w:tc>
+        <w:tc>
+          <w:tcPr>
+            <w:tcW w:w="5703" w:type="dxa"/>
+            <w:tcBorders>
+              <w:top w:val="nil"/>
+              <w:left w:val="nil"/>
+              <w:bottom w:val="single" w:sz="4" w:space="0" w:color="auto"/>
+              <w:right w:val="single" w:sz="4" w:space="0" w:color="auto"/>
+            </w:tcBorders>
+            <w:shd w:val="clear" w:color="000000" w:fill="C2FEBA"/>
+            <w:noWrap/>
+            <w:vAlign w:val="bottom"/>
+            <w:hideMark/>
+          </w:tcPr>
+          <w:p>
+            <w:pPr>
+              <w:widowControl/>
+              <w:rPr>
+                <w:rFonts w:ascii="Arial" w:eastAsia="Times New Roman" w:hAnsi="Arial" w:cs="Arial"/>
+                <w:color w:val="000000"/>
+                <w:sz w:val="20"/>
+                <w:szCs w:val="20"/>
+              </w:rPr>
+            </w:pPr>
+            <w:r>
+              <w:rPr>
+                <w:rFonts w:ascii="Arial" w:eastAsia="Times New Roman" w:hAnsi="Arial" w:cs="Arial"/>
+                <w:color w:val="000000"/>
+                <w:sz w:val="20"/>
+                <w:szCs w:val="20"/>
+              </w:rPr>
+              <w:t>['</w:t>
+            </w:r>
+            <w:proofErr w:type="spellStart"/>
+            <w:r>
+              <w:rPr>
+                <w:rFonts w:ascii="Arial" w:eastAsia="Times New Roman" w:hAnsi="Arial" w:cs="Arial"/>
+                <w:color w:val="000000"/>
+                <w:sz w:val="20"/>
+                <w:szCs w:val="20"/>
+              </w:rPr>
+              <w:t>constant</w:t>
+            </w:r>
+            <w:proofErr w:type="spellEnd"/>
+            <w:r>
+              <w:rPr>
+                <w:rFonts w:ascii="Arial" w:eastAsia="Times New Roman" w:hAnsi="Arial" w:cs="Arial"/>
+                <w:color w:val="000000"/>
+                <w:sz w:val="20"/>
+                <w:szCs w:val="20"/>
+              </w:rPr>
+              <w:t>', 'adaptive']</w:t>
+            </w:r>
+          </w:p>
+        </w:tc>
+      </w:tr>
+      <w:tr>
+        <w:trPr>
+          <w:trHeight w:val="255"/>
+        </w:trPr>
+        <w:tc>
+          <w:tcPr>
+            <w:tcW w:w="1838" w:type="dxa"/>
+            <w:vMerge/>
+            <w:tcBorders>
+              <w:top w:val="nil"/>
+              <w:left w:val="single" w:sz="4" w:space="0" w:color="auto"/>
+              <w:bottom w:val="single" w:sz="4" w:space="0" w:color="auto"/>
+              <w:right w:val="single" w:sz="4" w:space="0" w:color="auto"/>
+            </w:tcBorders>
+            <w:vAlign w:val="center"/>
+            <w:hideMark/>
+          </w:tcPr>
+          <w:p>
+            <w:pPr>
+              <w:widowControl/>
+              <w:rPr>
+                <w:rFonts w:ascii="Arial" w:eastAsia="Times New Roman" w:hAnsi="Arial" w:cs="Arial"/>
+                <w:b/>
+                <w:bCs/>
+                <w:color w:val="000000"/>
+                <w:sz w:val="20"/>
+                <w:szCs w:val="20"/>
+              </w:rPr>
+            </w:pPr>
+          </w:p>
+        </w:tc>
+        <w:tc>
+          <w:tcPr>
+            <w:tcW w:w="2377" w:type="dxa"/>
+            <w:tcBorders>
+              <w:top w:val="nil"/>
+              <w:left w:val="nil"/>
+              <w:bottom w:val="single" w:sz="4" w:space="0" w:color="auto"/>
+              <w:right w:val="single" w:sz="4" w:space="0" w:color="auto"/>
+            </w:tcBorders>
+            <w:vAlign w:val="bottom"/>
+            <w:hideMark/>
+          </w:tcPr>
+          <w:p>
+            <w:pPr>
+              <w:widowControl/>
+              <w:rPr>
+                <w:rFonts w:ascii="Arial" w:eastAsia="Times New Roman" w:hAnsi="Arial" w:cs="Arial"/>
+                <w:sz w:val="20"/>
+                <w:szCs w:val="20"/>
+              </w:rPr>
+            </w:pPr>
+            <w:proofErr w:type="spellStart"/>
+            <w:r>
+              <w:rPr>
+                <w:rFonts w:ascii="Arial" w:eastAsia="Times New Roman" w:hAnsi="Arial" w:cs="Arial"/>
+                <w:sz w:val="20"/>
+                <w:szCs w:val="20"/>
+              </w:rPr>
+              <w:t>learning_rate_init</w:t>
+            </w:r>
+            <w:proofErr w:type="spellEnd"/>
+            <w:r>
+              <w:rPr>
+                <w:rFonts w:ascii="Arial" w:eastAsia="Times New Roman" w:hAnsi="Arial" w:cs="Arial"/>
+                <w:sz w:val="20"/>
+                <w:szCs w:val="20"/>
+              </w:rPr>
+              <w:t xml:space="preserve"> </w:t>
+            </w:r>
+          </w:p>
+        </w:tc>
+        <w:tc>
+          <w:tcPr>
+            <w:tcW w:w="5703" w:type="dxa"/>
+            <w:tcBorders>
+              <w:top w:val="nil"/>
+              <w:left w:val="nil"/>
+              <w:bottom w:val="single" w:sz="4" w:space="0" w:color="auto"/>
+              <w:right w:val="single" w:sz="4" w:space="0" w:color="auto"/>
+            </w:tcBorders>
+            <w:noWrap/>
+            <w:vAlign w:val="bottom"/>
+            <w:hideMark/>
+          </w:tcPr>
+          <w:p>
+            <w:pPr>
+              <w:widowControl/>
+              <w:rPr>
+                <w:rFonts w:ascii="Arial" w:eastAsia="Times New Roman" w:hAnsi="Arial" w:cs="Arial"/>
+                <w:sz w:val="20"/>
+                <w:szCs w:val="20"/>
+              </w:rPr>
+            </w:pPr>
+            <w:r>
+              <w:rPr>
+                <w:rFonts w:ascii="Arial" w:eastAsia="Times New Roman" w:hAnsi="Arial" w:cs="Arial"/>
+                <w:sz w:val="20"/>
+                <w:szCs w:val="20"/>
+              </w:rPr>
+              <w:t>[0.001, 0.01]</w:t>
+            </w:r>
+          </w:p>
+        </w:tc>
+      </w:tr>
+      <w:tr>
+        <w:trPr>
+          <w:trHeight w:val="285"/>
+        </w:trPr>
+        <w:tc>
+          <w:tcPr>
+            <w:tcW w:w="1838" w:type="dxa"/>
+            <w:vMerge w:val="restart"/>
+            <w:tcBorders>
+              <w:top w:val="nil"/>
+              <w:left w:val="single" w:sz="4" w:space="0" w:color="auto"/>
+              <w:bottom w:val="single" w:sz="4" w:space="0" w:color="auto"/>
+              <w:right w:val="single" w:sz="4" w:space="0" w:color="auto"/>
+            </w:tcBorders>
+            <w:shd w:val="clear" w:color="000000" w:fill="4DFB33"/>
+            <w:noWrap/>
+            <w:vAlign w:val="center"/>
+            <w:hideMark/>
+          </w:tcPr>
+          <w:p>
+            <w:pPr>
+              <w:widowControl/>
+              <w:jc w:val="center"/>
+              <w:rPr>
+                <w:rFonts w:ascii="Arial" w:eastAsia="Times New Roman" w:hAnsi="Arial" w:cs="Arial"/>
+                <w:b/>
+                <w:bCs/>
+                <w:color w:val="000000"/>
+                <w:sz w:val="20"/>
+                <w:szCs w:val="20"/>
+              </w:rPr>
+            </w:pPr>
+            <w:r>
+              <w:rPr>
+                <w:rFonts w:ascii="Arial" w:eastAsia="Times New Roman" w:hAnsi="Arial" w:cs="Arial"/>
+                <w:b/>
+                <w:bCs/>
+                <w:color w:val="000000"/>
+                <w:sz w:val="20"/>
+                <w:szCs w:val="20"/>
+              </w:rPr>
+              <w:t>SVR</w:t>
+            </w:r>
+          </w:p>
+        </w:tc>
+        <w:tc>
+          <w:tcPr>
+            <w:tcW w:w="2377" w:type="dxa"/>
+            <w:tcBorders>
+              <w:top w:val="nil"/>
+              <w:left w:val="nil"/>
+              <w:bottom w:val="single" w:sz="4" w:space="0" w:color="auto"/>
+              <w:right w:val="single" w:sz="4" w:space="0" w:color="auto"/>
+            </w:tcBorders>
+            <w:shd w:val="clear" w:color="000000" w:fill="4DFB33"/>
+            <w:noWrap/>
+            <w:vAlign w:val="bottom"/>
+            <w:hideMark/>
+          </w:tcPr>
+          <w:p>
+            <w:pPr>
+              <w:widowControl/>
+              <w:rPr>
+                <w:rFonts w:ascii="Arial" w:eastAsia="Times New Roman" w:hAnsi="Arial" w:cs="Arial"/>
+                <w:color w:val="000000"/>
+                <w:sz w:val="20"/>
+                <w:szCs w:val="20"/>
+              </w:rPr>
+            </w:pPr>
+            <w:proofErr w:type="spellStart"/>
+            <w:r>
+              <w:rPr>
+                <w:rFonts w:ascii="Arial" w:eastAsia="Times New Roman" w:hAnsi="Arial" w:cs="Arial"/>
+                <w:color w:val="000000"/>
+                <w:sz w:val="20"/>
+                <w:szCs w:val="20"/>
+              </w:rPr>
+              <w:t>kernel</w:t>
+            </w:r>
+            <w:proofErr w:type="spellEnd"/>
+          </w:p>
+        </w:tc>
+        <w:tc>
+          <w:tcPr>
+            <w:tcW w:w="5703" w:type="dxa"/>
+            <w:tcBorders>
+              <w:top w:val="nil"/>
+              <w:left w:val="nil"/>
+              <w:bottom w:val="single" w:sz="4" w:space="0" w:color="auto"/>
+              <w:right w:val="single" w:sz="4" w:space="0" w:color="auto"/>
+            </w:tcBorders>
+            <w:shd w:val="clear" w:color="000000" w:fill="4DFB33"/>
+            <w:noWrap/>
+            <w:vAlign w:val="bottom"/>
+            <w:hideMark/>
+          </w:tcPr>
+          <w:p>
+            <w:pPr>
+              <w:widowControl/>
+              <w:rPr>
+                <w:rFonts w:ascii="Arial" w:eastAsia="Times New Roman" w:hAnsi="Arial" w:cs="Arial"/>
+                <w:color w:val="000000"/>
+                <w:sz w:val="20"/>
+                <w:szCs w:val="20"/>
+              </w:rPr>
+            </w:pPr>
+            <w:r>
+              <w:rPr>
+                <w:rFonts w:ascii="Arial" w:eastAsia="Times New Roman" w:hAnsi="Arial" w:cs="Arial"/>
+                <w:color w:val="000000"/>
+                <w:sz w:val="20"/>
+                <w:szCs w:val="20"/>
+              </w:rPr>
+              <w:t>['</w:t>
+            </w:r>
+            <w:proofErr w:type="spellStart"/>
+            <w:r>
+              <w:rPr>
+                <w:rFonts w:ascii="Arial" w:eastAsia="Times New Roman" w:hAnsi="Arial" w:cs="Arial"/>
+                <w:color w:val="000000"/>
+                <w:sz w:val="20"/>
+                <w:szCs w:val="20"/>
+              </w:rPr>
+              <w:t>rbf</w:t>
+            </w:r>
+            <w:proofErr w:type="spellEnd"/>
+            <w:r>
+              <w:rPr>
+                <w:rFonts w:ascii="Arial" w:eastAsia="Times New Roman" w:hAnsi="Arial" w:cs="Arial"/>
+                <w:color w:val="000000"/>
+                <w:sz w:val="20"/>
+                <w:szCs w:val="20"/>
+              </w:rPr>
+              <w:t xml:space="preserve">'] </w:t>
+            </w:r>
+          </w:p>
+        </w:tc>
+      </w:tr>
+      <w:tr>
+        <w:trPr>
+          <w:trHeight w:val="255"/>
+        </w:trPr>
+        <w:tc>
+          <w:tcPr>
+            <w:tcW w:w="1838" w:type="dxa"/>
+            <w:vMerge/>
+            <w:tcBorders>
+              <w:top w:val="nil"/>
+              <w:left w:val="single" w:sz="4" w:space="0" w:color="auto"/>
+              <w:bottom w:val="single" w:sz="4" w:space="0" w:color="auto"/>
+              <w:right w:val="single" w:sz="4" w:space="0" w:color="auto"/>
+            </w:tcBorders>
+            <w:vAlign w:val="center"/>
+            <w:hideMark/>
+          </w:tcPr>
+          <w:p>
+            <w:pPr>
+              <w:widowControl/>
+              <w:rPr>
+                <w:rFonts w:ascii="Arial" w:eastAsia="Times New Roman" w:hAnsi="Arial" w:cs="Arial"/>
+                <w:b/>
+                <w:bCs/>
+                <w:color w:val="000000"/>
+                <w:sz w:val="20"/>
+                <w:szCs w:val="20"/>
+              </w:rPr>
+            </w:pPr>
+          </w:p>
+        </w:tc>
+        <w:tc>
+          <w:tcPr>
+            <w:tcW w:w="2377" w:type="dxa"/>
+            <w:tcBorders>
+              <w:top w:val="nil"/>
+              <w:left w:val="nil"/>
+              <w:bottom w:val="single" w:sz="4" w:space="0" w:color="auto"/>
+              <w:right w:val="single" w:sz="4" w:space="0" w:color="auto"/>
+            </w:tcBorders>
+            <w:noWrap/>
+            <w:vAlign w:val="bottom"/>
+            <w:hideMark/>
+          </w:tcPr>
+          <w:p>
+            <w:pPr>
+              <w:widowControl/>
+              <w:rPr>
+                <w:rFonts w:ascii="Arial" w:eastAsia="Times New Roman" w:hAnsi="Arial" w:cs="Arial"/>
+                <w:sz w:val="20"/>
+                <w:szCs w:val="20"/>
+              </w:rPr>
+            </w:pPr>
+            <w:r>
+              <w:rPr>
+                <w:rFonts w:ascii="Arial" w:eastAsia="Times New Roman" w:hAnsi="Arial" w:cs="Arial"/>
+                <w:sz w:val="20"/>
+                <w:szCs w:val="20"/>
+              </w:rPr>
+              <w:t>C</w:t>
+            </w:r>
+          </w:p>
+        </w:tc>
+        <w:tc>
+          <w:tcPr>
+            <w:tcW w:w="5703" w:type="dxa"/>
+            <w:tcBorders>
+              <w:top w:val="nil"/>
+              <w:left w:val="nil"/>
+              <w:bottom w:val="single" w:sz="4" w:space="0" w:color="auto"/>
+              <w:right w:val="single" w:sz="4" w:space="0" w:color="auto"/>
+            </w:tcBorders>
+            <w:noWrap/>
+            <w:vAlign w:val="bottom"/>
+            <w:hideMark/>
+          </w:tcPr>
+          <w:p>
+            <w:pPr>
+              <w:widowControl/>
+              <w:rPr>
+                <w:rFonts w:ascii="Arial" w:eastAsia="Times New Roman" w:hAnsi="Arial" w:cs="Arial"/>
+                <w:sz w:val="20"/>
+                <w:szCs w:val="20"/>
+              </w:rPr>
+            </w:pPr>
+            <w:r>
+              <w:rPr>
+                <w:rFonts w:ascii="Arial" w:eastAsia="Times New Roman" w:hAnsi="Arial" w:cs="Arial"/>
+                <w:sz w:val="20"/>
+                <w:szCs w:val="20"/>
+              </w:rPr>
+              <w:t>[0.1, 1.0, 10.0, 50, 100]</w:t>
+            </w:r>
+          </w:p>
+        </w:tc>
+      </w:tr>
+      <w:tr>
+        <w:trPr>
+          <w:trHeight w:val="285"/>
+        </w:trPr>
+        <w:tc>
+          <w:tcPr>
+            <w:tcW w:w="1838" w:type="dxa"/>
+            <w:vMerge/>
+            <w:tcBorders>
+              <w:top w:val="nil"/>
+              <w:left w:val="single" w:sz="4" w:space="0" w:color="auto"/>
+              <w:bottom w:val="single" w:sz="4" w:space="0" w:color="auto"/>
+              <w:right w:val="single" w:sz="4" w:space="0" w:color="auto"/>
+            </w:tcBorders>
+            <w:vAlign w:val="center"/>
+            <w:hideMark/>
+          </w:tcPr>
+          <w:p>
+            <w:pPr>
+              <w:widowControl/>
+              <w:rPr>
+                <w:rFonts w:ascii="Arial" w:eastAsia="Times New Roman" w:hAnsi="Arial" w:cs="Arial"/>
+                <w:b/>
+                <w:bCs/>
+                <w:color w:val="000000"/>
+                <w:sz w:val="20"/>
+                <w:szCs w:val="20"/>
+              </w:rPr>
+            </w:pPr>
+          </w:p>
+        </w:tc>
+        <w:tc>
+          <w:tcPr>
+            <w:tcW w:w="2377" w:type="dxa"/>
+            <w:tcBorders>
+              <w:top w:val="nil"/>
+              <w:left w:val="nil"/>
+              <w:bottom w:val="single" w:sz="4" w:space="0" w:color="auto"/>
+              <w:right w:val="single" w:sz="4" w:space="0" w:color="auto"/>
+            </w:tcBorders>
+            <w:shd w:val="clear" w:color="000000" w:fill="4DFB33"/>
+            <w:noWrap/>
+            <w:vAlign w:val="bottom"/>
+            <w:hideMark/>
+          </w:tcPr>
+          <w:p>
+            <w:pPr>
+              <w:widowControl/>
+              <w:rPr>
+                <w:rFonts w:ascii="Arial" w:eastAsia="Times New Roman" w:hAnsi="Arial" w:cs="Arial"/>
+                <w:color w:val="000000"/>
+                <w:sz w:val="20"/>
+                <w:szCs w:val="20"/>
+              </w:rPr>
+            </w:pPr>
+            <w:proofErr w:type="spellStart"/>
+            <w:r>
+              <w:rPr>
+                <w:rFonts w:ascii="Arial" w:eastAsia="Times New Roman" w:hAnsi="Arial" w:cs="Arial"/>
+                <w:color w:val="000000"/>
+                <w:sz w:val="20"/>
+                <w:szCs w:val="20"/>
+              </w:rPr>
+              <w:t>epsilon</w:t>
+            </w:r>
+            <w:proofErr w:type="spellEnd"/>
+          </w:p>
+        </w:tc>
+        <w:tc>
+          <w:tcPr>
+            <w:tcW w:w="5703" w:type="dxa"/>
+            <w:tcBorders>
+              <w:top w:val="nil"/>
+              <w:left w:val="nil"/>
+              <w:bottom w:val="single" w:sz="4" w:space="0" w:color="auto"/>
+              <w:right w:val="single" w:sz="4" w:space="0" w:color="auto"/>
+            </w:tcBorders>
+            <w:shd w:val="clear" w:color="000000" w:fill="4DFB33"/>
+            <w:noWrap/>
+            <w:vAlign w:val="bottom"/>
+            <w:hideMark/>
+          </w:tcPr>
+          <w:p>
+            <w:pPr>
+              <w:widowControl/>
+              <w:rPr>
+                <w:rFonts w:ascii="Arial" w:eastAsia="Times New Roman" w:hAnsi="Arial" w:cs="Arial"/>
+                <w:color w:val="000000"/>
+                <w:sz w:val="20"/>
+                <w:szCs w:val="20"/>
+              </w:rPr>
+            </w:pPr>
+            <w:r>
+              <w:rPr>
+                <w:rFonts w:ascii="Arial" w:eastAsia="Times New Roman" w:hAnsi="Arial" w:cs="Arial"/>
+                <w:color w:val="000000"/>
+                <w:sz w:val="20"/>
+                <w:szCs w:val="20"/>
+              </w:rPr>
+              <w:t>[0.1, 0.01, 0.004]</w:t>
+            </w:r>
+          </w:p>
+        </w:tc>
+      </w:tr>
+      <w:tr>
+        <w:trPr>
+          <w:trHeight w:val="255"/>
+        </w:trPr>
+        <w:tc>
+          <w:tcPr>
+            <w:tcW w:w="1838" w:type="dxa"/>
+            <w:vMerge/>
+            <w:tcBorders>
+              <w:top w:val="nil"/>
+              <w:left w:val="single" w:sz="4" w:space="0" w:color="auto"/>
+              <w:bottom w:val="single" w:sz="4" w:space="0" w:color="auto"/>
+              <w:right w:val="single" w:sz="4" w:space="0" w:color="auto"/>
+            </w:tcBorders>
+            <w:vAlign w:val="center"/>
+            <w:hideMark/>
+          </w:tcPr>
+          <w:p>
+            <w:pPr>
+              <w:widowControl/>
+              <w:rPr>
+                <w:rFonts w:ascii="Arial" w:eastAsia="Times New Roman" w:hAnsi="Arial" w:cs="Arial"/>
+                <w:b/>
+                <w:bCs/>
+                <w:color w:val="000000"/>
+                <w:sz w:val="20"/>
+                <w:szCs w:val="20"/>
+              </w:rPr>
+            </w:pPr>
+          </w:p>
+        </w:tc>
+        <w:tc>
+          <w:tcPr>
+            <w:tcW w:w="2377" w:type="dxa"/>
+            <w:tcBorders>
+              <w:top w:val="nil"/>
+              <w:left w:val="nil"/>
+              <w:bottom w:val="single" w:sz="4" w:space="0" w:color="auto"/>
+              <w:right w:val="single" w:sz="4" w:space="0" w:color="auto"/>
+            </w:tcBorders>
+            <w:noWrap/>
+            <w:vAlign w:val="bottom"/>
+            <w:hideMark/>
+          </w:tcPr>
+          <w:p>
+            <w:pPr>
+              <w:widowControl/>
+              <w:rPr>
+                <w:rFonts w:ascii="Arial" w:eastAsia="Times New Roman" w:hAnsi="Arial" w:cs="Arial"/>
+                <w:sz w:val="20"/>
+                <w:szCs w:val="20"/>
+              </w:rPr>
+            </w:pPr>
+            <w:r>
+              <w:rPr>
+                <w:rFonts w:ascii="Arial" w:eastAsia="Times New Roman" w:hAnsi="Arial" w:cs="Arial"/>
+                <w:sz w:val="20"/>
+                <w:szCs w:val="20"/>
+              </w:rPr>
+              <w:t>gamma</w:t>
+            </w:r>
+          </w:p>
+        </w:tc>
+        <w:tc>
+          <w:tcPr>
+            <w:tcW w:w="5703" w:type="dxa"/>
+            <w:tcBorders>
+              <w:top w:val="nil"/>
+              <w:left w:val="nil"/>
+              <w:bottom w:val="single" w:sz="4" w:space="0" w:color="auto"/>
+              <w:right w:val="single" w:sz="4" w:space="0" w:color="auto"/>
+            </w:tcBorders>
+            <w:noWrap/>
+            <w:vAlign w:val="bottom"/>
+            <w:hideMark/>
+          </w:tcPr>
+          <w:p>
+            <w:pPr>
+              <w:widowControl/>
+              <w:rPr>
+                <w:rFonts w:ascii="Arial" w:eastAsia="Times New Roman" w:hAnsi="Arial" w:cs="Arial"/>
+                <w:sz w:val="20"/>
+                <w:szCs w:val="20"/>
+              </w:rPr>
+            </w:pPr>
+            <w:r>
+              <w:rPr>
+                <w:rFonts w:ascii="Arial" w:eastAsia="Times New Roman" w:hAnsi="Arial" w:cs="Arial"/>
+                <w:sz w:val="20"/>
+                <w:szCs w:val="20"/>
+              </w:rPr>
+              <w:t>['</w:t>
+            </w:r>
+            <w:proofErr w:type="spellStart"/>
+            <w:r>
+              <w:rPr>
+                <w:rFonts w:ascii="Arial" w:eastAsia="Times New Roman" w:hAnsi="Arial" w:cs="Arial"/>
+                <w:sz w:val="20"/>
+                <w:szCs w:val="20"/>
+              </w:rPr>
+              <w:t>scale</w:t>
+            </w:r>
+            <w:proofErr w:type="spellEnd"/>
+            <w:r>
+              <w:rPr>
+                <w:rFonts w:ascii="Arial" w:eastAsia="Times New Roman" w:hAnsi="Arial" w:cs="Arial"/>
+                <w:sz w:val="20"/>
+                <w:szCs w:val="20"/>
+              </w:rPr>
+              <w:t>', 'auto', 0.5, 0.05, 0.005]</w:t>
+            </w:r>
+          </w:p>
+        </w:tc>
+      </w:tr>
+    </w:tbl>
+    <w:p>
+      <w:pPr>
+        <w:jc w:val="center"/>
+        <w:rPr>
           <w:rFonts w:ascii="Calibri" w:hAnsi="Calibri" w:cs="Calibri"/>
-          <w:sz w:val="22"/>
-          <w:szCs w:val="22"/>
-        </w:rPr>
-      </w:pPr>
-      <w:r>
-        <w:rPr>
-          <w:rFonts w:ascii="Calibri" w:eastAsia="Calibri" w:hAnsi="Calibri" w:cs="Calibri"/>
-          <w:sz w:val="22"/>
-          <w:szCs w:val="22"/>
-          <w:lang w:val="es-ES"/>
-        </w:rPr>
-        <w:t xml:space="preserve">Para la optimización de </w:t>
+          <w:i/>
+          <w:iCs/>
+          <w:sz w:val="22"/>
+          <w:szCs w:val="22"/>
+        </w:rPr>
+      </w:pPr>
+      <w:r>
+        <w:rPr>
+          <w:rFonts w:ascii="Calibri" w:hAnsi="Calibri" w:cs="Calibri"/>
+          <w:i/>
+          <w:iCs/>
+          <w:sz w:val="22"/>
+          <w:szCs w:val="22"/>
+        </w:rPr>
+        <w:t xml:space="preserve">Tabla 5. Valores usados en la búsqueda de </w:t>
       </w:r>
       <w:proofErr w:type="spellStart"/>
       <w:r>
         <w:rPr>
-          <w:rFonts w:ascii="Calibri" w:eastAsia="Calibri" w:hAnsi="Calibri" w:cs="Calibri"/>
-          <w:sz w:val="22"/>
-          <w:szCs w:val="22"/>
-          <w:lang w:val="es-ES"/>
+          <w:rFonts w:ascii="Calibri" w:hAnsi="Calibri" w:cs="Calibri"/>
+          <w:i/>
+          <w:iCs/>
+          <w:sz w:val="22"/>
+          <w:szCs w:val="22"/>
         </w:rPr>
         <w:t>hiperparámetros</w:t>
       </w:r>
       <w:proofErr w:type="spellEnd"/>
-      <w:r>
-        <w:rPr>
-          <w:rFonts w:ascii="Calibri" w:eastAsia="Calibri" w:hAnsi="Calibri" w:cs="Calibri"/>
-          <w:sz w:val="22"/>
-          <w:szCs w:val="22"/>
-          <w:lang w:val="es-ES"/>
-        </w:rPr>
-        <w:t xml:space="preserve"> se excluyó el modelo de Regresión Lineal, ya que este no tiene esta característica.</w:t>
-      </w:r>
     </w:p>
     <w:p>
       <w:pPr>
@@ -29841,23 +31432,3718 @@
       <w:pPr>
         <w:jc w:val="both"/>
         <w:rPr>
+          <w:rFonts w:ascii="Calibri" w:eastAsia="Calibri" w:hAnsi="Calibri" w:cs="Calibri"/>
+          <w:sz w:val="22"/>
+          <w:szCs w:val="22"/>
+        </w:rPr>
+      </w:pPr>
+      <w:r>
+        <w:rPr>
+          <w:rFonts w:ascii="Calibri" w:eastAsia="Calibri" w:hAnsi="Calibri" w:cs="Calibri"/>
+          <w:sz w:val="22"/>
+          <w:szCs w:val="22"/>
+        </w:rPr>
+        <w:t xml:space="preserve">En conclusión, el proceso de modelado permitió establecer un marco sólido para la predicción del tráfico de datos en las zonas </w:t>
+      </w:r>
+      <w:proofErr w:type="spellStart"/>
+      <w:r>
+        <w:rPr>
+          <w:rFonts w:ascii="Calibri" w:eastAsia="Calibri" w:hAnsi="Calibri" w:cs="Calibri"/>
+          <w:sz w:val="22"/>
+          <w:szCs w:val="22"/>
+        </w:rPr>
+        <w:t>WiFi</w:t>
+      </w:r>
+      <w:proofErr w:type="spellEnd"/>
+      <w:r>
+        <w:rPr>
+          <w:rFonts w:ascii="Calibri" w:eastAsia="Calibri" w:hAnsi="Calibri" w:cs="Calibri"/>
+          <w:sz w:val="22"/>
+          <w:szCs w:val="22"/>
+        </w:rPr>
+        <w:t xml:space="preserve"> públicas, partiendo de modelos base y avanzando hacia configuraciones optimizadas que maximizan el desempeño predictivo. En el siguiente capítulo se presenta un análisis detallado de los resultados obtenidos, comparando el comportamiento de los modelos entre distintas zonas y técnicas, así como su impacto desde una perspectiva de negocio.</w:t>
+      </w:r>
+    </w:p>
+    <w:p>
+      <w:pPr>
+        <w:jc w:val="both"/>
+        <w:rPr>
+          <w:rFonts w:ascii="Calibri" w:eastAsia="Calibri" w:hAnsi="Calibri" w:cs="Calibri"/>
+          <w:sz w:val="22"/>
+          <w:szCs w:val="22"/>
+        </w:rPr>
+      </w:pPr>
+    </w:p>
+    <w:p>
+      <w:pPr>
+        <w:jc w:val="both"/>
+        <w:rPr>
+          <w:rFonts w:ascii="Calibri" w:eastAsia="Calibri" w:hAnsi="Calibri" w:cs="Calibri"/>
+          <w:sz w:val="22"/>
+          <w:szCs w:val="22"/>
+        </w:rPr>
+      </w:pPr>
+      <w:r>
+        <w:rPr>
+          <w:rFonts w:ascii="Calibri" w:eastAsia="Calibri" w:hAnsi="Calibri" w:cs="Calibri"/>
+          <w:sz w:val="22"/>
+          <w:szCs w:val="22"/>
+        </w:rPr>
+        <w:t>Se presenta a continuación como ejemplo algunas zonas con el MAPE calculado en el modelo base y el modelo optimizado.</w:t>
+      </w:r>
+    </w:p>
+    <w:p>
+      <w:pPr>
+        <w:jc w:val="both"/>
+        <w:rPr>
+          <w:rFonts w:ascii="Calibri" w:eastAsia="Calibri" w:hAnsi="Calibri" w:cs="Calibri"/>
+          <w:sz w:val="22"/>
+          <w:szCs w:val="22"/>
+        </w:rPr>
+      </w:pPr>
+    </w:p>
+    <w:p>
+      <w:pPr>
+        <w:jc w:val="both"/>
+        <w:rPr>
+          <w:rFonts w:ascii="Calibri" w:eastAsia="Calibri" w:hAnsi="Calibri" w:cs="Calibri"/>
+          <w:sz w:val="22"/>
+          <w:szCs w:val="22"/>
+        </w:rPr>
+      </w:pPr>
+    </w:p>
+    <w:p>
+      <w:pPr>
+        <w:jc w:val="both"/>
+        <w:rPr>
+          <w:rFonts w:ascii="Calibri" w:eastAsia="Calibri" w:hAnsi="Calibri" w:cs="Calibri"/>
+          <w:sz w:val="22"/>
+          <w:szCs w:val="22"/>
+        </w:rPr>
+      </w:pPr>
+    </w:p>
+    <w:tbl>
+      <w:tblPr>
+        <w:tblW w:w="5000" w:type="pct"/>
+        <w:tblCellMar>
+          <w:left w:w="70" w:type="dxa"/>
+          <w:right w:w="70" w:type="dxa"/>
+        </w:tblCellMar>
+        <w:tblLook w:val="04A0" w:firstRow="1" w:lastRow="0" w:firstColumn="1" w:lastColumn="0" w:noHBand="0" w:noVBand="1"/>
+      </w:tblPr>
+      <w:tblGrid>
+        <w:gridCol w:w="4171"/>
+        <w:gridCol w:w="2322"/>
+        <w:gridCol w:w="2901"/>
+      </w:tblGrid>
+      <w:tr>
+        <w:trPr>
+          <w:trHeight w:val="255"/>
+        </w:trPr>
+        <w:tc>
+          <w:tcPr>
+            <w:tcW w:w="2220" w:type="pct"/>
+            <w:tcBorders>
+              <w:top w:val="single" w:sz="4" w:space="0" w:color="4DFB33"/>
+              <w:left w:val="single" w:sz="4" w:space="0" w:color="4DFB33"/>
+              <w:bottom w:val="single" w:sz="4" w:space="0" w:color="4DFB33"/>
+              <w:right w:val="nil"/>
+            </w:tcBorders>
+            <w:shd w:val="clear" w:color="18A303" w:fill="18A303"/>
+            <w:noWrap/>
+            <w:vAlign w:val="bottom"/>
+            <w:hideMark/>
+          </w:tcPr>
+          <w:p>
+            <w:pPr>
+              <w:widowControl/>
+              <w:rPr>
+                <w:rFonts w:ascii="Arial" w:eastAsia="Times New Roman" w:hAnsi="Arial" w:cs="Arial"/>
+                <w:b/>
+                <w:bCs/>
+                <w:color w:val="FFFFFF"/>
+                <w:sz w:val="20"/>
+                <w:szCs w:val="20"/>
+              </w:rPr>
+            </w:pPr>
+            <w:r>
+              <w:rPr>
+                <w:rFonts w:ascii="Arial" w:eastAsia="Times New Roman" w:hAnsi="Arial" w:cs="Arial"/>
+                <w:b/>
+                <w:bCs/>
+                <w:color w:val="FFFFFF"/>
+                <w:sz w:val="20"/>
+                <w:szCs w:val="20"/>
+              </w:rPr>
+              <w:t>Zona</w:t>
+            </w:r>
+          </w:p>
+        </w:tc>
+        <w:tc>
+          <w:tcPr>
+            <w:tcW w:w="1236" w:type="pct"/>
+            <w:tcBorders>
+              <w:top w:val="single" w:sz="4" w:space="0" w:color="4DFB33"/>
+              <w:left w:val="nil"/>
+              <w:bottom w:val="single" w:sz="4" w:space="0" w:color="4DFB33"/>
+              <w:right w:val="nil"/>
+            </w:tcBorders>
+            <w:shd w:val="clear" w:color="18A303" w:fill="18A303"/>
+            <w:noWrap/>
+            <w:vAlign w:val="bottom"/>
+            <w:hideMark/>
+          </w:tcPr>
+          <w:p>
+            <w:pPr>
+              <w:widowControl/>
+              <w:rPr>
+                <w:rFonts w:ascii="Arial" w:eastAsia="Times New Roman" w:hAnsi="Arial" w:cs="Arial"/>
+                <w:b/>
+                <w:bCs/>
+                <w:color w:val="FFFFFF"/>
+                <w:sz w:val="20"/>
+                <w:szCs w:val="20"/>
+              </w:rPr>
+            </w:pPr>
+            <w:proofErr w:type="gramStart"/>
+            <w:r>
+              <w:rPr>
+                <w:rFonts w:ascii="Arial" w:eastAsia="Times New Roman" w:hAnsi="Arial" w:cs="Arial"/>
+                <w:b/>
+                <w:bCs/>
+                <w:color w:val="FFFFFF"/>
+                <w:sz w:val="20"/>
+                <w:szCs w:val="20"/>
+              </w:rPr>
+              <w:t>MAPE(%)</w:t>
+            </w:r>
+            <w:proofErr w:type="spellStart"/>
+            <w:r>
+              <w:rPr>
+                <w:rFonts w:ascii="Arial" w:eastAsia="Times New Roman" w:hAnsi="Arial" w:cs="Arial"/>
+                <w:b/>
+                <w:bCs/>
+                <w:color w:val="FFFFFF"/>
+                <w:sz w:val="20"/>
+                <w:szCs w:val="20"/>
+              </w:rPr>
+              <w:t>SVR</w:t>
+            </w:r>
+            <w:proofErr w:type="gramEnd"/>
+            <w:r>
+              <w:rPr>
+                <w:rFonts w:ascii="Arial" w:eastAsia="Times New Roman" w:hAnsi="Arial" w:cs="Arial"/>
+                <w:b/>
+                <w:bCs/>
+                <w:color w:val="FFFFFF"/>
+                <w:sz w:val="20"/>
+                <w:szCs w:val="20"/>
+              </w:rPr>
+              <w:t>_Base</w:t>
+            </w:r>
+            <w:proofErr w:type="spellEnd"/>
+          </w:p>
+        </w:tc>
+        <w:tc>
+          <w:tcPr>
+            <w:tcW w:w="1545" w:type="pct"/>
+            <w:tcBorders>
+              <w:top w:val="single" w:sz="4" w:space="0" w:color="4DFB33"/>
+              <w:left w:val="nil"/>
+              <w:bottom w:val="single" w:sz="4" w:space="0" w:color="4DFB33"/>
+              <w:right w:val="single" w:sz="4" w:space="0" w:color="4DFB33"/>
+            </w:tcBorders>
+            <w:shd w:val="clear" w:color="18A303" w:fill="18A303"/>
+            <w:noWrap/>
+            <w:vAlign w:val="bottom"/>
+            <w:hideMark/>
+          </w:tcPr>
+          <w:p>
+            <w:pPr>
+              <w:widowControl/>
+              <w:rPr>
+                <w:rFonts w:ascii="Arial" w:eastAsia="Times New Roman" w:hAnsi="Arial" w:cs="Arial"/>
+                <w:b/>
+                <w:bCs/>
+                <w:color w:val="FFFFFF"/>
+                <w:sz w:val="20"/>
+                <w:szCs w:val="20"/>
+              </w:rPr>
+            </w:pPr>
+            <w:proofErr w:type="gramStart"/>
+            <w:r>
+              <w:rPr>
+                <w:rFonts w:ascii="Arial" w:eastAsia="Times New Roman" w:hAnsi="Arial" w:cs="Arial"/>
+                <w:b/>
+                <w:bCs/>
+                <w:color w:val="FFFFFF"/>
+                <w:sz w:val="20"/>
+                <w:szCs w:val="20"/>
+              </w:rPr>
+              <w:t>MAPE(%)</w:t>
+            </w:r>
+            <w:proofErr w:type="spellStart"/>
+            <w:r>
+              <w:rPr>
+                <w:rFonts w:ascii="Arial" w:eastAsia="Times New Roman" w:hAnsi="Arial" w:cs="Arial"/>
+                <w:b/>
+                <w:bCs/>
+                <w:color w:val="FFFFFF"/>
+                <w:sz w:val="20"/>
+                <w:szCs w:val="20"/>
+              </w:rPr>
+              <w:t>SVR</w:t>
+            </w:r>
+            <w:proofErr w:type="gramEnd"/>
+            <w:r>
+              <w:rPr>
+                <w:rFonts w:ascii="Arial" w:eastAsia="Times New Roman" w:hAnsi="Arial" w:cs="Arial"/>
+                <w:b/>
+                <w:bCs/>
+                <w:color w:val="FFFFFF"/>
+                <w:sz w:val="20"/>
+                <w:szCs w:val="20"/>
+              </w:rPr>
+              <w:t>_Optimizado</w:t>
+            </w:r>
+            <w:proofErr w:type="spellEnd"/>
+          </w:p>
+        </w:tc>
+      </w:tr>
+      <w:tr>
+        <w:trPr>
+          <w:trHeight w:val="255"/>
+        </w:trPr>
+        <w:tc>
+          <w:tcPr>
+            <w:tcW w:w="2220" w:type="pct"/>
+            <w:tcBorders>
+              <w:top w:val="single" w:sz="4" w:space="0" w:color="4DFB33"/>
+              <w:left w:val="single" w:sz="4" w:space="0" w:color="4DFB33"/>
+              <w:bottom w:val="single" w:sz="4" w:space="0" w:color="4DFB33"/>
+              <w:right w:val="nil"/>
+            </w:tcBorders>
+            <w:shd w:val="clear" w:color="C2FEBA" w:fill="C2FEBA"/>
+            <w:noWrap/>
+            <w:vAlign w:val="bottom"/>
+            <w:hideMark/>
+          </w:tcPr>
+          <w:p>
+            <w:pPr>
+              <w:widowControl/>
+              <w:rPr>
+                <w:rFonts w:ascii="Arial" w:eastAsia="Times New Roman" w:hAnsi="Arial" w:cs="Arial"/>
+                <w:color w:val="000000"/>
+                <w:sz w:val="20"/>
+                <w:szCs w:val="20"/>
+              </w:rPr>
+            </w:pPr>
+            <w:r>
+              <w:rPr>
+                <w:rFonts w:ascii="Arial" w:eastAsia="Times New Roman" w:hAnsi="Arial" w:cs="Arial"/>
+                <w:color w:val="000000"/>
+                <w:sz w:val="20"/>
+                <w:szCs w:val="20"/>
+              </w:rPr>
+              <w:t>001_ZW Parque Ingenio</w:t>
+            </w:r>
+          </w:p>
+        </w:tc>
+        <w:tc>
+          <w:tcPr>
+            <w:tcW w:w="1236" w:type="pct"/>
+            <w:tcBorders>
+              <w:top w:val="single" w:sz="4" w:space="0" w:color="4DFB33"/>
+              <w:left w:val="nil"/>
+              <w:bottom w:val="single" w:sz="4" w:space="0" w:color="4DFB33"/>
+              <w:right w:val="nil"/>
+            </w:tcBorders>
+            <w:shd w:val="clear" w:color="C2FEBA" w:fill="C2FEBA"/>
+            <w:noWrap/>
+            <w:vAlign w:val="bottom"/>
+            <w:hideMark/>
+          </w:tcPr>
+          <w:p>
+            <w:pPr>
+              <w:widowControl/>
+              <w:jc w:val="right"/>
+              <w:rPr>
+                <w:rFonts w:ascii="Arial" w:eastAsia="Times New Roman" w:hAnsi="Arial" w:cs="Arial"/>
+                <w:color w:val="000000"/>
+                <w:sz w:val="20"/>
+                <w:szCs w:val="20"/>
+              </w:rPr>
+            </w:pPr>
+            <w:r>
+              <w:rPr>
+                <w:rFonts w:ascii="Arial" w:eastAsia="Times New Roman" w:hAnsi="Arial" w:cs="Arial"/>
+                <w:color w:val="000000"/>
+                <w:sz w:val="20"/>
+                <w:szCs w:val="20"/>
+              </w:rPr>
+              <w:t>33,447</w:t>
+            </w:r>
+          </w:p>
+        </w:tc>
+        <w:tc>
+          <w:tcPr>
+            <w:tcW w:w="1545" w:type="pct"/>
+            <w:tcBorders>
+              <w:top w:val="single" w:sz="4" w:space="0" w:color="4DFB33"/>
+              <w:left w:val="nil"/>
+              <w:bottom w:val="single" w:sz="4" w:space="0" w:color="4DFB33"/>
+              <w:right w:val="single" w:sz="4" w:space="0" w:color="4DFB33"/>
+            </w:tcBorders>
+            <w:shd w:val="clear" w:color="C2FEBA" w:fill="C2FEBA"/>
+            <w:noWrap/>
+            <w:vAlign w:val="bottom"/>
+            <w:hideMark/>
+          </w:tcPr>
+          <w:p>
+            <w:pPr>
+              <w:widowControl/>
+              <w:jc w:val="right"/>
+              <w:rPr>
+                <w:rFonts w:ascii="Arial" w:eastAsia="Times New Roman" w:hAnsi="Arial" w:cs="Arial"/>
+                <w:color w:val="000000"/>
+                <w:sz w:val="20"/>
+                <w:szCs w:val="20"/>
+              </w:rPr>
+            </w:pPr>
+            <w:r>
+              <w:rPr>
+                <w:rFonts w:ascii="Arial" w:eastAsia="Times New Roman" w:hAnsi="Arial" w:cs="Arial"/>
+                <w:color w:val="000000"/>
+                <w:sz w:val="20"/>
+                <w:szCs w:val="20"/>
+              </w:rPr>
+              <w:t>35,372</w:t>
+            </w:r>
+          </w:p>
+        </w:tc>
+      </w:tr>
+      <w:tr>
+        <w:trPr>
+          <w:trHeight w:val="255"/>
+        </w:trPr>
+        <w:tc>
+          <w:tcPr>
+            <w:tcW w:w="2220" w:type="pct"/>
+            <w:tcBorders>
+              <w:top w:val="single" w:sz="4" w:space="0" w:color="4DFB33"/>
+              <w:left w:val="single" w:sz="4" w:space="0" w:color="4DFB33"/>
+              <w:bottom w:val="single" w:sz="4" w:space="0" w:color="4DFB33"/>
+              <w:right w:val="nil"/>
+            </w:tcBorders>
+            <w:noWrap/>
+            <w:vAlign w:val="bottom"/>
+            <w:hideMark/>
+          </w:tcPr>
+          <w:p>
+            <w:pPr>
+              <w:widowControl/>
+              <w:rPr>
+                <w:rFonts w:ascii="Arial" w:eastAsia="Times New Roman" w:hAnsi="Arial" w:cs="Arial"/>
+                <w:color w:val="000000"/>
+                <w:sz w:val="20"/>
+                <w:szCs w:val="20"/>
+              </w:rPr>
+            </w:pPr>
+            <w:r>
+              <w:rPr>
+                <w:rFonts w:ascii="Arial" w:eastAsia="Times New Roman" w:hAnsi="Arial" w:cs="Arial"/>
+                <w:color w:val="000000"/>
+                <w:sz w:val="20"/>
+                <w:szCs w:val="20"/>
+              </w:rPr>
+              <w:t>002_ZW Canchas Panamericanas</w:t>
+            </w:r>
+          </w:p>
+        </w:tc>
+        <w:tc>
+          <w:tcPr>
+            <w:tcW w:w="1236" w:type="pct"/>
+            <w:tcBorders>
+              <w:top w:val="single" w:sz="4" w:space="0" w:color="4DFB33"/>
+              <w:left w:val="nil"/>
+              <w:bottom w:val="single" w:sz="4" w:space="0" w:color="4DFB33"/>
+              <w:right w:val="nil"/>
+            </w:tcBorders>
+            <w:noWrap/>
+            <w:vAlign w:val="bottom"/>
+            <w:hideMark/>
+          </w:tcPr>
+          <w:p>
+            <w:pPr>
+              <w:widowControl/>
+              <w:jc w:val="right"/>
+              <w:rPr>
+                <w:rFonts w:ascii="Arial" w:eastAsia="Times New Roman" w:hAnsi="Arial" w:cs="Arial"/>
+                <w:color w:val="000000"/>
+                <w:sz w:val="20"/>
+                <w:szCs w:val="20"/>
+              </w:rPr>
+            </w:pPr>
+            <w:r>
+              <w:rPr>
+                <w:rFonts w:ascii="Arial" w:eastAsia="Times New Roman" w:hAnsi="Arial" w:cs="Arial"/>
+                <w:color w:val="000000"/>
+                <w:sz w:val="20"/>
+                <w:szCs w:val="20"/>
+              </w:rPr>
+              <w:t>40,134</w:t>
+            </w:r>
+          </w:p>
+        </w:tc>
+        <w:tc>
+          <w:tcPr>
+            <w:tcW w:w="1545" w:type="pct"/>
+            <w:tcBorders>
+              <w:top w:val="single" w:sz="4" w:space="0" w:color="4DFB33"/>
+              <w:left w:val="nil"/>
+              <w:bottom w:val="single" w:sz="4" w:space="0" w:color="4DFB33"/>
+              <w:right w:val="single" w:sz="4" w:space="0" w:color="4DFB33"/>
+            </w:tcBorders>
+            <w:noWrap/>
+            <w:vAlign w:val="bottom"/>
+            <w:hideMark/>
+          </w:tcPr>
+          <w:p>
+            <w:pPr>
+              <w:widowControl/>
+              <w:jc w:val="right"/>
+              <w:rPr>
+                <w:rFonts w:ascii="Arial" w:eastAsia="Times New Roman" w:hAnsi="Arial" w:cs="Arial"/>
+                <w:color w:val="000000"/>
+                <w:sz w:val="20"/>
+                <w:szCs w:val="20"/>
+              </w:rPr>
+            </w:pPr>
+            <w:r>
+              <w:rPr>
+                <w:rFonts w:ascii="Arial" w:eastAsia="Times New Roman" w:hAnsi="Arial" w:cs="Arial"/>
+                <w:color w:val="000000"/>
+                <w:sz w:val="20"/>
+                <w:szCs w:val="20"/>
+              </w:rPr>
+              <w:t>26,677</w:t>
+            </w:r>
+          </w:p>
+        </w:tc>
+      </w:tr>
+      <w:tr>
+        <w:trPr>
+          <w:trHeight w:val="255"/>
+        </w:trPr>
+        <w:tc>
+          <w:tcPr>
+            <w:tcW w:w="2220" w:type="pct"/>
+            <w:tcBorders>
+              <w:top w:val="single" w:sz="4" w:space="0" w:color="4DFB33"/>
+              <w:left w:val="single" w:sz="4" w:space="0" w:color="4DFB33"/>
+              <w:bottom w:val="single" w:sz="4" w:space="0" w:color="4DFB33"/>
+              <w:right w:val="nil"/>
+            </w:tcBorders>
+            <w:shd w:val="clear" w:color="C2FEBA" w:fill="C2FEBA"/>
+            <w:noWrap/>
+            <w:vAlign w:val="bottom"/>
+            <w:hideMark/>
+          </w:tcPr>
+          <w:p>
+            <w:pPr>
+              <w:widowControl/>
+              <w:rPr>
+                <w:rFonts w:ascii="Arial" w:eastAsia="Times New Roman" w:hAnsi="Arial" w:cs="Arial"/>
+                <w:color w:val="000000"/>
+                <w:sz w:val="20"/>
+                <w:szCs w:val="20"/>
+              </w:rPr>
+            </w:pPr>
+            <w:r>
+              <w:rPr>
+                <w:rFonts w:ascii="Arial" w:eastAsia="Times New Roman" w:hAnsi="Arial" w:cs="Arial"/>
+                <w:color w:val="000000"/>
+                <w:sz w:val="20"/>
+                <w:szCs w:val="20"/>
+              </w:rPr>
+              <w:t>003_ZW Parque del Perro</w:t>
+            </w:r>
+          </w:p>
+        </w:tc>
+        <w:tc>
+          <w:tcPr>
+            <w:tcW w:w="1236" w:type="pct"/>
+            <w:tcBorders>
+              <w:top w:val="single" w:sz="4" w:space="0" w:color="4DFB33"/>
+              <w:left w:val="nil"/>
+              <w:bottom w:val="single" w:sz="4" w:space="0" w:color="4DFB33"/>
+              <w:right w:val="nil"/>
+            </w:tcBorders>
+            <w:shd w:val="clear" w:color="C2FEBA" w:fill="C2FEBA"/>
+            <w:noWrap/>
+            <w:vAlign w:val="bottom"/>
+            <w:hideMark/>
+          </w:tcPr>
+          <w:p>
+            <w:pPr>
+              <w:widowControl/>
+              <w:jc w:val="right"/>
+              <w:rPr>
+                <w:rFonts w:ascii="Arial" w:eastAsia="Times New Roman" w:hAnsi="Arial" w:cs="Arial"/>
+                <w:color w:val="000000"/>
+                <w:sz w:val="20"/>
+                <w:szCs w:val="20"/>
+              </w:rPr>
+            </w:pPr>
+            <w:r>
+              <w:rPr>
+                <w:rFonts w:ascii="Arial" w:eastAsia="Times New Roman" w:hAnsi="Arial" w:cs="Arial"/>
+                <w:color w:val="000000"/>
+                <w:sz w:val="20"/>
+                <w:szCs w:val="20"/>
+              </w:rPr>
+              <w:t>30,647</w:t>
+            </w:r>
+          </w:p>
+        </w:tc>
+        <w:tc>
+          <w:tcPr>
+            <w:tcW w:w="1545" w:type="pct"/>
+            <w:tcBorders>
+              <w:top w:val="single" w:sz="4" w:space="0" w:color="4DFB33"/>
+              <w:left w:val="nil"/>
+              <w:bottom w:val="single" w:sz="4" w:space="0" w:color="4DFB33"/>
+              <w:right w:val="single" w:sz="4" w:space="0" w:color="4DFB33"/>
+            </w:tcBorders>
+            <w:shd w:val="clear" w:color="C2FEBA" w:fill="C2FEBA"/>
+            <w:noWrap/>
+            <w:vAlign w:val="bottom"/>
+            <w:hideMark/>
+          </w:tcPr>
+          <w:p>
+            <w:pPr>
+              <w:widowControl/>
+              <w:jc w:val="right"/>
+              <w:rPr>
+                <w:rFonts w:ascii="Arial" w:eastAsia="Times New Roman" w:hAnsi="Arial" w:cs="Arial"/>
+                <w:color w:val="000000"/>
+                <w:sz w:val="20"/>
+                <w:szCs w:val="20"/>
+              </w:rPr>
+            </w:pPr>
+            <w:r>
+              <w:rPr>
+                <w:rFonts w:ascii="Arial" w:eastAsia="Times New Roman" w:hAnsi="Arial" w:cs="Arial"/>
+                <w:color w:val="000000"/>
+                <w:sz w:val="20"/>
+                <w:szCs w:val="20"/>
+              </w:rPr>
+              <w:t>27,505</w:t>
+            </w:r>
+          </w:p>
+        </w:tc>
+      </w:tr>
+      <w:tr>
+        <w:trPr>
+          <w:trHeight w:val="255"/>
+        </w:trPr>
+        <w:tc>
+          <w:tcPr>
+            <w:tcW w:w="2220" w:type="pct"/>
+            <w:tcBorders>
+              <w:top w:val="single" w:sz="4" w:space="0" w:color="4DFB33"/>
+              <w:left w:val="single" w:sz="4" w:space="0" w:color="4DFB33"/>
+              <w:bottom w:val="single" w:sz="4" w:space="0" w:color="4DFB33"/>
+              <w:right w:val="nil"/>
+            </w:tcBorders>
+            <w:noWrap/>
+            <w:vAlign w:val="bottom"/>
+            <w:hideMark/>
+          </w:tcPr>
+          <w:p>
+            <w:pPr>
+              <w:widowControl/>
+              <w:rPr>
+                <w:rFonts w:ascii="Arial" w:eastAsia="Times New Roman" w:hAnsi="Arial" w:cs="Arial"/>
+                <w:color w:val="000000"/>
+                <w:sz w:val="20"/>
+                <w:szCs w:val="20"/>
+              </w:rPr>
+            </w:pPr>
+            <w:r>
+              <w:rPr>
+                <w:rFonts w:ascii="Arial" w:eastAsia="Times New Roman" w:hAnsi="Arial" w:cs="Arial"/>
+                <w:color w:val="000000"/>
+                <w:sz w:val="20"/>
+                <w:szCs w:val="20"/>
+              </w:rPr>
+              <w:t>004_ZW Parque San Nicolas</w:t>
+            </w:r>
+          </w:p>
+        </w:tc>
+        <w:tc>
+          <w:tcPr>
+            <w:tcW w:w="1236" w:type="pct"/>
+            <w:tcBorders>
+              <w:top w:val="single" w:sz="4" w:space="0" w:color="4DFB33"/>
+              <w:left w:val="nil"/>
+              <w:bottom w:val="single" w:sz="4" w:space="0" w:color="4DFB33"/>
+              <w:right w:val="nil"/>
+            </w:tcBorders>
+            <w:noWrap/>
+            <w:vAlign w:val="bottom"/>
+            <w:hideMark/>
+          </w:tcPr>
+          <w:p>
+            <w:pPr>
+              <w:widowControl/>
+              <w:jc w:val="right"/>
+              <w:rPr>
+                <w:rFonts w:ascii="Arial" w:eastAsia="Times New Roman" w:hAnsi="Arial" w:cs="Arial"/>
+                <w:color w:val="000000"/>
+                <w:sz w:val="20"/>
+                <w:szCs w:val="20"/>
+              </w:rPr>
+            </w:pPr>
+            <w:r>
+              <w:rPr>
+                <w:rFonts w:ascii="Arial" w:eastAsia="Times New Roman" w:hAnsi="Arial" w:cs="Arial"/>
+                <w:color w:val="000000"/>
+                <w:sz w:val="20"/>
+                <w:szCs w:val="20"/>
+              </w:rPr>
+              <w:t>28,012</w:t>
+            </w:r>
+          </w:p>
+        </w:tc>
+        <w:tc>
+          <w:tcPr>
+            <w:tcW w:w="1545" w:type="pct"/>
+            <w:tcBorders>
+              <w:top w:val="single" w:sz="4" w:space="0" w:color="4DFB33"/>
+              <w:left w:val="nil"/>
+              <w:bottom w:val="single" w:sz="4" w:space="0" w:color="4DFB33"/>
+              <w:right w:val="single" w:sz="4" w:space="0" w:color="4DFB33"/>
+            </w:tcBorders>
+            <w:noWrap/>
+            <w:vAlign w:val="bottom"/>
+            <w:hideMark/>
+          </w:tcPr>
+          <w:p>
+            <w:pPr>
+              <w:widowControl/>
+              <w:jc w:val="right"/>
+              <w:rPr>
+                <w:rFonts w:ascii="Arial" w:eastAsia="Times New Roman" w:hAnsi="Arial" w:cs="Arial"/>
+                <w:color w:val="000000"/>
+                <w:sz w:val="20"/>
+                <w:szCs w:val="20"/>
+              </w:rPr>
+            </w:pPr>
+            <w:r>
+              <w:rPr>
+                <w:rFonts w:ascii="Arial" w:eastAsia="Times New Roman" w:hAnsi="Arial" w:cs="Arial"/>
+                <w:color w:val="000000"/>
+                <w:sz w:val="20"/>
+                <w:szCs w:val="20"/>
+              </w:rPr>
+              <w:t>26,16</w:t>
+            </w:r>
+          </w:p>
+        </w:tc>
+      </w:tr>
+      <w:tr>
+        <w:trPr>
+          <w:trHeight w:val="255"/>
+        </w:trPr>
+        <w:tc>
+          <w:tcPr>
+            <w:tcW w:w="2220" w:type="pct"/>
+            <w:tcBorders>
+              <w:top w:val="single" w:sz="4" w:space="0" w:color="4DFB33"/>
+              <w:left w:val="single" w:sz="4" w:space="0" w:color="4DFB33"/>
+              <w:bottom w:val="single" w:sz="4" w:space="0" w:color="4DFB33"/>
+              <w:right w:val="nil"/>
+            </w:tcBorders>
+            <w:shd w:val="clear" w:color="C2FEBA" w:fill="C2FEBA"/>
+            <w:noWrap/>
+            <w:vAlign w:val="bottom"/>
+            <w:hideMark/>
+          </w:tcPr>
+          <w:p>
+            <w:pPr>
+              <w:widowControl/>
+              <w:rPr>
+                <w:rFonts w:ascii="Arial" w:eastAsia="Times New Roman" w:hAnsi="Arial" w:cs="Arial"/>
+                <w:color w:val="000000"/>
+                <w:sz w:val="20"/>
+                <w:szCs w:val="20"/>
+              </w:rPr>
+            </w:pPr>
+            <w:r>
+              <w:rPr>
+                <w:rFonts w:ascii="Arial" w:eastAsia="Times New Roman" w:hAnsi="Arial" w:cs="Arial"/>
+                <w:color w:val="000000"/>
+                <w:sz w:val="20"/>
+                <w:szCs w:val="20"/>
+              </w:rPr>
+              <w:t>005_ZW Parque Barrio Obrero</w:t>
+            </w:r>
+          </w:p>
+        </w:tc>
+        <w:tc>
+          <w:tcPr>
+            <w:tcW w:w="1236" w:type="pct"/>
+            <w:tcBorders>
+              <w:top w:val="single" w:sz="4" w:space="0" w:color="4DFB33"/>
+              <w:left w:val="nil"/>
+              <w:bottom w:val="single" w:sz="4" w:space="0" w:color="4DFB33"/>
+              <w:right w:val="nil"/>
+            </w:tcBorders>
+            <w:shd w:val="clear" w:color="C2FEBA" w:fill="C2FEBA"/>
+            <w:noWrap/>
+            <w:vAlign w:val="bottom"/>
+            <w:hideMark/>
+          </w:tcPr>
+          <w:p>
+            <w:pPr>
+              <w:widowControl/>
+              <w:jc w:val="right"/>
+              <w:rPr>
+                <w:rFonts w:ascii="Arial" w:eastAsia="Times New Roman" w:hAnsi="Arial" w:cs="Arial"/>
+                <w:color w:val="000000"/>
+                <w:sz w:val="20"/>
+                <w:szCs w:val="20"/>
+              </w:rPr>
+            </w:pPr>
+            <w:r>
+              <w:rPr>
+                <w:rFonts w:ascii="Arial" w:eastAsia="Times New Roman" w:hAnsi="Arial" w:cs="Arial"/>
+                <w:color w:val="000000"/>
+                <w:sz w:val="20"/>
+                <w:szCs w:val="20"/>
+              </w:rPr>
+              <w:t>28,725</w:t>
+            </w:r>
+          </w:p>
+        </w:tc>
+        <w:tc>
+          <w:tcPr>
+            <w:tcW w:w="1545" w:type="pct"/>
+            <w:tcBorders>
+              <w:top w:val="single" w:sz="4" w:space="0" w:color="4DFB33"/>
+              <w:left w:val="nil"/>
+              <w:bottom w:val="single" w:sz="4" w:space="0" w:color="4DFB33"/>
+              <w:right w:val="single" w:sz="4" w:space="0" w:color="4DFB33"/>
+            </w:tcBorders>
+            <w:shd w:val="clear" w:color="C2FEBA" w:fill="C2FEBA"/>
+            <w:noWrap/>
+            <w:vAlign w:val="bottom"/>
+            <w:hideMark/>
+          </w:tcPr>
+          <w:p>
+            <w:pPr>
+              <w:widowControl/>
+              <w:jc w:val="right"/>
+              <w:rPr>
+                <w:rFonts w:ascii="Arial" w:eastAsia="Times New Roman" w:hAnsi="Arial" w:cs="Arial"/>
+                <w:color w:val="000000"/>
+                <w:sz w:val="20"/>
+                <w:szCs w:val="20"/>
+              </w:rPr>
+            </w:pPr>
+            <w:r>
+              <w:rPr>
+                <w:rFonts w:ascii="Arial" w:eastAsia="Times New Roman" w:hAnsi="Arial" w:cs="Arial"/>
+                <w:color w:val="000000"/>
+                <w:sz w:val="20"/>
+                <w:szCs w:val="20"/>
+              </w:rPr>
+              <w:t>20,6</w:t>
+            </w:r>
+          </w:p>
+        </w:tc>
+      </w:tr>
+      <w:tr>
+        <w:trPr>
+          <w:trHeight w:val="255"/>
+        </w:trPr>
+        <w:tc>
+          <w:tcPr>
+            <w:tcW w:w="2220" w:type="pct"/>
+            <w:tcBorders>
+              <w:top w:val="single" w:sz="4" w:space="0" w:color="4DFB33"/>
+              <w:left w:val="single" w:sz="4" w:space="0" w:color="4DFB33"/>
+              <w:bottom w:val="single" w:sz="4" w:space="0" w:color="4DFB33"/>
+              <w:right w:val="nil"/>
+            </w:tcBorders>
+            <w:noWrap/>
+            <w:vAlign w:val="bottom"/>
+            <w:hideMark/>
+          </w:tcPr>
+          <w:p>
+            <w:pPr>
+              <w:widowControl/>
+              <w:rPr>
+                <w:rFonts w:ascii="Arial" w:eastAsia="Times New Roman" w:hAnsi="Arial" w:cs="Arial"/>
+                <w:color w:val="000000"/>
+                <w:sz w:val="20"/>
+                <w:szCs w:val="20"/>
+              </w:rPr>
+            </w:pPr>
+            <w:r>
+              <w:rPr>
+                <w:rFonts w:ascii="Arial" w:eastAsia="Times New Roman" w:hAnsi="Arial" w:cs="Arial"/>
+                <w:color w:val="000000"/>
+                <w:sz w:val="20"/>
+                <w:szCs w:val="20"/>
+              </w:rPr>
+              <w:t xml:space="preserve">006_ZW Parque </w:t>
+            </w:r>
+            <w:proofErr w:type="spellStart"/>
+            <w:r>
+              <w:rPr>
+                <w:rFonts w:ascii="Arial" w:eastAsia="Times New Roman" w:hAnsi="Arial" w:cs="Arial"/>
+                <w:color w:val="000000"/>
+                <w:sz w:val="20"/>
+                <w:szCs w:val="20"/>
+              </w:rPr>
+              <w:t>Pizamos</w:t>
+            </w:r>
+            <w:proofErr w:type="spellEnd"/>
+          </w:p>
+        </w:tc>
+        <w:tc>
+          <w:tcPr>
+            <w:tcW w:w="1236" w:type="pct"/>
+            <w:tcBorders>
+              <w:top w:val="single" w:sz="4" w:space="0" w:color="4DFB33"/>
+              <w:left w:val="nil"/>
+              <w:bottom w:val="single" w:sz="4" w:space="0" w:color="4DFB33"/>
+              <w:right w:val="nil"/>
+            </w:tcBorders>
+            <w:noWrap/>
+            <w:vAlign w:val="bottom"/>
+            <w:hideMark/>
+          </w:tcPr>
+          <w:p>
+            <w:pPr>
+              <w:widowControl/>
+              <w:jc w:val="right"/>
+              <w:rPr>
+                <w:rFonts w:ascii="Arial" w:eastAsia="Times New Roman" w:hAnsi="Arial" w:cs="Arial"/>
+                <w:color w:val="000000"/>
+                <w:sz w:val="20"/>
+                <w:szCs w:val="20"/>
+              </w:rPr>
+            </w:pPr>
+            <w:r>
+              <w:rPr>
+                <w:rFonts w:ascii="Arial" w:eastAsia="Times New Roman" w:hAnsi="Arial" w:cs="Arial"/>
+                <w:color w:val="000000"/>
+                <w:sz w:val="20"/>
+                <w:szCs w:val="20"/>
+              </w:rPr>
+              <w:t>45,839</w:t>
+            </w:r>
+          </w:p>
+        </w:tc>
+        <w:tc>
+          <w:tcPr>
+            <w:tcW w:w="1545" w:type="pct"/>
+            <w:tcBorders>
+              <w:top w:val="single" w:sz="4" w:space="0" w:color="4DFB33"/>
+              <w:left w:val="nil"/>
+              <w:bottom w:val="single" w:sz="4" w:space="0" w:color="4DFB33"/>
+              <w:right w:val="single" w:sz="4" w:space="0" w:color="4DFB33"/>
+            </w:tcBorders>
+            <w:noWrap/>
+            <w:vAlign w:val="bottom"/>
+            <w:hideMark/>
+          </w:tcPr>
+          <w:p>
+            <w:pPr>
+              <w:widowControl/>
+              <w:jc w:val="right"/>
+              <w:rPr>
+                <w:rFonts w:ascii="Arial" w:eastAsia="Times New Roman" w:hAnsi="Arial" w:cs="Arial"/>
+                <w:color w:val="000000"/>
+                <w:sz w:val="20"/>
+                <w:szCs w:val="20"/>
+              </w:rPr>
+            </w:pPr>
+            <w:r>
+              <w:rPr>
+                <w:rFonts w:ascii="Arial" w:eastAsia="Times New Roman" w:hAnsi="Arial" w:cs="Arial"/>
+                <w:color w:val="000000"/>
+                <w:sz w:val="20"/>
+                <w:szCs w:val="20"/>
+              </w:rPr>
+              <w:t>22,29</w:t>
+            </w:r>
+          </w:p>
+        </w:tc>
+      </w:tr>
+      <w:tr>
+        <w:trPr>
+          <w:trHeight w:val="255"/>
+        </w:trPr>
+        <w:tc>
+          <w:tcPr>
+            <w:tcW w:w="2220" w:type="pct"/>
+            <w:tcBorders>
+              <w:top w:val="single" w:sz="4" w:space="0" w:color="4DFB33"/>
+              <w:left w:val="single" w:sz="4" w:space="0" w:color="4DFB33"/>
+              <w:bottom w:val="single" w:sz="4" w:space="0" w:color="4DFB33"/>
+              <w:right w:val="nil"/>
+            </w:tcBorders>
+            <w:shd w:val="clear" w:color="C2FEBA" w:fill="C2FEBA"/>
+            <w:noWrap/>
+            <w:vAlign w:val="bottom"/>
+            <w:hideMark/>
+          </w:tcPr>
+          <w:p>
+            <w:pPr>
+              <w:widowControl/>
+              <w:rPr>
+                <w:rFonts w:ascii="Arial" w:eastAsia="Times New Roman" w:hAnsi="Arial" w:cs="Arial"/>
+                <w:color w:val="000000"/>
+                <w:sz w:val="20"/>
+                <w:szCs w:val="20"/>
+              </w:rPr>
+            </w:pPr>
+            <w:r>
+              <w:rPr>
+                <w:rFonts w:ascii="Arial" w:eastAsia="Times New Roman" w:hAnsi="Arial" w:cs="Arial"/>
+                <w:color w:val="000000"/>
+                <w:sz w:val="20"/>
+                <w:szCs w:val="20"/>
+              </w:rPr>
+              <w:t xml:space="preserve">007_ZW Parque Alfonso </w:t>
+            </w:r>
+            <w:proofErr w:type="spellStart"/>
+            <w:r>
+              <w:rPr>
+                <w:rFonts w:ascii="Arial" w:eastAsia="Times New Roman" w:hAnsi="Arial" w:cs="Arial"/>
+                <w:color w:val="000000"/>
+                <w:sz w:val="20"/>
+                <w:szCs w:val="20"/>
+              </w:rPr>
+              <w:t>Lopez</w:t>
+            </w:r>
+            <w:proofErr w:type="spellEnd"/>
+          </w:p>
+        </w:tc>
+        <w:tc>
+          <w:tcPr>
+            <w:tcW w:w="1236" w:type="pct"/>
+            <w:tcBorders>
+              <w:top w:val="single" w:sz="4" w:space="0" w:color="4DFB33"/>
+              <w:left w:val="nil"/>
+              <w:bottom w:val="single" w:sz="4" w:space="0" w:color="4DFB33"/>
+              <w:right w:val="nil"/>
+            </w:tcBorders>
+            <w:shd w:val="clear" w:color="C2FEBA" w:fill="C2FEBA"/>
+            <w:noWrap/>
+            <w:vAlign w:val="bottom"/>
+            <w:hideMark/>
+          </w:tcPr>
+          <w:p>
+            <w:pPr>
+              <w:widowControl/>
+              <w:jc w:val="right"/>
+              <w:rPr>
+                <w:rFonts w:ascii="Arial" w:eastAsia="Times New Roman" w:hAnsi="Arial" w:cs="Arial"/>
+                <w:color w:val="000000"/>
+                <w:sz w:val="20"/>
+                <w:szCs w:val="20"/>
+              </w:rPr>
+            </w:pPr>
+            <w:r>
+              <w:rPr>
+                <w:rFonts w:ascii="Arial" w:eastAsia="Times New Roman" w:hAnsi="Arial" w:cs="Arial"/>
+                <w:color w:val="000000"/>
+                <w:sz w:val="20"/>
+                <w:szCs w:val="20"/>
+              </w:rPr>
+              <w:t>29,934</w:t>
+            </w:r>
+          </w:p>
+        </w:tc>
+        <w:tc>
+          <w:tcPr>
+            <w:tcW w:w="1545" w:type="pct"/>
+            <w:tcBorders>
+              <w:top w:val="single" w:sz="4" w:space="0" w:color="4DFB33"/>
+              <w:left w:val="nil"/>
+              <w:bottom w:val="single" w:sz="4" w:space="0" w:color="4DFB33"/>
+              <w:right w:val="single" w:sz="4" w:space="0" w:color="4DFB33"/>
+            </w:tcBorders>
+            <w:shd w:val="clear" w:color="C2FEBA" w:fill="C2FEBA"/>
+            <w:noWrap/>
+            <w:vAlign w:val="bottom"/>
+            <w:hideMark/>
+          </w:tcPr>
+          <w:p>
+            <w:pPr>
+              <w:widowControl/>
+              <w:jc w:val="right"/>
+              <w:rPr>
+                <w:rFonts w:ascii="Arial" w:eastAsia="Times New Roman" w:hAnsi="Arial" w:cs="Arial"/>
+                <w:color w:val="000000"/>
+                <w:sz w:val="20"/>
+                <w:szCs w:val="20"/>
+              </w:rPr>
+            </w:pPr>
+            <w:r>
+              <w:rPr>
+                <w:rFonts w:ascii="Arial" w:eastAsia="Times New Roman" w:hAnsi="Arial" w:cs="Arial"/>
+                <w:color w:val="000000"/>
+                <w:sz w:val="20"/>
+                <w:szCs w:val="20"/>
+              </w:rPr>
+              <w:t>25,973</w:t>
+            </w:r>
+          </w:p>
+        </w:tc>
+      </w:tr>
+      <w:tr>
+        <w:trPr>
+          <w:trHeight w:val="255"/>
+        </w:trPr>
+        <w:tc>
+          <w:tcPr>
+            <w:tcW w:w="2220" w:type="pct"/>
+            <w:tcBorders>
+              <w:top w:val="single" w:sz="4" w:space="0" w:color="4DFB33"/>
+              <w:left w:val="single" w:sz="4" w:space="0" w:color="4DFB33"/>
+              <w:bottom w:val="single" w:sz="4" w:space="0" w:color="4DFB33"/>
+              <w:right w:val="nil"/>
+            </w:tcBorders>
+            <w:noWrap/>
+            <w:vAlign w:val="bottom"/>
+            <w:hideMark/>
+          </w:tcPr>
+          <w:p>
+            <w:pPr>
+              <w:widowControl/>
+              <w:rPr>
+                <w:rFonts w:ascii="Arial" w:eastAsia="Times New Roman" w:hAnsi="Arial" w:cs="Arial"/>
+                <w:color w:val="000000"/>
+                <w:sz w:val="20"/>
+                <w:szCs w:val="20"/>
+              </w:rPr>
+            </w:pPr>
+            <w:r>
+              <w:rPr>
+                <w:rFonts w:ascii="Arial" w:eastAsia="Times New Roman" w:hAnsi="Arial" w:cs="Arial"/>
+                <w:color w:val="000000"/>
+                <w:sz w:val="20"/>
+                <w:szCs w:val="20"/>
+              </w:rPr>
+              <w:t>008_ZW Parque Antonio Nariño</w:t>
+            </w:r>
+          </w:p>
+        </w:tc>
+        <w:tc>
+          <w:tcPr>
+            <w:tcW w:w="1236" w:type="pct"/>
+            <w:tcBorders>
+              <w:top w:val="single" w:sz="4" w:space="0" w:color="4DFB33"/>
+              <w:left w:val="nil"/>
+              <w:bottom w:val="single" w:sz="4" w:space="0" w:color="4DFB33"/>
+              <w:right w:val="nil"/>
+            </w:tcBorders>
+            <w:noWrap/>
+            <w:vAlign w:val="bottom"/>
+            <w:hideMark/>
+          </w:tcPr>
+          <w:p>
+            <w:pPr>
+              <w:widowControl/>
+              <w:jc w:val="right"/>
+              <w:rPr>
+                <w:rFonts w:ascii="Arial" w:eastAsia="Times New Roman" w:hAnsi="Arial" w:cs="Arial"/>
+                <w:color w:val="000000"/>
+                <w:sz w:val="20"/>
+                <w:szCs w:val="20"/>
+              </w:rPr>
+            </w:pPr>
+            <w:r>
+              <w:rPr>
+                <w:rFonts w:ascii="Arial" w:eastAsia="Times New Roman" w:hAnsi="Arial" w:cs="Arial"/>
+                <w:color w:val="000000"/>
+                <w:sz w:val="20"/>
+                <w:szCs w:val="20"/>
+              </w:rPr>
+              <w:t>21,461</w:t>
+            </w:r>
+          </w:p>
+        </w:tc>
+        <w:tc>
+          <w:tcPr>
+            <w:tcW w:w="1545" w:type="pct"/>
+            <w:tcBorders>
+              <w:top w:val="single" w:sz="4" w:space="0" w:color="4DFB33"/>
+              <w:left w:val="nil"/>
+              <w:bottom w:val="single" w:sz="4" w:space="0" w:color="4DFB33"/>
+              <w:right w:val="single" w:sz="4" w:space="0" w:color="4DFB33"/>
+            </w:tcBorders>
+            <w:noWrap/>
+            <w:vAlign w:val="bottom"/>
+            <w:hideMark/>
+          </w:tcPr>
+          <w:p>
+            <w:pPr>
+              <w:widowControl/>
+              <w:jc w:val="right"/>
+              <w:rPr>
+                <w:rFonts w:ascii="Arial" w:eastAsia="Times New Roman" w:hAnsi="Arial" w:cs="Arial"/>
+                <w:color w:val="000000"/>
+                <w:sz w:val="20"/>
+                <w:szCs w:val="20"/>
+              </w:rPr>
+            </w:pPr>
+            <w:r>
+              <w:rPr>
+                <w:rFonts w:ascii="Arial" w:eastAsia="Times New Roman" w:hAnsi="Arial" w:cs="Arial"/>
+                <w:color w:val="000000"/>
+                <w:sz w:val="20"/>
+                <w:szCs w:val="20"/>
+              </w:rPr>
+              <w:t>18,245</w:t>
+            </w:r>
+          </w:p>
+        </w:tc>
+      </w:tr>
+    </w:tbl>
+    <w:p>
+      <w:pPr>
+        <w:jc w:val="center"/>
+        <w:rPr>
+          <w:rFonts w:ascii="Calibri" w:eastAsia="Calibri" w:hAnsi="Calibri" w:cs="Calibri"/>
+          <w:i/>
+          <w:iCs/>
+          <w:sz w:val="22"/>
+          <w:szCs w:val="22"/>
+        </w:rPr>
+      </w:pPr>
+      <w:r>
+        <w:rPr>
+          <w:rFonts w:ascii="Calibri" w:eastAsia="Calibri" w:hAnsi="Calibri" w:cs="Calibri"/>
+          <w:i/>
+          <w:iCs/>
+          <w:sz w:val="22"/>
+          <w:szCs w:val="22"/>
+        </w:rPr>
+        <w:t>Tabla 6. SVR base vs SVR optimizado</w:t>
+      </w:r>
+    </w:p>
+    <w:p>
+      <w:pPr>
+        <w:jc w:val="both"/>
+        <w:rPr>
+          <w:rFonts w:ascii="Calibri" w:eastAsia="Calibri" w:hAnsi="Calibri" w:cs="Calibri"/>
+          <w:sz w:val="22"/>
+          <w:szCs w:val="22"/>
+        </w:rPr>
+      </w:pPr>
+    </w:p>
+    <w:tbl>
+      <w:tblPr>
+        <w:tblW w:w="5000" w:type="pct"/>
+        <w:tblCellMar>
+          <w:left w:w="70" w:type="dxa"/>
+          <w:right w:w="70" w:type="dxa"/>
+        </w:tblCellMar>
+        <w:tblLook w:val="04A0" w:firstRow="1" w:lastRow="0" w:firstColumn="1" w:lastColumn="0" w:noHBand="0" w:noVBand="1"/>
+      </w:tblPr>
+      <w:tblGrid>
+        <w:gridCol w:w="3916"/>
+        <w:gridCol w:w="2402"/>
+        <w:gridCol w:w="3081"/>
+      </w:tblGrid>
+      <w:tr>
+        <w:trPr>
+          <w:trHeight w:val="255"/>
+        </w:trPr>
+        <w:tc>
+          <w:tcPr>
+            <w:tcW w:w="2083" w:type="pct"/>
+            <w:tcBorders>
+              <w:top w:val="single" w:sz="4" w:space="0" w:color="4DFB33"/>
+              <w:left w:val="single" w:sz="4" w:space="0" w:color="4DFB33"/>
+              <w:bottom w:val="single" w:sz="4" w:space="0" w:color="4DFB33"/>
+              <w:right w:val="nil"/>
+            </w:tcBorders>
+            <w:shd w:val="clear" w:color="18A303" w:fill="18A303"/>
+            <w:noWrap/>
+            <w:vAlign w:val="bottom"/>
+            <w:hideMark/>
+          </w:tcPr>
+          <w:p>
+            <w:pPr>
+              <w:widowControl/>
+              <w:rPr>
+                <w:rFonts w:ascii="Arial" w:eastAsia="Times New Roman" w:hAnsi="Arial" w:cs="Arial"/>
+                <w:b/>
+                <w:bCs/>
+                <w:color w:val="FFFFFF"/>
+                <w:sz w:val="20"/>
+                <w:szCs w:val="20"/>
+              </w:rPr>
+            </w:pPr>
+            <w:r>
+              <w:rPr>
+                <w:rFonts w:ascii="Arial" w:eastAsia="Times New Roman" w:hAnsi="Arial" w:cs="Arial"/>
+                <w:b/>
+                <w:bCs/>
+                <w:color w:val="FFFFFF"/>
+                <w:sz w:val="20"/>
+                <w:szCs w:val="20"/>
+              </w:rPr>
+              <w:t>Zona</w:t>
+            </w:r>
+          </w:p>
+        </w:tc>
+        <w:tc>
+          <w:tcPr>
+            <w:tcW w:w="1278" w:type="pct"/>
+            <w:tcBorders>
+              <w:top w:val="single" w:sz="4" w:space="0" w:color="4DFB33"/>
+              <w:left w:val="nil"/>
+              <w:bottom w:val="single" w:sz="4" w:space="0" w:color="4DFB33"/>
+              <w:right w:val="nil"/>
+            </w:tcBorders>
+            <w:shd w:val="clear" w:color="18A303" w:fill="18A303"/>
+            <w:noWrap/>
+            <w:vAlign w:val="bottom"/>
+            <w:hideMark/>
+          </w:tcPr>
+          <w:p>
+            <w:pPr>
+              <w:widowControl/>
+              <w:rPr>
+                <w:rFonts w:ascii="Arial" w:eastAsia="Times New Roman" w:hAnsi="Arial" w:cs="Arial"/>
+                <w:b/>
+                <w:bCs/>
+                <w:color w:val="FFFFFF"/>
+                <w:sz w:val="20"/>
+                <w:szCs w:val="20"/>
+              </w:rPr>
+            </w:pPr>
+            <w:proofErr w:type="gramStart"/>
+            <w:r>
+              <w:rPr>
+                <w:rFonts w:ascii="Arial" w:eastAsia="Times New Roman" w:hAnsi="Arial" w:cs="Arial"/>
+                <w:b/>
+                <w:bCs/>
+                <w:color w:val="FFFFFF"/>
+                <w:sz w:val="20"/>
+                <w:szCs w:val="20"/>
+              </w:rPr>
+              <w:t>MAPE(%)</w:t>
+            </w:r>
+            <w:proofErr w:type="spellStart"/>
+            <w:r>
+              <w:rPr>
+                <w:rFonts w:ascii="Arial" w:eastAsia="Times New Roman" w:hAnsi="Arial" w:cs="Arial"/>
+                <w:b/>
+                <w:bCs/>
+                <w:color w:val="FFFFFF"/>
+                <w:sz w:val="20"/>
+                <w:szCs w:val="20"/>
+              </w:rPr>
+              <w:t>Percep</w:t>
+            </w:r>
+            <w:proofErr w:type="gramEnd"/>
+            <w:r>
+              <w:rPr>
+                <w:rFonts w:ascii="Arial" w:eastAsia="Times New Roman" w:hAnsi="Arial" w:cs="Arial"/>
+                <w:b/>
+                <w:bCs/>
+                <w:color w:val="FFFFFF"/>
+                <w:sz w:val="20"/>
+                <w:szCs w:val="20"/>
+              </w:rPr>
+              <w:t>_Base</w:t>
+            </w:r>
+            <w:proofErr w:type="spellEnd"/>
+          </w:p>
+        </w:tc>
+        <w:tc>
+          <w:tcPr>
+            <w:tcW w:w="1639" w:type="pct"/>
+            <w:tcBorders>
+              <w:top w:val="single" w:sz="4" w:space="0" w:color="4DFB33"/>
+              <w:left w:val="nil"/>
+              <w:bottom w:val="single" w:sz="4" w:space="0" w:color="4DFB33"/>
+              <w:right w:val="nil"/>
+            </w:tcBorders>
+            <w:shd w:val="clear" w:color="18A303" w:fill="18A303"/>
+            <w:noWrap/>
+            <w:vAlign w:val="bottom"/>
+            <w:hideMark/>
+          </w:tcPr>
+          <w:p>
+            <w:pPr>
+              <w:widowControl/>
+              <w:rPr>
+                <w:rFonts w:ascii="Arial" w:eastAsia="Times New Roman" w:hAnsi="Arial" w:cs="Arial"/>
+                <w:b/>
+                <w:bCs/>
+                <w:color w:val="FFFFFF"/>
+                <w:sz w:val="20"/>
+                <w:szCs w:val="20"/>
+              </w:rPr>
+            </w:pPr>
+            <w:proofErr w:type="gramStart"/>
+            <w:r>
+              <w:rPr>
+                <w:rFonts w:ascii="Arial" w:eastAsia="Times New Roman" w:hAnsi="Arial" w:cs="Arial"/>
+                <w:b/>
+                <w:bCs/>
+                <w:color w:val="FFFFFF"/>
+                <w:sz w:val="20"/>
+                <w:szCs w:val="20"/>
+              </w:rPr>
+              <w:t>MAPE(%)</w:t>
+            </w:r>
+            <w:proofErr w:type="spellStart"/>
+            <w:r>
+              <w:rPr>
+                <w:rFonts w:ascii="Arial" w:eastAsia="Times New Roman" w:hAnsi="Arial" w:cs="Arial"/>
+                <w:b/>
+                <w:bCs/>
+                <w:color w:val="FFFFFF"/>
+                <w:sz w:val="20"/>
+                <w:szCs w:val="20"/>
+              </w:rPr>
+              <w:t>Percptrn</w:t>
+            </w:r>
+            <w:proofErr w:type="gramEnd"/>
+            <w:r>
+              <w:rPr>
+                <w:rFonts w:ascii="Arial" w:eastAsia="Times New Roman" w:hAnsi="Arial" w:cs="Arial"/>
+                <w:b/>
+                <w:bCs/>
+                <w:color w:val="FFFFFF"/>
+                <w:sz w:val="20"/>
+                <w:szCs w:val="20"/>
+              </w:rPr>
+              <w:t>_Optimizado</w:t>
+            </w:r>
+            <w:proofErr w:type="spellEnd"/>
+          </w:p>
+        </w:tc>
+      </w:tr>
+      <w:tr>
+        <w:trPr>
+          <w:trHeight w:val="255"/>
+        </w:trPr>
+        <w:tc>
+          <w:tcPr>
+            <w:tcW w:w="2083" w:type="pct"/>
+            <w:tcBorders>
+              <w:top w:val="single" w:sz="4" w:space="0" w:color="4DFB33"/>
+              <w:left w:val="single" w:sz="4" w:space="0" w:color="4DFB33"/>
+              <w:bottom w:val="single" w:sz="4" w:space="0" w:color="4DFB33"/>
+              <w:right w:val="nil"/>
+            </w:tcBorders>
+            <w:shd w:val="clear" w:color="C2FEBA" w:fill="C2FEBA"/>
+            <w:noWrap/>
+            <w:vAlign w:val="bottom"/>
+            <w:hideMark/>
+          </w:tcPr>
+          <w:p>
+            <w:pPr>
+              <w:widowControl/>
+              <w:rPr>
+                <w:rFonts w:ascii="Arial" w:eastAsia="Times New Roman" w:hAnsi="Arial" w:cs="Arial"/>
+                <w:color w:val="000000"/>
+                <w:sz w:val="20"/>
+                <w:szCs w:val="20"/>
+              </w:rPr>
+            </w:pPr>
+            <w:r>
+              <w:rPr>
+                <w:rFonts w:ascii="Arial" w:eastAsia="Times New Roman" w:hAnsi="Arial" w:cs="Arial"/>
+                <w:color w:val="000000"/>
+                <w:sz w:val="20"/>
+                <w:szCs w:val="20"/>
+              </w:rPr>
+              <w:t>045_ZW Puente de Colores</w:t>
+            </w:r>
+          </w:p>
+        </w:tc>
+        <w:tc>
+          <w:tcPr>
+            <w:tcW w:w="1278" w:type="pct"/>
+            <w:tcBorders>
+              <w:top w:val="single" w:sz="4" w:space="0" w:color="4DFB33"/>
+              <w:left w:val="nil"/>
+              <w:bottom w:val="single" w:sz="4" w:space="0" w:color="4DFB33"/>
+              <w:right w:val="nil"/>
+            </w:tcBorders>
+            <w:shd w:val="clear" w:color="C2FEBA" w:fill="C2FEBA"/>
+            <w:noWrap/>
+            <w:vAlign w:val="bottom"/>
+            <w:hideMark/>
+          </w:tcPr>
+          <w:p>
+            <w:pPr>
+              <w:widowControl/>
+              <w:jc w:val="right"/>
+              <w:rPr>
+                <w:rFonts w:ascii="Arial" w:eastAsia="Times New Roman" w:hAnsi="Arial" w:cs="Arial"/>
+                <w:color w:val="000000"/>
+                <w:sz w:val="20"/>
+                <w:szCs w:val="20"/>
+              </w:rPr>
+            </w:pPr>
+            <w:r>
+              <w:rPr>
+                <w:rFonts w:ascii="Arial" w:eastAsia="Times New Roman" w:hAnsi="Arial" w:cs="Arial"/>
+                <w:color w:val="000000"/>
+                <w:sz w:val="20"/>
+                <w:szCs w:val="20"/>
+              </w:rPr>
+              <w:t>93,068</w:t>
+            </w:r>
+          </w:p>
+        </w:tc>
+        <w:tc>
+          <w:tcPr>
+            <w:tcW w:w="1639" w:type="pct"/>
+            <w:tcBorders>
+              <w:top w:val="single" w:sz="4" w:space="0" w:color="4DFB33"/>
+              <w:left w:val="nil"/>
+              <w:bottom w:val="single" w:sz="4" w:space="0" w:color="4DFB33"/>
+              <w:right w:val="nil"/>
+            </w:tcBorders>
+            <w:shd w:val="clear" w:color="C2FEBA" w:fill="C2FEBA"/>
+            <w:noWrap/>
+            <w:vAlign w:val="bottom"/>
+            <w:hideMark/>
+          </w:tcPr>
+          <w:p>
+            <w:pPr>
+              <w:widowControl/>
+              <w:jc w:val="right"/>
+              <w:rPr>
+                <w:rFonts w:ascii="Arial" w:eastAsia="Times New Roman" w:hAnsi="Arial" w:cs="Arial"/>
+                <w:color w:val="000000"/>
+                <w:sz w:val="20"/>
+                <w:szCs w:val="20"/>
+              </w:rPr>
+            </w:pPr>
+            <w:r>
+              <w:rPr>
+                <w:rFonts w:ascii="Arial" w:eastAsia="Times New Roman" w:hAnsi="Arial" w:cs="Arial"/>
+                <w:color w:val="000000"/>
+                <w:sz w:val="20"/>
+                <w:szCs w:val="20"/>
+              </w:rPr>
+              <w:t>60,778</w:t>
+            </w:r>
+          </w:p>
+        </w:tc>
+      </w:tr>
+      <w:tr>
+        <w:trPr>
+          <w:trHeight w:val="255"/>
+        </w:trPr>
+        <w:tc>
+          <w:tcPr>
+            <w:tcW w:w="2083" w:type="pct"/>
+            <w:tcBorders>
+              <w:top w:val="single" w:sz="4" w:space="0" w:color="4DFB33"/>
+              <w:left w:val="single" w:sz="4" w:space="0" w:color="4DFB33"/>
+              <w:bottom w:val="single" w:sz="4" w:space="0" w:color="4DFB33"/>
+              <w:right w:val="nil"/>
+            </w:tcBorders>
+            <w:noWrap/>
+            <w:vAlign w:val="bottom"/>
+            <w:hideMark/>
+          </w:tcPr>
+          <w:p>
+            <w:pPr>
+              <w:widowControl/>
+              <w:rPr>
+                <w:rFonts w:ascii="Arial" w:eastAsia="Times New Roman" w:hAnsi="Arial" w:cs="Arial"/>
+                <w:color w:val="000000"/>
+                <w:sz w:val="20"/>
+                <w:szCs w:val="20"/>
+              </w:rPr>
+            </w:pPr>
+            <w:r>
+              <w:rPr>
+                <w:rFonts w:ascii="Arial" w:eastAsia="Times New Roman" w:hAnsi="Arial" w:cs="Arial"/>
+                <w:color w:val="000000"/>
+                <w:sz w:val="20"/>
+                <w:szCs w:val="20"/>
+              </w:rPr>
+              <w:t xml:space="preserve">046_ZW Polideportivo Laureano </w:t>
+            </w:r>
+            <w:proofErr w:type="spellStart"/>
+            <w:r>
+              <w:rPr>
+                <w:rFonts w:ascii="Arial" w:eastAsia="Times New Roman" w:hAnsi="Arial" w:cs="Arial"/>
+                <w:color w:val="000000"/>
+                <w:sz w:val="20"/>
+                <w:szCs w:val="20"/>
+              </w:rPr>
+              <w:t>Gomez</w:t>
+            </w:r>
+            <w:proofErr w:type="spellEnd"/>
+          </w:p>
+        </w:tc>
+        <w:tc>
+          <w:tcPr>
+            <w:tcW w:w="1278" w:type="pct"/>
+            <w:tcBorders>
+              <w:top w:val="single" w:sz="4" w:space="0" w:color="4DFB33"/>
+              <w:left w:val="nil"/>
+              <w:bottom w:val="single" w:sz="4" w:space="0" w:color="4DFB33"/>
+              <w:right w:val="nil"/>
+            </w:tcBorders>
+            <w:noWrap/>
+            <w:vAlign w:val="bottom"/>
+            <w:hideMark/>
+          </w:tcPr>
+          <w:p>
+            <w:pPr>
+              <w:widowControl/>
+              <w:jc w:val="right"/>
+              <w:rPr>
+                <w:rFonts w:ascii="Arial" w:eastAsia="Times New Roman" w:hAnsi="Arial" w:cs="Arial"/>
+                <w:color w:val="000000"/>
+                <w:sz w:val="20"/>
+                <w:szCs w:val="20"/>
+              </w:rPr>
+            </w:pPr>
+            <w:r>
+              <w:rPr>
+                <w:rFonts w:ascii="Arial" w:eastAsia="Times New Roman" w:hAnsi="Arial" w:cs="Arial"/>
+                <w:color w:val="000000"/>
+                <w:sz w:val="20"/>
+                <w:szCs w:val="20"/>
+              </w:rPr>
+              <w:t>33,829</w:t>
+            </w:r>
+          </w:p>
+        </w:tc>
+        <w:tc>
+          <w:tcPr>
+            <w:tcW w:w="1639" w:type="pct"/>
+            <w:tcBorders>
+              <w:top w:val="single" w:sz="4" w:space="0" w:color="4DFB33"/>
+              <w:left w:val="nil"/>
+              <w:bottom w:val="single" w:sz="4" w:space="0" w:color="4DFB33"/>
+              <w:right w:val="nil"/>
+            </w:tcBorders>
+            <w:noWrap/>
+            <w:vAlign w:val="bottom"/>
+            <w:hideMark/>
+          </w:tcPr>
+          <w:p>
+            <w:pPr>
+              <w:widowControl/>
+              <w:jc w:val="right"/>
+              <w:rPr>
+                <w:rFonts w:ascii="Arial" w:eastAsia="Times New Roman" w:hAnsi="Arial" w:cs="Arial"/>
+                <w:color w:val="000000"/>
+                <w:sz w:val="20"/>
+                <w:szCs w:val="20"/>
+              </w:rPr>
+            </w:pPr>
+            <w:r>
+              <w:rPr>
+                <w:rFonts w:ascii="Arial" w:eastAsia="Times New Roman" w:hAnsi="Arial" w:cs="Arial"/>
+                <w:color w:val="000000"/>
+                <w:sz w:val="20"/>
+                <w:szCs w:val="20"/>
+              </w:rPr>
+              <w:t>45,436</w:t>
+            </w:r>
+          </w:p>
+        </w:tc>
+      </w:tr>
+      <w:tr>
+        <w:trPr>
+          <w:trHeight w:val="255"/>
+        </w:trPr>
+        <w:tc>
+          <w:tcPr>
+            <w:tcW w:w="2083" w:type="pct"/>
+            <w:tcBorders>
+              <w:top w:val="single" w:sz="4" w:space="0" w:color="4DFB33"/>
+              <w:left w:val="single" w:sz="4" w:space="0" w:color="4DFB33"/>
+              <w:bottom w:val="single" w:sz="4" w:space="0" w:color="4DFB33"/>
+              <w:right w:val="nil"/>
+            </w:tcBorders>
+            <w:shd w:val="clear" w:color="C2FEBA" w:fill="C2FEBA"/>
+            <w:noWrap/>
+            <w:vAlign w:val="bottom"/>
+            <w:hideMark/>
+          </w:tcPr>
+          <w:p>
+            <w:pPr>
+              <w:widowControl/>
+              <w:rPr>
+                <w:rFonts w:ascii="Arial" w:eastAsia="Times New Roman" w:hAnsi="Arial" w:cs="Arial"/>
+                <w:color w:val="000000"/>
+                <w:sz w:val="20"/>
+                <w:szCs w:val="20"/>
+              </w:rPr>
+            </w:pPr>
+            <w:r>
+              <w:rPr>
+                <w:rFonts w:ascii="Arial" w:eastAsia="Times New Roman" w:hAnsi="Arial" w:cs="Arial"/>
+                <w:color w:val="000000"/>
+                <w:sz w:val="20"/>
+                <w:szCs w:val="20"/>
+              </w:rPr>
+              <w:t>047_ZW El Diamante</w:t>
+            </w:r>
+          </w:p>
+        </w:tc>
+        <w:tc>
+          <w:tcPr>
+            <w:tcW w:w="1278" w:type="pct"/>
+            <w:tcBorders>
+              <w:top w:val="single" w:sz="4" w:space="0" w:color="4DFB33"/>
+              <w:left w:val="nil"/>
+              <w:bottom w:val="single" w:sz="4" w:space="0" w:color="4DFB33"/>
+              <w:right w:val="nil"/>
+            </w:tcBorders>
+            <w:shd w:val="clear" w:color="C2FEBA" w:fill="C2FEBA"/>
+            <w:noWrap/>
+            <w:vAlign w:val="bottom"/>
+            <w:hideMark/>
+          </w:tcPr>
+          <w:p>
+            <w:pPr>
+              <w:widowControl/>
+              <w:jc w:val="right"/>
+              <w:rPr>
+                <w:rFonts w:ascii="Arial" w:eastAsia="Times New Roman" w:hAnsi="Arial" w:cs="Arial"/>
+                <w:color w:val="000000"/>
+                <w:sz w:val="20"/>
+                <w:szCs w:val="20"/>
+              </w:rPr>
+            </w:pPr>
+            <w:r>
+              <w:rPr>
+                <w:rFonts w:ascii="Arial" w:eastAsia="Times New Roman" w:hAnsi="Arial" w:cs="Arial"/>
+                <w:color w:val="000000"/>
+                <w:sz w:val="20"/>
+                <w:szCs w:val="20"/>
+              </w:rPr>
+              <w:t>74,482</w:t>
+            </w:r>
+          </w:p>
+        </w:tc>
+        <w:tc>
+          <w:tcPr>
+            <w:tcW w:w="1639" w:type="pct"/>
+            <w:tcBorders>
+              <w:top w:val="single" w:sz="4" w:space="0" w:color="4DFB33"/>
+              <w:left w:val="nil"/>
+              <w:bottom w:val="single" w:sz="4" w:space="0" w:color="4DFB33"/>
+              <w:right w:val="nil"/>
+            </w:tcBorders>
+            <w:shd w:val="clear" w:color="C2FEBA" w:fill="C2FEBA"/>
+            <w:noWrap/>
+            <w:vAlign w:val="bottom"/>
+            <w:hideMark/>
+          </w:tcPr>
+          <w:p>
+            <w:pPr>
+              <w:widowControl/>
+              <w:jc w:val="right"/>
+              <w:rPr>
+                <w:rFonts w:ascii="Arial" w:eastAsia="Times New Roman" w:hAnsi="Arial" w:cs="Arial"/>
+                <w:color w:val="000000"/>
+                <w:sz w:val="20"/>
+                <w:szCs w:val="20"/>
+              </w:rPr>
+            </w:pPr>
+            <w:r>
+              <w:rPr>
+                <w:rFonts w:ascii="Arial" w:eastAsia="Times New Roman" w:hAnsi="Arial" w:cs="Arial"/>
+                <w:color w:val="000000"/>
+                <w:sz w:val="20"/>
+                <w:szCs w:val="20"/>
+              </w:rPr>
+              <w:t>65,839</w:t>
+            </w:r>
+          </w:p>
+        </w:tc>
+      </w:tr>
+      <w:tr>
+        <w:trPr>
+          <w:trHeight w:val="255"/>
+        </w:trPr>
+        <w:tc>
+          <w:tcPr>
+            <w:tcW w:w="2083" w:type="pct"/>
+            <w:tcBorders>
+              <w:top w:val="single" w:sz="4" w:space="0" w:color="4DFB33"/>
+              <w:left w:val="single" w:sz="4" w:space="0" w:color="4DFB33"/>
+              <w:bottom w:val="single" w:sz="4" w:space="0" w:color="4DFB33"/>
+              <w:right w:val="nil"/>
+            </w:tcBorders>
+            <w:noWrap/>
+            <w:vAlign w:val="bottom"/>
+            <w:hideMark/>
+          </w:tcPr>
+          <w:p>
+            <w:pPr>
+              <w:widowControl/>
+              <w:rPr>
+                <w:rFonts w:ascii="Arial" w:eastAsia="Times New Roman" w:hAnsi="Arial" w:cs="Arial"/>
+                <w:color w:val="000000"/>
+                <w:sz w:val="20"/>
+                <w:szCs w:val="20"/>
+              </w:rPr>
+            </w:pPr>
+            <w:r>
+              <w:rPr>
+                <w:rFonts w:ascii="Arial" w:eastAsia="Times New Roman" w:hAnsi="Arial" w:cs="Arial"/>
+                <w:color w:val="000000"/>
+                <w:sz w:val="20"/>
+                <w:szCs w:val="20"/>
+              </w:rPr>
+              <w:t xml:space="preserve">048_ZW Polideportivo </w:t>
+            </w:r>
+            <w:proofErr w:type="spellStart"/>
+            <w:r>
+              <w:rPr>
+                <w:rFonts w:ascii="Arial" w:eastAsia="Times New Roman" w:hAnsi="Arial" w:cs="Arial"/>
+                <w:color w:val="000000"/>
+                <w:sz w:val="20"/>
+                <w:szCs w:val="20"/>
+              </w:rPr>
+              <w:t>Petecuy</w:t>
+            </w:r>
+            <w:proofErr w:type="spellEnd"/>
+          </w:p>
+        </w:tc>
+        <w:tc>
+          <w:tcPr>
+            <w:tcW w:w="1278" w:type="pct"/>
+            <w:tcBorders>
+              <w:top w:val="single" w:sz="4" w:space="0" w:color="4DFB33"/>
+              <w:left w:val="nil"/>
+              <w:bottom w:val="single" w:sz="4" w:space="0" w:color="4DFB33"/>
+              <w:right w:val="nil"/>
+            </w:tcBorders>
+            <w:noWrap/>
+            <w:vAlign w:val="bottom"/>
+            <w:hideMark/>
+          </w:tcPr>
+          <w:p>
+            <w:pPr>
+              <w:widowControl/>
+              <w:jc w:val="right"/>
+              <w:rPr>
+                <w:rFonts w:ascii="Arial" w:eastAsia="Times New Roman" w:hAnsi="Arial" w:cs="Arial"/>
+                <w:color w:val="000000"/>
+                <w:sz w:val="20"/>
+                <w:szCs w:val="20"/>
+              </w:rPr>
+            </w:pPr>
+            <w:r>
+              <w:rPr>
+                <w:rFonts w:ascii="Arial" w:eastAsia="Times New Roman" w:hAnsi="Arial" w:cs="Arial"/>
+                <w:color w:val="000000"/>
+                <w:sz w:val="20"/>
+                <w:szCs w:val="20"/>
+              </w:rPr>
+              <w:t>36,484</w:t>
+            </w:r>
+          </w:p>
+        </w:tc>
+        <w:tc>
+          <w:tcPr>
+            <w:tcW w:w="1639" w:type="pct"/>
+            <w:tcBorders>
+              <w:top w:val="single" w:sz="4" w:space="0" w:color="4DFB33"/>
+              <w:left w:val="nil"/>
+              <w:bottom w:val="single" w:sz="4" w:space="0" w:color="4DFB33"/>
+              <w:right w:val="nil"/>
+            </w:tcBorders>
+            <w:noWrap/>
+            <w:vAlign w:val="bottom"/>
+            <w:hideMark/>
+          </w:tcPr>
+          <w:p>
+            <w:pPr>
+              <w:widowControl/>
+              <w:jc w:val="right"/>
+              <w:rPr>
+                <w:rFonts w:ascii="Arial" w:eastAsia="Times New Roman" w:hAnsi="Arial" w:cs="Arial"/>
+                <w:color w:val="000000"/>
+                <w:sz w:val="20"/>
+                <w:szCs w:val="20"/>
+              </w:rPr>
+            </w:pPr>
+            <w:r>
+              <w:rPr>
+                <w:rFonts w:ascii="Arial" w:eastAsia="Times New Roman" w:hAnsi="Arial" w:cs="Arial"/>
+                <w:color w:val="000000"/>
+                <w:sz w:val="20"/>
+                <w:szCs w:val="20"/>
+              </w:rPr>
+              <w:t>25,745</w:t>
+            </w:r>
+          </w:p>
+        </w:tc>
+      </w:tr>
+      <w:tr>
+        <w:trPr>
+          <w:trHeight w:val="255"/>
+        </w:trPr>
+        <w:tc>
+          <w:tcPr>
+            <w:tcW w:w="2083" w:type="pct"/>
+            <w:tcBorders>
+              <w:top w:val="single" w:sz="4" w:space="0" w:color="4DFB33"/>
+              <w:left w:val="single" w:sz="4" w:space="0" w:color="4DFB33"/>
+              <w:bottom w:val="single" w:sz="4" w:space="0" w:color="4DFB33"/>
+              <w:right w:val="nil"/>
+            </w:tcBorders>
+            <w:shd w:val="clear" w:color="C2FEBA" w:fill="C2FEBA"/>
+            <w:noWrap/>
+            <w:vAlign w:val="bottom"/>
+            <w:hideMark/>
+          </w:tcPr>
+          <w:p>
+            <w:pPr>
+              <w:widowControl/>
+              <w:rPr>
+                <w:rFonts w:ascii="Arial" w:eastAsia="Times New Roman" w:hAnsi="Arial" w:cs="Arial"/>
+                <w:color w:val="000000"/>
+                <w:sz w:val="20"/>
+                <w:szCs w:val="20"/>
+              </w:rPr>
+            </w:pPr>
+            <w:r>
+              <w:rPr>
+                <w:rFonts w:ascii="Arial" w:eastAsia="Times New Roman" w:hAnsi="Arial" w:cs="Arial"/>
+                <w:color w:val="000000"/>
+                <w:sz w:val="20"/>
+                <w:szCs w:val="20"/>
+              </w:rPr>
+              <w:t>049_ZW Comuna 16</w:t>
+            </w:r>
+          </w:p>
+        </w:tc>
+        <w:tc>
+          <w:tcPr>
+            <w:tcW w:w="1278" w:type="pct"/>
+            <w:tcBorders>
+              <w:top w:val="single" w:sz="4" w:space="0" w:color="4DFB33"/>
+              <w:left w:val="nil"/>
+              <w:bottom w:val="single" w:sz="4" w:space="0" w:color="4DFB33"/>
+              <w:right w:val="nil"/>
+            </w:tcBorders>
+            <w:shd w:val="clear" w:color="C2FEBA" w:fill="C2FEBA"/>
+            <w:noWrap/>
+            <w:vAlign w:val="bottom"/>
+            <w:hideMark/>
+          </w:tcPr>
+          <w:p>
+            <w:pPr>
+              <w:widowControl/>
+              <w:jc w:val="right"/>
+              <w:rPr>
+                <w:rFonts w:ascii="Arial" w:eastAsia="Times New Roman" w:hAnsi="Arial" w:cs="Arial"/>
+                <w:color w:val="000000"/>
+                <w:sz w:val="20"/>
+                <w:szCs w:val="20"/>
+              </w:rPr>
+            </w:pPr>
+            <w:r>
+              <w:rPr>
+                <w:rFonts w:ascii="Arial" w:eastAsia="Times New Roman" w:hAnsi="Arial" w:cs="Arial"/>
+                <w:color w:val="000000"/>
+                <w:sz w:val="20"/>
+                <w:szCs w:val="20"/>
+              </w:rPr>
+              <w:t>131,765</w:t>
+            </w:r>
+          </w:p>
+        </w:tc>
+        <w:tc>
+          <w:tcPr>
+            <w:tcW w:w="1639" w:type="pct"/>
+            <w:tcBorders>
+              <w:top w:val="single" w:sz="4" w:space="0" w:color="4DFB33"/>
+              <w:left w:val="nil"/>
+              <w:bottom w:val="single" w:sz="4" w:space="0" w:color="4DFB33"/>
+              <w:right w:val="nil"/>
+            </w:tcBorders>
+            <w:shd w:val="clear" w:color="C2FEBA" w:fill="C2FEBA"/>
+            <w:noWrap/>
+            <w:vAlign w:val="bottom"/>
+            <w:hideMark/>
+          </w:tcPr>
+          <w:p>
+            <w:pPr>
+              <w:widowControl/>
+              <w:jc w:val="right"/>
+              <w:rPr>
+                <w:rFonts w:ascii="Arial" w:eastAsia="Times New Roman" w:hAnsi="Arial" w:cs="Arial"/>
+                <w:color w:val="000000"/>
+                <w:sz w:val="20"/>
+                <w:szCs w:val="20"/>
+              </w:rPr>
+            </w:pPr>
+            <w:r>
+              <w:rPr>
+                <w:rFonts w:ascii="Arial" w:eastAsia="Times New Roman" w:hAnsi="Arial" w:cs="Arial"/>
+                <w:color w:val="000000"/>
+                <w:sz w:val="20"/>
+                <w:szCs w:val="20"/>
+              </w:rPr>
+              <w:t>64,001</w:t>
+            </w:r>
+          </w:p>
+        </w:tc>
+      </w:tr>
+      <w:tr>
+        <w:trPr>
+          <w:trHeight w:val="255"/>
+        </w:trPr>
+        <w:tc>
+          <w:tcPr>
+            <w:tcW w:w="2083" w:type="pct"/>
+            <w:tcBorders>
+              <w:top w:val="single" w:sz="4" w:space="0" w:color="4DFB33"/>
+              <w:left w:val="single" w:sz="4" w:space="0" w:color="4DFB33"/>
+              <w:bottom w:val="single" w:sz="4" w:space="0" w:color="4DFB33"/>
+              <w:right w:val="nil"/>
+            </w:tcBorders>
+            <w:noWrap/>
+            <w:vAlign w:val="bottom"/>
+            <w:hideMark/>
+          </w:tcPr>
+          <w:p>
+            <w:pPr>
+              <w:widowControl/>
+              <w:rPr>
+                <w:rFonts w:ascii="Arial" w:eastAsia="Times New Roman" w:hAnsi="Arial" w:cs="Arial"/>
+                <w:color w:val="000000"/>
+                <w:sz w:val="20"/>
+                <w:szCs w:val="20"/>
+              </w:rPr>
+            </w:pPr>
+            <w:r>
+              <w:rPr>
+                <w:rFonts w:ascii="Arial" w:eastAsia="Times New Roman" w:hAnsi="Arial" w:cs="Arial"/>
+                <w:color w:val="000000"/>
+                <w:sz w:val="20"/>
+                <w:szCs w:val="20"/>
+              </w:rPr>
+              <w:t>050_La Castilla</w:t>
+            </w:r>
+          </w:p>
+        </w:tc>
+        <w:tc>
+          <w:tcPr>
+            <w:tcW w:w="1278" w:type="pct"/>
+            <w:tcBorders>
+              <w:top w:val="single" w:sz="4" w:space="0" w:color="4DFB33"/>
+              <w:left w:val="nil"/>
+              <w:bottom w:val="single" w:sz="4" w:space="0" w:color="4DFB33"/>
+              <w:right w:val="nil"/>
+            </w:tcBorders>
+            <w:noWrap/>
+            <w:vAlign w:val="bottom"/>
+            <w:hideMark/>
+          </w:tcPr>
+          <w:p>
+            <w:pPr>
+              <w:widowControl/>
+              <w:jc w:val="right"/>
+              <w:rPr>
+                <w:rFonts w:ascii="Arial" w:eastAsia="Times New Roman" w:hAnsi="Arial" w:cs="Arial"/>
+                <w:color w:val="000000"/>
+                <w:sz w:val="20"/>
+                <w:szCs w:val="20"/>
+              </w:rPr>
+            </w:pPr>
+            <w:r>
+              <w:rPr>
+                <w:rFonts w:ascii="Arial" w:eastAsia="Times New Roman" w:hAnsi="Arial" w:cs="Arial"/>
+                <w:color w:val="000000"/>
+                <w:sz w:val="20"/>
+                <w:szCs w:val="20"/>
+              </w:rPr>
+              <w:t>2278,14</w:t>
+            </w:r>
+          </w:p>
+        </w:tc>
+        <w:tc>
+          <w:tcPr>
+            <w:tcW w:w="1639" w:type="pct"/>
+            <w:tcBorders>
+              <w:top w:val="single" w:sz="4" w:space="0" w:color="4DFB33"/>
+              <w:left w:val="nil"/>
+              <w:bottom w:val="single" w:sz="4" w:space="0" w:color="4DFB33"/>
+              <w:right w:val="nil"/>
+            </w:tcBorders>
+            <w:noWrap/>
+            <w:vAlign w:val="bottom"/>
+            <w:hideMark/>
+          </w:tcPr>
+          <w:p>
+            <w:pPr>
+              <w:widowControl/>
+              <w:jc w:val="right"/>
+              <w:rPr>
+                <w:rFonts w:ascii="Arial" w:eastAsia="Times New Roman" w:hAnsi="Arial" w:cs="Arial"/>
+                <w:color w:val="000000"/>
+                <w:sz w:val="20"/>
+                <w:szCs w:val="20"/>
+              </w:rPr>
+            </w:pPr>
+            <w:r>
+              <w:rPr>
+                <w:rFonts w:ascii="Arial" w:eastAsia="Times New Roman" w:hAnsi="Arial" w:cs="Arial"/>
+                <w:color w:val="000000"/>
+                <w:sz w:val="20"/>
+                <w:szCs w:val="20"/>
+              </w:rPr>
+              <w:t>1238,689</w:t>
+            </w:r>
+          </w:p>
+        </w:tc>
+      </w:tr>
+      <w:tr>
+        <w:trPr>
+          <w:trHeight w:val="255"/>
+        </w:trPr>
+        <w:tc>
+          <w:tcPr>
+            <w:tcW w:w="2083" w:type="pct"/>
+            <w:tcBorders>
+              <w:top w:val="single" w:sz="4" w:space="0" w:color="4DFB33"/>
+              <w:left w:val="single" w:sz="4" w:space="0" w:color="4DFB33"/>
+              <w:bottom w:val="single" w:sz="4" w:space="0" w:color="4DFB33"/>
+              <w:right w:val="nil"/>
+            </w:tcBorders>
+            <w:shd w:val="clear" w:color="C2FEBA" w:fill="C2FEBA"/>
+            <w:noWrap/>
+            <w:vAlign w:val="bottom"/>
+            <w:hideMark/>
+          </w:tcPr>
+          <w:p>
+            <w:pPr>
+              <w:widowControl/>
+              <w:rPr>
+                <w:rFonts w:ascii="Arial" w:eastAsia="Times New Roman" w:hAnsi="Arial" w:cs="Arial"/>
+                <w:color w:val="000000"/>
+                <w:sz w:val="20"/>
+                <w:szCs w:val="20"/>
+              </w:rPr>
+            </w:pPr>
+            <w:r>
+              <w:rPr>
+                <w:rFonts w:ascii="Arial" w:eastAsia="Times New Roman" w:hAnsi="Arial" w:cs="Arial"/>
+                <w:color w:val="000000"/>
+                <w:sz w:val="20"/>
+                <w:szCs w:val="20"/>
+              </w:rPr>
+              <w:t>051_La Elvira</w:t>
+            </w:r>
+          </w:p>
+        </w:tc>
+        <w:tc>
+          <w:tcPr>
+            <w:tcW w:w="1278" w:type="pct"/>
+            <w:tcBorders>
+              <w:top w:val="single" w:sz="4" w:space="0" w:color="4DFB33"/>
+              <w:left w:val="nil"/>
+              <w:bottom w:val="single" w:sz="4" w:space="0" w:color="4DFB33"/>
+              <w:right w:val="nil"/>
+            </w:tcBorders>
+            <w:shd w:val="clear" w:color="C2FEBA" w:fill="C2FEBA"/>
+            <w:noWrap/>
+            <w:vAlign w:val="bottom"/>
+            <w:hideMark/>
+          </w:tcPr>
+          <w:p>
+            <w:pPr>
+              <w:widowControl/>
+              <w:jc w:val="right"/>
+              <w:rPr>
+                <w:rFonts w:ascii="Arial" w:eastAsia="Times New Roman" w:hAnsi="Arial" w:cs="Arial"/>
+                <w:color w:val="000000"/>
+                <w:sz w:val="20"/>
+                <w:szCs w:val="20"/>
+              </w:rPr>
+            </w:pPr>
+            <w:r>
+              <w:rPr>
+                <w:rFonts w:ascii="Arial" w:eastAsia="Times New Roman" w:hAnsi="Arial" w:cs="Arial"/>
+                <w:color w:val="000000"/>
+                <w:sz w:val="20"/>
+                <w:szCs w:val="20"/>
+              </w:rPr>
+              <w:t>169,505</w:t>
+            </w:r>
+          </w:p>
+        </w:tc>
+        <w:tc>
+          <w:tcPr>
+            <w:tcW w:w="1639" w:type="pct"/>
+            <w:tcBorders>
+              <w:top w:val="single" w:sz="4" w:space="0" w:color="4DFB33"/>
+              <w:left w:val="nil"/>
+              <w:bottom w:val="single" w:sz="4" w:space="0" w:color="4DFB33"/>
+              <w:right w:val="nil"/>
+            </w:tcBorders>
+            <w:shd w:val="clear" w:color="C2FEBA" w:fill="C2FEBA"/>
+            <w:noWrap/>
+            <w:vAlign w:val="bottom"/>
+            <w:hideMark/>
+          </w:tcPr>
+          <w:p>
+            <w:pPr>
+              <w:widowControl/>
+              <w:jc w:val="right"/>
+              <w:rPr>
+                <w:rFonts w:ascii="Arial" w:eastAsia="Times New Roman" w:hAnsi="Arial" w:cs="Arial"/>
+                <w:color w:val="000000"/>
+                <w:sz w:val="20"/>
+                <w:szCs w:val="20"/>
+              </w:rPr>
+            </w:pPr>
+            <w:r>
+              <w:rPr>
+                <w:rFonts w:ascii="Arial" w:eastAsia="Times New Roman" w:hAnsi="Arial" w:cs="Arial"/>
+                <w:color w:val="000000"/>
+                <w:sz w:val="20"/>
+                <w:szCs w:val="20"/>
+              </w:rPr>
+              <w:t>76,036</w:t>
+            </w:r>
+          </w:p>
+        </w:tc>
+      </w:tr>
+      <w:tr>
+        <w:trPr>
+          <w:trHeight w:val="255"/>
+        </w:trPr>
+        <w:tc>
+          <w:tcPr>
+            <w:tcW w:w="2083" w:type="pct"/>
+            <w:tcBorders>
+              <w:top w:val="single" w:sz="4" w:space="0" w:color="4DFB33"/>
+              <w:left w:val="single" w:sz="4" w:space="0" w:color="4DFB33"/>
+              <w:bottom w:val="single" w:sz="4" w:space="0" w:color="4DFB33"/>
+              <w:right w:val="nil"/>
+            </w:tcBorders>
+            <w:noWrap/>
+            <w:vAlign w:val="bottom"/>
+            <w:hideMark/>
+          </w:tcPr>
+          <w:p>
+            <w:pPr>
+              <w:widowControl/>
+              <w:rPr>
+                <w:rFonts w:ascii="Arial" w:eastAsia="Times New Roman" w:hAnsi="Arial" w:cs="Arial"/>
+                <w:color w:val="000000"/>
+                <w:sz w:val="20"/>
+                <w:szCs w:val="20"/>
+              </w:rPr>
+            </w:pPr>
+            <w:r>
+              <w:rPr>
+                <w:rFonts w:ascii="Arial" w:eastAsia="Times New Roman" w:hAnsi="Arial" w:cs="Arial"/>
+                <w:color w:val="000000"/>
+                <w:sz w:val="20"/>
+                <w:szCs w:val="20"/>
+              </w:rPr>
+              <w:t>052_El Saladito</w:t>
+            </w:r>
+          </w:p>
+        </w:tc>
+        <w:tc>
+          <w:tcPr>
+            <w:tcW w:w="1278" w:type="pct"/>
+            <w:tcBorders>
+              <w:top w:val="single" w:sz="4" w:space="0" w:color="4DFB33"/>
+              <w:left w:val="nil"/>
+              <w:bottom w:val="single" w:sz="4" w:space="0" w:color="4DFB33"/>
+              <w:right w:val="nil"/>
+            </w:tcBorders>
+            <w:noWrap/>
+            <w:vAlign w:val="bottom"/>
+            <w:hideMark/>
+          </w:tcPr>
+          <w:p>
+            <w:pPr>
+              <w:widowControl/>
+              <w:jc w:val="right"/>
+              <w:rPr>
+                <w:rFonts w:ascii="Arial" w:eastAsia="Times New Roman" w:hAnsi="Arial" w:cs="Arial"/>
+                <w:color w:val="000000"/>
+                <w:sz w:val="20"/>
+                <w:szCs w:val="20"/>
+              </w:rPr>
+            </w:pPr>
+            <w:r>
+              <w:rPr>
+                <w:rFonts w:ascii="Arial" w:eastAsia="Times New Roman" w:hAnsi="Arial" w:cs="Arial"/>
+                <w:color w:val="000000"/>
+                <w:sz w:val="20"/>
+                <w:szCs w:val="20"/>
+              </w:rPr>
+              <w:t>79,394</w:t>
+            </w:r>
+          </w:p>
+        </w:tc>
+        <w:tc>
+          <w:tcPr>
+            <w:tcW w:w="1639" w:type="pct"/>
+            <w:tcBorders>
+              <w:top w:val="single" w:sz="4" w:space="0" w:color="4DFB33"/>
+              <w:left w:val="nil"/>
+              <w:bottom w:val="single" w:sz="4" w:space="0" w:color="4DFB33"/>
+              <w:right w:val="nil"/>
+            </w:tcBorders>
+            <w:noWrap/>
+            <w:vAlign w:val="bottom"/>
+            <w:hideMark/>
+          </w:tcPr>
+          <w:p>
+            <w:pPr>
+              <w:widowControl/>
+              <w:jc w:val="right"/>
+              <w:rPr>
+                <w:rFonts w:ascii="Arial" w:eastAsia="Times New Roman" w:hAnsi="Arial" w:cs="Arial"/>
+                <w:color w:val="000000"/>
+                <w:sz w:val="20"/>
+                <w:szCs w:val="20"/>
+              </w:rPr>
+            </w:pPr>
+            <w:r>
+              <w:rPr>
+                <w:rFonts w:ascii="Arial" w:eastAsia="Times New Roman" w:hAnsi="Arial" w:cs="Arial"/>
+                <w:color w:val="000000"/>
+                <w:sz w:val="20"/>
+                <w:szCs w:val="20"/>
+              </w:rPr>
+              <w:t>64,875</w:t>
+            </w:r>
+          </w:p>
+        </w:tc>
+      </w:tr>
+    </w:tbl>
+    <w:p>
+      <w:pPr>
+        <w:jc w:val="center"/>
+        <w:rPr>
+          <w:rFonts w:ascii="Calibri" w:eastAsia="Calibri" w:hAnsi="Calibri" w:cs="Calibri"/>
+          <w:i/>
+          <w:iCs/>
+          <w:sz w:val="22"/>
+          <w:szCs w:val="22"/>
+        </w:rPr>
+      </w:pPr>
+      <w:r>
+        <w:rPr>
+          <w:rFonts w:ascii="Calibri" w:eastAsia="Calibri" w:hAnsi="Calibri" w:cs="Calibri"/>
+          <w:i/>
+          <w:iCs/>
+          <w:sz w:val="22"/>
+          <w:szCs w:val="22"/>
+        </w:rPr>
+        <w:t xml:space="preserve">Tabla </w:t>
+      </w:r>
+      <w:r>
+        <w:rPr>
+          <w:rFonts w:ascii="Calibri" w:eastAsia="Calibri" w:hAnsi="Calibri" w:cs="Calibri"/>
+          <w:i/>
+          <w:iCs/>
+          <w:sz w:val="22"/>
+          <w:szCs w:val="22"/>
+        </w:rPr>
+        <w:t>7</w:t>
+      </w:r>
+      <w:r>
+        <w:rPr>
+          <w:rFonts w:ascii="Calibri" w:eastAsia="Calibri" w:hAnsi="Calibri" w:cs="Calibri"/>
+          <w:i/>
+          <w:iCs/>
+          <w:sz w:val="22"/>
+          <w:szCs w:val="22"/>
+        </w:rPr>
+        <w:t xml:space="preserve">. </w:t>
+      </w:r>
+      <w:proofErr w:type="spellStart"/>
+      <w:r>
+        <w:rPr>
+          <w:rFonts w:ascii="Calibri" w:eastAsia="Calibri" w:hAnsi="Calibri" w:cs="Calibri"/>
+          <w:i/>
+          <w:iCs/>
+          <w:sz w:val="22"/>
+          <w:szCs w:val="22"/>
+        </w:rPr>
+        <w:t>Perceptron</w:t>
+      </w:r>
+      <w:proofErr w:type="spellEnd"/>
+      <w:r>
+        <w:rPr>
+          <w:rFonts w:ascii="Calibri" w:eastAsia="Calibri" w:hAnsi="Calibri" w:cs="Calibri"/>
+          <w:i/>
+          <w:iCs/>
+          <w:sz w:val="22"/>
+          <w:szCs w:val="22"/>
+        </w:rPr>
+        <w:t xml:space="preserve"> base vs </w:t>
+      </w:r>
+      <w:proofErr w:type="spellStart"/>
+      <w:r>
+        <w:rPr>
+          <w:rFonts w:ascii="Calibri" w:eastAsia="Calibri" w:hAnsi="Calibri" w:cs="Calibri"/>
+          <w:i/>
+          <w:iCs/>
+          <w:sz w:val="22"/>
+          <w:szCs w:val="22"/>
+        </w:rPr>
+        <w:t>Perceptron</w:t>
+      </w:r>
+      <w:proofErr w:type="spellEnd"/>
+      <w:r>
+        <w:rPr>
+          <w:rFonts w:ascii="Calibri" w:eastAsia="Calibri" w:hAnsi="Calibri" w:cs="Calibri"/>
+          <w:i/>
+          <w:iCs/>
+          <w:sz w:val="22"/>
+          <w:szCs w:val="22"/>
+        </w:rPr>
+        <w:t xml:space="preserve"> optimizado</w:t>
+      </w:r>
+    </w:p>
+    <w:p>
+      <w:pPr>
+        <w:jc w:val="both"/>
+        <w:rPr>
+          <w:rFonts w:ascii="Calibri" w:eastAsia="Calibri" w:hAnsi="Calibri" w:cs="Calibri"/>
+          <w:sz w:val="22"/>
+          <w:szCs w:val="22"/>
+        </w:rPr>
+      </w:pPr>
+    </w:p>
+    <w:p>
+      <w:pPr>
+        <w:jc w:val="both"/>
+        <w:rPr>
+          <w:rFonts w:ascii="Calibri" w:eastAsia="Calibri" w:hAnsi="Calibri" w:cs="Calibri"/>
+          <w:sz w:val="22"/>
+          <w:szCs w:val="22"/>
+        </w:rPr>
+      </w:pPr>
+    </w:p>
+    <w:p>
+      <w:pPr>
+        <w:jc w:val="both"/>
+        <w:rPr>
+          <w:rFonts w:ascii="Calibri" w:eastAsia="Calibri" w:hAnsi="Calibri" w:cs="Calibri"/>
+          <w:sz w:val="22"/>
+          <w:szCs w:val="22"/>
+        </w:rPr>
+      </w:pPr>
+    </w:p>
+    <w:tbl>
+      <w:tblPr>
+        <w:tblW w:w="5000" w:type="pct"/>
+        <w:tblCellMar>
+          <w:left w:w="70" w:type="dxa"/>
+          <w:right w:w="70" w:type="dxa"/>
+        </w:tblCellMar>
+        <w:tblLook w:val="04A0" w:firstRow="1" w:lastRow="0" w:firstColumn="1" w:lastColumn="0" w:noHBand="0" w:noVBand="1"/>
+      </w:tblPr>
+      <w:tblGrid>
+        <w:gridCol w:w="3769"/>
+        <w:gridCol w:w="2446"/>
+        <w:gridCol w:w="3179"/>
+      </w:tblGrid>
+      <w:tr>
+        <w:trPr>
+          <w:trHeight w:val="255"/>
+        </w:trPr>
+        <w:tc>
+          <w:tcPr>
+            <w:tcW w:w="2006" w:type="pct"/>
+            <w:tcBorders>
+              <w:top w:val="single" w:sz="4" w:space="0" w:color="4DFB33"/>
+              <w:left w:val="single" w:sz="4" w:space="0" w:color="4DFB33"/>
+              <w:bottom w:val="single" w:sz="4" w:space="0" w:color="4DFB33"/>
+              <w:right w:val="nil"/>
+            </w:tcBorders>
+            <w:shd w:val="clear" w:color="18A303" w:fill="18A303"/>
+            <w:noWrap/>
+            <w:vAlign w:val="bottom"/>
+            <w:hideMark/>
+          </w:tcPr>
+          <w:p>
+            <w:pPr>
+              <w:widowControl/>
+              <w:rPr>
+                <w:rFonts w:ascii="Arial" w:eastAsia="Times New Roman" w:hAnsi="Arial" w:cs="Arial"/>
+                <w:b/>
+                <w:bCs/>
+                <w:color w:val="FFFFFF"/>
+                <w:sz w:val="20"/>
+                <w:szCs w:val="20"/>
+              </w:rPr>
+            </w:pPr>
+            <w:r>
+              <w:rPr>
+                <w:rFonts w:ascii="Arial" w:eastAsia="Times New Roman" w:hAnsi="Arial" w:cs="Arial"/>
+                <w:b/>
+                <w:bCs/>
+                <w:color w:val="FFFFFF"/>
+                <w:sz w:val="20"/>
+                <w:szCs w:val="20"/>
+              </w:rPr>
+              <w:t>Zona</w:t>
+            </w:r>
+          </w:p>
+        </w:tc>
+        <w:tc>
+          <w:tcPr>
+            <w:tcW w:w="1302" w:type="pct"/>
+            <w:tcBorders>
+              <w:top w:val="single" w:sz="4" w:space="0" w:color="4DFB33"/>
+              <w:left w:val="nil"/>
+              <w:bottom w:val="single" w:sz="4" w:space="0" w:color="4DFB33"/>
+              <w:right w:val="nil"/>
+            </w:tcBorders>
+            <w:shd w:val="clear" w:color="18A303" w:fill="18A303"/>
+            <w:noWrap/>
+            <w:vAlign w:val="bottom"/>
+            <w:hideMark/>
+          </w:tcPr>
+          <w:p>
+            <w:pPr>
+              <w:widowControl/>
+              <w:rPr>
+                <w:rFonts w:ascii="Arial" w:eastAsia="Times New Roman" w:hAnsi="Arial" w:cs="Arial"/>
+                <w:b/>
+                <w:bCs/>
+                <w:color w:val="FFFFFF"/>
+                <w:sz w:val="20"/>
+                <w:szCs w:val="20"/>
+              </w:rPr>
+            </w:pPr>
+            <w:proofErr w:type="gramStart"/>
+            <w:r>
+              <w:rPr>
+                <w:rFonts w:ascii="Arial" w:eastAsia="Times New Roman" w:hAnsi="Arial" w:cs="Arial"/>
+                <w:b/>
+                <w:bCs/>
+                <w:color w:val="FFFFFF"/>
+                <w:sz w:val="20"/>
+                <w:szCs w:val="20"/>
+              </w:rPr>
+              <w:t>MAPE(%)</w:t>
+            </w:r>
+            <w:proofErr w:type="spellStart"/>
+            <w:r>
+              <w:rPr>
+                <w:rFonts w:ascii="Arial" w:eastAsia="Times New Roman" w:hAnsi="Arial" w:cs="Arial"/>
+                <w:b/>
+                <w:bCs/>
+                <w:color w:val="FFFFFF"/>
+                <w:sz w:val="20"/>
+                <w:szCs w:val="20"/>
+              </w:rPr>
+              <w:t>RandForst</w:t>
+            </w:r>
+            <w:proofErr w:type="gramEnd"/>
+            <w:r>
+              <w:rPr>
+                <w:rFonts w:ascii="Arial" w:eastAsia="Times New Roman" w:hAnsi="Arial" w:cs="Arial"/>
+                <w:b/>
+                <w:bCs/>
+                <w:color w:val="FFFFFF"/>
+                <w:sz w:val="20"/>
+                <w:szCs w:val="20"/>
+              </w:rPr>
+              <w:t>_Base</w:t>
+            </w:r>
+            <w:proofErr w:type="spellEnd"/>
+          </w:p>
+        </w:tc>
+        <w:tc>
+          <w:tcPr>
+            <w:tcW w:w="1692" w:type="pct"/>
+            <w:tcBorders>
+              <w:top w:val="single" w:sz="4" w:space="0" w:color="4DFB33"/>
+              <w:left w:val="nil"/>
+              <w:bottom w:val="single" w:sz="4" w:space="0" w:color="4DFB33"/>
+              <w:right w:val="single" w:sz="4" w:space="0" w:color="4DFB33"/>
+            </w:tcBorders>
+            <w:shd w:val="clear" w:color="18A303" w:fill="18A303"/>
+            <w:noWrap/>
+            <w:vAlign w:val="bottom"/>
+            <w:hideMark/>
+          </w:tcPr>
+          <w:p>
+            <w:pPr>
+              <w:widowControl/>
+              <w:rPr>
+                <w:rFonts w:ascii="Arial" w:eastAsia="Times New Roman" w:hAnsi="Arial" w:cs="Arial"/>
+                <w:b/>
+                <w:bCs/>
+                <w:color w:val="FFFFFF"/>
+                <w:sz w:val="20"/>
+                <w:szCs w:val="20"/>
+              </w:rPr>
+            </w:pPr>
+            <w:proofErr w:type="gramStart"/>
+            <w:r>
+              <w:rPr>
+                <w:rFonts w:ascii="Arial" w:eastAsia="Times New Roman" w:hAnsi="Arial" w:cs="Arial"/>
+                <w:b/>
+                <w:bCs/>
+                <w:color w:val="FFFFFF"/>
+                <w:sz w:val="20"/>
+                <w:szCs w:val="20"/>
+              </w:rPr>
+              <w:t>MAPE(%)</w:t>
+            </w:r>
+            <w:proofErr w:type="spellStart"/>
+            <w:r>
+              <w:rPr>
+                <w:rFonts w:ascii="Arial" w:eastAsia="Times New Roman" w:hAnsi="Arial" w:cs="Arial"/>
+                <w:b/>
+                <w:bCs/>
+                <w:color w:val="FFFFFF"/>
+                <w:sz w:val="20"/>
+                <w:szCs w:val="20"/>
+              </w:rPr>
+              <w:t>RandmForst</w:t>
+            </w:r>
+            <w:proofErr w:type="gramEnd"/>
+            <w:r>
+              <w:rPr>
+                <w:rFonts w:ascii="Arial" w:eastAsia="Times New Roman" w:hAnsi="Arial" w:cs="Arial"/>
+                <w:b/>
+                <w:bCs/>
+                <w:color w:val="FFFFFF"/>
+                <w:sz w:val="20"/>
+                <w:szCs w:val="20"/>
+              </w:rPr>
+              <w:t>_Optimizado</w:t>
+            </w:r>
+            <w:proofErr w:type="spellEnd"/>
+          </w:p>
+        </w:tc>
+      </w:tr>
+      <w:tr>
+        <w:trPr>
+          <w:trHeight w:val="255"/>
+        </w:trPr>
+        <w:tc>
+          <w:tcPr>
+            <w:tcW w:w="2006" w:type="pct"/>
+            <w:tcBorders>
+              <w:top w:val="single" w:sz="4" w:space="0" w:color="4DFB33"/>
+              <w:left w:val="single" w:sz="4" w:space="0" w:color="4DFB33"/>
+              <w:bottom w:val="single" w:sz="4" w:space="0" w:color="4DFB33"/>
+              <w:right w:val="nil"/>
+            </w:tcBorders>
+            <w:shd w:val="clear" w:color="C2FEBA" w:fill="C2FEBA"/>
+            <w:noWrap/>
+            <w:vAlign w:val="bottom"/>
+            <w:hideMark/>
+          </w:tcPr>
+          <w:p>
+            <w:pPr>
+              <w:widowControl/>
+              <w:rPr>
+                <w:rFonts w:ascii="Arial" w:eastAsia="Times New Roman" w:hAnsi="Arial" w:cs="Arial"/>
+                <w:color w:val="000000"/>
+                <w:sz w:val="20"/>
+                <w:szCs w:val="20"/>
+              </w:rPr>
+            </w:pPr>
+            <w:r>
+              <w:rPr>
+                <w:rFonts w:ascii="Arial" w:eastAsia="Times New Roman" w:hAnsi="Arial" w:cs="Arial"/>
+                <w:color w:val="000000"/>
+                <w:sz w:val="20"/>
+                <w:szCs w:val="20"/>
+              </w:rPr>
+              <w:t>031_ZW Parque Sector Amarillo Skate Park</w:t>
+            </w:r>
+          </w:p>
+        </w:tc>
+        <w:tc>
+          <w:tcPr>
+            <w:tcW w:w="1302" w:type="pct"/>
+            <w:tcBorders>
+              <w:top w:val="single" w:sz="4" w:space="0" w:color="4DFB33"/>
+              <w:left w:val="nil"/>
+              <w:bottom w:val="single" w:sz="4" w:space="0" w:color="4DFB33"/>
+              <w:right w:val="nil"/>
+            </w:tcBorders>
+            <w:shd w:val="clear" w:color="C2FEBA" w:fill="C2FEBA"/>
+            <w:noWrap/>
+            <w:vAlign w:val="bottom"/>
+            <w:hideMark/>
+          </w:tcPr>
+          <w:p>
+            <w:pPr>
+              <w:widowControl/>
+              <w:jc w:val="right"/>
+              <w:rPr>
+                <w:rFonts w:ascii="Arial" w:eastAsia="Times New Roman" w:hAnsi="Arial" w:cs="Arial"/>
+                <w:color w:val="000000"/>
+                <w:sz w:val="20"/>
+                <w:szCs w:val="20"/>
+              </w:rPr>
+            </w:pPr>
+            <w:r>
+              <w:rPr>
+                <w:rFonts w:ascii="Arial" w:eastAsia="Times New Roman" w:hAnsi="Arial" w:cs="Arial"/>
+                <w:color w:val="000000"/>
+                <w:sz w:val="20"/>
+                <w:szCs w:val="20"/>
+              </w:rPr>
+              <w:t>19,712</w:t>
+            </w:r>
+          </w:p>
+        </w:tc>
+        <w:tc>
+          <w:tcPr>
+            <w:tcW w:w="1692" w:type="pct"/>
+            <w:tcBorders>
+              <w:top w:val="single" w:sz="4" w:space="0" w:color="4DFB33"/>
+              <w:left w:val="nil"/>
+              <w:bottom w:val="single" w:sz="4" w:space="0" w:color="4DFB33"/>
+              <w:right w:val="single" w:sz="4" w:space="0" w:color="4DFB33"/>
+            </w:tcBorders>
+            <w:shd w:val="clear" w:color="C2FEBA" w:fill="C2FEBA"/>
+            <w:noWrap/>
+            <w:vAlign w:val="bottom"/>
+            <w:hideMark/>
+          </w:tcPr>
+          <w:p>
+            <w:pPr>
+              <w:widowControl/>
+              <w:jc w:val="right"/>
+              <w:rPr>
+                <w:rFonts w:ascii="Arial" w:eastAsia="Times New Roman" w:hAnsi="Arial" w:cs="Arial"/>
+                <w:color w:val="000000"/>
+                <w:sz w:val="20"/>
+                <w:szCs w:val="20"/>
+              </w:rPr>
+            </w:pPr>
+            <w:r>
+              <w:rPr>
+                <w:rFonts w:ascii="Arial" w:eastAsia="Times New Roman" w:hAnsi="Arial" w:cs="Arial"/>
+                <w:color w:val="000000"/>
+                <w:sz w:val="20"/>
+                <w:szCs w:val="20"/>
+              </w:rPr>
+              <w:t>19,5461</w:t>
+            </w:r>
+          </w:p>
+        </w:tc>
+      </w:tr>
+      <w:tr>
+        <w:trPr>
+          <w:trHeight w:val="255"/>
+        </w:trPr>
+        <w:tc>
+          <w:tcPr>
+            <w:tcW w:w="2006" w:type="pct"/>
+            <w:tcBorders>
+              <w:top w:val="single" w:sz="4" w:space="0" w:color="4DFB33"/>
+              <w:left w:val="single" w:sz="4" w:space="0" w:color="4DFB33"/>
+              <w:bottom w:val="single" w:sz="4" w:space="0" w:color="4DFB33"/>
+              <w:right w:val="nil"/>
+            </w:tcBorders>
+            <w:noWrap/>
+            <w:vAlign w:val="bottom"/>
+            <w:hideMark/>
+          </w:tcPr>
+          <w:p>
+            <w:pPr>
+              <w:widowControl/>
+              <w:rPr>
+                <w:rFonts w:ascii="Arial" w:eastAsia="Times New Roman" w:hAnsi="Arial" w:cs="Arial"/>
+                <w:color w:val="000000"/>
+                <w:sz w:val="20"/>
+                <w:szCs w:val="20"/>
+              </w:rPr>
+            </w:pPr>
+            <w:r>
+              <w:rPr>
+                <w:rFonts w:ascii="Arial" w:eastAsia="Times New Roman" w:hAnsi="Arial" w:cs="Arial"/>
+                <w:color w:val="000000"/>
+                <w:sz w:val="20"/>
+                <w:szCs w:val="20"/>
+              </w:rPr>
+              <w:t>032_ZW Biblioteca Daniel Guillard</w:t>
+            </w:r>
+          </w:p>
+        </w:tc>
+        <w:tc>
+          <w:tcPr>
+            <w:tcW w:w="1302" w:type="pct"/>
+            <w:tcBorders>
+              <w:top w:val="single" w:sz="4" w:space="0" w:color="4DFB33"/>
+              <w:left w:val="nil"/>
+              <w:bottom w:val="single" w:sz="4" w:space="0" w:color="4DFB33"/>
+              <w:right w:val="nil"/>
+            </w:tcBorders>
+            <w:noWrap/>
+            <w:vAlign w:val="bottom"/>
+            <w:hideMark/>
+          </w:tcPr>
+          <w:p>
+            <w:pPr>
+              <w:widowControl/>
+              <w:jc w:val="right"/>
+              <w:rPr>
+                <w:rFonts w:ascii="Arial" w:eastAsia="Times New Roman" w:hAnsi="Arial" w:cs="Arial"/>
+                <w:color w:val="000000"/>
+                <w:sz w:val="20"/>
+                <w:szCs w:val="20"/>
+              </w:rPr>
+            </w:pPr>
+            <w:r>
+              <w:rPr>
+                <w:rFonts w:ascii="Arial" w:eastAsia="Times New Roman" w:hAnsi="Arial" w:cs="Arial"/>
+                <w:color w:val="000000"/>
+                <w:sz w:val="20"/>
+                <w:szCs w:val="20"/>
+              </w:rPr>
+              <w:t>18,7267</w:t>
+            </w:r>
+          </w:p>
+        </w:tc>
+        <w:tc>
+          <w:tcPr>
+            <w:tcW w:w="1692" w:type="pct"/>
+            <w:tcBorders>
+              <w:top w:val="single" w:sz="4" w:space="0" w:color="4DFB33"/>
+              <w:left w:val="nil"/>
+              <w:bottom w:val="single" w:sz="4" w:space="0" w:color="4DFB33"/>
+              <w:right w:val="nil"/>
+            </w:tcBorders>
+            <w:noWrap/>
+            <w:vAlign w:val="bottom"/>
+            <w:hideMark/>
+          </w:tcPr>
+          <w:p>
+            <w:pPr>
+              <w:widowControl/>
+              <w:jc w:val="right"/>
+              <w:rPr>
+                <w:rFonts w:ascii="Arial" w:eastAsia="Times New Roman" w:hAnsi="Arial" w:cs="Arial"/>
+                <w:color w:val="000000"/>
+                <w:sz w:val="20"/>
+                <w:szCs w:val="20"/>
+              </w:rPr>
+            </w:pPr>
+            <w:r>
+              <w:rPr>
+                <w:rFonts w:ascii="Arial" w:eastAsia="Times New Roman" w:hAnsi="Arial" w:cs="Arial"/>
+                <w:color w:val="000000"/>
+                <w:sz w:val="20"/>
+                <w:szCs w:val="20"/>
+              </w:rPr>
+              <w:t>18,7162</w:t>
+            </w:r>
+          </w:p>
+        </w:tc>
+      </w:tr>
+      <w:tr>
+        <w:trPr>
+          <w:trHeight w:val="255"/>
+        </w:trPr>
+        <w:tc>
+          <w:tcPr>
+            <w:tcW w:w="2006" w:type="pct"/>
+            <w:tcBorders>
+              <w:top w:val="single" w:sz="4" w:space="0" w:color="4DFB33"/>
+              <w:left w:val="single" w:sz="4" w:space="0" w:color="4DFB33"/>
+              <w:bottom w:val="single" w:sz="4" w:space="0" w:color="4DFB33"/>
+              <w:right w:val="nil"/>
+            </w:tcBorders>
+            <w:shd w:val="clear" w:color="C2FEBA" w:fill="C2FEBA"/>
+            <w:noWrap/>
+            <w:vAlign w:val="bottom"/>
+            <w:hideMark/>
+          </w:tcPr>
+          <w:p>
+            <w:pPr>
+              <w:widowControl/>
+              <w:rPr>
+                <w:rFonts w:ascii="Arial" w:eastAsia="Times New Roman" w:hAnsi="Arial" w:cs="Arial"/>
+                <w:color w:val="000000"/>
+                <w:sz w:val="20"/>
+                <w:szCs w:val="20"/>
+              </w:rPr>
+            </w:pPr>
+            <w:r>
+              <w:rPr>
+                <w:rFonts w:ascii="Arial" w:eastAsia="Times New Roman" w:hAnsi="Arial" w:cs="Arial"/>
+                <w:color w:val="000000"/>
+                <w:sz w:val="20"/>
+                <w:szCs w:val="20"/>
+              </w:rPr>
+              <w:t>033_ZW Polideportivo Torres Comfandi</w:t>
+            </w:r>
+          </w:p>
+        </w:tc>
+        <w:tc>
+          <w:tcPr>
+            <w:tcW w:w="1302" w:type="pct"/>
+            <w:tcBorders>
+              <w:top w:val="single" w:sz="4" w:space="0" w:color="4DFB33"/>
+              <w:left w:val="nil"/>
+              <w:bottom w:val="single" w:sz="4" w:space="0" w:color="4DFB33"/>
+              <w:right w:val="nil"/>
+            </w:tcBorders>
+            <w:shd w:val="clear" w:color="C2FEBA" w:fill="C2FEBA"/>
+            <w:noWrap/>
+            <w:vAlign w:val="bottom"/>
+            <w:hideMark/>
+          </w:tcPr>
+          <w:p>
+            <w:pPr>
+              <w:widowControl/>
+              <w:jc w:val="right"/>
+              <w:rPr>
+                <w:rFonts w:ascii="Arial" w:eastAsia="Times New Roman" w:hAnsi="Arial" w:cs="Arial"/>
+                <w:color w:val="000000"/>
+                <w:sz w:val="20"/>
+                <w:szCs w:val="20"/>
+              </w:rPr>
+            </w:pPr>
+            <w:r>
+              <w:rPr>
+                <w:rFonts w:ascii="Arial" w:eastAsia="Times New Roman" w:hAnsi="Arial" w:cs="Arial"/>
+                <w:color w:val="000000"/>
+                <w:sz w:val="20"/>
+                <w:szCs w:val="20"/>
+              </w:rPr>
+              <w:t>26,5913</w:t>
+            </w:r>
+          </w:p>
+        </w:tc>
+        <w:tc>
+          <w:tcPr>
+            <w:tcW w:w="1692" w:type="pct"/>
+            <w:tcBorders>
+              <w:top w:val="single" w:sz="4" w:space="0" w:color="4DFB33"/>
+              <w:left w:val="nil"/>
+              <w:bottom w:val="single" w:sz="4" w:space="0" w:color="4DFB33"/>
+              <w:right w:val="nil"/>
+            </w:tcBorders>
+            <w:shd w:val="clear" w:color="C2FEBA" w:fill="C2FEBA"/>
+            <w:noWrap/>
+            <w:vAlign w:val="bottom"/>
+            <w:hideMark/>
+          </w:tcPr>
+          <w:p>
+            <w:pPr>
+              <w:widowControl/>
+              <w:jc w:val="right"/>
+              <w:rPr>
+                <w:rFonts w:ascii="Arial" w:eastAsia="Times New Roman" w:hAnsi="Arial" w:cs="Arial"/>
+                <w:color w:val="000000"/>
+                <w:sz w:val="20"/>
+                <w:szCs w:val="20"/>
+              </w:rPr>
+            </w:pPr>
+            <w:r>
+              <w:rPr>
+                <w:rFonts w:ascii="Arial" w:eastAsia="Times New Roman" w:hAnsi="Arial" w:cs="Arial"/>
+                <w:color w:val="000000"/>
+                <w:sz w:val="20"/>
+                <w:szCs w:val="20"/>
+              </w:rPr>
+              <w:t>26,4744</w:t>
+            </w:r>
+          </w:p>
+        </w:tc>
+      </w:tr>
+      <w:tr>
+        <w:trPr>
+          <w:trHeight w:val="255"/>
+        </w:trPr>
+        <w:tc>
+          <w:tcPr>
+            <w:tcW w:w="2006" w:type="pct"/>
+            <w:tcBorders>
+              <w:top w:val="single" w:sz="4" w:space="0" w:color="4DFB33"/>
+              <w:left w:val="single" w:sz="4" w:space="0" w:color="4DFB33"/>
+              <w:bottom w:val="single" w:sz="4" w:space="0" w:color="4DFB33"/>
+              <w:right w:val="nil"/>
+            </w:tcBorders>
+            <w:noWrap/>
+            <w:vAlign w:val="bottom"/>
+            <w:hideMark/>
+          </w:tcPr>
+          <w:p>
+            <w:pPr>
+              <w:widowControl/>
+              <w:rPr>
+                <w:rFonts w:ascii="Arial" w:eastAsia="Times New Roman" w:hAnsi="Arial" w:cs="Arial"/>
+                <w:color w:val="000000"/>
+                <w:sz w:val="20"/>
+                <w:szCs w:val="20"/>
+              </w:rPr>
+            </w:pPr>
+            <w:r>
+              <w:rPr>
+                <w:rFonts w:ascii="Arial" w:eastAsia="Times New Roman" w:hAnsi="Arial" w:cs="Arial"/>
+                <w:color w:val="000000"/>
+                <w:sz w:val="20"/>
+                <w:szCs w:val="20"/>
+              </w:rPr>
+              <w:t>034_ZW Parque Junin</w:t>
+            </w:r>
+          </w:p>
+        </w:tc>
+        <w:tc>
+          <w:tcPr>
+            <w:tcW w:w="1302" w:type="pct"/>
+            <w:tcBorders>
+              <w:top w:val="single" w:sz="4" w:space="0" w:color="4DFB33"/>
+              <w:left w:val="nil"/>
+              <w:bottom w:val="single" w:sz="4" w:space="0" w:color="4DFB33"/>
+              <w:right w:val="nil"/>
+            </w:tcBorders>
+            <w:noWrap/>
+            <w:vAlign w:val="bottom"/>
+            <w:hideMark/>
+          </w:tcPr>
+          <w:p>
+            <w:pPr>
+              <w:widowControl/>
+              <w:jc w:val="right"/>
+              <w:rPr>
+                <w:rFonts w:ascii="Arial" w:eastAsia="Times New Roman" w:hAnsi="Arial" w:cs="Arial"/>
+                <w:color w:val="000000"/>
+                <w:sz w:val="20"/>
+                <w:szCs w:val="20"/>
+              </w:rPr>
+            </w:pPr>
+            <w:r>
+              <w:rPr>
+                <w:rFonts w:ascii="Arial" w:eastAsia="Times New Roman" w:hAnsi="Arial" w:cs="Arial"/>
+                <w:color w:val="000000"/>
+                <w:sz w:val="20"/>
+                <w:szCs w:val="20"/>
+              </w:rPr>
+              <w:t>11,2669</w:t>
+            </w:r>
+          </w:p>
+        </w:tc>
+        <w:tc>
+          <w:tcPr>
+            <w:tcW w:w="1692" w:type="pct"/>
+            <w:tcBorders>
+              <w:top w:val="single" w:sz="4" w:space="0" w:color="4DFB33"/>
+              <w:left w:val="nil"/>
+              <w:bottom w:val="single" w:sz="4" w:space="0" w:color="4DFB33"/>
+              <w:right w:val="nil"/>
+            </w:tcBorders>
+            <w:noWrap/>
+            <w:vAlign w:val="bottom"/>
+            <w:hideMark/>
+          </w:tcPr>
+          <w:p>
+            <w:pPr>
+              <w:widowControl/>
+              <w:jc w:val="right"/>
+              <w:rPr>
+                <w:rFonts w:ascii="Arial" w:eastAsia="Times New Roman" w:hAnsi="Arial" w:cs="Arial"/>
+                <w:color w:val="000000"/>
+                <w:sz w:val="20"/>
+                <w:szCs w:val="20"/>
+              </w:rPr>
+            </w:pPr>
+            <w:r>
+              <w:rPr>
+                <w:rFonts w:ascii="Arial" w:eastAsia="Times New Roman" w:hAnsi="Arial" w:cs="Arial"/>
+                <w:color w:val="000000"/>
+                <w:sz w:val="20"/>
+                <w:szCs w:val="20"/>
+              </w:rPr>
+              <w:t>11,1919</w:t>
+            </w:r>
+          </w:p>
+        </w:tc>
+      </w:tr>
+      <w:tr>
+        <w:trPr>
+          <w:trHeight w:val="255"/>
+        </w:trPr>
+        <w:tc>
+          <w:tcPr>
+            <w:tcW w:w="2006" w:type="pct"/>
+            <w:tcBorders>
+              <w:top w:val="single" w:sz="4" w:space="0" w:color="4DFB33"/>
+              <w:left w:val="single" w:sz="4" w:space="0" w:color="4DFB33"/>
+              <w:bottom w:val="single" w:sz="4" w:space="0" w:color="4DFB33"/>
+              <w:right w:val="nil"/>
+            </w:tcBorders>
+            <w:shd w:val="clear" w:color="C2FEBA" w:fill="C2FEBA"/>
+            <w:noWrap/>
+            <w:vAlign w:val="bottom"/>
+            <w:hideMark/>
+          </w:tcPr>
+          <w:p>
+            <w:pPr>
+              <w:widowControl/>
+              <w:rPr>
+                <w:rFonts w:ascii="Arial" w:eastAsia="Times New Roman" w:hAnsi="Arial" w:cs="Arial"/>
+                <w:color w:val="000000"/>
+                <w:sz w:val="20"/>
+                <w:szCs w:val="20"/>
+              </w:rPr>
+            </w:pPr>
+            <w:r>
+              <w:rPr>
+                <w:rFonts w:ascii="Arial" w:eastAsia="Times New Roman" w:hAnsi="Arial" w:cs="Arial"/>
+                <w:color w:val="000000"/>
+                <w:sz w:val="20"/>
+                <w:szCs w:val="20"/>
+              </w:rPr>
+              <w:t>035_ZW Parque Mariano Ramos</w:t>
+            </w:r>
+          </w:p>
+        </w:tc>
+        <w:tc>
+          <w:tcPr>
+            <w:tcW w:w="1302" w:type="pct"/>
+            <w:tcBorders>
+              <w:top w:val="single" w:sz="4" w:space="0" w:color="4DFB33"/>
+              <w:left w:val="nil"/>
+              <w:bottom w:val="single" w:sz="4" w:space="0" w:color="4DFB33"/>
+              <w:right w:val="nil"/>
+            </w:tcBorders>
+            <w:shd w:val="clear" w:color="C2FEBA" w:fill="C2FEBA"/>
+            <w:noWrap/>
+            <w:vAlign w:val="bottom"/>
+            <w:hideMark/>
+          </w:tcPr>
+          <w:p>
+            <w:pPr>
+              <w:widowControl/>
+              <w:jc w:val="right"/>
+              <w:rPr>
+                <w:rFonts w:ascii="Arial" w:eastAsia="Times New Roman" w:hAnsi="Arial" w:cs="Arial"/>
+                <w:color w:val="000000"/>
+                <w:sz w:val="20"/>
+                <w:szCs w:val="20"/>
+              </w:rPr>
+            </w:pPr>
+            <w:r>
+              <w:rPr>
+                <w:rFonts w:ascii="Arial" w:eastAsia="Times New Roman" w:hAnsi="Arial" w:cs="Arial"/>
+                <w:color w:val="000000"/>
+                <w:sz w:val="20"/>
+                <w:szCs w:val="20"/>
+              </w:rPr>
+              <w:t>22,7894</w:t>
+            </w:r>
+          </w:p>
+        </w:tc>
+        <w:tc>
+          <w:tcPr>
+            <w:tcW w:w="1692" w:type="pct"/>
+            <w:tcBorders>
+              <w:top w:val="single" w:sz="4" w:space="0" w:color="4DFB33"/>
+              <w:left w:val="nil"/>
+              <w:bottom w:val="single" w:sz="4" w:space="0" w:color="4DFB33"/>
+              <w:right w:val="nil"/>
+            </w:tcBorders>
+            <w:shd w:val="clear" w:color="C2FEBA" w:fill="C2FEBA"/>
+            <w:noWrap/>
+            <w:vAlign w:val="bottom"/>
+            <w:hideMark/>
+          </w:tcPr>
+          <w:p>
+            <w:pPr>
+              <w:widowControl/>
+              <w:jc w:val="right"/>
+              <w:rPr>
+                <w:rFonts w:ascii="Arial" w:eastAsia="Times New Roman" w:hAnsi="Arial" w:cs="Arial"/>
+                <w:color w:val="000000"/>
+                <w:sz w:val="20"/>
+                <w:szCs w:val="20"/>
+              </w:rPr>
+            </w:pPr>
+            <w:r>
+              <w:rPr>
+                <w:rFonts w:ascii="Arial" w:eastAsia="Times New Roman" w:hAnsi="Arial" w:cs="Arial"/>
+                <w:color w:val="000000"/>
+                <w:sz w:val="20"/>
+                <w:szCs w:val="20"/>
+              </w:rPr>
+              <w:t>22,7257</w:t>
+            </w:r>
+          </w:p>
+        </w:tc>
+      </w:tr>
+      <w:tr>
+        <w:trPr>
+          <w:trHeight w:val="255"/>
+        </w:trPr>
+        <w:tc>
+          <w:tcPr>
+            <w:tcW w:w="2006" w:type="pct"/>
+            <w:tcBorders>
+              <w:top w:val="single" w:sz="4" w:space="0" w:color="4DFB33"/>
+              <w:left w:val="single" w:sz="4" w:space="0" w:color="4DFB33"/>
+              <w:bottom w:val="single" w:sz="4" w:space="0" w:color="4DFB33"/>
+              <w:right w:val="nil"/>
+            </w:tcBorders>
+            <w:noWrap/>
+            <w:vAlign w:val="bottom"/>
+            <w:hideMark/>
+          </w:tcPr>
+          <w:p>
+            <w:pPr>
+              <w:widowControl/>
+              <w:rPr>
+                <w:rFonts w:ascii="Arial" w:eastAsia="Times New Roman" w:hAnsi="Arial" w:cs="Arial"/>
+                <w:color w:val="000000"/>
+                <w:sz w:val="20"/>
+                <w:szCs w:val="20"/>
+              </w:rPr>
+            </w:pPr>
+            <w:r>
+              <w:rPr>
+                <w:rFonts w:ascii="Arial" w:eastAsia="Times New Roman" w:hAnsi="Arial" w:cs="Arial"/>
+                <w:color w:val="000000"/>
+                <w:sz w:val="20"/>
+                <w:szCs w:val="20"/>
+              </w:rPr>
+              <w:t>036_ZW Polideportivo Ricardo Balcazar</w:t>
+            </w:r>
+          </w:p>
+        </w:tc>
+        <w:tc>
+          <w:tcPr>
+            <w:tcW w:w="1302" w:type="pct"/>
+            <w:tcBorders>
+              <w:top w:val="single" w:sz="4" w:space="0" w:color="4DFB33"/>
+              <w:left w:val="nil"/>
+              <w:bottom w:val="single" w:sz="4" w:space="0" w:color="4DFB33"/>
+              <w:right w:val="nil"/>
+            </w:tcBorders>
+            <w:noWrap/>
+            <w:vAlign w:val="bottom"/>
+            <w:hideMark/>
+          </w:tcPr>
+          <w:p>
+            <w:pPr>
+              <w:widowControl/>
+              <w:jc w:val="right"/>
+              <w:rPr>
+                <w:rFonts w:ascii="Arial" w:eastAsia="Times New Roman" w:hAnsi="Arial" w:cs="Arial"/>
+                <w:color w:val="000000"/>
+                <w:sz w:val="20"/>
+                <w:szCs w:val="20"/>
+              </w:rPr>
+            </w:pPr>
+            <w:r>
+              <w:rPr>
+                <w:rFonts w:ascii="Arial" w:eastAsia="Times New Roman" w:hAnsi="Arial" w:cs="Arial"/>
+                <w:color w:val="000000"/>
+                <w:sz w:val="20"/>
+                <w:szCs w:val="20"/>
+              </w:rPr>
+              <w:t>19,6558</w:t>
+            </w:r>
+          </w:p>
+        </w:tc>
+        <w:tc>
+          <w:tcPr>
+            <w:tcW w:w="1692" w:type="pct"/>
+            <w:tcBorders>
+              <w:top w:val="single" w:sz="4" w:space="0" w:color="4DFB33"/>
+              <w:left w:val="nil"/>
+              <w:bottom w:val="single" w:sz="4" w:space="0" w:color="4DFB33"/>
+              <w:right w:val="nil"/>
+            </w:tcBorders>
+            <w:noWrap/>
+            <w:vAlign w:val="bottom"/>
+            <w:hideMark/>
+          </w:tcPr>
+          <w:p>
+            <w:pPr>
+              <w:widowControl/>
+              <w:jc w:val="right"/>
+              <w:rPr>
+                <w:rFonts w:ascii="Arial" w:eastAsia="Times New Roman" w:hAnsi="Arial" w:cs="Arial"/>
+                <w:color w:val="000000"/>
+                <w:sz w:val="20"/>
+                <w:szCs w:val="20"/>
+              </w:rPr>
+            </w:pPr>
+            <w:r>
+              <w:rPr>
+                <w:rFonts w:ascii="Arial" w:eastAsia="Times New Roman" w:hAnsi="Arial" w:cs="Arial"/>
+                <w:color w:val="000000"/>
+                <w:sz w:val="20"/>
+                <w:szCs w:val="20"/>
+              </w:rPr>
+              <w:t>19,545</w:t>
+            </w:r>
+          </w:p>
+        </w:tc>
+      </w:tr>
+      <w:tr>
+        <w:trPr>
+          <w:trHeight w:val="255"/>
+        </w:trPr>
+        <w:tc>
+          <w:tcPr>
+            <w:tcW w:w="2006" w:type="pct"/>
+            <w:tcBorders>
+              <w:top w:val="single" w:sz="4" w:space="0" w:color="4DFB33"/>
+              <w:left w:val="single" w:sz="4" w:space="0" w:color="4DFB33"/>
+              <w:bottom w:val="single" w:sz="4" w:space="0" w:color="4DFB33"/>
+              <w:right w:val="nil"/>
+            </w:tcBorders>
+            <w:shd w:val="clear" w:color="C2FEBA" w:fill="C2FEBA"/>
+            <w:noWrap/>
+            <w:vAlign w:val="bottom"/>
+            <w:hideMark/>
+          </w:tcPr>
+          <w:p>
+            <w:pPr>
+              <w:widowControl/>
+              <w:rPr>
+                <w:rFonts w:ascii="Arial" w:eastAsia="Times New Roman" w:hAnsi="Arial" w:cs="Arial"/>
+                <w:color w:val="000000"/>
+                <w:sz w:val="20"/>
+                <w:szCs w:val="20"/>
+              </w:rPr>
+            </w:pPr>
+            <w:r>
+              <w:rPr>
+                <w:rFonts w:ascii="Arial" w:eastAsia="Times New Roman" w:hAnsi="Arial" w:cs="Arial"/>
+                <w:color w:val="000000"/>
+                <w:sz w:val="20"/>
+                <w:szCs w:val="20"/>
+              </w:rPr>
+              <w:t>037_ZW Polideportivo San Benito</w:t>
+            </w:r>
+          </w:p>
+        </w:tc>
+        <w:tc>
+          <w:tcPr>
+            <w:tcW w:w="1302" w:type="pct"/>
+            <w:tcBorders>
+              <w:top w:val="single" w:sz="4" w:space="0" w:color="4DFB33"/>
+              <w:left w:val="nil"/>
+              <w:bottom w:val="single" w:sz="4" w:space="0" w:color="4DFB33"/>
+              <w:right w:val="nil"/>
+            </w:tcBorders>
+            <w:shd w:val="clear" w:color="C2FEBA" w:fill="C2FEBA"/>
+            <w:noWrap/>
+            <w:vAlign w:val="bottom"/>
+            <w:hideMark/>
+          </w:tcPr>
+          <w:p>
+            <w:pPr>
+              <w:widowControl/>
+              <w:jc w:val="right"/>
+              <w:rPr>
+                <w:rFonts w:ascii="Arial" w:eastAsia="Times New Roman" w:hAnsi="Arial" w:cs="Arial"/>
+                <w:color w:val="000000"/>
+                <w:sz w:val="20"/>
+                <w:szCs w:val="20"/>
+              </w:rPr>
+            </w:pPr>
+            <w:r>
+              <w:rPr>
+                <w:rFonts w:ascii="Arial" w:eastAsia="Times New Roman" w:hAnsi="Arial" w:cs="Arial"/>
+                <w:color w:val="000000"/>
+                <w:sz w:val="20"/>
+                <w:szCs w:val="20"/>
+              </w:rPr>
+              <w:t>23,2536</w:t>
+            </w:r>
+          </w:p>
+        </w:tc>
+        <w:tc>
+          <w:tcPr>
+            <w:tcW w:w="1692" w:type="pct"/>
+            <w:tcBorders>
+              <w:top w:val="single" w:sz="4" w:space="0" w:color="4DFB33"/>
+              <w:left w:val="nil"/>
+              <w:bottom w:val="single" w:sz="4" w:space="0" w:color="4DFB33"/>
+              <w:right w:val="nil"/>
+            </w:tcBorders>
+            <w:shd w:val="clear" w:color="C2FEBA" w:fill="C2FEBA"/>
+            <w:noWrap/>
+            <w:vAlign w:val="bottom"/>
+            <w:hideMark/>
+          </w:tcPr>
+          <w:p>
+            <w:pPr>
+              <w:widowControl/>
+              <w:jc w:val="right"/>
+              <w:rPr>
+                <w:rFonts w:ascii="Arial" w:eastAsia="Times New Roman" w:hAnsi="Arial" w:cs="Arial"/>
+                <w:color w:val="000000"/>
+                <w:sz w:val="20"/>
+                <w:szCs w:val="20"/>
+              </w:rPr>
+            </w:pPr>
+            <w:r>
+              <w:rPr>
+                <w:rFonts w:ascii="Arial" w:eastAsia="Times New Roman" w:hAnsi="Arial" w:cs="Arial"/>
+                <w:color w:val="000000"/>
+                <w:sz w:val="20"/>
+                <w:szCs w:val="20"/>
+              </w:rPr>
+              <w:t>23,3729</w:t>
+            </w:r>
+          </w:p>
+        </w:tc>
+      </w:tr>
+      <w:tr>
+        <w:trPr>
+          <w:trHeight w:val="255"/>
+        </w:trPr>
+        <w:tc>
+          <w:tcPr>
+            <w:tcW w:w="2006" w:type="pct"/>
+            <w:tcBorders>
+              <w:top w:val="single" w:sz="4" w:space="0" w:color="4DFB33"/>
+              <w:left w:val="single" w:sz="4" w:space="0" w:color="4DFB33"/>
+              <w:bottom w:val="single" w:sz="4" w:space="0" w:color="4DFB33"/>
+              <w:right w:val="nil"/>
+            </w:tcBorders>
+            <w:noWrap/>
+            <w:vAlign w:val="bottom"/>
+            <w:hideMark/>
+          </w:tcPr>
+          <w:p>
+            <w:pPr>
+              <w:widowControl/>
+              <w:rPr>
+                <w:rFonts w:ascii="Arial" w:eastAsia="Times New Roman" w:hAnsi="Arial" w:cs="Arial"/>
+                <w:color w:val="000000"/>
+                <w:sz w:val="20"/>
+                <w:szCs w:val="20"/>
+              </w:rPr>
+            </w:pPr>
+            <w:r>
+              <w:rPr>
+                <w:rFonts w:ascii="Arial" w:eastAsia="Times New Roman" w:hAnsi="Arial" w:cs="Arial"/>
+                <w:color w:val="000000"/>
+                <w:sz w:val="20"/>
+                <w:szCs w:val="20"/>
+              </w:rPr>
+              <w:t>038_ZW Parque Santa Anita</w:t>
+            </w:r>
+          </w:p>
+        </w:tc>
+        <w:tc>
+          <w:tcPr>
+            <w:tcW w:w="1302" w:type="pct"/>
+            <w:tcBorders>
+              <w:top w:val="single" w:sz="4" w:space="0" w:color="4DFB33"/>
+              <w:left w:val="nil"/>
+              <w:bottom w:val="single" w:sz="4" w:space="0" w:color="4DFB33"/>
+              <w:right w:val="nil"/>
+            </w:tcBorders>
+            <w:noWrap/>
+            <w:vAlign w:val="bottom"/>
+            <w:hideMark/>
+          </w:tcPr>
+          <w:p>
+            <w:pPr>
+              <w:widowControl/>
+              <w:jc w:val="right"/>
+              <w:rPr>
+                <w:rFonts w:ascii="Arial" w:eastAsia="Times New Roman" w:hAnsi="Arial" w:cs="Arial"/>
+                <w:color w:val="000000"/>
+                <w:sz w:val="20"/>
+                <w:szCs w:val="20"/>
+              </w:rPr>
+            </w:pPr>
+            <w:r>
+              <w:rPr>
+                <w:rFonts w:ascii="Arial" w:eastAsia="Times New Roman" w:hAnsi="Arial" w:cs="Arial"/>
+                <w:color w:val="000000"/>
+                <w:sz w:val="20"/>
+                <w:szCs w:val="20"/>
+              </w:rPr>
+              <w:t>25,3671</w:t>
+            </w:r>
+          </w:p>
+        </w:tc>
+        <w:tc>
+          <w:tcPr>
+            <w:tcW w:w="1692" w:type="pct"/>
+            <w:tcBorders>
+              <w:top w:val="single" w:sz="4" w:space="0" w:color="4DFB33"/>
+              <w:left w:val="nil"/>
+              <w:bottom w:val="single" w:sz="4" w:space="0" w:color="4DFB33"/>
+              <w:right w:val="nil"/>
+            </w:tcBorders>
+            <w:noWrap/>
+            <w:vAlign w:val="bottom"/>
+            <w:hideMark/>
+          </w:tcPr>
+          <w:p>
+            <w:pPr>
+              <w:widowControl/>
+              <w:jc w:val="right"/>
+              <w:rPr>
+                <w:rFonts w:ascii="Arial" w:eastAsia="Times New Roman" w:hAnsi="Arial" w:cs="Arial"/>
+                <w:color w:val="000000"/>
+                <w:sz w:val="20"/>
+                <w:szCs w:val="20"/>
+              </w:rPr>
+            </w:pPr>
+            <w:r>
+              <w:rPr>
+                <w:rFonts w:ascii="Arial" w:eastAsia="Times New Roman" w:hAnsi="Arial" w:cs="Arial"/>
+                <w:color w:val="000000"/>
+                <w:sz w:val="20"/>
+                <w:szCs w:val="20"/>
+              </w:rPr>
+              <w:t>25,1756</w:t>
+            </w:r>
+          </w:p>
+        </w:tc>
+      </w:tr>
+    </w:tbl>
+    <w:p>
+      <w:pPr>
+        <w:jc w:val="center"/>
+        <w:rPr>
+          <w:rFonts w:ascii="Calibri" w:eastAsia="Calibri" w:hAnsi="Calibri" w:cs="Calibri"/>
+          <w:i/>
+          <w:iCs/>
+          <w:sz w:val="22"/>
+          <w:szCs w:val="22"/>
+        </w:rPr>
+      </w:pPr>
+      <w:r>
+        <w:rPr>
+          <w:rFonts w:ascii="Calibri" w:eastAsia="Calibri" w:hAnsi="Calibri" w:cs="Calibri"/>
+          <w:i/>
+          <w:iCs/>
+          <w:sz w:val="22"/>
+          <w:szCs w:val="22"/>
+        </w:rPr>
+        <w:t xml:space="preserve">Tabla </w:t>
+      </w:r>
+      <w:r>
+        <w:rPr>
+          <w:rFonts w:ascii="Calibri" w:eastAsia="Calibri" w:hAnsi="Calibri" w:cs="Calibri"/>
+          <w:i/>
+          <w:iCs/>
+          <w:sz w:val="22"/>
+          <w:szCs w:val="22"/>
+        </w:rPr>
+        <w:t>8</w:t>
+      </w:r>
+      <w:r>
+        <w:rPr>
+          <w:rFonts w:ascii="Calibri" w:eastAsia="Calibri" w:hAnsi="Calibri" w:cs="Calibri"/>
+          <w:i/>
+          <w:iCs/>
+          <w:sz w:val="22"/>
+          <w:szCs w:val="22"/>
+        </w:rPr>
+        <w:t xml:space="preserve">. </w:t>
+      </w:r>
+      <w:r>
+        <w:rPr>
+          <w:rFonts w:ascii="Calibri" w:eastAsia="Calibri" w:hAnsi="Calibri" w:cs="Calibri"/>
+          <w:i/>
+          <w:iCs/>
+          <w:sz w:val="22"/>
+          <w:szCs w:val="22"/>
+        </w:rPr>
+        <w:t>Random Forest</w:t>
+      </w:r>
+      <w:r>
+        <w:rPr>
+          <w:rFonts w:ascii="Calibri" w:eastAsia="Calibri" w:hAnsi="Calibri" w:cs="Calibri"/>
+          <w:i/>
+          <w:iCs/>
+          <w:sz w:val="22"/>
+          <w:szCs w:val="22"/>
+        </w:rPr>
+        <w:t xml:space="preserve"> base vs </w:t>
+      </w:r>
+      <w:r>
+        <w:rPr>
+          <w:rFonts w:ascii="Calibri" w:eastAsia="Calibri" w:hAnsi="Calibri" w:cs="Calibri"/>
+          <w:i/>
+          <w:iCs/>
+          <w:sz w:val="22"/>
+          <w:szCs w:val="22"/>
+        </w:rPr>
+        <w:t>Random Forest</w:t>
+      </w:r>
+      <w:r>
+        <w:rPr>
+          <w:rFonts w:ascii="Calibri" w:eastAsia="Calibri" w:hAnsi="Calibri" w:cs="Calibri"/>
+          <w:i/>
+          <w:iCs/>
+          <w:sz w:val="22"/>
+          <w:szCs w:val="22"/>
+        </w:rPr>
+        <w:t xml:space="preserve"> optimizado</w:t>
+      </w:r>
+    </w:p>
+    <w:p>
+      <w:pPr>
+        <w:jc w:val="both"/>
+        <w:rPr>
+          <w:rFonts w:ascii="Calibri" w:eastAsia="Calibri" w:hAnsi="Calibri" w:cs="Calibri"/>
+          <w:sz w:val="22"/>
+          <w:szCs w:val="22"/>
+        </w:rPr>
+      </w:pPr>
+    </w:p>
+    <w:p>
+      <w:pPr>
+        <w:jc w:val="both"/>
+        <w:rPr>
           <w:rFonts w:ascii="Calibri" w:hAnsi="Calibri" w:cs="Calibri"/>
           <w:sz w:val="22"/>
           <w:szCs w:val="22"/>
         </w:rPr>
       </w:pPr>
-      <w:r>
-        <w:rPr>
-          <w:rFonts w:ascii="Calibri" w:eastAsia="Calibri" w:hAnsi="Calibri" w:cs="Calibri"/>
-          <w:sz w:val="22"/>
-          <w:szCs w:val="22"/>
-        </w:rPr>
-        <w:t xml:space="preserve">En conclusión, el proceso de modelado permitió establecer un marco sólido para la predicción del tráfico de datos en las zonas </w:t>
+    </w:p>
+    <w:p>
+      <w:pPr>
+        <w:jc w:val="both"/>
+        <w:rPr>
+          <w:rFonts w:ascii="Calibri" w:hAnsi="Calibri" w:cs="Calibri"/>
+          <w:sz w:val="22"/>
+          <w:szCs w:val="22"/>
+        </w:rPr>
+      </w:pPr>
+      <w:r>
+        <w:rPr>
+          <w:rFonts w:ascii="Calibri" w:hAnsi="Calibri" w:cs="Calibri"/>
+          <w:sz w:val="22"/>
+          <w:szCs w:val="22"/>
+        </w:rPr>
+        <w:t xml:space="preserve">Las zonas que mas se vieron beneficiadas de la búsqueda de </w:t>
       </w:r>
       <w:proofErr w:type="spellStart"/>
       <w:r>
         <w:rPr>
-          <w:rFonts w:ascii="Calibri" w:eastAsia="Calibri" w:hAnsi="Calibri" w:cs="Calibri"/>
+          <w:rFonts w:ascii="Calibri" w:hAnsi="Calibri" w:cs="Calibri"/>
+          <w:sz w:val="22"/>
+          <w:szCs w:val="22"/>
+        </w:rPr>
+        <w:t>hiperparámetros</w:t>
+      </w:r>
+      <w:proofErr w:type="spellEnd"/>
+      <w:r>
+        <w:rPr>
+          <w:rFonts w:ascii="Calibri" w:hAnsi="Calibri" w:cs="Calibri"/>
+          <w:sz w:val="22"/>
+          <w:szCs w:val="22"/>
+        </w:rPr>
+        <w:t xml:space="preserve"> de sus modelos fueron aquellas con predicciones con SVR y Perceptrón.</w:t>
+      </w:r>
+    </w:p>
+    <w:p>
+      <w:pPr>
+        <w:jc w:val="both"/>
+        <w:rPr>
+          <w:rFonts w:ascii="Calibri" w:hAnsi="Calibri" w:cs="Calibri"/>
+          <w:sz w:val="22"/>
+          <w:szCs w:val="22"/>
+        </w:rPr>
+      </w:pPr>
+    </w:p>
+    <w:p>
+      <w:pPr>
+        <w:jc w:val="both"/>
+        <w:rPr>
+          <w:rFonts w:ascii="Calibri" w:hAnsi="Calibri" w:cs="Calibri"/>
+          <w:sz w:val="22"/>
+          <w:szCs w:val="22"/>
+        </w:rPr>
+      </w:pPr>
+      <w:r>
+        <w:rPr>
+          <w:rFonts w:ascii="Calibri" w:hAnsi="Calibri" w:cs="Calibri"/>
+          <w:sz w:val="22"/>
+          <w:szCs w:val="22"/>
+        </w:rPr>
+        <w:t xml:space="preserve">Para los </w:t>
+      </w:r>
+      <w:proofErr w:type="spellStart"/>
+      <w:r>
+        <w:rPr>
+          <w:rFonts w:ascii="Calibri" w:hAnsi="Calibri" w:cs="Calibri"/>
+          <w:sz w:val="22"/>
+          <w:szCs w:val="22"/>
+        </w:rPr>
+        <w:t>dataset</w:t>
+      </w:r>
+      <w:proofErr w:type="spellEnd"/>
+      <w:r>
+        <w:rPr>
+          <w:rFonts w:ascii="Calibri" w:hAnsi="Calibri" w:cs="Calibri"/>
+          <w:sz w:val="22"/>
+          <w:szCs w:val="22"/>
+        </w:rPr>
+        <w:t xml:space="preserve"> </w:t>
+      </w:r>
+      <w:r>
+        <w:rPr>
+          <w:rFonts w:ascii="Calibri" w:hAnsi="Calibri" w:cs="Calibri"/>
+          <w:sz w:val="22"/>
+          <w:szCs w:val="22"/>
+        </w:rPr>
+        <w:t>con</w:t>
+      </w:r>
+      <w:r>
+        <w:rPr>
+          <w:rFonts w:ascii="Calibri" w:hAnsi="Calibri" w:cs="Calibri"/>
+          <w:sz w:val="22"/>
+          <w:szCs w:val="22"/>
+        </w:rPr>
+        <w:t xml:space="preserve"> Random Forest el desempeño es prácticamente igual</w:t>
+      </w:r>
+      <w:r>
+        <w:rPr>
+          <w:rFonts w:ascii="Calibri" w:hAnsi="Calibri" w:cs="Calibri"/>
+          <w:sz w:val="22"/>
+          <w:szCs w:val="22"/>
+        </w:rPr>
+        <w:t xml:space="preserve">, debido al comportamiento de las series temporales en el tráfico </w:t>
+      </w:r>
+      <w:proofErr w:type="spellStart"/>
+      <w:r>
+        <w:rPr>
+          <w:rFonts w:ascii="Calibri" w:hAnsi="Calibri" w:cs="Calibri"/>
           <w:sz w:val="22"/>
           <w:szCs w:val="22"/>
         </w:rPr>
@@ -29866,12 +35152,30 @@
       <w:proofErr w:type="spellEnd"/>
       <w:r>
         <w:rPr>
-          <w:rFonts w:ascii="Calibri" w:eastAsia="Calibri" w:hAnsi="Calibri" w:cs="Calibri"/>
-          <w:sz w:val="22"/>
-          <w:szCs w:val="22"/>
-        </w:rPr>
-        <w:t xml:space="preserve"> públicas, partiendo de modelos base y avanzando hacia configuraciones optimizadas que maximizan el desempeño predictivo. En el siguiente capítulo se presenta un análisis detallado de los resultados obtenidos, comparando el comportamiento de los modelos entre distintas zonas y técnicas, así como su impacto desde una perspectiva de negocio.</w:t>
-      </w:r>
+          <w:rFonts w:ascii="Calibri" w:hAnsi="Calibri" w:cs="Calibri"/>
+          <w:sz w:val="22"/>
+          <w:szCs w:val="22"/>
+        </w:rPr>
+        <w:t xml:space="preserve"> de estas.</w:t>
+      </w:r>
+      <w:r>
+        <w:rPr>
+          <w:rFonts w:ascii="Calibri" w:hAnsi="Calibri" w:cs="Calibri"/>
+          <w:sz w:val="22"/>
+          <w:szCs w:val="22"/>
+        </w:rPr>
+        <w:t xml:space="preserve"> </w:t>
+      </w:r>
+    </w:p>
+    <w:p>
+      <w:pPr>
+        <w:jc w:val="both"/>
+        <w:rPr>
+          <w:rFonts w:ascii="Calibri" w:hAnsi="Calibri" w:cs="Calibri"/>
+          <w:sz w:val="22"/>
+          <w:szCs w:val="22"/>
+        </w:rPr>
+      </w:pPr>
     </w:p>
     <w:p>
       <w:pPr>
@@ -29903,6 +35207,7 @@
           <w:sz w:val="22"/>
           <w:szCs w:val="22"/>
         </w:rPr>
+        <w:lastRenderedPageBreak/>
         <w:t>ANÁLISIS DE LOS RESULTADOS</w:t>
       </w:r>
       <w:bookmarkEnd w:id="42"/>
@@ -30076,16 +35381,7 @@
           <w:sz w:val="22"/>
           <w:szCs w:val="22"/>
         </w:rPr>
-        <w:t xml:space="preserve">Estas diferencias ponen de manifiesto la influencia de factores externos, como la ubicación de la zona, la afluencia de usuarios y la naturaleza de las actividades que se desarrollan en cada sector. En zonas con mayor previsibilidad del consumo, los modelos lograron capturar de manera efectiva las tendencias y estacionalidades presentes en la serie temporal, obteniendo valores más bajos de error absoluto medio y </w:t>
-      </w:r>
-      <w:r>
-        <w:rPr>
-          <w:rFonts w:ascii="Calibri" w:eastAsia="Calibri" w:hAnsi="Calibri" w:cs="Calibri"/>
-          <w:sz w:val="22"/>
-          <w:szCs w:val="22"/>
-        </w:rPr>
-        <w:lastRenderedPageBreak/>
-        <w:t>raíz del error cuadrático medio.</w:t>
+        <w:t>Estas diferencias ponen de manifiesto la influencia de factores externos, como la ubicación de la zona, la afluencia de usuarios y la naturaleza de las actividades que se desarrollan en cada sector. En zonas con mayor previsibilidad del consumo, los modelos lograron capturar de manera efectiva las tendencias y estacionalidades presentes en la serie temporal, obteniendo valores más bajos de error absoluto medio y raíz del error cuadrático medio.</w:t>
       </w:r>
     </w:p>
     <w:p>
@@ -30779,7 +36075,16 @@
           <w:sz w:val="22"/>
           <w:szCs w:val="22"/>
         </w:rPr>
-        <w:t xml:space="preserve"> el MAE, el RMSE y el R² aportan información relevante sobre distintos aspectos del ajuste de los modelos, el MAPE fue la métrica principal utilizada para evaluar y comparar el desempeño predictivo, debido a su mayor pertinencia en un contexto donde la variable objetivo presenta valores elevados en gigabytes.</w:t>
+        <w:t xml:space="preserve"> el MAE, el RMSE y el R² aportan información relevante sobre distintos aspectos del ajuste de los modelos, el MAPE fue la métrica principal utilizada para evaluar y comparar el desempeño predictivo, </w:t>
+      </w:r>
+      <w:r>
+        <w:rPr>
+          <w:rFonts w:ascii="Calibri" w:eastAsia="Calibri" w:hAnsi="Calibri" w:cs="Calibri"/>
+          <w:sz w:val="22"/>
+          <w:szCs w:val="22"/>
+        </w:rPr>
+        <w:lastRenderedPageBreak/>
+        <w:t>debido a su mayor pertinencia en un contexto donde la variable objetivo presenta valores elevados en gigabytes.</w:t>
       </w:r>
     </w:p>
     <w:p>
@@ -30855,7 +36160,6 @@
         <w:rPr>
           <w:noProof/>
         </w:rPr>
-        <w:lastRenderedPageBreak/>
         <mc:AlternateContent>
           <mc:Choice Requires="wpg">
             <w:drawing>
@@ -31284,7 +36588,16 @@
           <w:sz w:val="22"/>
           <w:szCs w:val="22"/>
         </w:rPr>
-        <w:t xml:space="preserve"> públicas de la ciudad de Cali.</w:t>
+        <w:t xml:space="preserve"> públicas de la ciudad de </w:t>
+      </w:r>
+      <w:r>
+        <w:rPr>
+          <w:rFonts w:ascii="Calibri" w:eastAsia="Calibri" w:hAnsi="Calibri" w:cs="Calibri"/>
+          <w:sz w:val="22"/>
+          <w:szCs w:val="22"/>
+        </w:rPr>
+        <w:lastRenderedPageBreak/>
+        <w:t>Cali.</w:t>
       </w:r>
     </w:p>
     <w:p>
@@ -31416,7 +36729,6 @@
           <w:sz w:val="22"/>
           <w:szCs w:val="22"/>
         </w:rPr>
-        <w:lastRenderedPageBreak/>
         <w:t>WiFi</w:t>
       </w:r>
       <w:proofErr w:type="spellEnd"/>
@@ -32416,6 +37728,7 @@
           <w:sz w:val="22"/>
           <w:szCs w:val="22"/>
         </w:rPr>
+        <w:lastRenderedPageBreak/>
         <w:t xml:space="preserve">Estructura funcional del </w:t>
       </w:r>
       <w:proofErr w:type="spellStart"/>
@@ -32526,7 +37839,6 @@
           <w:sz w:val="22"/>
           <w:szCs w:val="22"/>
         </w:rPr>
-        <w:lastRenderedPageBreak/>
         <w:t>Predicción interactiva</w:t>
       </w:r>
       <w:bookmarkEnd w:id="52"/>
@@ -53018,28 +58330,28 @@
 </file>
 
 <file path=customXml/item1.xml><?xml version="1.0" encoding="utf-8"?>
-<b:Sources xmlns:b="http://schemas.openxmlformats.org/officeDocument/2006/bibliography" xmlns="http://schemas.openxmlformats.org/officeDocument/2006/bibliography" SelectedStyle="\APASixthEditionOfficeOnline.xsl" StyleName="APA" Version="6"/>
-</file>
-
-<file path=customXml/item2.xml><?xml version="1.0" encoding="utf-8"?>
 <go:gDocsCustomXmlDataStorage xmlns:go="http://customooxmlschemas.google.com/" xmlns:r="http://schemas.openxmlformats.org/officeDocument/2006/relationships">
   <go:docsCustomData xmlns:go="http://customooxmlschemas.google.com/" roundtripDataSignature="AMtx7mgsUzkiSmtwDNtWpH0zC5RDs8Xs6Q==">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</go:docsCustomData>
 </go:gDocsCustomXmlDataStorage>
 </file>
 
-<file path=customXml/itemProps1.xml><?xml version="1.0" encoding="utf-8"?>
-<ds:datastoreItem xmlns:ds="http://schemas.openxmlformats.org/officeDocument/2006/customXml" ds:itemID="{13FE3122-7F22-4835-BB1D-A67622394732}">
-  <ds:schemaRefs>
-    <ds:schemaRef ds:uri="http://schemas.openxmlformats.org/officeDocument/2006/bibliography"/>
-  </ds:schemaRefs>
-</ds:datastoreItem>
+<file path=customXml/item2.xml><?xml version="1.0" encoding="utf-8"?>
+<b:Sources xmlns:b="http://schemas.openxmlformats.org/officeDocument/2006/bibliography" xmlns="http://schemas.openxmlformats.org/officeDocument/2006/bibliography" SelectedStyle="\APASixthEditionOfficeOnline.xsl" StyleName="APA" Version="6"/>
 </file>
 
-<file path=customXml/itemProps2.xml><?xml version="1.0" encoding="utf-8"?>
+<file path=customXml/itemProps1.xml><?xml version="1.0" encoding="utf-8"?>
 <ds:datastoreItem xmlns:ds="http://schemas.openxmlformats.org/officeDocument/2006/customXml" ds:itemID="{11111111-1234-1234-1234-123412341234}">
   <ds:schemaRefs>
     <ds:schemaRef ds:uri="http://customooxmlschemas.google.com/"/>
     <ds:schemaRef ds:uri="http://schemas.openxmlformats.org/officeDocument/2006/relationships"/>
   </ds:schemaRefs>
 </ds:datastoreItem>
+</file>
+
+<file path=customXml/itemProps2.xml><?xml version="1.0" encoding="utf-8"?>
+<ds:datastoreItem xmlns:ds="http://schemas.openxmlformats.org/officeDocument/2006/customXml" ds:itemID="{13FE3122-7F22-4835-BB1D-A67622394732}">
+  <ds:schemaRefs>
+    <ds:schemaRef ds:uri="http://schemas.openxmlformats.org/officeDocument/2006/bibliography"/>
+  </ds:schemaRefs>
+</ds:datastoreItem>
 </file>